--- a/documents/Documentation_MaxxedOut-EN.docx
+++ b/documents/Documentation_MaxxedOut-EN.docx
@@ -203,12 +203,21 @@
           <w:szCs w:val="24"/>
         </w:rPr>
       </w:pPr>
-      <w:r xmlns:w="http://schemas.openxmlformats.org/wordprocessingml/2006/main">
-        <w:rPr>
-          <w:rFonts w:eastAsia="Times New Roman" w:cs="Times New Roman"/>
-          <w:szCs w:val="24"/>
-        </w:rPr>
-        <w:t xml:space="preserve">Tekeres Dénes </w:t>
+      <w:proofErr xmlns:w="http://schemas.openxmlformats.org/wordprocessingml/2006/main" w:type="spellStart"/>
+      <w:r xmlns:w="http://schemas.openxmlformats.org/wordprocessingml/2006/main">
+        <w:rPr>
+          <w:rFonts w:eastAsia="Times New Roman" w:cs="Times New Roman"/>
+          <w:szCs w:val="24"/>
+        </w:rPr>
+        <w:t xml:space="preserve">Tekeres </w:t>
+      </w:r>
+      <w:proofErr xmlns:w="http://schemas.openxmlformats.org/wordprocessingml/2006/main" w:type="spellEnd"/>
+      <w:r xmlns:w="http://schemas.openxmlformats.org/wordprocessingml/2006/main">
+        <w:rPr>
+          <w:rFonts w:eastAsia="Times New Roman" w:cs="Times New Roman"/>
+          <w:szCs w:val="24"/>
+        </w:rPr>
+        <w:t xml:space="preserve">Dénes </w:t>
       </w:r>
       <w:r xmlns:w="http://schemas.openxmlformats.org/wordprocessingml/2006/main">
         <w:rPr>
@@ -263,12 +272,13 @@
           <w:szCs w:val="24"/>
         </w:rPr>
       </w:pPr>
-      <w:r xmlns:w="http://schemas.openxmlformats.org/wordprocessingml/2006/main">
-        <w:rPr>
-          <w:rFonts w:eastAsia="Times New Roman" w:cs="Times New Roman"/>
-          <w:szCs w:val="24"/>
-        </w:rPr>
-        <w:t xml:space="preserve">András Teveli </w:t>
+      <w:proofErr xmlns:w="http://schemas.openxmlformats.org/wordprocessingml/2006/main" w:type="spellStart"/>
+      <w:r xmlns:w="http://schemas.openxmlformats.org/wordprocessingml/2006/main">
+        <w:rPr>
+          <w:rFonts w:eastAsia="Times New Roman" w:cs="Times New Roman"/>
+          <w:szCs w:val="24"/>
+        </w:rPr>
+        <w:t xml:space="preserve">András </w:t>
       </w:r>
       <w:r xmlns:w="http://schemas.openxmlformats.org/wordprocessingml/2006/main">
         <w:rPr>
@@ -284,6 +294,14 @@
         </w:rPr>
         <w:tab xmlns:w="http://schemas.openxmlformats.org/wordprocessingml/2006/main"/>
       </w:r>
+      <w:r xmlns:w="http://schemas.openxmlformats.org/wordprocessingml/2006/main">
+        <w:rPr>
+          <w:rFonts w:eastAsia="Times New Roman" w:cs="Times New Roman"/>
+          <w:szCs w:val="24"/>
+        </w:rPr>
+        <w:t xml:space="preserve">Teveli </w:t>
+      </w:r>
+      <w:proofErr xmlns:w="http://schemas.openxmlformats.org/wordprocessingml/2006/main" w:type="spellEnd"/>
       <w:r xmlns:w="http://schemas.openxmlformats.org/wordprocessingml/2006/main">
         <w:rPr>
           <w:rFonts w:eastAsia="Times New Roman" w:cs="Times New Roman"/>
@@ -317,7 +335,7 @@
       <w:bookmarkEnd xmlns:w="http://schemas.openxmlformats.org/wordprocessingml/2006/main" w:id="0"/>
       <w:bookmarkEnd xmlns:w="http://schemas.openxmlformats.org/wordprocessingml/2006/main" w:id="1"/>
     </w:p>
-    <w:bookmarkStart w:id="2" w:name="_Toc228972045" w:displacedByCustomXml="next"/>
+    <w:bookmarkStart w:id="2" w:name="_Toc229058135" w:displacedByCustomXml="next"/>
     <w:sdt>
       <w:sdtPr>
         <w:rPr>
@@ -335,7 +353,6 @@
       <w:sdtEndPr>
         <w:rPr>
           <w:rFonts w:ascii="Times New Roman" w:hAnsi="Times New Roman"/>
-          <w:bCs/>
           <w:sz w:val="24"/>
         </w:rPr>
       </w:sdtEndPr>
@@ -353,10 +370,6 @@
         <w:p>
           <w:pPr xmlns:w="http://schemas.openxmlformats.org/wordprocessingml/2006/main" xmlns:w14="http://schemas.microsoft.com/office/word/2010/wordml">
             <w:pStyle w:val="TJ1"/>
-            <w:tabs>
-              <w:tab w:val="right" w:leader="dot" w:pos="9019"/>
-            </w:tabs>
-            <w:spacing w:line="240" w:lineRule="auto"/>
             <w:rPr>
               <w:rFonts w:asciiTheme="minorHAnsi" w:eastAsiaTheme="minorEastAsia" w:hAnsiTheme="minorHAnsi" w:cstheme="minorBidi"/>
               <w:noProof/>
@@ -375,7 +388,7 @@
           <w:r xmlns:w="http://schemas.openxmlformats.org/wordprocessingml/2006/main">
             <w:fldChar xmlns:w="http://schemas.openxmlformats.org/wordprocessingml/2006/main" w:fldCharType="separate"/>
           </w:r>
-          <w:hyperlink xmlns:w="http://schemas.openxmlformats.org/wordprocessingml/2006/main" w:anchor="_Toc228972045" w:history="1">
+          <w:hyperlink xmlns:w="http://schemas.openxmlformats.org/wordprocessingml/2006/main" w:anchor="_Toc229058135" w:history="1">
             <w:r xmlns:w="http://schemas.openxmlformats.org/wordprocessingml/2006/main">
               <w:rPr>
                 <w:rStyle w:val="Hiperhivatkozs"/>
@@ -403,7 +416,7 @@
               <w:noProof/>
               <w:webHidden/>
             </w:rPr>
-            <w:instrText xmlns:w="http://schemas.openxmlformats.org/wordprocessingml/2006/main" xml:space="preserve"> PAGEREF _Toc228972045 \h </w:instrText>
+            <w:instrText xmlns:w="http://schemas.openxmlformats.org/wordprocessingml/2006/main" xml:space="preserve"> PAGEREF _Toc229058135 \h </w:instrText>
           </w:r>
           <w:r xmlns:w="http://schemas.openxmlformats.org/wordprocessingml/2006/main">
             <w:rPr>
@@ -412,7 +425,7 @@
             </w:rPr>
             <w:fldChar xmlns:w="http://schemas.openxmlformats.org/wordprocessingml/2006/main" w:fldCharType="separate"/>
           </w:r>
-          <w:hyperlink xmlns:w="http://schemas.openxmlformats.org/wordprocessingml/2006/main" w:anchor="_Toc228972045" w:history="1">
+          <w:hyperlink xmlns:w="http://schemas.openxmlformats.org/wordprocessingml/2006/main" w:anchor="_Toc229058135" w:history="1">
             <w:r xmlns:w="http://schemas.openxmlformats.org/wordprocessingml/2006/main">
               <w:rPr>
                 <w:noProof/>
@@ -432,10 +445,6 @@
         <w:p>
           <w:pPr xmlns:w="http://schemas.openxmlformats.org/wordprocessingml/2006/main" xmlns:w14="http://schemas.microsoft.com/office/word/2010/wordml">
             <w:pStyle w:val="TJ1"/>
-            <w:tabs>
-              <w:tab w:val="right" w:leader="dot" w:pos="9019"/>
-            </w:tabs>
-            <w:spacing w:line="240" w:lineRule="auto"/>
             <w:rPr>
               <w:rFonts w:asciiTheme="minorHAnsi" w:eastAsiaTheme="minorEastAsia" w:hAnsiTheme="minorHAnsi" w:cstheme="minorBidi"/>
               <w:noProof/>
@@ -445,7 +454,7 @@
               <w14:ligatures w14:val="standardContextual"/>
             </w:rPr>
           </w:pPr>
-          <w:hyperlink xmlns:w="http://schemas.openxmlformats.org/wordprocessingml/2006/main" w:anchor="_Toc228972046" w:history="1">
+          <w:hyperlink xmlns:w="http://schemas.openxmlformats.org/wordprocessingml/2006/main" w:anchor="_Toc229058136" w:history="1">
             <w:r xmlns:w="http://schemas.openxmlformats.org/wordprocessingml/2006/main">
               <w:rPr>
                 <w:rStyle w:val="Hiperhivatkozs"/>
@@ -473,7 +482,7 @@
               <w:noProof/>
               <w:webHidden/>
             </w:rPr>
-            <w:instrText xmlns:w="http://schemas.openxmlformats.org/wordprocessingml/2006/main" xml:space="preserve"> PAGEREF _Toc228972046 \h </w:instrText>
+            <w:instrText xmlns:w="http://schemas.openxmlformats.org/wordprocessingml/2006/main" xml:space="preserve"> PAGEREF _Toc229058136 \h </w:instrText>
           </w:r>
           <w:r xmlns:w="http://schemas.openxmlformats.org/wordprocessingml/2006/main">
             <w:rPr>
@@ -482,7 +491,7 @@
             </w:rPr>
             <w:fldChar xmlns:w="http://schemas.openxmlformats.org/wordprocessingml/2006/main" w:fldCharType="separate"/>
           </w:r>
-          <w:hyperlink xmlns:w="http://schemas.openxmlformats.org/wordprocessingml/2006/main" w:anchor="_Toc228972046" w:history="1">
+          <w:hyperlink xmlns:w="http://schemas.openxmlformats.org/wordprocessingml/2006/main" w:anchor="_Toc229058136" w:history="1">
             <w:r xmlns:w="http://schemas.openxmlformats.org/wordprocessingml/2006/main">
               <w:rPr>
                 <w:noProof/>
@@ -502,10 +511,6 @@
         <w:p>
           <w:pPr xmlns:w="http://schemas.openxmlformats.org/wordprocessingml/2006/main" xmlns:w14="http://schemas.microsoft.com/office/word/2010/wordml">
             <w:pStyle w:val="TJ1"/>
-            <w:tabs>
-              <w:tab w:val="right" w:leader="dot" w:pos="9019"/>
-            </w:tabs>
-            <w:spacing w:line="240" w:lineRule="auto"/>
             <w:rPr>
               <w:rFonts w:asciiTheme="minorHAnsi" w:eastAsiaTheme="minorEastAsia" w:hAnsiTheme="minorHAnsi" w:cstheme="minorBidi"/>
               <w:noProof/>
@@ -515,7 +520,7 @@
               <w14:ligatures w14:val="standardContextual"/>
             </w:rPr>
           </w:pPr>
-          <w:hyperlink xmlns:w="http://schemas.openxmlformats.org/wordprocessingml/2006/main" w:anchor="_Toc228972047" w:history="1">
+          <w:hyperlink xmlns:w="http://schemas.openxmlformats.org/wordprocessingml/2006/main" w:anchor="_Toc229058137" w:history="1">
             <w:r xmlns:w="http://schemas.openxmlformats.org/wordprocessingml/2006/main">
               <w:rPr>
                 <w:rStyle w:val="Hiperhivatkozs"/>
@@ -543,7 +548,7 @@
               <w:noProof/>
               <w:webHidden/>
             </w:rPr>
-            <w:instrText xmlns:w="http://schemas.openxmlformats.org/wordprocessingml/2006/main" xml:space="preserve"> PAGEREF _Toc228972047 \h </w:instrText>
+            <w:instrText xmlns:w="http://schemas.openxmlformats.org/wordprocessingml/2006/main" xml:space="preserve"> PAGEREF _Toc229058137 \h </w:instrText>
           </w:r>
           <w:r xmlns:w="http://schemas.openxmlformats.org/wordprocessingml/2006/main">
             <w:rPr>
@@ -552,7 +557,7 @@
             </w:rPr>
             <w:fldChar xmlns:w="http://schemas.openxmlformats.org/wordprocessingml/2006/main" w:fldCharType="separate"/>
           </w:r>
-          <w:hyperlink xmlns:w="http://schemas.openxmlformats.org/wordprocessingml/2006/main" w:anchor="_Toc228972047" w:history="1">
+          <w:hyperlink xmlns:w="http://schemas.openxmlformats.org/wordprocessingml/2006/main" w:anchor="_Toc229058137" w:history="1">
             <w:r xmlns:w="http://schemas.openxmlformats.org/wordprocessingml/2006/main">
               <w:rPr>
                 <w:noProof/>
@@ -585,7 +590,7 @@
               <w14:ligatures w14:val="standardContextual"/>
             </w:rPr>
           </w:pPr>
-          <w:hyperlink xmlns:w="http://schemas.openxmlformats.org/wordprocessingml/2006/main" w:anchor="_Toc228972048" w:history="1">
+          <w:hyperlink xmlns:w="http://schemas.openxmlformats.org/wordprocessingml/2006/main" w:anchor="_Toc229058138" w:history="1">
             <w:r xmlns:w="http://schemas.openxmlformats.org/wordprocessingml/2006/main">
               <w:rPr>
                 <w:rStyle w:val="Hiperhivatkozs"/>
@@ -613,7 +618,7 @@
               <w:noProof/>
               <w:webHidden/>
             </w:rPr>
-            <w:instrText xmlns:w="http://schemas.openxmlformats.org/wordprocessingml/2006/main" xml:space="preserve"> PAGEREF _Toc228972048 \h </w:instrText>
+            <w:instrText xmlns:w="http://schemas.openxmlformats.org/wordprocessingml/2006/main" xml:space="preserve"> PAGEREF _Toc229058138 \h </w:instrText>
           </w:r>
           <w:r xmlns:w="http://schemas.openxmlformats.org/wordprocessingml/2006/main">
             <w:rPr>
@@ -622,7 +627,7 @@
             </w:rPr>
             <w:fldChar xmlns:w="http://schemas.openxmlformats.org/wordprocessingml/2006/main" w:fldCharType="separate"/>
           </w:r>
-          <w:hyperlink xmlns:w="http://schemas.openxmlformats.org/wordprocessingml/2006/main" w:anchor="_Toc228972048" w:history="1">
+          <w:hyperlink xmlns:w="http://schemas.openxmlformats.org/wordprocessingml/2006/main" w:anchor="_Toc229058138" w:history="1">
             <w:r xmlns:w="http://schemas.openxmlformats.org/wordprocessingml/2006/main">
               <w:rPr>
                 <w:noProof/>
@@ -655,7 +660,7 @@
               <w14:ligatures w14:val="standardContextual"/>
             </w:rPr>
           </w:pPr>
-          <w:hyperlink xmlns:w="http://schemas.openxmlformats.org/wordprocessingml/2006/main" w:anchor="_Toc228972049" w:history="1">
+          <w:hyperlink xmlns:w="http://schemas.openxmlformats.org/wordprocessingml/2006/main" w:anchor="_Toc229058139" w:history="1">
             <w:r xmlns:w="http://schemas.openxmlformats.org/wordprocessingml/2006/main">
               <w:rPr>
                 <w:rStyle w:val="Hiperhivatkozs"/>
@@ -683,7 +688,7 @@
               <w:noProof/>
               <w:webHidden/>
             </w:rPr>
-            <w:instrText xmlns:w="http://schemas.openxmlformats.org/wordprocessingml/2006/main" xml:space="preserve"> PAGEREF _Toc228972049 \h </w:instrText>
+            <w:instrText xmlns:w="http://schemas.openxmlformats.org/wordprocessingml/2006/main" xml:space="preserve"> PAGEREF _Toc229058139 \h </w:instrText>
           </w:r>
           <w:r xmlns:w="http://schemas.openxmlformats.org/wordprocessingml/2006/main">
             <w:rPr>
@@ -692,7 +697,7 @@
             </w:rPr>
             <w:fldChar xmlns:w="http://schemas.openxmlformats.org/wordprocessingml/2006/main" w:fldCharType="separate"/>
           </w:r>
-          <w:hyperlink xmlns:w="http://schemas.openxmlformats.org/wordprocessingml/2006/main" w:anchor="_Toc228972049" w:history="1">
+          <w:hyperlink xmlns:w="http://schemas.openxmlformats.org/wordprocessingml/2006/main" w:anchor="_Toc229058139" w:history="1">
             <w:r xmlns:w="http://schemas.openxmlformats.org/wordprocessingml/2006/main">
               <w:rPr>
                 <w:noProof/>
@@ -725,7 +730,7 @@
               <w14:ligatures w14:val="standardContextual"/>
             </w:rPr>
           </w:pPr>
-          <w:hyperlink xmlns:w="http://schemas.openxmlformats.org/wordprocessingml/2006/main" w:anchor="_Toc228972050" w:history="1">
+          <w:hyperlink xmlns:w="http://schemas.openxmlformats.org/wordprocessingml/2006/main" w:anchor="_Toc229058140" w:history="1">
             <w:r xmlns:w="http://schemas.openxmlformats.org/wordprocessingml/2006/main">
               <w:rPr>
                 <w:rStyle w:val="Hiperhivatkozs"/>
@@ -755,7 +760,7 @@
               <w:noProof/>
               <w:webHidden/>
             </w:rPr>
-            <w:instrText xmlns:w="http://schemas.openxmlformats.org/wordprocessingml/2006/main" xml:space="preserve"> PAGEREF _Toc228972050 \h </w:instrText>
+            <w:instrText xmlns:w="http://schemas.openxmlformats.org/wordprocessingml/2006/main" xml:space="preserve"> PAGEREF _Toc229058140 \h </w:instrText>
           </w:r>
           <w:r xmlns:w="http://schemas.openxmlformats.org/wordprocessingml/2006/main">
             <w:rPr>
@@ -764,7 +769,7 @@
             </w:rPr>
             <w:fldChar xmlns:w="http://schemas.openxmlformats.org/wordprocessingml/2006/main" w:fldCharType="separate"/>
           </w:r>
-          <w:hyperlink xmlns:w="http://schemas.openxmlformats.org/wordprocessingml/2006/main" w:anchor="_Toc228972050" w:history="1">
+          <w:hyperlink xmlns:w="http://schemas.openxmlformats.org/wordprocessingml/2006/main" w:anchor="_Toc229058140" w:history="1">
             <w:r xmlns:w="http://schemas.openxmlformats.org/wordprocessingml/2006/main">
               <w:rPr>
                 <w:noProof/>
@@ -797,13 +802,47 @@
               <w14:ligatures w14:val="standardContextual"/>
             </w:rPr>
           </w:pPr>
-          <w:hyperlink xmlns:w="http://schemas.openxmlformats.org/wordprocessingml/2006/main" w:anchor="_Toc228972051" w:history="1">
+          <w:hyperlink xmlns:w="http://schemas.openxmlformats.org/wordprocessingml/2006/main" w:anchor="_Toc229058141" w:history="1">
             <w:r xmlns:w="http://schemas.openxmlformats.org/wordprocessingml/2006/main">
               <w:rPr>
                 <w:rStyle w:val="Hiperhivatkozs"/>
                 <w:noProof/>
               </w:rPr>
               <w:t xml:space="preserve">Configuration </w:t>
+            </w:r>
+          </w:hyperlink>
+          <w:hyperlink xmlns:w="http://schemas.openxmlformats.org/wordprocessingml/2006/main" w:anchor="_Toc229058141" w:history="1">
+            <w:r xmlns:w="http://schemas.openxmlformats.org/wordprocessingml/2006/main">
+              <w:rPr>
+                <w:noProof/>
+                <w:webHidden/>
+              </w:rPr>
+              <w:t xml:space="preserve">7</w:t>
+            </w:r>
+          </w:hyperlink>
+          <w:r xmlns:w="http://schemas.openxmlformats.org/wordprocessingml/2006/main">
+            <w:rPr>
+              <w:noProof/>
+              <w:webHidden/>
+            </w:rPr>
+            <w:fldChar xmlns:w="http://schemas.openxmlformats.org/wordprocessingml/2006/main" w:fldCharType="end"/>
+          </w:r>
+          <w:hyperlink xmlns:w="http://schemas.openxmlformats.org/wordprocessingml/2006/main" w:anchor="_Toc229058141" w:history="1">
+            <w:r xmlns:w="http://schemas.openxmlformats.org/wordprocessingml/2006/main">
+              <w:rPr>
+                <w:rStyle w:val="Hiperhivatkozs"/>
+                <w:noProof/>
+              </w:rPr>
+              <w:t xml:space="preserve">​</w:t>
+            </w:r>
+          </w:hyperlink>
+          <w:hyperlink xmlns:w="http://schemas.openxmlformats.org/wordprocessingml/2006/main" w:anchor="_Toc229058141" w:history="1">
+            <w:r xmlns:w="http://schemas.openxmlformats.org/wordprocessingml/2006/main">
+              <w:rPr>
+                <w:rStyle w:val="Hiperhivatkozs"/>
+                <w:noProof/>
+              </w:rPr>
+              <w:t xml:space="preserve">​</w:t>
             </w:r>
           </w:hyperlink>
           <w:r xmlns:w="http://schemas.openxmlformats.org/wordprocessingml/2006/main">
@@ -825,7 +864,7 @@
               <w:noProof/>
               <w:webHidden/>
             </w:rPr>
-            <w:instrText xmlns:w="http://schemas.openxmlformats.org/wordprocessingml/2006/main" xml:space="preserve"> PAGEREF _Toc228972051 \h </w:instrText>
+            <w:instrText xmlns:w="http://schemas.openxmlformats.org/wordprocessingml/2006/main" xml:space="preserve"> PAGEREF _Toc229058141 \h </w:instrText>
           </w:r>
           <w:r xmlns:w="http://schemas.openxmlformats.org/wordprocessingml/2006/main">
             <w:rPr>
@@ -834,13 +873,349 @@
             </w:rPr>
             <w:fldChar xmlns:w="http://schemas.openxmlformats.org/wordprocessingml/2006/main" w:fldCharType="separate"/>
           </w:r>
-          <w:hyperlink xmlns:w="http://schemas.openxmlformats.org/wordprocessingml/2006/main" w:anchor="_Toc228972051" w:history="1">
+        </w:p>
+        <w:p>
+          <w:pPr xmlns:w="http://schemas.openxmlformats.org/wordprocessingml/2006/main" xmlns:w14="http://schemas.microsoft.com/office/word/2010/wordml">
+            <w:pStyle w:val="TJ2"/>
+            <w:tabs>
+              <w:tab w:val="right" w:leader="dot" w:pos="9019"/>
+            </w:tabs>
+            <w:spacing w:line="240" w:lineRule="auto"/>
+            <w:rPr>
+              <w:rFonts w:asciiTheme="minorHAnsi" w:eastAsiaTheme="minorEastAsia" w:hAnsiTheme="minorHAnsi" w:cstheme="minorBidi"/>
+              <w:noProof/>
+              <w:kern w:val="2"/>
+              <w:szCs w:val="24"/>
+              <w:lang w:val="hu-HU"/>
+              <w14:ligatures w14:val="standardContextual"/>
+            </w:rPr>
+          </w:pPr>
+          <w:hyperlink xmlns:w="http://schemas.openxmlformats.org/wordprocessingml/2006/main" w:anchor="_Toc229058142" w:history="1">
+            <w:r xmlns:w="http://schemas.openxmlformats.org/wordprocessingml/2006/main">
+              <w:rPr>
+                <w:rStyle w:val="Hiperhivatkozs"/>
+                <w:rFonts w:eastAsia="Times New Roman" w:cs="Times New Roman"/>
+                <w:bCs/>
+                <w:noProof/>
+              </w:rPr>
+              <w:t xml:space="preserve">Database description </w:t>
+            </w:r>
+          </w:hyperlink>
+          <w:r xmlns:w="http://schemas.openxmlformats.org/wordprocessingml/2006/main">
+            <w:rPr>
+              <w:noProof/>
+              <w:webHidden/>
+            </w:rPr>
+            <w:tab xmlns:w="http://schemas.openxmlformats.org/wordprocessingml/2006/main"/>
+          </w:r>
+          <w:r xmlns:w="http://schemas.openxmlformats.org/wordprocessingml/2006/main">
+            <w:rPr>
+              <w:noProof/>
+              <w:webHidden/>
+            </w:rPr>
+            <w:fldChar xmlns:w="http://schemas.openxmlformats.org/wordprocessingml/2006/main" w:fldCharType="begin"/>
+          </w:r>
+          <w:r xmlns:w="http://schemas.openxmlformats.org/wordprocessingml/2006/main">
+            <w:rPr>
+              <w:noProof/>
+              <w:webHidden/>
+            </w:rPr>
+            <w:instrText xmlns:w="http://schemas.openxmlformats.org/wordprocessingml/2006/main" xml:space="preserve"> PAGEREF _Toc229058142 \h </w:instrText>
+          </w:r>
+          <w:r xmlns:w="http://schemas.openxmlformats.org/wordprocessingml/2006/main">
+            <w:rPr>
+              <w:noProof/>
+              <w:webHidden/>
+            </w:rPr>
+            <w:fldChar xmlns:w="http://schemas.openxmlformats.org/wordprocessingml/2006/main" w:fldCharType="separate"/>
+          </w:r>
+          <w:hyperlink xmlns:w="http://schemas.openxmlformats.org/wordprocessingml/2006/main" w:anchor="_Toc229058142" w:history="1">
             <w:r xmlns:w="http://schemas.openxmlformats.org/wordprocessingml/2006/main">
               <w:rPr>
                 <w:noProof/>
                 <w:webHidden/>
               </w:rPr>
-              <w:t xml:space="preserve">7</w:t>
+              <w:t xml:space="preserve">9</w:t>
+            </w:r>
+          </w:hyperlink>
+          <w:r xmlns:w="http://schemas.openxmlformats.org/wordprocessingml/2006/main">
+            <w:rPr>
+              <w:noProof/>
+              <w:webHidden/>
+            </w:rPr>
+            <w:fldChar xmlns:w="http://schemas.openxmlformats.org/wordprocessingml/2006/main" w:fldCharType="end"/>
+          </w:r>
+        </w:p>
+        <w:p>
+          <w:pPr xmlns:w="http://schemas.openxmlformats.org/wordprocessingml/2006/main" xmlns:w14="http://schemas.microsoft.com/office/word/2010/wordml">
+            <w:pStyle w:val="TJ3"/>
+            <w:tabs>
+              <w:tab w:val="right" w:leader="dot" w:pos="9019"/>
+            </w:tabs>
+            <w:spacing w:line="240" w:lineRule="auto"/>
+            <w:rPr>
+              <w:rFonts w:asciiTheme="minorHAnsi" w:eastAsiaTheme="minorEastAsia" w:hAnsiTheme="minorHAnsi" w:cstheme="minorBidi"/>
+              <w:noProof/>
+              <w:kern w:val="2"/>
+              <w:szCs w:val="24"/>
+              <w:lang w:val="hu-HU"/>
+              <w14:ligatures w14:val="standardContextual"/>
+            </w:rPr>
+          </w:pPr>
+          <w:hyperlink xmlns:w="http://schemas.openxmlformats.org/wordprocessingml/2006/main" w:anchor="_Toc229058143" w:history="1">
+            <w:r xmlns:w="http://schemas.openxmlformats.org/wordprocessingml/2006/main">
+              <w:rPr>
+                <w:rStyle w:val="Hiperhivatkozs"/>
+                <w:noProof/>
+              </w:rPr>
+              <w:t xml:space="preserve">DBMS (Database Management System) </w:t>
+            </w:r>
+          </w:hyperlink>
+          <w:r xmlns:w="http://schemas.openxmlformats.org/wordprocessingml/2006/main">
+            <w:rPr>
+              <w:noProof/>
+              <w:webHidden/>
+            </w:rPr>
+            <w:tab xmlns:w="http://schemas.openxmlformats.org/wordprocessingml/2006/main"/>
+          </w:r>
+          <w:r xmlns:w="http://schemas.openxmlformats.org/wordprocessingml/2006/main">
+            <w:rPr>
+              <w:noProof/>
+              <w:webHidden/>
+            </w:rPr>
+            <w:fldChar xmlns:w="http://schemas.openxmlformats.org/wordprocessingml/2006/main" w:fldCharType="begin"/>
+          </w:r>
+          <w:r xmlns:w="http://schemas.openxmlformats.org/wordprocessingml/2006/main">
+            <w:rPr>
+              <w:noProof/>
+              <w:webHidden/>
+            </w:rPr>
+            <w:instrText xmlns:w="http://schemas.openxmlformats.org/wordprocessingml/2006/main" xml:space="preserve"> PAGEREF _Toc229058143 \h </w:instrText>
+          </w:r>
+          <w:r xmlns:w="http://schemas.openxmlformats.org/wordprocessingml/2006/main">
+            <w:rPr>
+              <w:noProof/>
+              <w:webHidden/>
+            </w:rPr>
+            <w:fldChar xmlns:w="http://schemas.openxmlformats.org/wordprocessingml/2006/main" w:fldCharType="separate"/>
+          </w:r>
+          <w:hyperlink xmlns:w="http://schemas.openxmlformats.org/wordprocessingml/2006/main" w:anchor="_Toc229058143" w:history="1">
+            <w:r xmlns:w="http://schemas.openxmlformats.org/wordprocessingml/2006/main">
+              <w:rPr>
+                <w:noProof/>
+                <w:webHidden/>
+              </w:rPr>
+              <w:t xml:space="preserve">9</w:t>
+            </w:r>
+          </w:hyperlink>
+          <w:r xmlns:w="http://schemas.openxmlformats.org/wordprocessingml/2006/main">
+            <w:rPr>
+              <w:noProof/>
+              <w:webHidden/>
+            </w:rPr>
+            <w:fldChar xmlns:w="http://schemas.openxmlformats.org/wordprocessingml/2006/main" w:fldCharType="end"/>
+          </w:r>
+        </w:p>
+        <w:p>
+          <w:pPr xmlns:w="http://schemas.openxmlformats.org/wordprocessingml/2006/main" xmlns:w14="http://schemas.microsoft.com/office/word/2010/wordml">
+            <w:pStyle w:val="TJ3"/>
+            <w:tabs>
+              <w:tab w:val="right" w:leader="dot" w:pos="9019"/>
+            </w:tabs>
+            <w:spacing w:line="240" w:lineRule="auto"/>
+            <w:rPr>
+              <w:rFonts w:asciiTheme="minorHAnsi" w:eastAsiaTheme="minorEastAsia" w:hAnsiTheme="minorHAnsi" w:cstheme="minorBidi"/>
+              <w:noProof/>
+              <w:kern w:val="2"/>
+              <w:szCs w:val="24"/>
+              <w:lang w:val="hu-HU"/>
+              <w14:ligatures w14:val="standardContextual"/>
+            </w:rPr>
+          </w:pPr>
+          <w:hyperlink xmlns:w="http://schemas.openxmlformats.org/wordprocessingml/2006/main" w:anchor="_Toc229058144" w:history="1">
+            <w:r xmlns:w="http://schemas.openxmlformats.org/wordprocessingml/2006/main">
+              <w:rPr>
+                <w:rStyle w:val="Hiperhivatkozs"/>
+                <w:noProof/>
+              </w:rPr>
+              <w:t xml:space="preserve">Boards </w:t>
+            </w:r>
+          </w:hyperlink>
+          <w:r xmlns:w="http://schemas.openxmlformats.org/wordprocessingml/2006/main">
+            <w:rPr>
+              <w:noProof/>
+              <w:webHidden/>
+            </w:rPr>
+            <w:tab xmlns:w="http://schemas.openxmlformats.org/wordprocessingml/2006/main"/>
+          </w:r>
+          <w:r xmlns:w="http://schemas.openxmlformats.org/wordprocessingml/2006/main">
+            <w:rPr>
+              <w:noProof/>
+              <w:webHidden/>
+            </w:rPr>
+            <w:fldChar xmlns:w="http://schemas.openxmlformats.org/wordprocessingml/2006/main" w:fldCharType="begin"/>
+          </w:r>
+          <w:r xmlns:w="http://schemas.openxmlformats.org/wordprocessingml/2006/main">
+            <w:rPr>
+              <w:noProof/>
+              <w:webHidden/>
+            </w:rPr>
+            <w:instrText xmlns:w="http://schemas.openxmlformats.org/wordprocessingml/2006/main" xml:space="preserve"> PAGEREF _Toc229058144 \h </w:instrText>
+          </w:r>
+          <w:r xmlns:w="http://schemas.openxmlformats.org/wordprocessingml/2006/main">
+            <w:rPr>
+              <w:noProof/>
+              <w:webHidden/>
+            </w:rPr>
+            <w:fldChar xmlns:w="http://schemas.openxmlformats.org/wordprocessingml/2006/main" w:fldCharType="separate"/>
+          </w:r>
+          <w:hyperlink xmlns:w="http://schemas.openxmlformats.org/wordprocessingml/2006/main" w:anchor="_Toc229058144" w:history="1">
+            <w:r xmlns:w="http://schemas.openxmlformats.org/wordprocessingml/2006/main">
+              <w:rPr>
+                <w:noProof/>
+                <w:webHidden/>
+              </w:rPr>
+              <w:t xml:space="preserve">9</w:t>
+            </w:r>
+          </w:hyperlink>
+          <w:r xmlns:w="http://schemas.openxmlformats.org/wordprocessingml/2006/main">
+            <w:rPr>
+              <w:noProof/>
+              <w:webHidden/>
+            </w:rPr>
+            <w:fldChar xmlns:w="http://schemas.openxmlformats.org/wordprocessingml/2006/main" w:fldCharType="end"/>
+          </w:r>
+        </w:p>
+        <w:p>
+          <w:pPr xmlns:w="http://schemas.openxmlformats.org/wordprocessingml/2006/main" xmlns:w14="http://schemas.microsoft.com/office/word/2010/wordml">
+            <w:pStyle w:val="TJ3"/>
+            <w:tabs>
+              <w:tab w:val="right" w:leader="dot" w:pos="9019"/>
+            </w:tabs>
+            <w:spacing w:line="240" w:lineRule="auto"/>
+            <w:rPr>
+              <w:rFonts w:asciiTheme="minorHAnsi" w:eastAsiaTheme="minorEastAsia" w:hAnsiTheme="minorHAnsi" w:cstheme="minorBidi"/>
+              <w:noProof/>
+              <w:kern w:val="2"/>
+              <w:szCs w:val="24"/>
+              <w:lang w:val="hu-HU"/>
+              <w14:ligatures w14:val="standardContextual"/>
+            </w:rPr>
+          </w:pPr>
+          <w:hyperlink xmlns:w="http://schemas.openxmlformats.org/wordprocessingml/2006/main" w:anchor="_Toc229058145" w:history="1">
+            <w:r xmlns:w="http://schemas.openxmlformats.org/wordprocessingml/2006/main">
+              <w:rPr>
+                <w:rStyle w:val="Hiperhivatkozs"/>
+                <w:noProof/>
+              </w:rPr>
+              <w:t xml:space="preserve">Normal forms </w:t>
+            </w:r>
+          </w:hyperlink>
+          <w:r xmlns:w="http://schemas.openxmlformats.org/wordprocessingml/2006/main">
+            <w:rPr>
+              <w:noProof/>
+              <w:webHidden/>
+            </w:rPr>
+            <w:tab xmlns:w="http://schemas.openxmlformats.org/wordprocessingml/2006/main"/>
+          </w:r>
+          <w:r xmlns:w="http://schemas.openxmlformats.org/wordprocessingml/2006/main">
+            <w:rPr>
+              <w:noProof/>
+              <w:webHidden/>
+            </w:rPr>
+            <w:fldChar xmlns:w="http://schemas.openxmlformats.org/wordprocessingml/2006/main" w:fldCharType="begin"/>
+          </w:r>
+          <w:r xmlns:w="http://schemas.openxmlformats.org/wordprocessingml/2006/main">
+            <w:rPr>
+              <w:noProof/>
+              <w:webHidden/>
+            </w:rPr>
+            <w:instrText xmlns:w="http://schemas.openxmlformats.org/wordprocessingml/2006/main" xml:space="preserve"> PAGEREF _Toc229058145 \h </w:instrText>
+          </w:r>
+          <w:r xmlns:w="http://schemas.openxmlformats.org/wordprocessingml/2006/main">
+            <w:rPr>
+              <w:noProof/>
+              <w:webHidden/>
+            </w:rPr>
+            <w:fldChar xmlns:w="http://schemas.openxmlformats.org/wordprocessingml/2006/main" w:fldCharType="separate"/>
+          </w:r>
+          <w:hyperlink xmlns:w="http://schemas.openxmlformats.org/wordprocessingml/2006/main" w:anchor="_Toc229058145" w:history="1">
+            <w:r xmlns:w="http://schemas.openxmlformats.org/wordprocessingml/2006/main">
+              <w:rPr>
+                <w:noProof/>
+                <w:webHidden/>
+              </w:rPr>
+              <w:t xml:space="preserve">14</w:t>
+            </w:r>
+          </w:hyperlink>
+          <w:r xmlns:w="http://schemas.openxmlformats.org/wordprocessingml/2006/main">
+            <w:rPr>
+              <w:noProof/>
+              <w:webHidden/>
+            </w:rPr>
+            <w:fldChar xmlns:w="http://schemas.openxmlformats.org/wordprocessingml/2006/main" w:fldCharType="end"/>
+          </w:r>
+        </w:p>
+        <w:p>
+          <w:pPr xmlns:w="http://schemas.openxmlformats.org/wordprocessingml/2006/main" xmlns:w14="http://schemas.microsoft.com/office/word/2010/wordml">
+            <w:pStyle w:val="TJ3"/>
+            <w:tabs>
+              <w:tab w:val="right" w:leader="dot" w:pos="9019"/>
+            </w:tabs>
+            <w:spacing w:line="240" w:lineRule="auto"/>
+            <w:rPr>
+              <w:rFonts w:asciiTheme="minorHAnsi" w:eastAsiaTheme="minorEastAsia" w:hAnsiTheme="minorHAnsi" w:cstheme="minorBidi"/>
+              <w:noProof/>
+              <w:kern w:val="2"/>
+              <w:szCs w:val="24"/>
+              <w:lang w:val="hu-HU"/>
+              <w14:ligatures w14:val="standardContextual"/>
+            </w:rPr>
+          </w:pPr>
+          <w:hyperlink xmlns:w="http://schemas.openxmlformats.org/wordprocessingml/2006/main" w:anchor="_Toc229058146" w:history="1">
+            <w:r xmlns:w="http://schemas.openxmlformats.org/wordprocessingml/2006/main">
+              <w:rPr>
+                <w:rStyle w:val="Hiperhivatkozs"/>
+                <w:noProof/>
+              </w:rPr>
+              <w:t xml:space="preserve">ER diagram </w:t>
+            </w:r>
+          </w:hyperlink>
+          <w:r xmlns:w="http://schemas.openxmlformats.org/wordprocessingml/2006/main">
+            <w:rPr>
+              <w:noProof/>
+              <w:webHidden/>
+            </w:rPr>
+            <w:tab xmlns:w="http://schemas.openxmlformats.org/wordprocessingml/2006/main"/>
+          </w:r>
+          <w:r xmlns:w="http://schemas.openxmlformats.org/wordprocessingml/2006/main">
+            <w:rPr>
+              <w:noProof/>
+              <w:webHidden/>
+            </w:rPr>
+            <w:fldChar xmlns:w="http://schemas.openxmlformats.org/wordprocessingml/2006/main" w:fldCharType="begin"/>
+          </w:r>
+          <w:r xmlns:w="http://schemas.openxmlformats.org/wordprocessingml/2006/main">
+            <w:rPr>
+              <w:noProof/>
+              <w:webHidden/>
+            </w:rPr>
+            <w:instrText xmlns:w="http://schemas.openxmlformats.org/wordprocessingml/2006/main" xml:space="preserve"> PAGEREF _Toc229058146 \h </w:instrText>
+          </w:r>
+          <w:r xmlns:w="http://schemas.openxmlformats.org/wordprocessingml/2006/main">
+            <w:rPr>
+              <w:noProof/>
+              <w:webHidden/>
+            </w:rPr>
+            <w:fldChar xmlns:w="http://schemas.openxmlformats.org/wordprocessingml/2006/main" w:fldCharType="separate"/>
+          </w:r>
+          <w:hyperlink xmlns:w="http://schemas.openxmlformats.org/wordprocessingml/2006/main" w:anchor="_Toc229058146" w:history="1">
+            <w:r xmlns:w="http://schemas.openxmlformats.org/wordprocessingml/2006/main">
+              <w:rPr>
+                <w:noProof/>
+                <w:webHidden/>
+              </w:rPr>
+              <w:t xml:space="preserve">15</w:t>
             </w:r>
           </w:hyperlink>
           <w:r xmlns:w="http://schemas.openxmlformats.org/wordprocessingml/2006/main">
@@ -867,15 +1242,13 @@
               <w14:ligatures w14:val="standardContextual"/>
             </w:rPr>
           </w:pPr>
-          <w:hyperlink xmlns:w="http://schemas.openxmlformats.org/wordprocessingml/2006/main" w:anchor="_Toc228972052" w:history="1">
+          <w:hyperlink xmlns:w="http://schemas.openxmlformats.org/wordprocessingml/2006/main" w:anchor="_Toc229058147" w:history="1">
             <w:r xmlns:w="http://schemas.openxmlformats.org/wordprocessingml/2006/main">
               <w:rPr>
                 <w:rStyle w:val="Hiperhivatkozs"/>
-                <w:rFonts w:eastAsia="Times New Roman" w:cs="Times New Roman"/>
-                <w:bCs/>
                 <w:noProof/>
               </w:rPr>
-              <w:t xml:space="preserve">Database description </w:t>
+              <w:t xml:space="preserve">API documentation </w:t>
             </w:r>
           </w:hyperlink>
           <w:r xmlns:w="http://schemas.openxmlformats.org/wordprocessingml/2006/main">
@@ -897,7 +1270,7 @@
               <w:noProof/>
               <w:webHidden/>
             </w:rPr>
-            <w:instrText xmlns:w="http://schemas.openxmlformats.org/wordprocessingml/2006/main" xml:space="preserve"> PAGEREF _Toc228972052 \h </w:instrText>
+            <w:instrText xmlns:w="http://schemas.openxmlformats.org/wordprocessingml/2006/main" xml:space="preserve"> PAGEREF _Toc229058147 \h </w:instrText>
           </w:r>
           <w:r xmlns:w="http://schemas.openxmlformats.org/wordprocessingml/2006/main">
             <w:rPr>
@@ -906,13 +1279,13 @@
             </w:rPr>
             <w:fldChar xmlns:w="http://schemas.openxmlformats.org/wordprocessingml/2006/main" w:fldCharType="separate"/>
           </w:r>
-          <w:hyperlink xmlns:w="http://schemas.openxmlformats.org/wordprocessingml/2006/main" w:anchor="_Toc228972052" w:history="1">
+          <w:hyperlink xmlns:w="http://schemas.openxmlformats.org/wordprocessingml/2006/main" w:anchor="_Toc229058147" w:history="1">
             <w:r xmlns:w="http://schemas.openxmlformats.org/wordprocessingml/2006/main">
               <w:rPr>
                 <w:noProof/>
                 <w:webHidden/>
               </w:rPr>
-              <w:t xml:space="preserve">9</w:t>
+              <w:t xml:space="preserve">16</w:t>
             </w:r>
           </w:hyperlink>
           <w:r xmlns:w="http://schemas.openxmlformats.org/wordprocessingml/2006/main">
@@ -939,13 +1312,53 @@
               <w14:ligatures w14:val="standardContextual"/>
             </w:rPr>
           </w:pPr>
-          <w:hyperlink xmlns:w="http://schemas.openxmlformats.org/wordprocessingml/2006/main" w:anchor="_Toc228972053" w:history="1">
+          <w:hyperlink xmlns:w="http://schemas.openxmlformats.org/wordprocessingml/2006/main" w:anchor="_Toc229058148" w:history="1">
             <w:r xmlns:w="http://schemas.openxmlformats.org/wordprocessingml/2006/main">
               <w:rPr>
                 <w:rStyle w:val="Hiperhivatkozs"/>
+                <w:rFonts w:eastAsia="Times New Roman" w:cs="Times New Roman"/>
+                <w:bCs/>
                 <w:noProof/>
               </w:rPr>
-              <w:t xml:space="preserve">DBMS (Database Management System) </w:t>
+              <w:t xml:space="preserve">Base </w:t>
+            </w:r>
+          </w:hyperlink>
+          <w:hyperlink xmlns:w="http://schemas.openxmlformats.org/wordprocessingml/2006/main" w:anchor="_Toc229058148" w:history="1">
+            <w:r xmlns:w="http://schemas.openxmlformats.org/wordprocessingml/2006/main">
+              <w:rPr>
+                <w:rStyle w:val="Hiperhivatkozs"/>
+                <w:rFonts w:eastAsia="Times New Roman" w:cs="Times New Roman"/>
+                <w:bCs/>
+                <w:noProof/>
+              </w:rPr>
+              <w:t xml:space="preserve">URL </w:t>
+            </w:r>
+          </w:hyperlink>
+          <w:hyperlink xmlns:w="http://schemas.openxmlformats.org/wordprocessingml/2006/main" w:anchor="_Toc229058148" w:history="1">
+            <w:r xmlns:w="http://schemas.openxmlformats.org/wordprocessingml/2006/main">
+              <w:rPr>
+                <w:noProof/>
+                <w:webHidden/>
+              </w:rPr>
+              <w:t xml:space="preserve">16</w:t>
+            </w:r>
+          </w:hyperlink>
+          <w:r xmlns:w="http://schemas.openxmlformats.org/wordprocessingml/2006/main">
+            <w:rPr>
+              <w:noProof/>
+              <w:webHidden/>
+            </w:rPr>
+            <w:fldChar xmlns:w="http://schemas.openxmlformats.org/wordprocessingml/2006/main" w:fldCharType="end"/>
+          </w:r>
+          <w:hyperlink xmlns:w="http://schemas.openxmlformats.org/wordprocessingml/2006/main" w:anchor="_Toc229058148" w:history="1">
+            <w:r xmlns:w="http://schemas.openxmlformats.org/wordprocessingml/2006/main">
+              <w:rPr>
+                <w:rStyle w:val="Hiperhivatkozs"/>
+                <w:rFonts w:eastAsia="Times New Roman" w:cs="Times New Roman"/>
+                <w:bCs/>
+                <w:noProof/>
+              </w:rPr>
+              <w:t xml:space="preserve">​</w:t>
             </w:r>
           </w:hyperlink>
           <w:r xmlns:w="http://schemas.openxmlformats.org/wordprocessingml/2006/main">
@@ -967,7 +1380,7 @@
               <w:noProof/>
               <w:webHidden/>
             </w:rPr>
-            <w:instrText xmlns:w="http://schemas.openxmlformats.org/wordprocessingml/2006/main" xml:space="preserve"> PAGEREF _Toc228972053 \h </w:instrText>
+            <w:instrText xmlns:w="http://schemas.openxmlformats.org/wordprocessingml/2006/main" xml:space="preserve"> PAGEREF _Toc229058148 \h </w:instrText>
           </w:r>
           <w:r xmlns:w="http://schemas.openxmlformats.org/wordprocessingml/2006/main">
             <w:rPr>
@@ -976,13 +1389,69 @@
             </w:rPr>
             <w:fldChar xmlns:w="http://schemas.openxmlformats.org/wordprocessingml/2006/main" w:fldCharType="separate"/>
           </w:r>
-          <w:hyperlink xmlns:w="http://schemas.openxmlformats.org/wordprocessingml/2006/main" w:anchor="_Toc228972053" w:history="1">
+        </w:p>
+        <w:p>
+          <w:pPr xmlns:w="http://schemas.openxmlformats.org/wordprocessingml/2006/main" xmlns:w14="http://schemas.microsoft.com/office/word/2010/wordml">
+            <w:pStyle w:val="TJ3"/>
+            <w:tabs>
+              <w:tab w:val="right" w:leader="dot" w:pos="9019"/>
+            </w:tabs>
+            <w:spacing w:line="240" w:lineRule="auto"/>
+            <w:rPr>
+              <w:rFonts w:asciiTheme="minorHAnsi" w:eastAsiaTheme="minorEastAsia" w:hAnsiTheme="minorHAnsi" w:cstheme="minorBidi"/>
+              <w:noProof/>
+              <w:kern w:val="2"/>
+              <w:szCs w:val="24"/>
+              <w:lang w:val="hu-HU"/>
+              <w14:ligatures w14:val="standardContextual"/>
+            </w:rPr>
+          </w:pPr>
+          <w:hyperlink xmlns:w="http://schemas.openxmlformats.org/wordprocessingml/2006/main" w:anchor="_Toc229058149" w:history="1">
+            <w:r xmlns:w="http://schemas.openxmlformats.org/wordprocessingml/2006/main">
+              <w:rPr>
+                <w:rStyle w:val="Hiperhivatkozs"/>
+                <w:rFonts w:eastAsia="Times New Roman" w:cs="Times New Roman"/>
+                <w:bCs/>
+                <w:noProof/>
+              </w:rPr>
+              <w:t xml:space="preserve">Authentication </w:t>
+            </w:r>
+          </w:hyperlink>
+          <w:r xmlns:w="http://schemas.openxmlformats.org/wordprocessingml/2006/main">
+            <w:rPr>
+              <w:noProof/>
+              <w:webHidden/>
+            </w:rPr>
+            <w:tab xmlns:w="http://schemas.openxmlformats.org/wordprocessingml/2006/main"/>
+          </w:r>
+          <w:r xmlns:w="http://schemas.openxmlformats.org/wordprocessingml/2006/main">
+            <w:rPr>
+              <w:noProof/>
+              <w:webHidden/>
+            </w:rPr>
+            <w:fldChar xmlns:w="http://schemas.openxmlformats.org/wordprocessingml/2006/main" w:fldCharType="begin"/>
+          </w:r>
+          <w:r xmlns:w="http://schemas.openxmlformats.org/wordprocessingml/2006/main">
+            <w:rPr>
+              <w:noProof/>
+              <w:webHidden/>
+            </w:rPr>
+            <w:instrText xmlns:w="http://schemas.openxmlformats.org/wordprocessingml/2006/main" xml:space="preserve"> PAGEREF _Toc229058149 \h </w:instrText>
+          </w:r>
+          <w:r xmlns:w="http://schemas.openxmlformats.org/wordprocessingml/2006/main">
+            <w:rPr>
+              <w:noProof/>
+              <w:webHidden/>
+            </w:rPr>
+            <w:fldChar xmlns:w="http://schemas.openxmlformats.org/wordprocessingml/2006/main" w:fldCharType="separate"/>
+          </w:r>
+          <w:hyperlink xmlns:w="http://schemas.openxmlformats.org/wordprocessingml/2006/main" w:anchor="_Toc229058149" w:history="1">
             <w:r xmlns:w="http://schemas.openxmlformats.org/wordprocessingml/2006/main">
               <w:rPr>
                 <w:noProof/>
                 <w:webHidden/>
               </w:rPr>
-              <w:t xml:space="preserve">9</w:t>
+              <w:t xml:space="preserve">16</w:t>
             </w:r>
           </w:hyperlink>
           <w:r xmlns:w="http://schemas.openxmlformats.org/wordprocessingml/2006/main">
@@ -1009,13 +1478,15 @@
               <w14:ligatures w14:val="standardContextual"/>
             </w:rPr>
           </w:pPr>
-          <w:hyperlink xmlns:w="http://schemas.openxmlformats.org/wordprocessingml/2006/main" w:anchor="_Toc228972054" w:history="1">
+          <w:hyperlink xmlns:w="http://schemas.openxmlformats.org/wordprocessingml/2006/main" w:anchor="_Toc229058150" w:history="1">
             <w:r xmlns:w="http://schemas.openxmlformats.org/wordprocessingml/2006/main">
               <w:rPr>
                 <w:rStyle w:val="Hiperhivatkozs"/>
+                <w:rFonts w:eastAsia="Times New Roman" w:cs="Times New Roman"/>
+                <w:bCs/>
                 <w:noProof/>
               </w:rPr>
-              <w:t xml:space="preserve">Boards </w:t>
+              <w:t xml:space="preserve">Endpoints </w:t>
             </w:r>
           </w:hyperlink>
           <w:r xmlns:w="http://schemas.openxmlformats.org/wordprocessingml/2006/main">
@@ -1037,7 +1508,7 @@
               <w:noProof/>
               <w:webHidden/>
             </w:rPr>
-            <w:instrText xmlns:w="http://schemas.openxmlformats.org/wordprocessingml/2006/main" xml:space="preserve"> PAGEREF _Toc228972054 \h </w:instrText>
+            <w:instrText xmlns:w="http://schemas.openxmlformats.org/wordprocessingml/2006/main" xml:space="preserve"> PAGEREF _Toc229058150 \h </w:instrText>
           </w:r>
           <w:r xmlns:w="http://schemas.openxmlformats.org/wordprocessingml/2006/main">
             <w:rPr>
@@ -1046,13 +1517,83 @@
             </w:rPr>
             <w:fldChar xmlns:w="http://schemas.openxmlformats.org/wordprocessingml/2006/main" w:fldCharType="separate"/>
           </w:r>
-          <w:hyperlink xmlns:w="http://schemas.openxmlformats.org/wordprocessingml/2006/main" w:anchor="_Toc228972054" w:history="1">
+          <w:hyperlink xmlns:w="http://schemas.openxmlformats.org/wordprocessingml/2006/main" w:anchor="_Toc229058150" w:history="1">
             <w:r xmlns:w="http://schemas.openxmlformats.org/wordprocessingml/2006/main">
               <w:rPr>
                 <w:noProof/>
                 <w:webHidden/>
               </w:rPr>
-              <w:t xml:space="preserve">9</w:t>
+              <w:t xml:space="preserve">16</w:t>
+            </w:r>
+          </w:hyperlink>
+          <w:r xmlns:w="http://schemas.openxmlformats.org/wordprocessingml/2006/main">
+            <w:rPr>
+              <w:noProof/>
+              <w:webHidden/>
+            </w:rPr>
+            <w:fldChar xmlns:w="http://schemas.openxmlformats.org/wordprocessingml/2006/main" w:fldCharType="end"/>
+          </w:r>
+        </w:p>
+        <w:p>
+          <w:pPr xmlns:w="http://schemas.openxmlformats.org/wordprocessingml/2006/main" xmlns:w14="http://schemas.microsoft.com/office/word/2010/wordml">
+            <w:pStyle w:val="TJ2"/>
+            <w:tabs>
+              <w:tab w:val="right" w:leader="dot" w:pos="9019"/>
+            </w:tabs>
+            <w:spacing w:line="240" w:lineRule="auto"/>
+            <w:rPr>
+              <w:rFonts w:asciiTheme="minorHAnsi" w:eastAsiaTheme="minorEastAsia" w:hAnsiTheme="minorHAnsi" w:cstheme="minorBidi"/>
+              <w:noProof/>
+              <w:kern w:val="2"/>
+              <w:szCs w:val="24"/>
+              <w:lang w:val="hu-HU"/>
+              <w14:ligatures w14:val="standardContextual"/>
+            </w:rPr>
+          </w:pPr>
+          <w:hyperlink xmlns:w="http://schemas.openxmlformats.org/wordprocessingml/2006/main" w:anchor="_Toc229058151" w:history="1">
+            <w:r xmlns:w="http://schemas.openxmlformats.org/wordprocessingml/2006/main">
+              <w:rPr>
+                <w:rStyle w:val="Hiperhivatkozs"/>
+                <w:noProof/>
+              </w:rPr>
+              <w:t xml:space="preserve">Test documentation </w:t>
+            </w:r>
+          </w:hyperlink>
+          <w:r xmlns:w="http://schemas.openxmlformats.org/wordprocessingml/2006/main">
+            <w:rPr>
+              <w:noProof/>
+              <w:webHidden/>
+            </w:rPr>
+            <w:tab xmlns:w="http://schemas.openxmlformats.org/wordprocessingml/2006/main"/>
+          </w:r>
+          <w:r xmlns:w="http://schemas.openxmlformats.org/wordprocessingml/2006/main">
+            <w:rPr>
+              <w:noProof/>
+              <w:webHidden/>
+            </w:rPr>
+            <w:fldChar xmlns:w="http://schemas.openxmlformats.org/wordprocessingml/2006/main" w:fldCharType="begin"/>
+          </w:r>
+          <w:r xmlns:w="http://schemas.openxmlformats.org/wordprocessingml/2006/main">
+            <w:rPr>
+              <w:noProof/>
+              <w:webHidden/>
+            </w:rPr>
+            <w:instrText xmlns:w="http://schemas.openxmlformats.org/wordprocessingml/2006/main" xml:space="preserve"> PAGEREF _Toc229058151 \h </w:instrText>
+          </w:r>
+          <w:r xmlns:w="http://schemas.openxmlformats.org/wordprocessingml/2006/main">
+            <w:rPr>
+              <w:noProof/>
+              <w:webHidden/>
+            </w:rPr>
+            <w:fldChar xmlns:w="http://schemas.openxmlformats.org/wordprocessingml/2006/main" w:fldCharType="separate"/>
+          </w:r>
+          <w:hyperlink xmlns:w="http://schemas.openxmlformats.org/wordprocessingml/2006/main" w:anchor="_Toc229058151" w:history="1">
+            <w:r xmlns:w="http://schemas.openxmlformats.org/wordprocessingml/2006/main">
+              <w:rPr>
+                <w:noProof/>
+                <w:webHidden/>
+              </w:rPr>
+              <w:t xml:space="preserve">20</w:t>
             </w:r>
           </w:hyperlink>
           <w:r xmlns:w="http://schemas.openxmlformats.org/wordprocessingml/2006/main">
@@ -1079,13 +1620,13 @@
               <w14:ligatures w14:val="standardContextual"/>
             </w:rPr>
           </w:pPr>
-          <w:hyperlink xmlns:w="http://schemas.openxmlformats.org/wordprocessingml/2006/main" w:anchor="_Toc228972055" w:history="1">
+          <w:hyperlink xmlns:w="http://schemas.openxmlformats.org/wordprocessingml/2006/main" w:anchor="_Toc229058152" w:history="1">
             <w:r xmlns:w="http://schemas.openxmlformats.org/wordprocessingml/2006/main">
               <w:rPr>
                 <w:rStyle w:val="Hiperhivatkozs"/>
                 <w:noProof/>
               </w:rPr>
-              <w:t xml:space="preserve">Normal forms </w:t>
+              <w:t xml:space="preserve">Test user details </w:t>
             </w:r>
           </w:hyperlink>
           <w:r xmlns:w="http://schemas.openxmlformats.org/wordprocessingml/2006/main">
@@ -1107,7 +1648,7 @@
               <w:noProof/>
               <w:webHidden/>
             </w:rPr>
-            <w:instrText xmlns:w="http://schemas.openxmlformats.org/wordprocessingml/2006/main" xml:space="preserve"> PAGEREF _Toc228972055 \h </w:instrText>
+            <w:instrText xmlns:w="http://schemas.openxmlformats.org/wordprocessingml/2006/main" xml:space="preserve"> PAGEREF _Toc229058152 \h </w:instrText>
           </w:r>
           <w:r xmlns:w="http://schemas.openxmlformats.org/wordprocessingml/2006/main">
             <w:rPr>
@@ -1116,13 +1657,13 @@
             </w:rPr>
             <w:fldChar xmlns:w="http://schemas.openxmlformats.org/wordprocessingml/2006/main" w:fldCharType="separate"/>
           </w:r>
-          <w:hyperlink xmlns:w="http://schemas.openxmlformats.org/wordprocessingml/2006/main" w:anchor="_Toc228972055" w:history="1">
+          <w:hyperlink xmlns:w="http://schemas.openxmlformats.org/wordprocessingml/2006/main" w:anchor="_Toc229058152" w:history="1">
             <w:r xmlns:w="http://schemas.openxmlformats.org/wordprocessingml/2006/main">
               <w:rPr>
                 <w:noProof/>
                 <w:webHidden/>
               </w:rPr>
-              <w:t xml:space="preserve">14</w:t>
+              <w:t xml:space="preserve">20</w:t>
             </w:r>
           </w:hyperlink>
           <w:r xmlns:w="http://schemas.openxmlformats.org/wordprocessingml/2006/main">
@@ -1149,13 +1690,13 @@
               <w14:ligatures w14:val="standardContextual"/>
             </w:rPr>
           </w:pPr>
-          <w:hyperlink xmlns:w="http://schemas.openxmlformats.org/wordprocessingml/2006/main" w:anchor="_Toc228972056" w:history="1">
+          <w:hyperlink xmlns:w="http://schemas.openxmlformats.org/wordprocessingml/2006/main" w:anchor="_Toc229058153" w:history="1">
             <w:r xmlns:w="http://schemas.openxmlformats.org/wordprocessingml/2006/main">
               <w:rPr>
                 <w:rStyle w:val="Hiperhivatkozs"/>
                 <w:noProof/>
               </w:rPr>
-              <w:t xml:space="preserve">ER diagram </w:t>
+              <w:t xml:space="preserve">Unit Tests (Thunder Client) </w:t>
             </w:r>
           </w:hyperlink>
           <w:r xmlns:w="http://schemas.openxmlformats.org/wordprocessingml/2006/main">
@@ -1177,7 +1718,7 @@
               <w:noProof/>
               <w:webHidden/>
             </w:rPr>
-            <w:instrText xmlns:w="http://schemas.openxmlformats.org/wordprocessingml/2006/main" xml:space="preserve"> PAGEREF _Toc228972056 \h </w:instrText>
+            <w:instrText xmlns:w="http://schemas.openxmlformats.org/wordprocessingml/2006/main" xml:space="preserve"> PAGEREF _Toc229058153 \h </w:instrText>
           </w:r>
           <w:r xmlns:w="http://schemas.openxmlformats.org/wordprocessingml/2006/main">
             <w:rPr>
@@ -1186,13 +1727,83 @@
             </w:rPr>
             <w:fldChar xmlns:w="http://schemas.openxmlformats.org/wordprocessingml/2006/main" w:fldCharType="separate"/>
           </w:r>
-          <w:hyperlink xmlns:w="http://schemas.openxmlformats.org/wordprocessingml/2006/main" w:anchor="_Toc228972056" w:history="1">
+          <w:hyperlink xmlns:w="http://schemas.openxmlformats.org/wordprocessingml/2006/main" w:anchor="_Toc229058153" w:history="1">
             <w:r xmlns:w="http://schemas.openxmlformats.org/wordprocessingml/2006/main">
               <w:rPr>
                 <w:noProof/>
                 <w:webHidden/>
               </w:rPr>
-              <w:t xml:space="preserve">15</w:t>
+              <w:t xml:space="preserve">20</w:t>
+            </w:r>
+          </w:hyperlink>
+          <w:r xmlns:w="http://schemas.openxmlformats.org/wordprocessingml/2006/main">
+            <w:rPr>
+              <w:noProof/>
+              <w:webHidden/>
+            </w:rPr>
+            <w:fldChar xmlns:w="http://schemas.openxmlformats.org/wordprocessingml/2006/main" w:fldCharType="end"/>
+          </w:r>
+        </w:p>
+        <w:p>
+          <w:pPr xmlns:w="http://schemas.openxmlformats.org/wordprocessingml/2006/main" xmlns:w14="http://schemas.microsoft.com/office/word/2010/wordml">
+            <w:pStyle w:val="TJ3"/>
+            <w:tabs>
+              <w:tab w:val="right" w:leader="dot" w:pos="9019"/>
+            </w:tabs>
+            <w:spacing w:line="240" w:lineRule="auto"/>
+            <w:rPr>
+              <w:rFonts w:asciiTheme="minorHAnsi" w:eastAsiaTheme="minorEastAsia" w:hAnsiTheme="minorHAnsi" w:cstheme="minorBidi"/>
+              <w:noProof/>
+              <w:kern w:val="2"/>
+              <w:szCs w:val="24"/>
+              <w:lang w:val="hu-HU"/>
+              <w14:ligatures w14:val="standardContextual"/>
+            </w:rPr>
+          </w:pPr>
+          <w:hyperlink xmlns:w="http://schemas.openxmlformats.org/wordprocessingml/2006/main" w:anchor="_Toc229058154" w:history="1">
+            <w:r xmlns:w="http://schemas.openxmlformats.org/wordprocessingml/2006/main">
+              <w:rPr>
+                <w:rStyle w:val="Hiperhivatkozs"/>
+                <w:noProof/>
+              </w:rPr>
+              <w:t xml:space="preserve">Functional tests </w:t>
+            </w:r>
+          </w:hyperlink>
+          <w:r xmlns:w="http://schemas.openxmlformats.org/wordprocessingml/2006/main">
+            <w:rPr>
+              <w:noProof/>
+              <w:webHidden/>
+            </w:rPr>
+            <w:tab xmlns:w="http://schemas.openxmlformats.org/wordprocessingml/2006/main"/>
+          </w:r>
+          <w:r xmlns:w="http://schemas.openxmlformats.org/wordprocessingml/2006/main">
+            <w:rPr>
+              <w:noProof/>
+              <w:webHidden/>
+            </w:rPr>
+            <w:fldChar xmlns:w="http://schemas.openxmlformats.org/wordprocessingml/2006/main" w:fldCharType="begin"/>
+          </w:r>
+          <w:r xmlns:w="http://schemas.openxmlformats.org/wordprocessingml/2006/main">
+            <w:rPr>
+              <w:noProof/>
+              <w:webHidden/>
+            </w:rPr>
+            <w:instrText xmlns:w="http://schemas.openxmlformats.org/wordprocessingml/2006/main" xml:space="preserve"> PAGEREF _Toc229058154 \h </w:instrText>
+          </w:r>
+          <w:r xmlns:w="http://schemas.openxmlformats.org/wordprocessingml/2006/main">
+            <w:rPr>
+              <w:noProof/>
+              <w:webHidden/>
+            </w:rPr>
+            <w:fldChar xmlns:w="http://schemas.openxmlformats.org/wordprocessingml/2006/main" w:fldCharType="separate"/>
+          </w:r>
+          <w:hyperlink xmlns:w="http://schemas.openxmlformats.org/wordprocessingml/2006/main" w:anchor="_Toc229058154" w:history="1">
+            <w:r xmlns:w="http://schemas.openxmlformats.org/wordprocessingml/2006/main">
+              <w:rPr>
+                <w:noProof/>
+                <w:webHidden/>
+              </w:rPr>
+              <w:t xml:space="preserve">21</w:t>
             </w:r>
           </w:hyperlink>
           <w:r xmlns:w="http://schemas.openxmlformats.org/wordprocessingml/2006/main">
@@ -1219,13 +1830,13 @@
               <w14:ligatures w14:val="standardContextual"/>
             </w:rPr>
           </w:pPr>
-          <w:hyperlink xmlns:w="http://schemas.openxmlformats.org/wordprocessingml/2006/main" w:anchor="_Toc228972057" w:history="1">
+          <w:hyperlink xmlns:w="http://schemas.openxmlformats.org/wordprocessingml/2006/main" w:anchor="_Toc229058155" w:history="1">
             <w:r xmlns:w="http://schemas.openxmlformats.org/wordprocessingml/2006/main">
               <w:rPr>
                 <w:rStyle w:val="Hiperhivatkozs"/>
                 <w:noProof/>
               </w:rPr>
-              <w:t xml:space="preserve">API documentation </w:t>
+              <w:t xml:space="preserve">Planned developments </w:t>
             </w:r>
           </w:hyperlink>
           <w:r xmlns:w="http://schemas.openxmlformats.org/wordprocessingml/2006/main">
@@ -1247,7 +1858,7 @@
               <w:noProof/>
               <w:webHidden/>
             </w:rPr>
-            <w:instrText xmlns:w="http://schemas.openxmlformats.org/wordprocessingml/2006/main" xml:space="preserve"> PAGEREF _Toc228972057 \h </w:instrText>
+            <w:instrText xmlns:w="http://schemas.openxmlformats.org/wordprocessingml/2006/main" xml:space="preserve"> PAGEREF _Toc229058155 \h </w:instrText>
           </w:r>
           <w:r xmlns:w="http://schemas.openxmlformats.org/wordprocessingml/2006/main">
             <w:rPr>
@@ -1256,13 +1867,13 @@
             </w:rPr>
             <w:fldChar xmlns:w="http://schemas.openxmlformats.org/wordprocessingml/2006/main" w:fldCharType="separate"/>
           </w:r>
-          <w:hyperlink xmlns:w="http://schemas.openxmlformats.org/wordprocessingml/2006/main" w:anchor="_Toc228972057" w:history="1">
+          <w:hyperlink xmlns:w="http://schemas.openxmlformats.org/wordprocessingml/2006/main" w:anchor="_Toc229058155" w:history="1">
             <w:r xmlns:w="http://schemas.openxmlformats.org/wordprocessingml/2006/main">
               <w:rPr>
                 <w:noProof/>
                 <w:webHidden/>
               </w:rPr>
-              <w:t xml:space="preserve">16</w:t>
+              <w:t xml:space="preserve">24</w:t>
             </w:r>
           </w:hyperlink>
           <w:r xmlns:w="http://schemas.openxmlformats.org/wordprocessingml/2006/main">
@@ -1289,15 +1900,47 @@
               <w14:ligatures w14:val="standardContextual"/>
             </w:rPr>
           </w:pPr>
-          <w:hyperlink xmlns:w="http://schemas.openxmlformats.org/wordprocessingml/2006/main" w:anchor="_Toc228972058" w:history="1">
+          <w:hyperlink xmlns:w="http://schemas.openxmlformats.org/wordprocessingml/2006/main" w:anchor="_Toc229058156" w:history="1">
             <w:r xmlns:w="http://schemas.openxmlformats.org/wordprocessingml/2006/main">
               <w:rPr>
                 <w:rStyle w:val="Hiperhivatkozs"/>
-                <w:rFonts w:eastAsia="Times New Roman" w:cs="Times New Roman"/>
-                <w:bCs/>
                 <w:noProof/>
               </w:rPr>
-              <w:t xml:space="preserve">Base URL </w:t>
+              <w:t xml:space="preserve">0.2 </w:t>
+            </w:r>
+          </w:hyperlink>
+          <w:hyperlink xmlns:w="http://schemas.openxmlformats.org/wordprocessingml/2006/main" w:anchor="_Toc229058156" w:history="1">
+            <w:r xmlns:w="http://schemas.openxmlformats.org/wordprocessingml/2006/main">
+              <w:rPr>
+                <w:rStyle w:val="Hiperhivatkozs"/>
+                <w:noProof/>
+              </w:rPr>
+              <w:t xml:space="preserve">release </w:t>
+            </w:r>
+          </w:hyperlink>
+          <w:hyperlink xmlns:w="http://schemas.openxmlformats.org/wordprocessingml/2006/main" w:anchor="_Toc229058156" w:history="1">
+            <w:r xmlns:w="http://schemas.openxmlformats.org/wordprocessingml/2006/main">
+              <w:rPr>
+                <w:noProof/>
+                <w:webHidden/>
+              </w:rPr>
+              <w:t xml:space="preserve">24</w:t>
+            </w:r>
+          </w:hyperlink>
+          <w:r xmlns:w="http://schemas.openxmlformats.org/wordprocessingml/2006/main">
+            <w:rPr>
+              <w:noProof/>
+              <w:webHidden/>
+            </w:rPr>
+            <w:fldChar xmlns:w="http://schemas.openxmlformats.org/wordprocessingml/2006/main" w:fldCharType="end"/>
+          </w:r>
+          <w:hyperlink xmlns:w="http://schemas.openxmlformats.org/wordprocessingml/2006/main" w:anchor="_Toc229058156" w:history="1">
+            <w:r xmlns:w="http://schemas.openxmlformats.org/wordprocessingml/2006/main">
+              <w:rPr>
+                <w:rStyle w:val="Hiperhivatkozs"/>
+                <w:noProof/>
+              </w:rPr>
+              <w:t xml:space="preserve">​</w:t>
             </w:r>
           </w:hyperlink>
           <w:r xmlns:w="http://schemas.openxmlformats.org/wordprocessingml/2006/main">
@@ -1319,7 +1962,7 @@
               <w:noProof/>
               <w:webHidden/>
             </w:rPr>
-            <w:instrText xmlns:w="http://schemas.openxmlformats.org/wordprocessingml/2006/main" xml:space="preserve"> PAGEREF _Toc228972058 \h </w:instrText>
+            <w:instrText xmlns:w="http://schemas.openxmlformats.org/wordprocessingml/2006/main" xml:space="preserve"> PAGEREF _Toc229058156 \h </w:instrText>
           </w:r>
           <w:r xmlns:w="http://schemas.openxmlformats.org/wordprocessingml/2006/main">
             <w:rPr>
@@ -1327,22 +1970,6 @@
               <w:webHidden/>
             </w:rPr>
             <w:fldChar xmlns:w="http://schemas.openxmlformats.org/wordprocessingml/2006/main" w:fldCharType="separate"/>
-          </w:r>
-          <w:hyperlink xmlns:w="http://schemas.openxmlformats.org/wordprocessingml/2006/main" w:anchor="_Toc228972058" w:history="1">
-            <w:r xmlns:w="http://schemas.openxmlformats.org/wordprocessingml/2006/main">
-              <w:rPr>
-                <w:noProof/>
-                <w:webHidden/>
-              </w:rPr>
-              <w:t xml:space="preserve">16</w:t>
-            </w:r>
-          </w:hyperlink>
-          <w:r xmlns:w="http://schemas.openxmlformats.org/wordprocessingml/2006/main">
-            <w:rPr>
-              <w:noProof/>
-              <w:webHidden/>
-            </w:rPr>
-            <w:fldChar xmlns:w="http://schemas.openxmlformats.org/wordprocessingml/2006/main" w:fldCharType="end"/>
           </w:r>
         </w:p>
         <w:p>
@@ -1361,15 +1988,13 @@
               <w14:ligatures w14:val="standardContextual"/>
             </w:rPr>
           </w:pPr>
-          <w:hyperlink xmlns:w="http://schemas.openxmlformats.org/wordprocessingml/2006/main" w:anchor="_Toc228972059" w:history="1">
+          <w:hyperlink xmlns:w="http://schemas.openxmlformats.org/wordprocessingml/2006/main" w:anchor="_Toc229058157" w:history="1">
             <w:r xmlns:w="http://schemas.openxmlformats.org/wordprocessingml/2006/main">
               <w:rPr>
                 <w:rStyle w:val="Hiperhivatkozs"/>
-                <w:rFonts w:eastAsia="Times New Roman" w:cs="Times New Roman"/>
-                <w:bCs/>
                 <w:noProof/>
               </w:rPr>
-              <w:t xml:space="preserve">Authentication </w:t>
+              <w:t xml:space="preserve">Release 1.0 </w:t>
             </w:r>
           </w:hyperlink>
           <w:r xmlns:w="http://schemas.openxmlformats.org/wordprocessingml/2006/main">
@@ -1391,7 +2016,7 @@
               <w:noProof/>
               <w:webHidden/>
             </w:rPr>
-            <w:instrText xmlns:w="http://schemas.openxmlformats.org/wordprocessingml/2006/main" xml:space="preserve"> PAGEREF _Toc228972059 \h </w:instrText>
+            <w:instrText xmlns:w="http://schemas.openxmlformats.org/wordprocessingml/2006/main" xml:space="preserve"> PAGEREF _Toc229058157 \h </w:instrText>
           </w:r>
           <w:r xmlns:w="http://schemas.openxmlformats.org/wordprocessingml/2006/main">
             <w:rPr>
@@ -1400,13 +2025,13 @@
             </w:rPr>
             <w:fldChar xmlns:w="http://schemas.openxmlformats.org/wordprocessingml/2006/main" w:fldCharType="separate"/>
           </w:r>
-          <w:hyperlink xmlns:w="http://schemas.openxmlformats.org/wordprocessingml/2006/main" w:anchor="_Toc228972059" w:history="1">
+          <w:hyperlink xmlns:w="http://schemas.openxmlformats.org/wordprocessingml/2006/main" w:anchor="_Toc229058157" w:history="1">
             <w:r xmlns:w="http://schemas.openxmlformats.org/wordprocessingml/2006/main">
               <w:rPr>
                 <w:noProof/>
                 <w:webHidden/>
               </w:rPr>
-              <w:t xml:space="preserve">16</w:t>
+              <w:t xml:space="preserve">24</w:t>
             </w:r>
           </w:hyperlink>
           <w:r xmlns:w="http://schemas.openxmlformats.org/wordprocessingml/2006/main">
@@ -1419,11 +2044,7 @@
         </w:p>
         <w:p>
           <w:pPr xmlns:w="http://schemas.openxmlformats.org/wordprocessingml/2006/main" xmlns:w14="http://schemas.microsoft.com/office/word/2010/wordml">
-            <w:pStyle w:val="TJ3"/>
-            <w:tabs>
-              <w:tab w:val="right" w:leader="dot" w:pos="9019"/>
-            </w:tabs>
-            <w:spacing w:line="240" w:lineRule="auto"/>
+            <w:pStyle w:val="TJ1"/>
             <w:rPr>
               <w:rFonts w:asciiTheme="minorHAnsi" w:eastAsiaTheme="minorEastAsia" w:hAnsiTheme="minorHAnsi" w:cstheme="minorBidi"/>
               <w:noProof/>
@@ -1433,15 +2054,13 @@
               <w14:ligatures w14:val="standardContextual"/>
             </w:rPr>
           </w:pPr>
-          <w:hyperlink xmlns:w="http://schemas.openxmlformats.org/wordprocessingml/2006/main" w:anchor="_Toc228972060" w:history="1">
+          <w:hyperlink xmlns:w="http://schemas.openxmlformats.org/wordprocessingml/2006/main" w:anchor="_Toc229058158" w:history="1">
             <w:r xmlns:w="http://schemas.openxmlformats.org/wordprocessingml/2006/main">
               <w:rPr>
                 <w:rStyle w:val="Hiperhivatkozs"/>
-                <w:rFonts w:eastAsia="Times New Roman" w:cs="Times New Roman"/>
-                <w:bCs/>
                 <w:noProof/>
               </w:rPr>
-              <w:t xml:space="preserve">Endpoints </w:t>
+              <w:t xml:space="preserve">User documentation </w:t>
             </w:r>
           </w:hyperlink>
           <w:r xmlns:w="http://schemas.openxmlformats.org/wordprocessingml/2006/main">
@@ -1463,7 +2082,7 @@
               <w:noProof/>
               <w:webHidden/>
             </w:rPr>
-            <w:instrText xmlns:w="http://schemas.openxmlformats.org/wordprocessingml/2006/main" xml:space="preserve"> PAGEREF _Toc228972060 \h </w:instrText>
+            <w:instrText xmlns:w="http://schemas.openxmlformats.org/wordprocessingml/2006/main" xml:space="preserve"> PAGEREF _Toc229058158 \h </w:instrText>
           </w:r>
           <w:r xmlns:w="http://schemas.openxmlformats.org/wordprocessingml/2006/main">
             <w:rPr>
@@ -1472,13 +2091,13 @@
             </w:rPr>
             <w:fldChar xmlns:w="http://schemas.openxmlformats.org/wordprocessingml/2006/main" w:fldCharType="separate"/>
           </w:r>
-          <w:hyperlink xmlns:w="http://schemas.openxmlformats.org/wordprocessingml/2006/main" w:anchor="_Toc228972060" w:history="1">
+          <w:hyperlink xmlns:w="http://schemas.openxmlformats.org/wordprocessingml/2006/main" w:anchor="_Toc229058158" w:history="1">
             <w:r xmlns:w="http://schemas.openxmlformats.org/wordprocessingml/2006/main">
               <w:rPr>
                 <w:noProof/>
                 <w:webHidden/>
               </w:rPr>
-              <w:t xml:space="preserve">16</w:t>
+              <w:t xml:space="preserve">26</w:t>
             </w:r>
           </w:hyperlink>
           <w:r xmlns:w="http://schemas.openxmlformats.org/wordprocessingml/2006/main">
@@ -1505,13 +2124,13 @@
               <w14:ligatures w14:val="standardContextual"/>
             </w:rPr>
           </w:pPr>
-          <w:hyperlink xmlns:w="http://schemas.openxmlformats.org/wordprocessingml/2006/main" w:anchor="_Toc228972061" w:history="1">
+          <w:hyperlink xmlns:w="http://schemas.openxmlformats.org/wordprocessingml/2006/main" w:anchor="_Toc229058159" w:history="1">
             <w:r xmlns:w="http://schemas.openxmlformats.org/wordprocessingml/2006/main">
               <w:rPr>
                 <w:rStyle w:val="Hiperhivatkozs"/>
                 <w:noProof/>
               </w:rPr>
-              <w:t xml:space="preserve">Test documentation </w:t>
+              <w:t xml:space="preserve">Basic user functions </w:t>
             </w:r>
           </w:hyperlink>
           <w:r xmlns:w="http://schemas.openxmlformats.org/wordprocessingml/2006/main">
@@ -1533,7 +2152,7 @@
               <w:noProof/>
               <w:webHidden/>
             </w:rPr>
-            <w:instrText xmlns:w="http://schemas.openxmlformats.org/wordprocessingml/2006/main" xml:space="preserve"> PAGEREF _Toc228972061 \h </w:instrText>
+            <w:instrText xmlns:w="http://schemas.openxmlformats.org/wordprocessingml/2006/main" xml:space="preserve"> PAGEREF _Toc229058159 \h </w:instrText>
           </w:r>
           <w:r xmlns:w="http://schemas.openxmlformats.org/wordprocessingml/2006/main">
             <w:rPr>
@@ -1542,223 +2161,13 @@
             </w:rPr>
             <w:fldChar xmlns:w="http://schemas.openxmlformats.org/wordprocessingml/2006/main" w:fldCharType="separate"/>
           </w:r>
-          <w:hyperlink xmlns:w="http://schemas.openxmlformats.org/wordprocessingml/2006/main" w:anchor="_Toc228972061" w:history="1">
+          <w:hyperlink xmlns:w="http://schemas.openxmlformats.org/wordprocessingml/2006/main" w:anchor="_Toc229058159" w:history="1">
             <w:r xmlns:w="http://schemas.openxmlformats.org/wordprocessingml/2006/main">
               <w:rPr>
                 <w:noProof/>
                 <w:webHidden/>
               </w:rPr>
-              <w:t xml:space="preserve">20</w:t>
-            </w:r>
-          </w:hyperlink>
-          <w:r xmlns:w="http://schemas.openxmlformats.org/wordprocessingml/2006/main">
-            <w:rPr>
-              <w:noProof/>
-              <w:webHidden/>
-            </w:rPr>
-            <w:fldChar xmlns:w="http://schemas.openxmlformats.org/wordprocessingml/2006/main" w:fldCharType="end"/>
-          </w:r>
-        </w:p>
-        <w:p>
-          <w:pPr xmlns:w="http://schemas.openxmlformats.org/wordprocessingml/2006/main" xmlns:w14="http://schemas.microsoft.com/office/word/2010/wordml">
-            <w:pStyle w:val="TJ3"/>
-            <w:tabs>
-              <w:tab w:val="right" w:leader="dot" w:pos="9019"/>
-            </w:tabs>
-            <w:spacing w:line="240" w:lineRule="auto"/>
-            <w:rPr>
-              <w:rFonts w:asciiTheme="minorHAnsi" w:eastAsiaTheme="minorEastAsia" w:hAnsiTheme="minorHAnsi" w:cstheme="minorBidi"/>
-              <w:noProof/>
-              <w:kern w:val="2"/>
-              <w:szCs w:val="24"/>
-              <w:lang w:val="hu-HU"/>
-              <w14:ligatures w14:val="standardContextual"/>
-            </w:rPr>
-          </w:pPr>
-          <w:hyperlink xmlns:w="http://schemas.openxmlformats.org/wordprocessingml/2006/main" w:anchor="_Toc228972062" w:history="1">
-            <w:r xmlns:w="http://schemas.openxmlformats.org/wordprocessingml/2006/main">
-              <w:rPr>
-                <w:rStyle w:val="Hiperhivatkozs"/>
-                <w:noProof/>
-              </w:rPr>
-              <w:t xml:space="preserve">Test user details </w:t>
-            </w:r>
-          </w:hyperlink>
-          <w:r xmlns:w="http://schemas.openxmlformats.org/wordprocessingml/2006/main">
-            <w:rPr>
-              <w:noProof/>
-              <w:webHidden/>
-            </w:rPr>
-            <w:tab xmlns:w="http://schemas.openxmlformats.org/wordprocessingml/2006/main"/>
-          </w:r>
-          <w:r xmlns:w="http://schemas.openxmlformats.org/wordprocessingml/2006/main">
-            <w:rPr>
-              <w:noProof/>
-              <w:webHidden/>
-            </w:rPr>
-            <w:fldChar xmlns:w="http://schemas.openxmlformats.org/wordprocessingml/2006/main" w:fldCharType="begin"/>
-          </w:r>
-          <w:r xmlns:w="http://schemas.openxmlformats.org/wordprocessingml/2006/main">
-            <w:rPr>
-              <w:noProof/>
-              <w:webHidden/>
-            </w:rPr>
-            <w:instrText xmlns:w="http://schemas.openxmlformats.org/wordprocessingml/2006/main" xml:space="preserve"> PAGEREF _Toc228972062 \h </w:instrText>
-          </w:r>
-          <w:r xmlns:w="http://schemas.openxmlformats.org/wordprocessingml/2006/main">
-            <w:rPr>
-              <w:noProof/>
-              <w:webHidden/>
-            </w:rPr>
-            <w:fldChar xmlns:w="http://schemas.openxmlformats.org/wordprocessingml/2006/main" w:fldCharType="separate"/>
-          </w:r>
-          <w:hyperlink xmlns:w="http://schemas.openxmlformats.org/wordprocessingml/2006/main" w:anchor="_Toc228972062" w:history="1">
-            <w:r xmlns:w="http://schemas.openxmlformats.org/wordprocessingml/2006/main">
-              <w:rPr>
-                <w:noProof/>
-                <w:webHidden/>
-              </w:rPr>
-              <w:t xml:space="preserve">20</w:t>
-            </w:r>
-          </w:hyperlink>
-          <w:r xmlns:w="http://schemas.openxmlformats.org/wordprocessingml/2006/main">
-            <w:rPr>
-              <w:noProof/>
-              <w:webHidden/>
-            </w:rPr>
-            <w:fldChar xmlns:w="http://schemas.openxmlformats.org/wordprocessingml/2006/main" w:fldCharType="end"/>
-          </w:r>
-        </w:p>
-        <w:p>
-          <w:pPr xmlns:w="http://schemas.openxmlformats.org/wordprocessingml/2006/main" xmlns:w14="http://schemas.microsoft.com/office/word/2010/wordml">
-            <w:pStyle w:val="TJ3"/>
-            <w:tabs>
-              <w:tab w:val="right" w:leader="dot" w:pos="9019"/>
-            </w:tabs>
-            <w:spacing w:line="240" w:lineRule="auto"/>
-            <w:rPr>
-              <w:rFonts w:asciiTheme="minorHAnsi" w:eastAsiaTheme="minorEastAsia" w:hAnsiTheme="minorHAnsi" w:cstheme="minorBidi"/>
-              <w:noProof/>
-              <w:kern w:val="2"/>
-              <w:szCs w:val="24"/>
-              <w:lang w:val="hu-HU"/>
-              <w14:ligatures w14:val="standardContextual"/>
-            </w:rPr>
-          </w:pPr>
-          <w:hyperlink xmlns:w="http://schemas.openxmlformats.org/wordprocessingml/2006/main" w:anchor="_Toc228972063" w:history="1">
-            <w:r xmlns:w="http://schemas.openxmlformats.org/wordprocessingml/2006/main">
-              <w:rPr>
-                <w:rStyle w:val="Hiperhivatkozs"/>
-                <w:noProof/>
-              </w:rPr>
-              <w:t xml:space="preserve">Unit Tests (Thunder Client) </w:t>
-            </w:r>
-          </w:hyperlink>
-          <w:r xmlns:w="http://schemas.openxmlformats.org/wordprocessingml/2006/main">
-            <w:rPr>
-              <w:noProof/>
-              <w:webHidden/>
-            </w:rPr>
-            <w:tab xmlns:w="http://schemas.openxmlformats.org/wordprocessingml/2006/main"/>
-          </w:r>
-          <w:r xmlns:w="http://schemas.openxmlformats.org/wordprocessingml/2006/main">
-            <w:rPr>
-              <w:noProof/>
-              <w:webHidden/>
-            </w:rPr>
-            <w:fldChar xmlns:w="http://schemas.openxmlformats.org/wordprocessingml/2006/main" w:fldCharType="begin"/>
-          </w:r>
-          <w:r xmlns:w="http://schemas.openxmlformats.org/wordprocessingml/2006/main">
-            <w:rPr>
-              <w:noProof/>
-              <w:webHidden/>
-            </w:rPr>
-            <w:instrText xmlns:w="http://schemas.openxmlformats.org/wordprocessingml/2006/main" xml:space="preserve"> PAGEREF _Toc228972063 \h </w:instrText>
-          </w:r>
-          <w:r xmlns:w="http://schemas.openxmlformats.org/wordprocessingml/2006/main">
-            <w:rPr>
-              <w:noProof/>
-              <w:webHidden/>
-            </w:rPr>
-            <w:fldChar xmlns:w="http://schemas.openxmlformats.org/wordprocessingml/2006/main" w:fldCharType="separate"/>
-          </w:r>
-          <w:hyperlink xmlns:w="http://schemas.openxmlformats.org/wordprocessingml/2006/main" w:anchor="_Toc228972063" w:history="1">
-            <w:r xmlns:w="http://schemas.openxmlformats.org/wordprocessingml/2006/main">
-              <w:rPr>
-                <w:noProof/>
-                <w:webHidden/>
-              </w:rPr>
-              <w:t xml:space="preserve">20</w:t>
-            </w:r>
-          </w:hyperlink>
-          <w:r xmlns:w="http://schemas.openxmlformats.org/wordprocessingml/2006/main">
-            <w:rPr>
-              <w:noProof/>
-              <w:webHidden/>
-            </w:rPr>
-            <w:fldChar xmlns:w="http://schemas.openxmlformats.org/wordprocessingml/2006/main" w:fldCharType="end"/>
-          </w:r>
-        </w:p>
-        <w:p>
-          <w:pPr xmlns:w="http://schemas.openxmlformats.org/wordprocessingml/2006/main" xmlns:w14="http://schemas.microsoft.com/office/word/2010/wordml">
-            <w:pStyle w:val="TJ3"/>
-            <w:tabs>
-              <w:tab w:val="right" w:leader="dot" w:pos="9019"/>
-            </w:tabs>
-            <w:spacing w:line="240" w:lineRule="auto"/>
-            <w:rPr>
-              <w:rFonts w:asciiTheme="minorHAnsi" w:eastAsiaTheme="minorEastAsia" w:hAnsiTheme="minorHAnsi" w:cstheme="minorBidi"/>
-              <w:noProof/>
-              <w:kern w:val="2"/>
-              <w:szCs w:val="24"/>
-              <w:lang w:val="hu-HU"/>
-              <w14:ligatures w14:val="standardContextual"/>
-            </w:rPr>
-          </w:pPr>
-          <w:hyperlink xmlns:w="http://schemas.openxmlformats.org/wordprocessingml/2006/main" w:anchor="_Toc228972064" w:history="1">
-            <w:r xmlns:w="http://schemas.openxmlformats.org/wordprocessingml/2006/main">
-              <w:rPr>
-                <w:rStyle w:val="Hiperhivatkozs"/>
-                <w:noProof/>
-              </w:rPr>
-              <w:t xml:space="preserve">Functional tests </w:t>
-            </w:r>
-          </w:hyperlink>
-          <w:r xmlns:w="http://schemas.openxmlformats.org/wordprocessingml/2006/main">
-            <w:rPr>
-              <w:noProof/>
-              <w:webHidden/>
-            </w:rPr>
-            <w:tab xmlns:w="http://schemas.openxmlformats.org/wordprocessingml/2006/main"/>
-          </w:r>
-          <w:r xmlns:w="http://schemas.openxmlformats.org/wordprocessingml/2006/main">
-            <w:rPr>
-              <w:noProof/>
-              <w:webHidden/>
-            </w:rPr>
-            <w:fldChar xmlns:w="http://schemas.openxmlformats.org/wordprocessingml/2006/main" w:fldCharType="begin"/>
-          </w:r>
-          <w:r xmlns:w="http://schemas.openxmlformats.org/wordprocessingml/2006/main">
-            <w:rPr>
-              <w:noProof/>
-              <w:webHidden/>
-            </w:rPr>
-            <w:instrText xmlns:w="http://schemas.openxmlformats.org/wordprocessingml/2006/main" xml:space="preserve"> PAGEREF _Toc228972064 \h </w:instrText>
-          </w:r>
-          <w:r xmlns:w="http://schemas.openxmlformats.org/wordprocessingml/2006/main">
-            <w:rPr>
-              <w:noProof/>
-              <w:webHidden/>
-            </w:rPr>
-            <w:fldChar xmlns:w="http://schemas.openxmlformats.org/wordprocessingml/2006/main" w:fldCharType="separate"/>
-          </w:r>
-          <w:hyperlink xmlns:w="http://schemas.openxmlformats.org/wordprocessingml/2006/main" w:anchor="_Toc228972064" w:history="1">
-            <w:r xmlns:w="http://schemas.openxmlformats.org/wordprocessingml/2006/main">
-              <w:rPr>
-                <w:noProof/>
-                <w:webHidden/>
-              </w:rPr>
-              <w:t xml:space="preserve">21</w:t>
+              <w:t xml:space="preserve">26</w:t>
             </w:r>
           </w:hyperlink>
           <w:r xmlns:w="http://schemas.openxmlformats.org/wordprocessingml/2006/main">
@@ -1785,13 +2194,13 @@
               <w14:ligatures w14:val="standardContextual"/>
             </w:rPr>
           </w:pPr>
-          <w:hyperlink xmlns:w="http://schemas.openxmlformats.org/wordprocessingml/2006/main" w:anchor="_Toc228972065" w:history="1">
+          <w:hyperlink xmlns:w="http://schemas.openxmlformats.org/wordprocessingml/2006/main" w:anchor="_Toc229058160" w:history="1">
             <w:r xmlns:w="http://schemas.openxmlformats.org/wordprocessingml/2006/main">
               <w:rPr>
                 <w:rStyle w:val="Hiperhivatkozs"/>
                 <w:noProof/>
               </w:rPr>
-              <w:t xml:space="preserve">Planned developments </w:t>
+              <w:t xml:space="preserve">Target users </w:t>
             </w:r>
           </w:hyperlink>
           <w:r xmlns:w="http://schemas.openxmlformats.org/wordprocessingml/2006/main">
@@ -1813,7 +2222,7 @@
               <w:noProof/>
               <w:webHidden/>
             </w:rPr>
-            <w:instrText xmlns:w="http://schemas.openxmlformats.org/wordprocessingml/2006/main" xml:space="preserve"> PAGEREF _Toc228972065 \h </w:instrText>
+            <w:instrText xmlns:w="http://schemas.openxmlformats.org/wordprocessingml/2006/main" xml:space="preserve"> PAGEREF _Toc229058160 \h </w:instrText>
           </w:r>
           <w:r xmlns:w="http://schemas.openxmlformats.org/wordprocessingml/2006/main">
             <w:rPr>
@@ -1822,223 +2231,13 @@
             </w:rPr>
             <w:fldChar xmlns:w="http://schemas.openxmlformats.org/wordprocessingml/2006/main" w:fldCharType="separate"/>
           </w:r>
-          <w:hyperlink xmlns:w="http://schemas.openxmlformats.org/wordprocessingml/2006/main" w:anchor="_Toc228972065" w:history="1">
+          <w:hyperlink xmlns:w="http://schemas.openxmlformats.org/wordprocessingml/2006/main" w:anchor="_Toc229058160" w:history="1">
             <w:r xmlns:w="http://schemas.openxmlformats.org/wordprocessingml/2006/main">
               <w:rPr>
                 <w:noProof/>
                 <w:webHidden/>
               </w:rPr>
-              <w:t xml:space="preserve">24</w:t>
-            </w:r>
-          </w:hyperlink>
-          <w:r xmlns:w="http://schemas.openxmlformats.org/wordprocessingml/2006/main">
-            <w:rPr>
-              <w:noProof/>
-              <w:webHidden/>
-            </w:rPr>
-            <w:fldChar xmlns:w="http://schemas.openxmlformats.org/wordprocessingml/2006/main" w:fldCharType="end"/>
-          </w:r>
-        </w:p>
-        <w:p>
-          <w:pPr xmlns:w="http://schemas.openxmlformats.org/wordprocessingml/2006/main" xmlns:w14="http://schemas.microsoft.com/office/word/2010/wordml">
-            <w:pStyle w:val="TJ3"/>
-            <w:tabs>
-              <w:tab w:val="right" w:leader="dot" w:pos="9019"/>
-            </w:tabs>
-            <w:spacing w:line="240" w:lineRule="auto"/>
-            <w:rPr>
-              <w:rFonts w:asciiTheme="minorHAnsi" w:eastAsiaTheme="minorEastAsia" w:hAnsiTheme="minorHAnsi" w:cstheme="minorBidi"/>
-              <w:noProof/>
-              <w:kern w:val="2"/>
-              <w:szCs w:val="24"/>
-              <w:lang w:val="hu-HU"/>
-              <w14:ligatures w14:val="standardContextual"/>
-            </w:rPr>
-          </w:pPr>
-          <w:hyperlink xmlns:w="http://schemas.openxmlformats.org/wordprocessingml/2006/main" w:anchor="_Toc228972066" w:history="1">
-            <w:r xmlns:w="http://schemas.openxmlformats.org/wordprocessingml/2006/main">
-              <w:rPr>
-                <w:rStyle w:val="Hiperhivatkozs"/>
-                <w:noProof/>
-              </w:rPr>
-              <w:t xml:space="preserve">0.2 release </w:t>
-            </w:r>
-          </w:hyperlink>
-          <w:r xmlns:w="http://schemas.openxmlformats.org/wordprocessingml/2006/main">
-            <w:rPr>
-              <w:noProof/>
-              <w:webHidden/>
-            </w:rPr>
-            <w:tab xmlns:w="http://schemas.openxmlformats.org/wordprocessingml/2006/main"/>
-          </w:r>
-          <w:r xmlns:w="http://schemas.openxmlformats.org/wordprocessingml/2006/main">
-            <w:rPr>
-              <w:noProof/>
-              <w:webHidden/>
-            </w:rPr>
-            <w:fldChar xmlns:w="http://schemas.openxmlformats.org/wordprocessingml/2006/main" w:fldCharType="begin"/>
-          </w:r>
-          <w:r xmlns:w="http://schemas.openxmlformats.org/wordprocessingml/2006/main">
-            <w:rPr>
-              <w:noProof/>
-              <w:webHidden/>
-            </w:rPr>
-            <w:instrText xmlns:w="http://schemas.openxmlformats.org/wordprocessingml/2006/main" xml:space="preserve"> PAGEREF _Toc228972066 \h </w:instrText>
-          </w:r>
-          <w:r xmlns:w="http://schemas.openxmlformats.org/wordprocessingml/2006/main">
-            <w:rPr>
-              <w:noProof/>
-              <w:webHidden/>
-            </w:rPr>
-            <w:fldChar xmlns:w="http://schemas.openxmlformats.org/wordprocessingml/2006/main" w:fldCharType="separate"/>
-          </w:r>
-          <w:hyperlink xmlns:w="http://schemas.openxmlformats.org/wordprocessingml/2006/main" w:anchor="_Toc228972066" w:history="1">
-            <w:r xmlns:w="http://schemas.openxmlformats.org/wordprocessingml/2006/main">
-              <w:rPr>
-                <w:noProof/>
-                <w:webHidden/>
-              </w:rPr>
-              <w:t xml:space="preserve">24</w:t>
-            </w:r>
-          </w:hyperlink>
-          <w:r xmlns:w="http://schemas.openxmlformats.org/wordprocessingml/2006/main">
-            <w:rPr>
-              <w:noProof/>
-              <w:webHidden/>
-            </w:rPr>
-            <w:fldChar xmlns:w="http://schemas.openxmlformats.org/wordprocessingml/2006/main" w:fldCharType="end"/>
-          </w:r>
-        </w:p>
-        <w:p>
-          <w:pPr xmlns:w="http://schemas.openxmlformats.org/wordprocessingml/2006/main" xmlns:w14="http://schemas.microsoft.com/office/word/2010/wordml">
-            <w:pStyle w:val="TJ3"/>
-            <w:tabs>
-              <w:tab w:val="right" w:leader="dot" w:pos="9019"/>
-            </w:tabs>
-            <w:spacing w:line="240" w:lineRule="auto"/>
-            <w:rPr>
-              <w:rFonts w:asciiTheme="minorHAnsi" w:eastAsiaTheme="minorEastAsia" w:hAnsiTheme="minorHAnsi" w:cstheme="minorBidi"/>
-              <w:noProof/>
-              <w:kern w:val="2"/>
-              <w:szCs w:val="24"/>
-              <w:lang w:val="hu-HU"/>
-              <w14:ligatures w14:val="standardContextual"/>
-            </w:rPr>
-          </w:pPr>
-          <w:hyperlink xmlns:w="http://schemas.openxmlformats.org/wordprocessingml/2006/main" w:anchor="_Toc228972067" w:history="1">
-            <w:r xmlns:w="http://schemas.openxmlformats.org/wordprocessingml/2006/main">
-              <w:rPr>
-                <w:rStyle w:val="Hiperhivatkozs"/>
-                <w:noProof/>
-              </w:rPr>
-              <w:t xml:space="preserve">Release 1.0 </w:t>
-            </w:r>
-          </w:hyperlink>
-          <w:r xmlns:w="http://schemas.openxmlformats.org/wordprocessingml/2006/main">
-            <w:rPr>
-              <w:noProof/>
-              <w:webHidden/>
-            </w:rPr>
-            <w:tab xmlns:w="http://schemas.openxmlformats.org/wordprocessingml/2006/main"/>
-          </w:r>
-          <w:r xmlns:w="http://schemas.openxmlformats.org/wordprocessingml/2006/main">
-            <w:rPr>
-              <w:noProof/>
-              <w:webHidden/>
-            </w:rPr>
-            <w:fldChar xmlns:w="http://schemas.openxmlformats.org/wordprocessingml/2006/main" w:fldCharType="begin"/>
-          </w:r>
-          <w:r xmlns:w="http://schemas.openxmlformats.org/wordprocessingml/2006/main">
-            <w:rPr>
-              <w:noProof/>
-              <w:webHidden/>
-            </w:rPr>
-            <w:instrText xmlns:w="http://schemas.openxmlformats.org/wordprocessingml/2006/main" xml:space="preserve"> PAGEREF _Toc228972067 \h </w:instrText>
-          </w:r>
-          <w:r xmlns:w="http://schemas.openxmlformats.org/wordprocessingml/2006/main">
-            <w:rPr>
-              <w:noProof/>
-              <w:webHidden/>
-            </w:rPr>
-            <w:fldChar xmlns:w="http://schemas.openxmlformats.org/wordprocessingml/2006/main" w:fldCharType="separate"/>
-          </w:r>
-          <w:hyperlink xmlns:w="http://schemas.openxmlformats.org/wordprocessingml/2006/main" w:anchor="_Toc228972067" w:history="1">
-            <w:r xmlns:w="http://schemas.openxmlformats.org/wordprocessingml/2006/main">
-              <w:rPr>
-                <w:noProof/>
-                <w:webHidden/>
-              </w:rPr>
-              <w:t xml:space="preserve">24</w:t>
-            </w:r>
-          </w:hyperlink>
-          <w:r xmlns:w="http://schemas.openxmlformats.org/wordprocessingml/2006/main">
-            <w:rPr>
-              <w:noProof/>
-              <w:webHidden/>
-            </w:rPr>
-            <w:fldChar xmlns:w="http://schemas.openxmlformats.org/wordprocessingml/2006/main" w:fldCharType="end"/>
-          </w:r>
-        </w:p>
-        <w:p>
-          <w:pPr xmlns:w="http://schemas.openxmlformats.org/wordprocessingml/2006/main" xmlns:w14="http://schemas.microsoft.com/office/word/2010/wordml">
-            <w:pStyle w:val="TJ1"/>
-            <w:tabs>
-              <w:tab w:val="right" w:leader="dot" w:pos="9019"/>
-            </w:tabs>
-            <w:spacing w:line="240" w:lineRule="auto"/>
-            <w:rPr>
-              <w:rFonts w:asciiTheme="minorHAnsi" w:eastAsiaTheme="minorEastAsia" w:hAnsiTheme="minorHAnsi" w:cstheme="minorBidi"/>
-              <w:noProof/>
-              <w:kern w:val="2"/>
-              <w:szCs w:val="24"/>
-              <w:lang w:val="hu-HU"/>
-              <w14:ligatures w14:val="standardContextual"/>
-            </w:rPr>
-          </w:pPr>
-          <w:hyperlink xmlns:w="http://schemas.openxmlformats.org/wordprocessingml/2006/main" w:anchor="_Toc228972068" w:history="1">
-            <w:r xmlns:w="http://schemas.openxmlformats.org/wordprocessingml/2006/main">
-              <w:rPr>
-                <w:rStyle w:val="Hiperhivatkozs"/>
-                <w:noProof/>
-              </w:rPr>
-              <w:t xml:space="preserve">User documentation </w:t>
-            </w:r>
-          </w:hyperlink>
-          <w:r xmlns:w="http://schemas.openxmlformats.org/wordprocessingml/2006/main">
-            <w:rPr>
-              <w:noProof/>
-              <w:webHidden/>
-            </w:rPr>
-            <w:tab xmlns:w="http://schemas.openxmlformats.org/wordprocessingml/2006/main"/>
-          </w:r>
-          <w:r xmlns:w="http://schemas.openxmlformats.org/wordprocessingml/2006/main">
-            <w:rPr>
-              <w:noProof/>
-              <w:webHidden/>
-            </w:rPr>
-            <w:fldChar xmlns:w="http://schemas.openxmlformats.org/wordprocessingml/2006/main" w:fldCharType="begin"/>
-          </w:r>
-          <w:r xmlns:w="http://schemas.openxmlformats.org/wordprocessingml/2006/main">
-            <w:rPr>
-              <w:noProof/>
-              <w:webHidden/>
-            </w:rPr>
-            <w:instrText xmlns:w="http://schemas.openxmlformats.org/wordprocessingml/2006/main" xml:space="preserve"> PAGEREF _Toc228972068 \h </w:instrText>
-          </w:r>
-          <w:r xmlns:w="http://schemas.openxmlformats.org/wordprocessingml/2006/main">
-            <w:rPr>
-              <w:noProof/>
-              <w:webHidden/>
-            </w:rPr>
-            <w:fldChar xmlns:w="http://schemas.openxmlformats.org/wordprocessingml/2006/main" w:fldCharType="separate"/>
-          </w:r>
-          <w:hyperlink xmlns:w="http://schemas.openxmlformats.org/wordprocessingml/2006/main" w:anchor="_Toc228972068" w:history="1">
-            <w:r xmlns:w="http://schemas.openxmlformats.org/wordprocessingml/2006/main">
-              <w:rPr>
-                <w:noProof/>
-                <w:webHidden/>
-              </w:rPr>
-              <w:t xml:space="preserve">26</w:t>
+              <w:t xml:space="preserve">27</w:t>
             </w:r>
           </w:hyperlink>
           <w:r xmlns:w="http://schemas.openxmlformats.org/wordprocessingml/2006/main">
@@ -2065,13 +2264,13 @@
               <w14:ligatures w14:val="standardContextual"/>
             </w:rPr>
           </w:pPr>
-          <w:hyperlink xmlns:w="http://schemas.openxmlformats.org/wordprocessingml/2006/main" w:anchor="_Toc228972069" w:history="1">
+          <w:hyperlink xmlns:w="http://schemas.openxmlformats.org/wordprocessingml/2006/main" w:anchor="_Toc229058161" w:history="1">
             <w:r xmlns:w="http://schemas.openxmlformats.org/wordprocessingml/2006/main">
               <w:rPr>
                 <w:rStyle w:val="Hiperhivatkozs"/>
                 <w:noProof/>
               </w:rPr>
-              <w:t xml:space="preserve">Basic user functions </w:t>
+              <w:t xml:space="preserve">Main use cases </w:t>
             </w:r>
           </w:hyperlink>
           <w:r xmlns:w="http://schemas.openxmlformats.org/wordprocessingml/2006/main">
@@ -2093,7 +2292,7 @@
               <w:noProof/>
               <w:webHidden/>
             </w:rPr>
-            <w:instrText xmlns:w="http://schemas.openxmlformats.org/wordprocessingml/2006/main" xml:space="preserve"> PAGEREF _Toc228972069 \h </w:instrText>
+            <w:instrText xmlns:w="http://schemas.openxmlformats.org/wordprocessingml/2006/main" xml:space="preserve"> PAGEREF _Toc229058161 \h </w:instrText>
           </w:r>
           <w:r xmlns:w="http://schemas.openxmlformats.org/wordprocessingml/2006/main">
             <w:rPr>
@@ -2102,13 +2301,13 @@
             </w:rPr>
             <w:fldChar xmlns:w="http://schemas.openxmlformats.org/wordprocessingml/2006/main" w:fldCharType="separate"/>
           </w:r>
-          <w:hyperlink xmlns:w="http://schemas.openxmlformats.org/wordprocessingml/2006/main" w:anchor="_Toc228972069" w:history="1">
+          <w:hyperlink xmlns:w="http://schemas.openxmlformats.org/wordprocessingml/2006/main" w:anchor="_Toc229058161" w:history="1">
             <w:r xmlns:w="http://schemas.openxmlformats.org/wordprocessingml/2006/main">
               <w:rPr>
                 <w:noProof/>
                 <w:webHidden/>
               </w:rPr>
-              <w:t xml:space="preserve">26</w:t>
+              <w:t xml:space="preserve">27</w:t>
             </w:r>
           </w:hyperlink>
           <w:r xmlns:w="http://schemas.openxmlformats.org/wordprocessingml/2006/main">
@@ -2121,11 +2320,7 @@
         </w:p>
         <w:p>
           <w:pPr xmlns:w="http://schemas.openxmlformats.org/wordprocessingml/2006/main" xmlns:w14="http://schemas.microsoft.com/office/word/2010/wordml">
-            <w:pStyle w:val="TJ2"/>
-            <w:tabs>
-              <w:tab w:val="right" w:leader="dot" w:pos="9019"/>
-            </w:tabs>
-            <w:spacing w:line="240" w:lineRule="auto"/>
+            <w:pStyle w:val="TJ1"/>
             <w:rPr>
               <w:rFonts w:asciiTheme="minorHAnsi" w:eastAsiaTheme="minorEastAsia" w:hAnsiTheme="minorHAnsi" w:cstheme="minorBidi"/>
               <w:noProof/>
@@ -2135,13 +2330,13 @@
               <w14:ligatures w14:val="standardContextual"/>
             </w:rPr>
           </w:pPr>
-          <w:hyperlink xmlns:w="http://schemas.openxmlformats.org/wordprocessingml/2006/main" w:anchor="_Toc228972070" w:history="1">
+          <w:hyperlink xmlns:w="http://schemas.openxmlformats.org/wordprocessingml/2006/main" w:anchor="_Toc229058162" w:history="1">
             <w:r xmlns:w="http://schemas.openxmlformats.org/wordprocessingml/2006/main">
               <w:rPr>
                 <w:rStyle w:val="Hiperhivatkozs"/>
                 <w:noProof/>
               </w:rPr>
-              <w:t xml:space="preserve">Target users </w:t>
+              <w:t xml:space="preserve">Bibliography </w:t>
             </w:r>
           </w:hyperlink>
           <w:r xmlns:w="http://schemas.openxmlformats.org/wordprocessingml/2006/main">
@@ -2163,7 +2358,7 @@
               <w:noProof/>
               <w:webHidden/>
             </w:rPr>
-            <w:instrText xmlns:w="http://schemas.openxmlformats.org/wordprocessingml/2006/main" xml:space="preserve"> PAGEREF _Toc228972070 \h </w:instrText>
+            <w:instrText xmlns:w="http://schemas.openxmlformats.org/wordprocessingml/2006/main" xml:space="preserve"> PAGEREF _Toc229058162 \h </w:instrText>
           </w:r>
           <w:r xmlns:w="http://schemas.openxmlformats.org/wordprocessingml/2006/main">
             <w:rPr>
@@ -2172,147 +2367,7 @@
             </w:rPr>
             <w:fldChar xmlns:w="http://schemas.openxmlformats.org/wordprocessingml/2006/main" w:fldCharType="separate"/>
           </w:r>
-          <w:hyperlink xmlns:w="http://schemas.openxmlformats.org/wordprocessingml/2006/main" w:anchor="_Toc228972070" w:history="1">
-            <w:r xmlns:w="http://schemas.openxmlformats.org/wordprocessingml/2006/main">
-              <w:rPr>
-                <w:noProof/>
-                <w:webHidden/>
-              </w:rPr>
-              <w:t xml:space="preserve">27</w:t>
-            </w:r>
-          </w:hyperlink>
-          <w:r xmlns:w="http://schemas.openxmlformats.org/wordprocessingml/2006/main">
-            <w:rPr>
-              <w:noProof/>
-              <w:webHidden/>
-            </w:rPr>
-            <w:fldChar xmlns:w="http://schemas.openxmlformats.org/wordprocessingml/2006/main" w:fldCharType="end"/>
-          </w:r>
-        </w:p>
-        <w:p>
-          <w:pPr xmlns:w="http://schemas.openxmlformats.org/wordprocessingml/2006/main" xmlns:w14="http://schemas.microsoft.com/office/word/2010/wordml">
-            <w:pStyle w:val="TJ2"/>
-            <w:tabs>
-              <w:tab w:val="right" w:leader="dot" w:pos="9019"/>
-            </w:tabs>
-            <w:spacing w:line="240" w:lineRule="auto"/>
-            <w:rPr>
-              <w:rFonts w:asciiTheme="minorHAnsi" w:eastAsiaTheme="minorEastAsia" w:hAnsiTheme="minorHAnsi" w:cstheme="minorBidi"/>
-              <w:noProof/>
-              <w:kern w:val="2"/>
-              <w:szCs w:val="24"/>
-              <w:lang w:val="hu-HU"/>
-              <w14:ligatures w14:val="standardContextual"/>
-            </w:rPr>
-          </w:pPr>
-          <w:hyperlink xmlns:w="http://schemas.openxmlformats.org/wordprocessingml/2006/main" w:anchor="_Toc228972071" w:history="1">
-            <w:r xmlns:w="http://schemas.openxmlformats.org/wordprocessingml/2006/main">
-              <w:rPr>
-                <w:rStyle w:val="Hiperhivatkozs"/>
-                <w:noProof/>
-              </w:rPr>
-              <w:t xml:space="preserve">Main use cases </w:t>
-            </w:r>
-          </w:hyperlink>
-          <w:r xmlns:w="http://schemas.openxmlformats.org/wordprocessingml/2006/main">
-            <w:rPr>
-              <w:noProof/>
-              <w:webHidden/>
-            </w:rPr>
-            <w:tab xmlns:w="http://schemas.openxmlformats.org/wordprocessingml/2006/main"/>
-          </w:r>
-          <w:r xmlns:w="http://schemas.openxmlformats.org/wordprocessingml/2006/main">
-            <w:rPr>
-              <w:noProof/>
-              <w:webHidden/>
-            </w:rPr>
-            <w:fldChar xmlns:w="http://schemas.openxmlformats.org/wordprocessingml/2006/main" w:fldCharType="begin"/>
-          </w:r>
-          <w:r xmlns:w="http://schemas.openxmlformats.org/wordprocessingml/2006/main">
-            <w:rPr>
-              <w:noProof/>
-              <w:webHidden/>
-            </w:rPr>
-            <w:instrText xmlns:w="http://schemas.openxmlformats.org/wordprocessingml/2006/main" xml:space="preserve"> PAGEREF _Toc228972071 \h </w:instrText>
-          </w:r>
-          <w:r xmlns:w="http://schemas.openxmlformats.org/wordprocessingml/2006/main">
-            <w:rPr>
-              <w:noProof/>
-              <w:webHidden/>
-            </w:rPr>
-            <w:fldChar xmlns:w="http://schemas.openxmlformats.org/wordprocessingml/2006/main" w:fldCharType="separate"/>
-          </w:r>
-          <w:hyperlink xmlns:w="http://schemas.openxmlformats.org/wordprocessingml/2006/main" w:anchor="_Toc228972071" w:history="1">
-            <w:r xmlns:w="http://schemas.openxmlformats.org/wordprocessingml/2006/main">
-              <w:rPr>
-                <w:noProof/>
-                <w:webHidden/>
-              </w:rPr>
-              <w:t xml:space="preserve">27</w:t>
-            </w:r>
-          </w:hyperlink>
-          <w:r xmlns:w="http://schemas.openxmlformats.org/wordprocessingml/2006/main">
-            <w:rPr>
-              <w:noProof/>
-              <w:webHidden/>
-            </w:rPr>
-            <w:fldChar xmlns:w="http://schemas.openxmlformats.org/wordprocessingml/2006/main" w:fldCharType="end"/>
-          </w:r>
-        </w:p>
-        <w:p>
-          <w:pPr xmlns:w="http://schemas.openxmlformats.org/wordprocessingml/2006/main" xmlns:w14="http://schemas.microsoft.com/office/word/2010/wordml">
-            <w:pStyle w:val="TJ1"/>
-            <w:tabs>
-              <w:tab w:val="right" w:leader="dot" w:pos="9019"/>
-            </w:tabs>
-            <w:spacing w:line="240" w:lineRule="auto"/>
-            <w:rPr>
-              <w:rFonts w:asciiTheme="minorHAnsi" w:eastAsiaTheme="minorEastAsia" w:hAnsiTheme="minorHAnsi" w:cstheme="minorBidi"/>
-              <w:noProof/>
-              <w:kern w:val="2"/>
-              <w:szCs w:val="24"/>
-              <w:lang w:val="hu-HU"/>
-              <w14:ligatures w14:val="standardContextual"/>
-            </w:rPr>
-          </w:pPr>
-          <w:hyperlink xmlns:w="http://schemas.openxmlformats.org/wordprocessingml/2006/main" w:anchor="_Toc228972072" w:history="1">
-            <w:r xmlns:w="http://schemas.openxmlformats.org/wordprocessingml/2006/main">
-              <w:rPr>
-                <w:rStyle w:val="Hiperhivatkozs"/>
-                <w:noProof/>
-              </w:rPr>
-              <w:t xml:space="preserve">Bibliography </w:t>
-            </w:r>
-          </w:hyperlink>
-          <w:r xmlns:w="http://schemas.openxmlformats.org/wordprocessingml/2006/main">
-            <w:rPr>
-              <w:noProof/>
-              <w:webHidden/>
-            </w:rPr>
-            <w:tab xmlns:w="http://schemas.openxmlformats.org/wordprocessingml/2006/main"/>
-          </w:r>
-          <w:r xmlns:w="http://schemas.openxmlformats.org/wordprocessingml/2006/main">
-            <w:rPr>
-              <w:noProof/>
-              <w:webHidden/>
-            </w:rPr>
-            <w:fldChar xmlns:w="http://schemas.openxmlformats.org/wordprocessingml/2006/main" w:fldCharType="begin"/>
-          </w:r>
-          <w:r xmlns:w="http://schemas.openxmlformats.org/wordprocessingml/2006/main">
-            <w:rPr>
-              <w:noProof/>
-              <w:webHidden/>
-            </w:rPr>
-            <w:instrText xmlns:w="http://schemas.openxmlformats.org/wordprocessingml/2006/main" xml:space="preserve"> PAGEREF _Toc228972072 \h </w:instrText>
-          </w:r>
-          <w:r xmlns:w="http://schemas.openxmlformats.org/wordprocessingml/2006/main">
-            <w:rPr>
-              <w:noProof/>
-              <w:webHidden/>
-            </w:rPr>
-            <w:fldChar xmlns:w="http://schemas.openxmlformats.org/wordprocessingml/2006/main" w:fldCharType="separate"/>
-          </w:r>
-          <w:hyperlink xmlns:w="http://schemas.openxmlformats.org/wordprocessingml/2006/main" w:anchor="_Toc228972072" w:history="1">
+          <w:hyperlink xmlns:w="http://schemas.openxmlformats.org/wordprocessingml/2006/main" w:anchor="_Toc229058162" w:history="1">
             <w:r xmlns:w="http://schemas.openxmlformats.org/wordprocessingml/2006/main">
               <w:rPr>
                 <w:noProof/>
@@ -2332,15 +2387,10 @@
         <w:p>
           <w:pPr>
             <w:pStyle w:val="TJ1"/>
-            <w:tabs>
-              <w:tab w:val="right" w:leader="dot" w:pos="9019"/>
-            </w:tabs>
-            <w:spacing w:line="240" w:lineRule="auto"/>
           </w:pPr>
           <w:r>
             <w:rPr>
               <w:b/>
-              <w:bCs/>
             </w:rPr>
             <w:fldChar w:fldCharType="end"/>
           </w:r>
@@ -2366,7 +2416,7 @@
           <w:b w:val="0"/>
         </w:rPr>
       </w:pPr>
-      <w:bookmarkStart xmlns:w="http://schemas.openxmlformats.org/wordprocessingml/2006/main" w:id="3" w:name="_Toc228972046"/>
+      <w:bookmarkStart xmlns:w="http://schemas.openxmlformats.org/wordprocessingml/2006/main" w:id="3" w:name="_Toc229058136"/>
       <w:r xmlns:w="http://schemas.openxmlformats.org/wordprocessingml/2006/main">
         <w:lastRenderedPageBreak xmlns:w="http://schemas.openxmlformats.org/wordprocessingml/2006/main"/>
       </w:r>
@@ -2490,7 +2540,7 @@
       <w:bookmarkStart xmlns:w="http://schemas.openxmlformats.org/wordprocessingml/2006/main" w:id="4" w:name="_s6xua4fwztab" w:colFirst="0" w:colLast="0"/>
       <w:bookmarkStart xmlns:w="http://schemas.openxmlformats.org/wordprocessingml/2006/main" w:id="5" w:name="_vswjjk945sxu" w:colFirst="0" w:colLast="0"/>
       <w:bookmarkStart xmlns:w="http://schemas.openxmlformats.org/wordprocessingml/2006/main" w:id="6" w:name="_1gw11yikceo9" w:colFirst="0" w:colLast="0"/>
-      <w:bookmarkStart xmlns:w="http://schemas.openxmlformats.org/wordprocessingml/2006/main" w:id="7" w:name="_Toc228972047"/>
+      <w:bookmarkStart xmlns:w="http://schemas.openxmlformats.org/wordprocessingml/2006/main" w:id="7" w:name="_Toc229058137"/>
       <w:bookmarkEnd xmlns:w="http://schemas.openxmlformats.org/wordprocessingml/2006/main" w:id="4"/>
       <w:bookmarkEnd xmlns:w="http://schemas.openxmlformats.org/wordprocessingml/2006/main" w:id="5"/>
       <w:bookmarkEnd xmlns:w="http://schemas.openxmlformats.org/wordprocessingml/2006/main" w:id="6"/>
@@ -2506,7 +2556,7 @@
       <w:pPr xmlns:w="http://schemas.openxmlformats.org/wordprocessingml/2006/main">
         <w:pStyle w:val="Cmsor2"/>
       </w:pPr>
-      <w:bookmarkStart xmlns:w="http://schemas.openxmlformats.org/wordprocessingml/2006/main" w:id="8" w:name="_Toc228972048"/>
+      <w:bookmarkStart xmlns:w="http://schemas.openxmlformats.org/wordprocessingml/2006/main" w:id="8" w:name="_Toc229058138"/>
       <w:r xmlns:w="http://schemas.openxmlformats.org/wordprocessingml/2006/main">
         <w:t xml:space="preserve">Architecture overview</w:t>
       </w:r>
@@ -2525,7 +2575,23 @@
           <w:rFonts w:eastAsia="Times New Roman" w:cs="Times New Roman"/>
           <w:szCs w:val="24"/>
         </w:rPr>
-        <w:t xml:space="preserve">The backend is a Node.js-based API that handles logic, data processing, and database operations. Data is stored in an SQLite database.</w:t>
+        <w:t xml:space="preserve">The backend is a Node.js-based API that handles logic, data processing, and database operations. Data is stored in </w:t>
+      </w:r>
+      <w:proofErr xmlns:w="http://schemas.openxmlformats.org/wordprocessingml/2006/main" w:type="spellStart"/>
+      <w:r xmlns:w="http://schemas.openxmlformats.org/wordprocessingml/2006/main">
+        <w:rPr>
+          <w:rFonts w:eastAsia="Times New Roman" w:cs="Times New Roman"/>
+          <w:szCs w:val="24"/>
+        </w:rPr>
+        <w:t xml:space="preserve">an SQLite </w:t>
+      </w:r>
+      <w:proofErr xmlns:w="http://schemas.openxmlformats.org/wordprocessingml/2006/main" w:type="spellEnd"/>
+      <w:r xmlns:w="http://schemas.openxmlformats.org/wordprocessingml/2006/main">
+        <w:rPr>
+          <w:rFonts w:eastAsia="Times New Roman" w:cs="Times New Roman"/>
+          <w:szCs w:val="24"/>
+        </w:rPr>
+        <w:t xml:space="preserve">database.</w:t>
       </w:r>
     </w:p>
     <w:p>
@@ -2584,7 +2650,23 @@
           <w:rFonts w:eastAsia="Times New Roman" w:cs="Times New Roman"/>
           <w:szCs w:val="24"/>
         </w:rPr>
-        <w:t xml:space="preserve">with a mobile app (React Native + Expo),</w:t>
+        <w:t xml:space="preserve">with a mobile app (React </w:t>
+      </w:r>
+      <w:proofErr xmlns:w="http://schemas.openxmlformats.org/wordprocessingml/2006/main" w:type="spellStart"/>
+      <w:r xmlns:w="http://schemas.openxmlformats.org/wordprocessingml/2006/main">
+        <w:rPr>
+          <w:rFonts w:eastAsia="Times New Roman" w:cs="Times New Roman"/>
+          <w:szCs w:val="24"/>
+        </w:rPr>
+        <w:t xml:space="preserve">Native </w:t>
+      </w:r>
+      <w:proofErr xmlns:w="http://schemas.openxmlformats.org/wordprocessingml/2006/main" w:type="spellEnd"/>
+      <w:r xmlns:w="http://schemas.openxmlformats.org/wordprocessingml/2006/main">
+        <w:rPr>
+          <w:rFonts w:eastAsia="Times New Roman" w:cs="Times New Roman"/>
+          <w:szCs w:val="24"/>
+        </w:rPr>
+        <w:t xml:space="preserve">+ Expo),</w:t>
       </w:r>
     </w:p>
     <w:p>
@@ -2640,7 +2722,27 @@
           <w:bCs/>
           <w:szCs w:val="24"/>
         </w:rPr>
-        <w:t xml:space="preserve">The main elements of the technology stack are:</w:t>
+        <w:t xml:space="preserve">the technology </w:t>
+      </w:r>
+      <w:proofErr xmlns:w="http://schemas.openxmlformats.org/wordprocessingml/2006/main" w:type="spellStart"/>
+      <w:r xmlns:w="http://schemas.openxmlformats.org/wordprocessingml/2006/main">
+        <w:rPr>
+          <w:rFonts w:eastAsia="Times New Roman" w:cs="Times New Roman"/>
+          <w:b/>
+          <w:bCs/>
+          <w:szCs w:val="24"/>
+        </w:rPr>
+        <w:t xml:space="preserve">stack </w:t>
+      </w:r>
+      <w:proofErr xmlns:w="http://schemas.openxmlformats.org/wordprocessingml/2006/main" w:type="spellEnd"/>
+      <w:r xmlns:w="http://schemas.openxmlformats.org/wordprocessingml/2006/main">
+        <w:rPr>
+          <w:rFonts w:eastAsia="Times New Roman" w:cs="Times New Roman"/>
+          <w:b/>
+          <w:bCs/>
+          <w:szCs w:val="24"/>
+        </w:rPr>
+        <w:t xml:space="preserve">are:</w:t>
       </w:r>
     </w:p>
     <w:p>
@@ -2679,7 +2781,23 @@
           <w:rFonts w:eastAsia="Times New Roman" w:cs="Times New Roman"/>
           <w:szCs w:val="24"/>
         </w:rPr>
-        <w:t xml:space="preserve">Mobile: React Native, Expo</w:t>
+        <w:t xml:space="preserve">Mobile: React </w:t>
+      </w:r>
+      <w:proofErr xmlns:w="http://schemas.openxmlformats.org/wordprocessingml/2006/main" w:type="spellStart"/>
+      <w:r xmlns:w="http://schemas.openxmlformats.org/wordprocessingml/2006/main">
+        <w:rPr>
+          <w:rFonts w:eastAsia="Times New Roman" w:cs="Times New Roman"/>
+          <w:szCs w:val="24"/>
+        </w:rPr>
+        <w:t xml:space="preserve">Native </w:t>
+      </w:r>
+      <w:proofErr xmlns:w="http://schemas.openxmlformats.org/wordprocessingml/2006/main" w:type="spellEnd"/>
+      <w:r xmlns:w="http://schemas.openxmlformats.org/wordprocessingml/2006/main">
+        <w:rPr>
+          <w:rFonts w:eastAsia="Times New Roman" w:cs="Times New Roman"/>
+          <w:szCs w:val="24"/>
+        </w:rPr>
+        <w:t xml:space="preserve">, Expo</w:t>
       </w:r>
     </w:p>
     <w:p>
@@ -2736,12 +2854,21 @@
           <w:rFonts w:eastAsia="Times New Roman" w:cs="Times New Roman"/>
           <w:szCs w:val="24"/>
         </w:rPr>
-        <w:t xml:space="preserve">Database: SQLite</w:t>
+        <w:t xml:space="preserve">Database: </w:t>
+      </w:r>
+      <w:proofErr xmlns:w="http://schemas.openxmlformats.org/wordprocessingml/2006/main" w:type="spellStart"/>
+      <w:r xmlns:w="http://schemas.openxmlformats.org/wordprocessingml/2006/main">
+        <w:rPr>
+          <w:rFonts w:eastAsia="Times New Roman" w:cs="Times New Roman"/>
+          <w:szCs w:val="24"/>
+        </w:rPr>
+        <w:t xml:space="preserve">SQLite</w:t>
       </w:r>
       <w:bookmarkStart xmlns:w="http://schemas.openxmlformats.org/wordprocessingml/2006/main" w:id="9" w:name="_7ogmxvvokv72" w:colFirst="0" w:colLast="0"/>
       <w:bookmarkStart xmlns:w="http://schemas.openxmlformats.org/wordprocessingml/2006/main" w:id="10" w:name="_d7i5pfos7oec" w:colFirst="0" w:colLast="0"/>
       <w:bookmarkEnd xmlns:w="http://schemas.openxmlformats.org/wordprocessingml/2006/main" w:id="9"/>
       <w:bookmarkEnd xmlns:w="http://schemas.openxmlformats.org/wordprocessingml/2006/main" w:id="10"/>
+      <w:proofErr xmlns:w="http://schemas.openxmlformats.org/wordprocessingml/2006/main" w:type="spellEnd"/>
     </w:p>
     <w:p>
       <w:pPr>
@@ -2762,7 +2889,7 @@
       <w:pPr xmlns:w="http://schemas.openxmlformats.org/wordprocessingml/2006/main">
         <w:pStyle w:val="Cmsor2"/>
       </w:pPr>
-      <w:bookmarkStart xmlns:w="http://schemas.openxmlformats.org/wordprocessingml/2006/main" w:id="11" w:name="_Toc228972049"/>
+      <w:bookmarkStart xmlns:w="http://schemas.openxmlformats.org/wordprocessingml/2006/main" w:id="11" w:name="_Toc229058139"/>
       <w:r xmlns:w="http://schemas.openxmlformats.org/wordprocessingml/2006/main">
         <w:lastRenderedPageBreak xmlns:w="http://schemas.openxmlformats.org/wordprocessingml/2006/main"/>
       </w:r>
@@ -2788,7 +2915,7 @@
         </w:rPr>
       </w:pPr>
       <w:bookmarkStart xmlns:w="http://schemas.openxmlformats.org/wordprocessingml/2006/main" w:id="12" w:name="_u8u0qoyhjyiz" w:colFirst="0" w:colLast="0"/>
-      <w:bookmarkStart xmlns:w="http://schemas.openxmlformats.org/wordprocessingml/2006/main" w:id="13" w:name="_Toc228972050"/>
+      <w:bookmarkStart xmlns:w="http://schemas.openxmlformats.org/wordprocessingml/2006/main" w:id="13" w:name="_Toc229058140"/>
       <w:bookmarkEnd xmlns:w="http://schemas.openxmlformats.org/wordprocessingml/2006/main" w:id="12"/>
       <w:r xmlns:w="http://schemas.openxmlformats.org/wordprocessingml/2006/main">
         <w:rPr>
@@ -2841,6 +2968,7 @@
         </w:rPr>
         <w:t xml:space="preserve">To set up the backend, you must first navigate to the </w:t>
       </w:r>
+      <w:proofErr xmlns:w="http://schemas.openxmlformats.org/wordprocessingml/2006/main" w:type="spellStart"/>
       <w:r xmlns:w="http://schemas.openxmlformats.org/wordprocessingml/2006/main">
         <w:rPr>
           <w:rFonts w:eastAsia="Times New Roman" w:cs="Times New Roman"/>
@@ -2849,6 +2977,7 @@
         </w:rPr>
         <w:t xml:space="preserve">api </w:t>
       </w:r>
+      <w:proofErr xmlns:w="http://schemas.openxmlformats.org/wordprocessingml/2006/main" w:type="spellEnd"/>
       <w:r xmlns:w="http://schemas.openxmlformats.org/wordprocessingml/2006/main">
         <w:rPr>
           <w:rFonts w:eastAsia="Times New Roman" w:cs="Times New Roman"/>
@@ -2862,8 +2991,18 @@
           <w:color w:val="188038"/>
           <w:szCs w:val="24"/>
         </w:rPr>
-        <w:t xml:space="preserve">npm install </w:t>
-      </w:r>
+        <w:t xml:space="preserve">npm </w:t>
+      </w:r>
+      <w:proofErr xmlns:w="http://schemas.openxmlformats.org/wordprocessingml/2006/main" w:type="spellStart"/>
+      <w:r xmlns:w="http://schemas.openxmlformats.org/wordprocessingml/2006/main">
+        <w:rPr>
+          <w:rFonts w:eastAsia="Times New Roman" w:cs="Times New Roman"/>
+          <w:color w:val="188038"/>
+          <w:szCs w:val="24"/>
+        </w:rPr>
+        <w:t xml:space="preserve">install </w:t>
+      </w:r>
+      <w:proofErr xmlns:w="http://schemas.openxmlformats.org/wordprocessingml/2006/main" w:type="spellEnd"/>
       <w:r xmlns:w="http://schemas.openxmlformats.org/wordprocessingml/2006/main">
         <w:rPr>
           <w:rFonts w:eastAsia="Times New Roman" w:cs="Times New Roman"/>
@@ -2887,6 +3026,7 @@
         </w:rPr>
         <w:t xml:space="preserve">Next, you need to create an </w:t>
       </w:r>
+      <w:proofErr xmlns:w="http://schemas.openxmlformats.org/wordprocessingml/2006/main" w:type="gramStart"/>
       <w:r xmlns:w="http://schemas.openxmlformats.org/wordprocessingml/2006/main">
         <w:rPr>
           <w:rFonts w:eastAsia="Times New Roman" w:cs="Times New Roman"/>
@@ -2895,27 +3035,45 @@
         </w:rPr>
         <w:t xml:space="preserve">.env </w:t>
       </w:r>
-      <w:r xmlns:w="http://schemas.openxmlformats.org/wordprocessingml/2006/main">
-        <w:rPr>
-          <w:rFonts w:eastAsia="Times New Roman" w:cs="Times New Roman"/>
-          <w:szCs w:val="24"/>
-        </w:rPr>
-        <w:t xml:space="preserve">file containing the environment variables by copying </w:t>
-      </w:r>
-      <w:r xmlns:w="http://schemas.openxmlformats.org/wordprocessingml/2006/main">
-        <w:rPr>
-          <w:rFonts w:eastAsia="Times New Roman" w:cs="Times New Roman"/>
-          <w:color w:val="188038"/>
-          <w:szCs w:val="24"/>
-        </w:rPr>
-        <w:t xml:space="preserve">.env.example </w:t>
-      </w:r>
-      <w:r xmlns:w="http://schemas.openxmlformats.org/wordprocessingml/2006/main">
-        <w:rPr>
-          <w:rFonts w:eastAsia="Times New Roman" w:cs="Times New Roman"/>
-          <w:szCs w:val="24"/>
-        </w:rPr>
-        <w:t xml:space="preserve">. You need to specify the necessary configurations in the file, such as the email service data ( </w:t>
+      <w:proofErr xmlns:w="http://schemas.openxmlformats.org/wordprocessingml/2006/main" w:type="gramEnd"/>
+      <w:r xmlns:w="http://schemas.openxmlformats.org/wordprocessingml/2006/main">
+        <w:rPr>
+          <w:rFonts w:eastAsia="Times New Roman" w:cs="Times New Roman"/>
+          <w:szCs w:val="24"/>
+        </w:rPr>
+        <w:t xml:space="preserve">file </w:t>
+      </w:r>
+      <w:r xmlns:w="http://schemas.openxmlformats.org/wordprocessingml/2006/main">
+        <w:rPr>
+          <w:rFonts w:eastAsia="Times New Roman" w:cs="Times New Roman"/>
+          <w:szCs w:val="24"/>
+        </w:rPr>
+        <w:t xml:space="preserve">containing the environment variables </w:t>
+      </w:r>
+      <w:r xmlns:w="http://schemas.openxmlformats.org/wordprocessingml/2006/main">
+        <w:rPr>
+          <w:rFonts w:eastAsia="Times New Roman" w:cs="Times New Roman"/>
+          <w:color w:val="188038"/>
+          <w:szCs w:val="24"/>
+        </w:rPr>
+        <w:t xml:space="preserve">by copying .env.example </w:t>
+      </w:r>
+      <w:proofErr xmlns:w="http://schemas.openxmlformats.org/wordprocessingml/2006/main" w:type="spellEnd"/>
+      <w:r xmlns:w="http://schemas.openxmlformats.org/wordprocessingml/2006/main">
+        <w:rPr>
+          <w:rFonts w:eastAsia="Times New Roman" w:cs="Times New Roman"/>
+          <w:color w:val="188038"/>
+          <w:szCs w:val="24"/>
+        </w:rPr>
+        <w:t xml:space="preserve">. </w:t>
+      </w:r>
+      <w:proofErr xmlns:w="http://schemas.openxmlformats.org/wordprocessingml/2006/main" w:type="spellStart"/>
+      <w:r xmlns:w="http://schemas.openxmlformats.org/wordprocessingml/2006/main">
+        <w:rPr>
+          <w:rFonts w:eastAsia="Times New Roman" w:cs="Times New Roman"/>
+          <w:szCs w:val="24"/>
+        </w:rPr>
+        <w:t xml:space="preserve">The file should contain the necessary configurations, such as the email service details ( </w:t>
       </w:r>
       <w:r xmlns:w="http://schemas.openxmlformats.org/wordprocessingml/2006/main">
         <w:rPr>
@@ -2945,7 +3103,23 @@
           <w:rFonts w:eastAsia="Times New Roman" w:cs="Times New Roman"/>
           <w:szCs w:val="24"/>
         </w:rPr>
-        <w:t xml:space="preserve">) and the API port ( </w:t>
+        <w:t xml:space="preserve">) and the API </w:t>
+      </w:r>
+      <w:proofErr xmlns:w="http://schemas.openxmlformats.org/wordprocessingml/2006/main" w:type="spellStart"/>
+      <w:r xmlns:w="http://schemas.openxmlformats.org/wordprocessingml/2006/main">
+        <w:rPr>
+          <w:rFonts w:eastAsia="Times New Roman" w:cs="Times New Roman"/>
+          <w:szCs w:val="24"/>
+        </w:rPr>
+        <w:t xml:space="preserve">port </w:t>
+      </w:r>
+      <w:proofErr xmlns:w="http://schemas.openxmlformats.org/wordprocessingml/2006/main" w:type="spellEnd"/>
+      <w:r xmlns:w="http://schemas.openxmlformats.org/wordprocessingml/2006/main">
+        <w:rPr>
+          <w:rFonts w:eastAsia="Times New Roman" w:cs="Times New Roman"/>
+          <w:szCs w:val="24"/>
+        </w:rPr>
+        <w:t xml:space="preserve">( </w:t>
       </w:r>
       <w:r xmlns:w="http://schemas.openxmlformats.org/wordprocessingml/2006/main">
         <w:rPr>
@@ -2976,16 +3150,44 @@
           <w:rFonts w:eastAsia="Times New Roman" w:cs="Times New Roman"/>
           <w:szCs w:val="24"/>
         </w:rPr>
-        <w:t xml:space="preserve">The database is initialized with the </w:t>
-      </w:r>
-      <w:r xmlns:w="http://schemas.openxmlformats.org/wordprocessingml/2006/main">
-        <w:rPr>
-          <w:rFonts w:eastAsia="Times New Roman" w:cs="Times New Roman"/>
-          <w:color w:val="188038"/>
-          <w:szCs w:val="24"/>
-        </w:rPr>
-        <w:t xml:space="preserve">npm run dev </w:t>
-      </w:r>
+        <w:t xml:space="preserve">Initialize the database with </w:t>
+      </w:r>
+      <w:r xmlns:w="http://schemas.openxmlformats.org/wordprocessingml/2006/main">
+        <w:rPr>
+          <w:rFonts w:eastAsia="Times New Roman" w:cs="Times New Roman"/>
+          <w:color w:val="188038"/>
+          <w:szCs w:val="24"/>
+        </w:rPr>
+        <w:t xml:space="preserve">npm </w:t>
+      </w:r>
+      <w:proofErr xmlns:w="http://schemas.openxmlformats.org/wordprocessingml/2006/main" w:type="spellStart"/>
+      <w:r xmlns:w="http://schemas.openxmlformats.org/wordprocessingml/2006/main">
+        <w:rPr>
+          <w:rFonts w:eastAsia="Times New Roman" w:cs="Times New Roman"/>
+          <w:color w:val="188038"/>
+          <w:szCs w:val="24"/>
+        </w:rPr>
+        <w:t xml:space="preserve">run</w:t>
+      </w:r>
+      <w:proofErr xmlns:w="http://schemas.openxmlformats.org/wordprocessingml/2006/main" w:type="spellEnd"/>
+      <w:r xmlns:w="http://schemas.openxmlformats.org/wordprocessingml/2006/main">
+        <w:rPr>
+          <w:rFonts w:eastAsia="Times New Roman" w:cs="Times New Roman"/>
+          <w:color w:val="188038"/>
+          <w:szCs w:val="24"/>
+        </w:rPr>
+        <w:t xml:space="preserve"> </w:t>
+      </w:r>
+      <w:proofErr xmlns:w="http://schemas.openxmlformats.org/wordprocessingml/2006/main" w:type="spellStart"/>
+      <w:r xmlns:w="http://schemas.openxmlformats.org/wordprocessingml/2006/main">
+        <w:rPr>
+          <w:rFonts w:eastAsia="Times New Roman" w:cs="Times New Roman"/>
+          <w:color w:val="188038"/>
+          <w:szCs w:val="24"/>
+        </w:rPr>
+        <w:t xml:space="preserve">dev </w:t>
+      </w:r>
+      <w:proofErr xmlns:w="http://schemas.openxmlformats.org/wordprocessingml/2006/main" w:type="spellEnd"/>
       <w:r xmlns:w="http://schemas.openxmlformats.org/wordprocessingml/2006/main">
         <w:rPr>
           <w:rFonts w:eastAsia="Times New Roman" w:cs="Times New Roman"/>
@@ -3006,22 +3208,40 @@
           <w:rFonts w:eastAsia="Times New Roman" w:cs="Times New Roman"/>
           <w:szCs w:val="24"/>
         </w:rPr>
-        <w:t xml:space="preserve">) and creates the </w:t>
-      </w:r>
-      <w:r xmlns:w="http://schemas.openxmlformats.org/wordprocessingml/2006/main">
-        <w:rPr>
-          <w:rFonts w:eastAsia="Times New Roman" w:cs="Times New Roman"/>
-          <w:color w:val="188038"/>
-          <w:szCs w:val="24"/>
-        </w:rPr>
-        <w:t xml:space="preserve">maxxedout.db </w:t>
-      </w:r>
-      <w:r xmlns:w="http://schemas.openxmlformats.org/wordprocessingml/2006/main">
-        <w:rPr>
-          <w:rFonts w:eastAsia="Times New Roman" w:cs="Times New Roman"/>
-          <w:szCs w:val="24"/>
-        </w:rPr>
-        <w:t xml:space="preserve">SQLite database.</w:t>
+        <w:t xml:space="preserve">) and creates </w:t>
+      </w:r>
+      <w:proofErr xmlns:w="http://schemas.openxmlformats.org/wordprocessingml/2006/main" w:type="spellStart"/>
+      <w:r xmlns:w="http://schemas.openxmlformats.org/wordprocessingml/2006/main">
+        <w:rPr>
+          <w:rFonts w:eastAsia="Times New Roman" w:cs="Times New Roman"/>
+          <w:color w:val="188038"/>
+          <w:szCs w:val="24"/>
+        </w:rPr>
+        <w:t xml:space="preserve">maxxedout.db</w:t>
+      </w:r>
+      <w:proofErr xmlns:w="http://schemas.openxmlformats.org/wordprocessingml/2006/main" w:type="spellEnd"/>
+      <w:r xmlns:w="http://schemas.openxmlformats.org/wordprocessingml/2006/main">
+        <w:rPr>
+          <w:rFonts w:eastAsia="Times New Roman" w:cs="Times New Roman"/>
+          <w:szCs w:val="24"/>
+        </w:rPr>
+        <w:t xml:space="preserve"> </w:t>
+      </w:r>
+      <w:proofErr xmlns:w="http://schemas.openxmlformats.org/wordprocessingml/2006/main" w:type="spellStart"/>
+      <w:r xmlns:w="http://schemas.openxmlformats.org/wordprocessingml/2006/main">
+        <w:rPr>
+          <w:rFonts w:eastAsia="Times New Roman" w:cs="Times New Roman"/>
+          <w:szCs w:val="24"/>
+        </w:rPr>
+        <w:t xml:space="preserve">SQLite </w:t>
+      </w:r>
+      <w:proofErr xmlns:w="http://schemas.openxmlformats.org/wordprocessingml/2006/main" w:type="spellEnd"/>
+      <w:r xmlns:w="http://schemas.openxmlformats.org/wordprocessingml/2006/main">
+        <w:rPr>
+          <w:rFonts w:eastAsia="Times New Roman" w:cs="Times New Roman"/>
+          <w:szCs w:val="24"/>
+        </w:rPr>
+        <w:t xml:space="preserve">database.</w:t>
       </w:r>
     </w:p>
     <w:p>
@@ -3037,22 +3257,50 @@
           <w:rFonts w:eastAsia="Times New Roman" w:cs="Times New Roman"/>
           <w:szCs w:val="24"/>
         </w:rPr>
-        <w:t xml:space="preserve">Finally, the API server can be started with the command </w:t>
-      </w:r>
-      <w:r xmlns:w="http://schemas.openxmlformats.org/wordprocessingml/2006/main">
-        <w:rPr>
-          <w:rFonts w:eastAsia="Times New Roman" w:cs="Times New Roman"/>
-          <w:color w:val="188038"/>
-          <w:szCs w:val="24"/>
-        </w:rPr>
-        <w:t xml:space="preserve">npm run dev </w:t>
-      </w:r>
-      <w:r xmlns:w="http://schemas.openxmlformats.org/wordprocessingml/2006/main">
-        <w:rPr>
-          <w:rFonts w:eastAsia="Times New Roman" w:cs="Times New Roman"/>
-          <w:szCs w:val="24"/>
-        </w:rPr>
-        <w:t xml:space="preserve">.</w:t>
+        <w:t xml:space="preserve">Finally, the API server is </w:t>
+      </w:r>
+      <w:r xmlns:w="http://schemas.openxmlformats.org/wordprocessingml/2006/main">
+        <w:rPr>
+          <w:rFonts w:eastAsia="Times New Roman" w:cs="Times New Roman"/>
+          <w:color w:val="188038"/>
+          <w:szCs w:val="24"/>
+        </w:rPr>
+        <w:t xml:space="preserve">npm </w:t>
+      </w:r>
+      <w:proofErr xmlns:w="http://schemas.openxmlformats.org/wordprocessingml/2006/main" w:type="spellStart"/>
+      <w:r xmlns:w="http://schemas.openxmlformats.org/wordprocessingml/2006/main">
+        <w:rPr>
+          <w:rFonts w:eastAsia="Times New Roman" w:cs="Times New Roman"/>
+          <w:color w:val="188038"/>
+          <w:szCs w:val="24"/>
+        </w:rPr>
+        <w:t xml:space="preserve">run</w:t>
+      </w:r>
+      <w:proofErr xmlns:w="http://schemas.openxmlformats.org/wordprocessingml/2006/main" w:type="spellEnd"/>
+      <w:r xmlns:w="http://schemas.openxmlformats.org/wordprocessingml/2006/main">
+        <w:rPr>
+          <w:rFonts w:eastAsia="Times New Roman" w:cs="Times New Roman"/>
+          <w:color w:val="188038"/>
+          <w:szCs w:val="24"/>
+        </w:rPr>
+        <w:t xml:space="preserve"> It can be started with </w:t>
+      </w:r>
+      <w:proofErr xmlns:w="http://schemas.openxmlformats.org/wordprocessingml/2006/main" w:type="spellStart"/>
+      <w:r xmlns:w="http://schemas.openxmlformats.org/wordprocessingml/2006/main">
+        <w:rPr>
+          <w:rFonts w:eastAsia="Times New Roman" w:cs="Times New Roman"/>
+          <w:color w:val="188038"/>
+          <w:szCs w:val="24"/>
+        </w:rPr>
+        <w:t xml:space="preserve">the dev </w:t>
+      </w:r>
+      <w:proofErr xmlns:w="http://schemas.openxmlformats.org/wordprocessingml/2006/main" w:type="spellEnd"/>
+      <w:r xmlns:w="http://schemas.openxmlformats.org/wordprocessingml/2006/main">
+        <w:rPr>
+          <w:rFonts w:eastAsia="Times New Roman" w:cs="Times New Roman"/>
+          <w:szCs w:val="24"/>
+        </w:rPr>
+        <w:t xml:space="preserve">command.</w:t>
       </w:r>
     </w:p>
     <w:p>
@@ -3062,7 +3310,15 @@
       <w:bookmarkStart xmlns:w="http://schemas.openxmlformats.org/wordprocessingml/2006/main" w:id="15" w:name="_4ywe2b5lsm6y" w:colFirst="0" w:colLast="0"/>
       <w:bookmarkEnd xmlns:w="http://schemas.openxmlformats.org/wordprocessingml/2006/main" w:id="15"/>
       <w:r xmlns:w="http://schemas.openxmlformats.org/wordprocessingml/2006/main">
-        <w:t xml:space="preserve">Mobile application (React Native)</w:t>
+        <w:t xml:space="preserve">Mobile application (React </w:t>
+      </w:r>
+      <w:proofErr xmlns:w="http://schemas.openxmlformats.org/wordprocessingml/2006/main" w:type="spellStart"/>
+      <w:r xmlns:w="http://schemas.openxmlformats.org/wordprocessingml/2006/main">
+        <w:t xml:space="preserve">Native </w:t>
+      </w:r>
+      <w:proofErr xmlns:w="http://schemas.openxmlformats.org/wordprocessingml/2006/main" w:type="spellEnd"/>
+      <w:r xmlns:w="http://schemas.openxmlformats.org/wordprocessingml/2006/main">
+        <w:t xml:space="preserve">)</w:t>
       </w:r>
     </w:p>
     <w:p>
@@ -3109,7 +3365,15 @@
           <w:rFonts w:eastAsia="Times New Roman" w:cs="Times New Roman"/>
           <w:szCs w:val="24"/>
         </w:rPr>
-        <w:t xml:space="preserve">Next, you need to create the </w:t>
+        <w:t xml:space="preserve">Next, you need to create </w:t>
+      </w:r>
+      <w:proofErr xmlns:w="http://schemas.openxmlformats.org/wordprocessingml/2006/main" w:type="gramStart"/>
+      <w:r xmlns:w="http://schemas.openxmlformats.org/wordprocessingml/2006/main">
+        <w:rPr>
+          <w:rFonts w:eastAsia="Times New Roman" w:cs="Times New Roman"/>
+          <w:szCs w:val="24"/>
+        </w:rPr>
+        <w:t xml:space="preserve">the </w:t>
       </w:r>
       <w:r xmlns:w="http://schemas.openxmlformats.org/wordprocessingml/2006/main">
         <w:rPr>
@@ -3119,6 +3383,7 @@
         </w:rPr>
         <w:t xml:space="preserve">.env </w:t>
       </w:r>
+      <w:proofErr xmlns:w="http://schemas.openxmlformats.org/wordprocessingml/2006/main" w:type="gramEnd"/>
       <w:r xmlns:w="http://schemas.openxmlformats.org/wordprocessingml/2006/main">
         <w:rPr>
           <w:rFonts w:eastAsia="Times New Roman" w:cs="Times New Roman"/>
@@ -3170,22 +3435,50 @@
           <w:rFonts w:eastAsia="Times New Roman" w:cs="Times New Roman"/>
           <w:szCs w:val="24"/>
         </w:rPr>
-        <w:t xml:space="preserve">The development server can be started with the command </w:t>
-      </w:r>
-      <w:r xmlns:w="http://schemas.openxmlformats.org/wordprocessingml/2006/main">
-        <w:rPr>
-          <w:rFonts w:eastAsia="Times New Roman" w:cs="Times New Roman"/>
-          <w:color w:val="188038"/>
-          <w:szCs w:val="24"/>
-        </w:rPr>
-        <w:t xml:space="preserve">npm run dev </w:t>
-      </w:r>
-      <w:r xmlns:w="http://schemas.openxmlformats.org/wordprocessingml/2006/main">
-        <w:rPr>
-          <w:rFonts w:eastAsia="Times New Roman" w:cs="Times New Roman"/>
-          <w:szCs w:val="24"/>
-        </w:rPr>
-        <w:t xml:space="preserve">, which starts the Expo environment.</w:t>
+        <w:t xml:space="preserve">The development server is </w:t>
+      </w:r>
+      <w:r xmlns:w="http://schemas.openxmlformats.org/wordprocessingml/2006/main">
+        <w:rPr>
+          <w:rFonts w:eastAsia="Times New Roman" w:cs="Times New Roman"/>
+          <w:color w:val="188038"/>
+          <w:szCs w:val="24"/>
+        </w:rPr>
+        <w:t xml:space="preserve">npm </w:t>
+      </w:r>
+      <w:proofErr xmlns:w="http://schemas.openxmlformats.org/wordprocessingml/2006/main" w:type="spellStart"/>
+      <w:r xmlns:w="http://schemas.openxmlformats.org/wordprocessingml/2006/main">
+        <w:rPr>
+          <w:rFonts w:eastAsia="Times New Roman" w:cs="Times New Roman"/>
+          <w:color w:val="188038"/>
+          <w:szCs w:val="24"/>
+        </w:rPr>
+        <w:t xml:space="preserve">run</w:t>
+      </w:r>
+      <w:proofErr xmlns:w="http://schemas.openxmlformats.org/wordprocessingml/2006/main" w:type="spellEnd"/>
+      <w:r xmlns:w="http://schemas.openxmlformats.org/wordprocessingml/2006/main">
+        <w:rPr>
+          <w:rFonts w:eastAsia="Times New Roman" w:cs="Times New Roman"/>
+          <w:color w:val="188038"/>
+          <w:szCs w:val="24"/>
+        </w:rPr>
+        <w:t xml:space="preserve"> It can be started with </w:t>
+      </w:r>
+      <w:proofErr xmlns:w="http://schemas.openxmlformats.org/wordprocessingml/2006/main" w:type="spellStart"/>
+      <w:r xmlns:w="http://schemas.openxmlformats.org/wordprocessingml/2006/main">
+        <w:rPr>
+          <w:rFonts w:eastAsia="Times New Roman" w:cs="Times New Roman"/>
+          <w:color w:val="188038"/>
+          <w:szCs w:val="24"/>
+        </w:rPr>
+        <w:t xml:space="preserve">the dev </w:t>
+      </w:r>
+      <w:proofErr xmlns:w="http://schemas.openxmlformats.org/wordprocessingml/2006/main" w:type="spellEnd"/>
+      <w:r xmlns:w="http://schemas.openxmlformats.org/wordprocessingml/2006/main">
+        <w:rPr>
+          <w:rFonts w:eastAsia="Times New Roman" w:cs="Times New Roman"/>
+          <w:szCs w:val="24"/>
+        </w:rPr>
+        <w:t xml:space="preserve">command, which starts the Expo environment.</w:t>
       </w:r>
     </w:p>
     <w:p>
@@ -3256,6 +3549,7 @@
           <w:szCs w:val="24"/>
         </w:rPr>
       </w:pPr>
+      <w:proofErr xmlns:w="http://schemas.openxmlformats.org/wordprocessingml/2006/main" w:type="gramStart"/>
       <w:r xmlns:w="http://schemas.openxmlformats.org/wordprocessingml/2006/main">
         <w:rPr>
           <w:rFonts w:eastAsia="Times New Roman" w:cs="Times New Roman"/>
@@ -3286,6 +3580,7 @@
         </w:rPr>
         <w:t xml:space="preserve">.env file </w:t>
       </w:r>
+      <w:proofErr xmlns:w="http://schemas.openxmlformats.org/wordprocessingml/2006/main" w:type="gramEnd"/>
       <w:r xmlns:w="http://schemas.openxmlformats.org/wordprocessingml/2006/main">
         <w:rPr>
           <w:rFonts w:eastAsia="Times New Roman" w:cs="Times New Roman"/>
@@ -3363,22 +3658,42 @@
           <w:rFonts w:eastAsia="Times New Roman" w:cs="Times New Roman"/>
           <w:szCs w:val="24"/>
         </w:rPr>
-        <w:t xml:space="preserve">directory and then </w:t>
-      </w:r>
-      <w:r xmlns:w="http://schemas.openxmlformats.org/wordprocessingml/2006/main">
-        <w:rPr>
-          <w:rFonts w:eastAsia="Times New Roman" w:cs="Times New Roman"/>
-          <w:szCs w:val="24"/>
-        </w:rPr>
-        <w:t xml:space="preserve">install the necessary packages using the </w:t>
-      </w:r>
-      <w:r xmlns:w="http://schemas.openxmlformats.org/wordprocessingml/2006/main">
-        <w:rPr>
-          <w:rFonts w:eastAsia="Times New Roman" w:cs="Times New Roman"/>
-          <w:color w:val="188038"/>
-          <w:szCs w:val="24"/>
-        </w:rPr>
-        <w:t xml:space="preserve">dotnet restore command.</w:t>
+        <w:t xml:space="preserve">directory, then </w:t>
+      </w:r>
+      <w:proofErr xmlns:w="http://schemas.openxmlformats.org/wordprocessingml/2006/main" w:type="spellStart"/>
+      <w:r xmlns:w="http://schemas.openxmlformats.org/wordprocessingml/2006/main">
+        <w:rPr>
+          <w:rFonts w:eastAsia="Times New Roman" w:cs="Times New Roman"/>
+          <w:color w:val="188038"/>
+          <w:szCs w:val="24"/>
+        </w:rPr>
+        <w:t xml:space="preserve">dotnet</w:t>
+      </w:r>
+      <w:proofErr xmlns:w="http://schemas.openxmlformats.org/wordprocessingml/2006/main" w:type="spellEnd"/>
+      <w:r xmlns:w="http://schemas.openxmlformats.org/wordprocessingml/2006/main">
+        <w:rPr>
+          <w:rFonts w:eastAsia="Times New Roman" w:cs="Times New Roman"/>
+          <w:color w:val="188038"/>
+          <w:szCs w:val="24"/>
+        </w:rPr>
+        <w:t xml:space="preserve"> Use </w:t>
+      </w:r>
+      <w:proofErr xmlns:w="http://schemas.openxmlformats.org/wordprocessingml/2006/main" w:type="spellStart"/>
+      <w:r xmlns:w="http://schemas.openxmlformats.org/wordprocessingml/2006/main">
+        <w:rPr>
+          <w:rFonts w:eastAsia="Times New Roman" w:cs="Times New Roman"/>
+          <w:color w:val="188038"/>
+          <w:szCs w:val="24"/>
+        </w:rPr>
+        <w:t xml:space="preserve">the restore </w:t>
+      </w:r>
+      <w:proofErr xmlns:w="http://schemas.openxmlformats.org/wordprocessingml/2006/main" w:type="spellEnd"/>
+      <w:r xmlns:w="http://schemas.openxmlformats.org/wordprocessingml/2006/main">
+        <w:rPr>
+          <w:rFonts w:eastAsia="Times New Roman" w:cs="Times New Roman"/>
+          <w:szCs w:val="24"/>
+        </w:rPr>
+        <w:t xml:space="preserve">command to install the necessary packages.</w:t>
       </w:r>
     </w:p>
     <w:p>
@@ -3394,7 +3709,15 @@
           <w:rFonts w:eastAsia="Times New Roman" w:cs="Times New Roman"/>
           <w:szCs w:val="24"/>
         </w:rPr>
-        <w:t xml:space="preserve">The configuration also requires a </w:t>
+        <w:t xml:space="preserve">The configuration also requires </w:t>
+      </w:r>
+      <w:proofErr xmlns:w="http://schemas.openxmlformats.org/wordprocessingml/2006/main" w:type="gramStart"/>
+      <w:r xmlns:w="http://schemas.openxmlformats.org/wordprocessingml/2006/main">
+        <w:rPr>
+          <w:rFonts w:eastAsia="Times New Roman" w:cs="Times New Roman"/>
+          <w:szCs w:val="24"/>
+        </w:rPr>
+        <w:t xml:space="preserve">a </w:t>
       </w:r>
       <w:r xmlns:w="http://schemas.openxmlformats.org/wordprocessingml/2006/main">
         <w:rPr>
@@ -3404,6 +3727,7 @@
         </w:rPr>
         <w:t xml:space="preserve">.env </w:t>
       </w:r>
+      <w:proofErr xmlns:w="http://schemas.openxmlformats.org/wordprocessingml/2006/main" w:type="gramEnd"/>
       <w:r xmlns:w="http://schemas.openxmlformats.org/wordprocessingml/2006/main">
         <w:rPr>
           <w:rFonts w:eastAsia="Times New Roman" w:cs="Times New Roman"/>
@@ -3455,16 +3779,52 @@
           <w:rFonts w:eastAsia="Times New Roman" w:cs="Times New Roman"/>
           <w:szCs w:val="24"/>
         </w:rPr>
-        <w:t xml:space="preserve">The application is built and run using the </w:t>
-      </w:r>
-      <w:r xmlns:w="http://schemas.openxmlformats.org/wordprocessingml/2006/main">
-        <w:rPr>
-          <w:rFonts w:eastAsia="Times New Roman" w:cs="Times New Roman"/>
-          <w:color w:val="188038"/>
-          <w:szCs w:val="24"/>
-        </w:rPr>
-        <w:t xml:space="preserve">dotnet run </w:t>
-      </w:r>
+        <w:t xml:space="preserve">Building </w:t>
+      </w:r>
+      <w:proofErr xmlns:w="http://schemas.openxmlformats.org/wordprocessingml/2006/main" w:type="spellEnd"/>
+      <w:r xmlns:w="http://schemas.openxmlformats.org/wordprocessingml/2006/main">
+        <w:rPr>
+          <w:rFonts w:eastAsia="Times New Roman" w:cs="Times New Roman"/>
+          <w:szCs w:val="24"/>
+        </w:rPr>
+        <w:t xml:space="preserve">and running </w:t>
+      </w:r>
+      <w:proofErr xmlns:w="http://schemas.openxmlformats.org/wordprocessingml/2006/main" w:type="spellStart"/>
+      <w:r xmlns:w="http://schemas.openxmlformats.org/wordprocessingml/2006/main">
+        <w:rPr>
+          <w:rFonts w:eastAsia="Times New Roman" w:cs="Times New Roman"/>
+          <w:szCs w:val="24"/>
+        </w:rPr>
+        <w:t xml:space="preserve">the application using </w:t>
+      </w:r>
+      <w:proofErr xmlns:w="http://schemas.openxmlformats.org/wordprocessingml/2006/main" w:type="spellStart"/>
+      <w:r xmlns:w="http://schemas.openxmlformats.org/wordprocessingml/2006/main">
+        <w:rPr>
+          <w:rFonts w:eastAsia="Times New Roman" w:cs="Times New Roman"/>
+          <w:color w:val="188038"/>
+          <w:szCs w:val="24"/>
+        </w:rPr>
+        <w:t xml:space="preserve">dotnet</w:t>
+      </w:r>
+      <w:proofErr xmlns:w="http://schemas.openxmlformats.org/wordprocessingml/2006/main" w:type="spellEnd"/>
+      <w:r xmlns:w="http://schemas.openxmlformats.org/wordprocessingml/2006/main">
+        <w:rPr>
+          <w:rFonts w:eastAsia="Times New Roman" w:cs="Times New Roman"/>
+          <w:color w:val="188038"/>
+          <w:szCs w:val="24"/>
+        </w:rPr>
+        <w:t xml:space="preserve"> It is done with </w:t>
+      </w:r>
+      <w:proofErr xmlns:w="http://schemas.openxmlformats.org/wordprocessingml/2006/main" w:type="spellStart"/>
+      <w:r xmlns:w="http://schemas.openxmlformats.org/wordprocessingml/2006/main">
+        <w:rPr>
+          <w:rFonts w:eastAsia="Times New Roman" w:cs="Times New Roman"/>
+          <w:color w:val="188038"/>
+          <w:szCs w:val="24"/>
+        </w:rPr>
+        <w:t xml:space="preserve">the run </w:t>
+      </w:r>
+      <w:proofErr xmlns:w="http://schemas.openxmlformats.org/wordprocessingml/2006/main" w:type="spellEnd"/>
       <w:r xmlns:w="http://schemas.openxmlformats.org/wordprocessingml/2006/main">
         <w:rPr>
           <w:rFonts w:eastAsia="Times New Roman" w:cs="Times New Roman"/>
@@ -3478,7 +3838,7 @@
         <w:pStyle w:val="Cmsor3"/>
       </w:pPr>
       <w:bookmarkStart xmlns:w="http://schemas.openxmlformats.org/wordprocessingml/2006/main" w:id="18" w:name="_35qpvs3stm9z" w:colFirst="0" w:colLast="0"/>
-      <w:bookmarkStart xmlns:w="http://schemas.openxmlformats.org/wordprocessingml/2006/main" w:id="19" w:name="_Toc228972051"/>
+      <w:bookmarkStart xmlns:w="http://schemas.openxmlformats.org/wordprocessingml/2006/main" w:id="19" w:name="_Toc229058141"/>
       <w:bookmarkEnd xmlns:w="http://schemas.openxmlformats.org/wordprocessingml/2006/main" w:id="18"/>
       <w:r xmlns:w="http://schemas.openxmlformats.org/wordprocessingml/2006/main">
         <w:t xml:space="preserve">Configuration</w:t>
@@ -3640,7 +4000,23 @@
           <w:rFonts w:eastAsia="Times New Roman" w:cs="Times New Roman"/>
           <w:szCs w:val="24"/>
         </w:rPr>
-        <w:t xml:space="preserve">: API server port (default: 6600)</w:t>
+        <w:t xml:space="preserve">: API server </w:t>
+      </w:r>
+      <w:proofErr xmlns:w="http://schemas.openxmlformats.org/wordprocessingml/2006/main" w:type="spellStart"/>
+      <w:r xmlns:w="http://schemas.openxmlformats.org/wordprocessingml/2006/main">
+        <w:rPr>
+          <w:rFonts w:eastAsia="Times New Roman" w:cs="Times New Roman"/>
+          <w:szCs w:val="24"/>
+        </w:rPr>
+        <w:t xml:space="preserve">port </w:t>
+      </w:r>
+      <w:proofErr xmlns:w="http://schemas.openxmlformats.org/wordprocessingml/2006/main" w:type="spellEnd"/>
+      <w:r xmlns:w="http://schemas.openxmlformats.org/wordprocessingml/2006/main">
+        <w:rPr>
+          <w:rFonts w:eastAsia="Times New Roman" w:cs="Times New Roman"/>
+          <w:szCs w:val="24"/>
+        </w:rPr>
+        <w:t xml:space="preserve">(default: 6600)</w:t>
       </w:r>
     </w:p>
     <w:p>
@@ -3892,7 +4268,7 @@
       <w:bookmarkStart xmlns:w="http://schemas.openxmlformats.org/wordprocessingml/2006/main" w:id="25" w:name="_nhv3kjoxcuef" w:colFirst="0" w:colLast="0"/>
       <w:bookmarkStart xmlns:w="http://schemas.openxmlformats.org/wordprocessingml/2006/main" w:id="26" w:name="_xkhrf2qcrxzs" w:colFirst="0" w:colLast="0"/>
       <w:bookmarkStart xmlns:w="http://schemas.openxmlformats.org/wordprocessingml/2006/main" w:id="27" w:name="_Hlk227407387"/>
-      <w:bookmarkStart xmlns:w="http://schemas.openxmlformats.org/wordprocessingml/2006/main" w:id="28" w:name="_Toc228972052"/>
+      <w:bookmarkStart xmlns:w="http://schemas.openxmlformats.org/wordprocessingml/2006/main" w:id="28" w:name="_Toc229058142"/>
       <w:bookmarkEnd xmlns:w="http://schemas.openxmlformats.org/wordprocessingml/2006/main" w:id="25"/>
       <w:bookmarkEnd xmlns:w="http://schemas.openxmlformats.org/wordprocessingml/2006/main" w:id="26"/>
       <w:r xmlns:w="http://schemas.openxmlformats.org/wordprocessingml/2006/main">
@@ -3932,9 +4308,17 @@
       <w:pPr xmlns:w="http://schemas.openxmlformats.org/wordprocessingml/2006/main">
         <w:pStyle w:val="Cmsor3"/>
       </w:pPr>
-      <w:bookmarkStart xmlns:w="http://schemas.openxmlformats.org/wordprocessingml/2006/main" w:id="31" w:name="_Toc228972053"/>
-      <w:r xmlns:w="http://schemas.openxmlformats.org/wordprocessingml/2006/main">
-        <w:t xml:space="preserve">DBMS (Database Management System)</w:t>
+      <w:bookmarkStart xmlns:w="http://schemas.openxmlformats.org/wordprocessingml/2006/main" w:id="31" w:name="_Toc229058143"/>
+      <w:r xmlns:w="http://schemas.openxmlformats.org/wordprocessingml/2006/main">
+        <w:t xml:space="preserve">DBMS ( </w:t>
+      </w:r>
+      <w:proofErr xmlns:w="http://schemas.openxmlformats.org/wordprocessingml/2006/main" w:type="spellStart"/>
+      <w:r xmlns:w="http://schemas.openxmlformats.org/wordprocessingml/2006/main">
+        <w:t xml:space="preserve">Database </w:t>
+      </w:r>
+      <w:proofErr xmlns:w="http://schemas.openxmlformats.org/wordprocessingml/2006/main" w:type="spellEnd"/>
+      <w:r xmlns:w="http://schemas.openxmlformats.org/wordprocessingml/2006/main">
+        <w:t xml:space="preserve">Management System)</w:t>
       </w:r>
       <w:bookmarkEnd xmlns:w="http://schemas.openxmlformats.org/wordprocessingml/2006/main" w:id="31"/>
     </w:p>
@@ -3952,6 +4336,7 @@
         </w:rPr>
         <w:t xml:space="preserve">The database manager of choice in the system </w:t>
       </w:r>
+      <w:proofErr xmlns:w="http://schemas.openxmlformats.org/wordprocessingml/2006/main" w:type="spellStart"/>
       <w:r xmlns:w="http://schemas.openxmlformats.org/wordprocessingml/2006/main">
         <w:rPr>
           <w:rFonts w:cs="Times New Roman"/>
@@ -3961,6 +4346,7 @@
         </w:rPr>
         <w:t xml:space="preserve">is SQLite .</w:t>
       </w:r>
+      <w:proofErr xmlns:w="http://schemas.openxmlformats.org/wordprocessingml/2006/main" w:type="spellEnd"/>
     </w:p>
     <w:p>
       <w:pPr xmlns:w="http://schemas.openxmlformats.org/wordprocessingml/2006/main">
@@ -4084,7 +4470,7 @@
       <w:pPr xmlns:w="http://schemas.openxmlformats.org/wordprocessingml/2006/main">
         <w:pStyle w:val="Cmsor3"/>
       </w:pPr>
-      <w:bookmarkStart xmlns:w="http://schemas.openxmlformats.org/wordprocessingml/2006/main" w:id="32" w:name="_Toc228972054"/>
+      <w:bookmarkStart xmlns:w="http://schemas.openxmlformats.org/wordprocessingml/2006/main" w:id="32" w:name="_Toc229058144"/>
       <w:r xmlns:w="http://schemas.openxmlformats.org/wordprocessingml/2006/main">
         <w:t xml:space="preserve">Boards</w:t>
       </w:r>
@@ -4094,9 +4480,14 @@
       <w:pPr xmlns:w="http://schemas.openxmlformats.org/wordprocessingml/2006/main">
         <w:pStyle w:val="Cmsor4"/>
       </w:pPr>
+      <w:proofErr xmlns:w="http://schemas.openxmlformats.org/wordprocessingml/2006/main" w:type="spellStart"/>
       <w:r xmlns:w="http://schemas.openxmlformats.org/wordprocessingml/2006/main">
         <w:t xml:space="preserve">users</w:t>
       </w:r>
+      <w:proofErr xmlns:w="http://schemas.openxmlformats.org/wordprocessingml/2006/main" w:type="spellEnd"/>
+      <w:r xmlns:w="http://schemas.openxmlformats.org/wordprocessingml/2006/main">
+        <w:t xml:space="preserve">​</w:t>
+      </w:r>
     </w:p>
     <w:p>
       <w:pPr xmlns:w="http://schemas.openxmlformats.org/wordprocessingml/2006/main">
@@ -4128,24 +4519,60 @@
           <w:color w:val="188038"/>
           <w:szCs w:val="24"/>
         </w:rPr>
-        <w:t xml:space="preserve">CREATE TABLE users (</w:t>
-      </w:r>
-    </w:p>
-    <w:p>
-      <w:pPr xmlns:w="http://schemas.openxmlformats.org/wordprocessingml/2006/main">
-        <w:rPr>
-          <w:rFonts w:eastAsia="Times New Roman" w:cs="Times New Roman"/>
-          <w:color w:val="188038"/>
-          <w:szCs w:val="24"/>
-        </w:rPr>
-      </w:pPr>
-      <w:r xmlns:w="http://schemas.openxmlformats.org/wordprocessingml/2006/main">
-        <w:rPr>
-          <w:rFonts w:eastAsia="Times New Roman" w:cs="Times New Roman"/>
-          <w:color w:val="188038"/>
-          <w:szCs w:val="24"/>
-        </w:rPr>
-        <w:t xml:space="preserve">id INTEGER PRIMARY KEY NOT NULL,</w:t>
+        <w:t xml:space="preserve">CREATE TABLE </w:t>
+      </w:r>
+      <w:proofErr xmlns:w="http://schemas.openxmlformats.org/wordprocessingml/2006/main" w:type="spellStart"/>
+      <w:r xmlns:w="http://schemas.openxmlformats.org/wordprocessingml/2006/main">
+        <w:rPr>
+          <w:rFonts w:eastAsia="Times New Roman" w:cs="Times New Roman"/>
+          <w:color w:val="188038"/>
+          <w:szCs w:val="24"/>
+        </w:rPr>
+        <w:t xml:space="preserve">users </w:t>
+      </w:r>
+      <w:proofErr xmlns:w="http://schemas.openxmlformats.org/wordprocessingml/2006/main" w:type="spellEnd"/>
+      <w:r xmlns:w="http://schemas.openxmlformats.org/wordprocessingml/2006/main">
+        <w:rPr>
+          <w:rFonts w:eastAsia="Times New Roman" w:cs="Times New Roman"/>
+          <w:color w:val="188038"/>
+          <w:szCs w:val="24"/>
+        </w:rPr>
+        <w:t xml:space="preserve">(</w:t>
+      </w:r>
+    </w:p>
+    <w:p>
+      <w:pPr xmlns:w="http://schemas.openxmlformats.org/wordprocessingml/2006/main">
+        <w:rPr>
+          <w:rFonts w:eastAsia="Times New Roman" w:cs="Times New Roman"/>
+          <w:color w:val="188038"/>
+          <w:szCs w:val="24"/>
+        </w:rPr>
+      </w:pPr>
+      <w:r xmlns:w="http://schemas.openxmlformats.org/wordprocessingml/2006/main">
+        <w:rPr>
+          <w:rFonts w:eastAsia="Times New Roman" w:cs="Times New Roman"/>
+          <w:color w:val="188038"/>
+          <w:szCs w:val="24"/>
+        </w:rPr>
+        <w:t xml:space="preserve">   </w:t>
+      </w:r>
+      <w:proofErr xmlns:w="http://schemas.openxmlformats.org/wordprocessingml/2006/main" w:type="spellStart"/>
+      <w:r xmlns:w="http://schemas.openxmlformats.org/wordprocessingml/2006/main">
+        <w:rPr>
+          <w:rFonts w:eastAsia="Times New Roman" w:cs="Times New Roman"/>
+          <w:color w:val="188038"/>
+          <w:szCs w:val="24"/>
+        </w:rPr>
+        <w:t xml:space="preserve">id </w:t>
+      </w:r>
+      <w:proofErr xmlns:w="http://schemas.openxmlformats.org/wordprocessingml/2006/main" w:type="spellEnd"/>
+      <w:r xmlns:w="http://schemas.openxmlformats.org/wordprocessingml/2006/main">
+        <w:rPr>
+          <w:rFonts w:eastAsia="Times New Roman" w:cs="Times New Roman"/>
+          <w:color w:val="188038"/>
+          <w:szCs w:val="24"/>
+        </w:rPr>
+        <w:t xml:space="preserve">INTEGER PRIMARY KEY NOT NULL,</w:t>
       </w:r>
     </w:p>
     <w:p>
@@ -4179,24 +4606,60 @@
           <w:color w:val="188038"/>
           <w:szCs w:val="24"/>
         </w:rPr>
-        <w:t xml:space="preserve">nickname TEXT,</w:t>
-      </w:r>
-    </w:p>
-    <w:p>
-      <w:pPr xmlns:w="http://schemas.openxmlformats.org/wordprocessingml/2006/main">
-        <w:rPr>
-          <w:rFonts w:eastAsia="Times New Roman" w:cs="Times New Roman"/>
-          <w:color w:val="188038"/>
-          <w:szCs w:val="24"/>
-        </w:rPr>
-      </w:pPr>
-      <w:r xmlns:w="http://schemas.openxmlformats.org/wordprocessingml/2006/main">
-        <w:rPr>
-          <w:rFonts w:eastAsia="Times New Roman" w:cs="Times New Roman"/>
-          <w:color w:val="188038"/>
-          <w:szCs w:val="24"/>
-        </w:rPr>
-        <w:t xml:space="preserve">password TEXT NOT NULL</w:t>
+        <w:t xml:space="preserve">   </w:t>
+      </w:r>
+      <w:proofErr xmlns:w="http://schemas.openxmlformats.org/wordprocessingml/2006/main" w:type="spellStart"/>
+      <w:r xmlns:w="http://schemas.openxmlformats.org/wordprocessingml/2006/main">
+        <w:rPr>
+          <w:rFonts w:eastAsia="Times New Roman" w:cs="Times New Roman"/>
+          <w:color w:val="188038"/>
+          <w:szCs w:val="24"/>
+        </w:rPr>
+        <w:t xml:space="preserve">nickname </w:t>
+      </w:r>
+      <w:proofErr xmlns:w="http://schemas.openxmlformats.org/wordprocessingml/2006/main" w:type="spellEnd"/>
+      <w:r xmlns:w="http://schemas.openxmlformats.org/wordprocessingml/2006/main">
+        <w:rPr>
+          <w:rFonts w:eastAsia="Times New Roman" w:cs="Times New Roman"/>
+          <w:color w:val="188038"/>
+          <w:szCs w:val="24"/>
+        </w:rPr>
+        <w:t xml:space="preserve">TEXT,</w:t>
+      </w:r>
+    </w:p>
+    <w:p>
+      <w:pPr xmlns:w="http://schemas.openxmlformats.org/wordprocessingml/2006/main">
+        <w:rPr>
+          <w:rFonts w:eastAsia="Times New Roman" w:cs="Times New Roman"/>
+          <w:color w:val="188038"/>
+          <w:szCs w:val="24"/>
+        </w:rPr>
+      </w:pPr>
+      <w:r xmlns:w="http://schemas.openxmlformats.org/wordprocessingml/2006/main">
+        <w:rPr>
+          <w:rFonts w:eastAsia="Times New Roman" w:cs="Times New Roman"/>
+          <w:color w:val="188038"/>
+          <w:szCs w:val="24"/>
+        </w:rPr>
+        <w:t xml:space="preserve">   </w:t>
+      </w:r>
+      <w:proofErr xmlns:w="http://schemas.openxmlformats.org/wordprocessingml/2006/main" w:type="spellStart"/>
+      <w:r xmlns:w="http://schemas.openxmlformats.org/wordprocessingml/2006/main">
+        <w:rPr>
+          <w:rFonts w:eastAsia="Times New Roman" w:cs="Times New Roman"/>
+          <w:color w:val="188038"/>
+          <w:szCs w:val="24"/>
+        </w:rPr>
+        <w:t xml:space="preserve">password </w:t>
+      </w:r>
+      <w:proofErr xmlns:w="http://schemas.openxmlformats.org/wordprocessingml/2006/main" w:type="spellEnd"/>
+      <w:r xmlns:w="http://schemas.openxmlformats.org/wordprocessingml/2006/main">
+        <w:rPr>
+          <w:rFonts w:eastAsia="Times New Roman" w:cs="Times New Roman"/>
+          <w:color w:val="188038"/>
+          <w:szCs w:val="24"/>
+        </w:rPr>
+        <w:t xml:space="preserve">TEXT NOT NULL</w:t>
       </w:r>
     </w:p>
     <w:p>
@@ -4222,9 +4685,14 @@
       </w:pPr>
       <w:bookmarkStart xmlns:w="http://schemas.openxmlformats.org/wordprocessingml/2006/main" w:id="33" w:name="_ht0yskkvs660" w:colFirst="0" w:colLast="0"/>
       <w:bookmarkEnd xmlns:w="http://schemas.openxmlformats.org/wordprocessingml/2006/main" w:id="33"/>
+      <w:proofErr xmlns:w="http://schemas.openxmlformats.org/wordprocessingml/2006/main" w:type="spellStart"/>
       <w:r xmlns:w="http://schemas.openxmlformats.org/wordprocessingml/2006/main">
         <w:t xml:space="preserve">workouts</w:t>
       </w:r>
+      <w:proofErr xmlns:w="http://schemas.openxmlformats.org/wordprocessingml/2006/main" w:type="spellEnd"/>
+      <w:r xmlns:w="http://schemas.openxmlformats.org/wordprocessingml/2006/main">
+        <w:t xml:space="preserve">​</w:t>
+      </w:r>
     </w:p>
     <w:p>
       <w:pPr xmlns:w="http://schemas.openxmlformats.org/wordprocessingml/2006/main">
@@ -4264,109 +4732,271 @@
           <w:color w:val="188038"/>
           <w:szCs w:val="24"/>
         </w:rPr>
-        <w:t xml:space="preserve">CREATE TABLE workouts (</w:t>
-      </w:r>
-    </w:p>
-    <w:p>
-      <w:pPr xmlns:w="http://schemas.openxmlformats.org/wordprocessingml/2006/main">
-        <w:rPr>
-          <w:rFonts w:eastAsia="Times New Roman" w:cs="Times New Roman"/>
-          <w:color w:val="188038"/>
-          <w:szCs w:val="24"/>
-        </w:rPr>
-      </w:pPr>
-      <w:r xmlns:w="http://schemas.openxmlformats.org/wordprocessingml/2006/main">
-        <w:rPr>
-          <w:rFonts w:eastAsia="Times New Roman" w:cs="Times New Roman"/>
-          <w:color w:val="188038"/>
-          <w:szCs w:val="24"/>
-        </w:rPr>
-        <w:t xml:space="preserve">id INTEGER PRIMARY KEY NOT NULL,</w:t>
-      </w:r>
-    </w:p>
-    <w:p>
-      <w:pPr xmlns:w="http://schemas.openxmlformats.org/wordprocessingml/2006/main">
-        <w:rPr>
-          <w:rFonts w:eastAsia="Times New Roman" w:cs="Times New Roman"/>
-          <w:color w:val="188038"/>
-          <w:szCs w:val="24"/>
-        </w:rPr>
-      </w:pPr>
-      <w:r xmlns:w="http://schemas.openxmlformats.org/wordprocessingml/2006/main">
-        <w:rPr>
-          <w:rFonts w:eastAsia="Times New Roman" w:cs="Times New Roman"/>
-          <w:color w:val="188038"/>
-          <w:szCs w:val="24"/>
-        </w:rPr>
-        <w:t xml:space="preserve">user_id INTEGER NOT NULL,</w:t>
-      </w:r>
-    </w:p>
-    <w:p>
-      <w:pPr xmlns:w="http://schemas.openxmlformats.org/wordprocessingml/2006/main">
-        <w:rPr>
-          <w:rFonts w:eastAsia="Times New Roman" w:cs="Times New Roman"/>
-          <w:color w:val="188038"/>
-          <w:szCs w:val="24"/>
-        </w:rPr>
-      </w:pPr>
-      <w:r xmlns:w="http://schemas.openxmlformats.org/wordprocessingml/2006/main">
-        <w:rPr>
-          <w:rFonts w:eastAsia="Times New Roman" w:cs="Times New Roman"/>
-          <w:color w:val="188038"/>
-          <w:szCs w:val="24"/>
-        </w:rPr>
-        <w:t xml:space="preserve">started_at DATETIME,</w:t>
-      </w:r>
-    </w:p>
-    <w:p>
-      <w:pPr xmlns:w="http://schemas.openxmlformats.org/wordprocessingml/2006/main">
-        <w:rPr>
-          <w:rFonts w:eastAsia="Times New Roman" w:cs="Times New Roman"/>
-          <w:color w:val="188038"/>
-          <w:szCs w:val="24"/>
-        </w:rPr>
-      </w:pPr>
-      <w:r xmlns:w="http://schemas.openxmlformats.org/wordprocessingml/2006/main">
-        <w:rPr>
-          <w:rFonts w:eastAsia="Times New Roman" w:cs="Times New Roman"/>
-          <w:color w:val="188038"/>
-          <w:szCs w:val="24"/>
-        </w:rPr>
-        <w:t xml:space="preserve">ended_at DATETIME,</w:t>
-      </w:r>
-    </w:p>
-    <w:p>
-      <w:pPr xmlns:w="http://schemas.openxmlformats.org/wordprocessingml/2006/main">
-        <w:rPr>
-          <w:rFonts w:eastAsia="Times New Roman" w:cs="Times New Roman"/>
-          <w:color w:val="188038"/>
-          <w:szCs w:val="24"/>
-        </w:rPr>
-      </w:pPr>
-      <w:r xmlns:w="http://schemas.openxmlformats.org/wordprocessingml/2006/main">
-        <w:rPr>
-          <w:rFonts w:eastAsia="Times New Roman" w:cs="Times New Roman"/>
-          <w:color w:val="188038"/>
-          <w:szCs w:val="24"/>
-        </w:rPr>
-        <w:t xml:space="preserve">name TEXT,</w:t>
-      </w:r>
-    </w:p>
-    <w:p>
-      <w:pPr xmlns:w="http://schemas.openxmlformats.org/wordprocessingml/2006/main">
-        <w:rPr>
-          <w:rFonts w:eastAsia="Times New Roman" w:cs="Times New Roman"/>
-          <w:color w:val="188038"/>
-          <w:szCs w:val="24"/>
-        </w:rPr>
-      </w:pPr>
-      <w:r xmlns:w="http://schemas.openxmlformats.org/wordprocessingml/2006/main">
-        <w:rPr>
-          <w:rFonts w:eastAsia="Times New Roman" w:cs="Times New Roman"/>
-          <w:color w:val="188038"/>
-          <w:szCs w:val="24"/>
-        </w:rPr>
-        <w:t xml:space="preserve">FOREIGN KEY (user_id) REFERENCES users(id) ON DELETE CASCADE</w:t>
+        <w:t xml:space="preserve">CREATE TABLE </w:t>
+      </w:r>
+      <w:proofErr xmlns:w="http://schemas.openxmlformats.org/wordprocessingml/2006/main" w:type="spellStart"/>
+      <w:r xmlns:w="http://schemas.openxmlformats.org/wordprocessingml/2006/main">
+        <w:rPr>
+          <w:rFonts w:eastAsia="Times New Roman" w:cs="Times New Roman"/>
+          <w:color w:val="188038"/>
+          <w:szCs w:val="24"/>
+        </w:rPr>
+        <w:t xml:space="preserve">workouts </w:t>
+      </w:r>
+      <w:proofErr xmlns:w="http://schemas.openxmlformats.org/wordprocessingml/2006/main" w:type="spellEnd"/>
+      <w:r xmlns:w="http://schemas.openxmlformats.org/wordprocessingml/2006/main">
+        <w:rPr>
+          <w:rFonts w:eastAsia="Times New Roman" w:cs="Times New Roman"/>
+          <w:color w:val="188038"/>
+          <w:szCs w:val="24"/>
+        </w:rPr>
+        <w:t xml:space="preserve">(</w:t>
+      </w:r>
+    </w:p>
+    <w:p>
+      <w:pPr xmlns:w="http://schemas.openxmlformats.org/wordprocessingml/2006/main">
+        <w:rPr>
+          <w:rFonts w:eastAsia="Times New Roman" w:cs="Times New Roman"/>
+          <w:color w:val="188038"/>
+          <w:szCs w:val="24"/>
+        </w:rPr>
+      </w:pPr>
+      <w:r xmlns:w="http://schemas.openxmlformats.org/wordprocessingml/2006/main">
+        <w:rPr>
+          <w:rFonts w:eastAsia="Times New Roman" w:cs="Times New Roman"/>
+          <w:color w:val="188038"/>
+          <w:szCs w:val="24"/>
+        </w:rPr>
+        <w:t xml:space="preserve">   </w:t>
+      </w:r>
+      <w:proofErr xmlns:w="http://schemas.openxmlformats.org/wordprocessingml/2006/main" w:type="spellStart"/>
+      <w:r xmlns:w="http://schemas.openxmlformats.org/wordprocessingml/2006/main">
+        <w:rPr>
+          <w:rFonts w:eastAsia="Times New Roman" w:cs="Times New Roman"/>
+          <w:color w:val="188038"/>
+          <w:szCs w:val="24"/>
+        </w:rPr>
+        <w:t xml:space="preserve">id </w:t>
+      </w:r>
+      <w:proofErr xmlns:w="http://schemas.openxmlformats.org/wordprocessingml/2006/main" w:type="spellEnd"/>
+      <w:r xmlns:w="http://schemas.openxmlformats.org/wordprocessingml/2006/main">
+        <w:rPr>
+          <w:rFonts w:eastAsia="Times New Roman" w:cs="Times New Roman"/>
+          <w:color w:val="188038"/>
+          <w:szCs w:val="24"/>
+        </w:rPr>
+        <w:t xml:space="preserve">INTEGER PRIMARY KEY NOT NULL,</w:t>
+      </w:r>
+    </w:p>
+    <w:p>
+      <w:pPr xmlns:w="http://schemas.openxmlformats.org/wordprocessingml/2006/main">
+        <w:rPr>
+          <w:rFonts w:eastAsia="Times New Roman" w:cs="Times New Roman"/>
+          <w:color w:val="188038"/>
+          <w:szCs w:val="24"/>
+        </w:rPr>
+      </w:pPr>
+      <w:r xmlns:w="http://schemas.openxmlformats.org/wordprocessingml/2006/main">
+        <w:rPr>
+          <w:rFonts w:eastAsia="Times New Roman" w:cs="Times New Roman"/>
+          <w:color w:val="188038"/>
+          <w:szCs w:val="24"/>
+        </w:rPr>
+        <w:t xml:space="preserve">   </w:t>
+      </w:r>
+      <w:proofErr xmlns:w="http://schemas.openxmlformats.org/wordprocessingml/2006/main" w:type="spellStart"/>
+      <w:r xmlns:w="http://schemas.openxmlformats.org/wordprocessingml/2006/main">
+        <w:rPr>
+          <w:rFonts w:eastAsia="Times New Roman" w:cs="Times New Roman"/>
+          <w:color w:val="188038"/>
+          <w:szCs w:val="24"/>
+        </w:rPr>
+        <w:t xml:space="preserve">user_id </w:t>
+      </w:r>
+      <w:proofErr xmlns:w="http://schemas.openxmlformats.org/wordprocessingml/2006/main" w:type="spellEnd"/>
+      <w:r xmlns:w="http://schemas.openxmlformats.org/wordprocessingml/2006/main">
+        <w:rPr>
+          <w:rFonts w:eastAsia="Times New Roman" w:cs="Times New Roman"/>
+          <w:color w:val="188038"/>
+          <w:szCs w:val="24"/>
+        </w:rPr>
+        <w:t xml:space="preserve">INTEGER NOT NULL,</w:t>
+      </w:r>
+    </w:p>
+    <w:p>
+      <w:pPr xmlns:w="http://schemas.openxmlformats.org/wordprocessingml/2006/main">
+        <w:rPr>
+          <w:rFonts w:eastAsia="Times New Roman" w:cs="Times New Roman"/>
+          <w:color w:val="188038"/>
+          <w:szCs w:val="24"/>
+        </w:rPr>
+      </w:pPr>
+      <w:r xmlns:w="http://schemas.openxmlformats.org/wordprocessingml/2006/main">
+        <w:rPr>
+          <w:rFonts w:eastAsia="Times New Roman" w:cs="Times New Roman"/>
+          <w:color w:val="188038"/>
+          <w:szCs w:val="24"/>
+        </w:rPr>
+        <w:t xml:space="preserve">   </w:t>
+      </w:r>
+      <w:proofErr xmlns:w="http://schemas.openxmlformats.org/wordprocessingml/2006/main" w:type="spellStart"/>
+      <w:r xmlns:w="http://schemas.openxmlformats.org/wordprocessingml/2006/main">
+        <w:rPr>
+          <w:rFonts w:eastAsia="Times New Roman" w:cs="Times New Roman"/>
+          <w:color w:val="188038"/>
+          <w:szCs w:val="24"/>
+        </w:rPr>
+        <w:t xml:space="preserve">started_at </w:t>
+      </w:r>
+      <w:proofErr xmlns:w="http://schemas.openxmlformats.org/wordprocessingml/2006/main" w:type="spellEnd"/>
+      <w:r xmlns:w="http://schemas.openxmlformats.org/wordprocessingml/2006/main">
+        <w:rPr>
+          <w:rFonts w:eastAsia="Times New Roman" w:cs="Times New Roman"/>
+          <w:color w:val="188038"/>
+          <w:szCs w:val="24"/>
+        </w:rPr>
+        <w:t xml:space="preserve">DATETIME,</w:t>
+      </w:r>
+    </w:p>
+    <w:p>
+      <w:pPr xmlns:w="http://schemas.openxmlformats.org/wordprocessingml/2006/main">
+        <w:rPr>
+          <w:rFonts w:eastAsia="Times New Roman" w:cs="Times New Roman"/>
+          <w:color w:val="188038"/>
+          <w:szCs w:val="24"/>
+        </w:rPr>
+      </w:pPr>
+      <w:r xmlns:w="http://schemas.openxmlformats.org/wordprocessingml/2006/main">
+        <w:rPr>
+          <w:rFonts w:eastAsia="Times New Roman" w:cs="Times New Roman"/>
+          <w:color w:val="188038"/>
+          <w:szCs w:val="24"/>
+        </w:rPr>
+        <w:t xml:space="preserve">   </w:t>
+      </w:r>
+      <w:proofErr xmlns:w="http://schemas.openxmlformats.org/wordprocessingml/2006/main" w:type="spellStart"/>
+      <w:r xmlns:w="http://schemas.openxmlformats.org/wordprocessingml/2006/main">
+        <w:rPr>
+          <w:rFonts w:eastAsia="Times New Roman" w:cs="Times New Roman"/>
+          <w:color w:val="188038"/>
+          <w:szCs w:val="24"/>
+        </w:rPr>
+        <w:t xml:space="preserve">ended_at </w:t>
+      </w:r>
+      <w:proofErr xmlns:w="http://schemas.openxmlformats.org/wordprocessingml/2006/main" w:type="spellEnd"/>
+      <w:r xmlns:w="http://schemas.openxmlformats.org/wordprocessingml/2006/main">
+        <w:rPr>
+          <w:rFonts w:eastAsia="Times New Roman" w:cs="Times New Roman"/>
+          <w:color w:val="188038"/>
+          <w:szCs w:val="24"/>
+        </w:rPr>
+        <w:t xml:space="preserve">DATETIME,</w:t>
+      </w:r>
+    </w:p>
+    <w:p>
+      <w:pPr xmlns:w="http://schemas.openxmlformats.org/wordprocessingml/2006/main">
+        <w:rPr>
+          <w:rFonts w:eastAsia="Times New Roman" w:cs="Times New Roman"/>
+          <w:color w:val="188038"/>
+          <w:szCs w:val="24"/>
+        </w:rPr>
+      </w:pPr>
+      <w:r xmlns:w="http://schemas.openxmlformats.org/wordprocessingml/2006/main">
+        <w:rPr>
+          <w:rFonts w:eastAsia="Times New Roman" w:cs="Times New Roman"/>
+          <w:color w:val="188038"/>
+          <w:szCs w:val="24"/>
+        </w:rPr>
+        <w:t xml:space="preserve">   </w:t>
+      </w:r>
+      <w:proofErr xmlns:w="http://schemas.openxmlformats.org/wordprocessingml/2006/main" w:type="spellStart"/>
+      <w:r xmlns:w="http://schemas.openxmlformats.org/wordprocessingml/2006/main">
+        <w:rPr>
+          <w:rFonts w:eastAsia="Times New Roman" w:cs="Times New Roman"/>
+          <w:color w:val="188038"/>
+          <w:szCs w:val="24"/>
+        </w:rPr>
+        <w:t xml:space="preserve">name </w:t>
+      </w:r>
+      <w:proofErr xmlns:w="http://schemas.openxmlformats.org/wordprocessingml/2006/main" w:type="spellEnd"/>
+      <w:r xmlns:w="http://schemas.openxmlformats.org/wordprocessingml/2006/main">
+        <w:rPr>
+          <w:rFonts w:eastAsia="Times New Roman" w:cs="Times New Roman"/>
+          <w:color w:val="188038"/>
+          <w:szCs w:val="24"/>
+        </w:rPr>
+        <w:t xml:space="preserve">TEXT,</w:t>
+      </w:r>
+    </w:p>
+    <w:p>
+      <w:pPr xmlns:w="http://schemas.openxmlformats.org/wordprocessingml/2006/main">
+        <w:rPr>
+          <w:rFonts w:eastAsia="Times New Roman" w:cs="Times New Roman"/>
+          <w:color w:val="188038"/>
+          <w:szCs w:val="24"/>
+        </w:rPr>
+      </w:pPr>
+      <w:r xmlns:w="http://schemas.openxmlformats.org/wordprocessingml/2006/main">
+        <w:rPr>
+          <w:rFonts w:eastAsia="Times New Roman" w:cs="Times New Roman"/>
+          <w:color w:val="188038"/>
+          <w:szCs w:val="24"/>
+        </w:rPr>
+        <w:t xml:space="preserve">FOREIGN KEY ( </w:t>
+      </w:r>
+      <w:proofErr xmlns:w="http://schemas.openxmlformats.org/wordprocessingml/2006/main" w:type="spellStart"/>
+      <w:r xmlns:w="http://schemas.openxmlformats.org/wordprocessingml/2006/main">
+        <w:rPr>
+          <w:rFonts w:eastAsia="Times New Roman" w:cs="Times New Roman"/>
+          <w:color w:val="188038"/>
+          <w:szCs w:val="24"/>
+        </w:rPr>
+        <w:t xml:space="preserve">user_id </w:t>
+      </w:r>
+      <w:proofErr xmlns:w="http://schemas.openxmlformats.org/wordprocessingml/2006/main" w:type="spellEnd"/>
+      <w:r xmlns:w="http://schemas.openxmlformats.org/wordprocessingml/2006/main">
+        <w:rPr>
+          <w:rFonts w:eastAsia="Times New Roman" w:cs="Times New Roman"/>
+          <w:color w:val="188038"/>
+          <w:szCs w:val="24"/>
+        </w:rPr>
+        <w:t xml:space="preserve">) REFERENCES </w:t>
+      </w:r>
+      <w:proofErr xmlns:w="http://schemas.openxmlformats.org/wordprocessingml/2006/main" w:type="spellStart"/>
+      <w:r xmlns:w="http://schemas.openxmlformats.org/wordprocessingml/2006/main">
+        <w:rPr>
+          <w:rFonts w:eastAsia="Times New Roman" w:cs="Times New Roman"/>
+          <w:color w:val="188038"/>
+          <w:szCs w:val="24"/>
+        </w:rPr>
+        <w:t xml:space="preserve">users </w:t>
+      </w:r>
+      <w:proofErr xmlns:w="http://schemas.openxmlformats.org/wordprocessingml/2006/main" w:type="spellEnd"/>
+      <w:r xmlns:w="http://schemas.openxmlformats.org/wordprocessingml/2006/main">
+        <w:rPr>
+          <w:rFonts w:eastAsia="Times New Roman" w:cs="Times New Roman"/>
+          <w:color w:val="188038"/>
+          <w:szCs w:val="24"/>
+        </w:rPr>
+        <w:t xml:space="preserve">( </w:t>
+      </w:r>
+      <w:proofErr xmlns:w="http://schemas.openxmlformats.org/wordprocessingml/2006/main" w:type="spellStart"/>
+      <w:r xmlns:w="http://schemas.openxmlformats.org/wordprocessingml/2006/main">
+        <w:rPr>
+          <w:rFonts w:eastAsia="Times New Roman" w:cs="Times New Roman"/>
+          <w:color w:val="188038"/>
+          <w:szCs w:val="24"/>
+        </w:rPr>
+        <w:t xml:space="preserve">id </w:t>
+      </w:r>
+      <w:proofErr xmlns:w="http://schemas.openxmlformats.org/wordprocessingml/2006/main" w:type="spellEnd"/>
+      <w:r xmlns:w="http://schemas.openxmlformats.org/wordprocessingml/2006/main">
+        <w:rPr>
+          <w:rFonts w:eastAsia="Times New Roman" w:cs="Times New Roman"/>
+          <w:color w:val="188038"/>
+          <w:szCs w:val="24"/>
+        </w:rPr>
+        <w:t xml:space="preserve">) ON DELETE CASCADE</w:t>
       </w:r>
     </w:p>
     <w:p>
@@ -4392,9 +5022,14 @@
       </w:pPr>
       <w:bookmarkStart xmlns:w="http://schemas.openxmlformats.org/wordprocessingml/2006/main" w:id="34" w:name="_pwp70874asqj" w:colFirst="0" w:colLast="0"/>
       <w:bookmarkEnd xmlns:w="http://schemas.openxmlformats.org/wordprocessingml/2006/main" w:id="34"/>
+      <w:proofErr xmlns:w="http://schemas.openxmlformats.org/wordprocessingml/2006/main" w:type="spellStart"/>
       <w:r xmlns:w="http://schemas.openxmlformats.org/wordprocessingml/2006/main">
         <w:t xml:space="preserve">exercises</w:t>
       </w:r>
+      <w:proofErr xmlns:w="http://schemas.openxmlformats.org/wordprocessingml/2006/main" w:type="spellEnd"/>
+      <w:r xmlns:w="http://schemas.openxmlformats.org/wordprocessingml/2006/main">
+        <w:t xml:space="preserve">​</w:t>
+      </w:r>
     </w:p>
     <w:p>
       <w:pPr xmlns:w="http://schemas.openxmlformats.org/wordprocessingml/2006/main">
@@ -4426,58 +5061,184 @@
           <w:color w:val="188038"/>
           <w:szCs w:val="24"/>
         </w:rPr>
-        <w:t xml:space="preserve">CREATE TABLE exercises (</w:t>
-      </w:r>
-    </w:p>
-    <w:p>
-      <w:pPr xmlns:w="http://schemas.openxmlformats.org/wordprocessingml/2006/main">
-        <w:rPr>
-          <w:rFonts w:eastAsia="Times New Roman" w:cs="Times New Roman"/>
-          <w:color w:val="188038"/>
-          <w:szCs w:val="24"/>
-        </w:rPr>
-      </w:pPr>
-      <w:r xmlns:w="http://schemas.openxmlformats.org/wordprocessingml/2006/main">
-        <w:rPr>
-          <w:rFonts w:eastAsia="Times New Roman" w:cs="Times New Roman"/>
-          <w:color w:val="188038"/>
-          <w:szCs w:val="24"/>
-        </w:rPr>
-        <w:t xml:space="preserve">id INTEGER PRIMARY KEY NOT NULL,</w:t>
-      </w:r>
-    </w:p>
-    <w:p>
-      <w:pPr xmlns:w="http://schemas.openxmlformats.org/wordprocessingml/2006/main">
-        <w:rPr>
-          <w:rFonts w:eastAsia="Times New Roman" w:cs="Times New Roman"/>
-          <w:color w:val="188038"/>
-          <w:szCs w:val="24"/>
-        </w:rPr>
-      </w:pPr>
-      <w:r xmlns:w="http://schemas.openxmlformats.org/wordprocessingml/2006/main">
-        <w:rPr>
-          <w:rFonts w:eastAsia="Times New Roman" w:cs="Times New Roman"/>
-          <w:color w:val="188038"/>
-          <w:szCs w:val="24"/>
-        </w:rPr>
-        <w:t xml:space="preserve">name TEXT NOT NULL,</w:t>
-      </w:r>
-    </w:p>
-    <w:p>
-      <w:pPr xmlns:w="http://schemas.openxmlformats.org/wordprocessingml/2006/main">
-        <w:rPr>
-          <w:rFonts w:eastAsia="Times New Roman" w:cs="Times New Roman"/>
-          <w:color w:val="188038"/>
-          <w:szCs w:val="24"/>
-        </w:rPr>
-      </w:pPr>
-      <w:r xmlns:w="http://schemas.openxmlformats.org/wordprocessingml/2006/main">
-        <w:rPr>
-          <w:rFonts w:eastAsia="Times New Roman" w:cs="Times New Roman"/>
-          <w:color w:val="188038"/>
-          <w:szCs w:val="24"/>
-        </w:rPr>
-        <w:t xml:space="preserve">type TEXT NOT NULL CHECK (type IN ('Compound', 'Isolation'))</w:t>
+        <w:t xml:space="preserve">CREATE TABLE </w:t>
+      </w:r>
+      <w:proofErr xmlns:w="http://schemas.openxmlformats.org/wordprocessingml/2006/main" w:type="spellStart"/>
+      <w:r xmlns:w="http://schemas.openxmlformats.org/wordprocessingml/2006/main">
+        <w:rPr>
+          <w:rFonts w:eastAsia="Times New Roman" w:cs="Times New Roman"/>
+          <w:color w:val="188038"/>
+          <w:szCs w:val="24"/>
+        </w:rPr>
+        <w:t xml:space="preserve">exercises </w:t>
+      </w:r>
+      <w:proofErr xmlns:w="http://schemas.openxmlformats.org/wordprocessingml/2006/main" w:type="spellEnd"/>
+      <w:r xmlns:w="http://schemas.openxmlformats.org/wordprocessingml/2006/main">
+        <w:rPr>
+          <w:rFonts w:eastAsia="Times New Roman" w:cs="Times New Roman"/>
+          <w:color w:val="188038"/>
+          <w:szCs w:val="24"/>
+        </w:rPr>
+        <w:t xml:space="preserve">(</w:t>
+      </w:r>
+    </w:p>
+    <w:p>
+      <w:pPr xmlns:w="http://schemas.openxmlformats.org/wordprocessingml/2006/main">
+        <w:rPr>
+          <w:rFonts w:eastAsia="Times New Roman" w:cs="Times New Roman"/>
+          <w:color w:val="188038"/>
+          <w:szCs w:val="24"/>
+        </w:rPr>
+      </w:pPr>
+      <w:r xmlns:w="http://schemas.openxmlformats.org/wordprocessingml/2006/main">
+        <w:rPr>
+          <w:rFonts w:eastAsia="Times New Roman" w:cs="Times New Roman"/>
+          <w:color w:val="188038"/>
+          <w:szCs w:val="24"/>
+        </w:rPr>
+        <w:t xml:space="preserve">   </w:t>
+      </w:r>
+      <w:proofErr xmlns:w="http://schemas.openxmlformats.org/wordprocessingml/2006/main" w:type="spellStart"/>
+      <w:r xmlns:w="http://schemas.openxmlformats.org/wordprocessingml/2006/main">
+        <w:rPr>
+          <w:rFonts w:eastAsia="Times New Roman" w:cs="Times New Roman"/>
+          <w:color w:val="188038"/>
+          <w:szCs w:val="24"/>
+        </w:rPr>
+        <w:t xml:space="preserve">id </w:t>
+      </w:r>
+      <w:proofErr xmlns:w="http://schemas.openxmlformats.org/wordprocessingml/2006/main" w:type="spellEnd"/>
+      <w:r xmlns:w="http://schemas.openxmlformats.org/wordprocessingml/2006/main">
+        <w:rPr>
+          <w:rFonts w:eastAsia="Times New Roman" w:cs="Times New Roman"/>
+          <w:color w:val="188038"/>
+          <w:szCs w:val="24"/>
+        </w:rPr>
+        <w:t xml:space="preserve">INTEGER PRIMARY KEY NOT NULL,</w:t>
+      </w:r>
+    </w:p>
+    <w:p>
+      <w:pPr xmlns:w="http://schemas.openxmlformats.org/wordprocessingml/2006/main">
+        <w:rPr>
+          <w:rFonts w:eastAsia="Times New Roman" w:cs="Times New Roman"/>
+          <w:color w:val="188038"/>
+          <w:szCs w:val="24"/>
+        </w:rPr>
+      </w:pPr>
+      <w:r xmlns:w="http://schemas.openxmlformats.org/wordprocessingml/2006/main">
+        <w:rPr>
+          <w:rFonts w:eastAsia="Times New Roman" w:cs="Times New Roman"/>
+          <w:color w:val="188038"/>
+          <w:szCs w:val="24"/>
+        </w:rPr>
+        <w:t xml:space="preserve">   </w:t>
+      </w:r>
+      <w:proofErr xmlns:w="http://schemas.openxmlformats.org/wordprocessingml/2006/main" w:type="spellStart"/>
+      <w:r xmlns:w="http://schemas.openxmlformats.org/wordprocessingml/2006/main">
+        <w:rPr>
+          <w:rFonts w:eastAsia="Times New Roman" w:cs="Times New Roman"/>
+          <w:color w:val="188038"/>
+          <w:szCs w:val="24"/>
+        </w:rPr>
+        <w:t xml:space="preserve">name </w:t>
+      </w:r>
+      <w:proofErr xmlns:w="http://schemas.openxmlformats.org/wordprocessingml/2006/main" w:type="spellEnd"/>
+      <w:r xmlns:w="http://schemas.openxmlformats.org/wordprocessingml/2006/main">
+        <w:rPr>
+          <w:rFonts w:eastAsia="Times New Roman" w:cs="Times New Roman"/>
+          <w:color w:val="188038"/>
+          <w:szCs w:val="24"/>
+        </w:rPr>
+        <w:t xml:space="preserve">TEXT NOT NULL,</w:t>
+      </w:r>
+    </w:p>
+    <w:p>
+      <w:pPr xmlns:w="http://schemas.openxmlformats.org/wordprocessingml/2006/main">
+        <w:rPr>
+          <w:rFonts w:eastAsia="Times New Roman" w:cs="Times New Roman"/>
+          <w:color w:val="188038"/>
+          <w:szCs w:val="24"/>
+        </w:rPr>
+      </w:pPr>
+      <w:r xmlns:w="http://schemas.openxmlformats.org/wordprocessingml/2006/main">
+        <w:rPr>
+          <w:rFonts w:eastAsia="Times New Roman" w:cs="Times New Roman"/>
+          <w:color w:val="188038"/>
+          <w:szCs w:val="24"/>
+        </w:rPr>
+        <w:t xml:space="preserve">   </w:t>
+      </w:r>
+      <w:proofErr xmlns:w="http://schemas.openxmlformats.org/wordprocessingml/2006/main" w:type="spellStart"/>
+      <w:r xmlns:w="http://schemas.openxmlformats.org/wordprocessingml/2006/main">
+        <w:rPr>
+          <w:rFonts w:eastAsia="Times New Roman" w:cs="Times New Roman"/>
+          <w:color w:val="188038"/>
+          <w:szCs w:val="24"/>
+        </w:rPr>
+        <w:t xml:space="preserve">type </w:t>
+      </w:r>
+      <w:proofErr xmlns:w="http://schemas.openxmlformats.org/wordprocessingml/2006/main" w:type="spellEnd"/>
+      <w:r xmlns:w="http://schemas.openxmlformats.org/wordprocessingml/2006/main">
+        <w:rPr>
+          <w:rFonts w:eastAsia="Times New Roman" w:cs="Times New Roman"/>
+          <w:color w:val="188038"/>
+          <w:szCs w:val="24"/>
+        </w:rPr>
+        <w:t xml:space="preserve">TEXT NOT NULL CHECK ( </w:t>
+      </w:r>
+      <w:proofErr xmlns:w="http://schemas.openxmlformats.org/wordprocessingml/2006/main" w:type="spellStart"/>
+      <w:r xmlns:w="http://schemas.openxmlformats.org/wordprocessingml/2006/main">
+        <w:rPr>
+          <w:rFonts w:eastAsia="Times New Roman" w:cs="Times New Roman"/>
+          <w:color w:val="188038"/>
+          <w:szCs w:val="24"/>
+        </w:rPr>
+        <w:t xml:space="preserve">type </w:t>
+      </w:r>
+      <w:proofErr xmlns:w="http://schemas.openxmlformats.org/wordprocessingml/2006/main" w:type="spellEnd"/>
+      <w:r xmlns:w="http://schemas.openxmlformats.org/wordprocessingml/2006/main">
+        <w:rPr>
+          <w:rFonts w:eastAsia="Times New Roman" w:cs="Times New Roman"/>
+          <w:color w:val="188038"/>
+          <w:szCs w:val="24"/>
+        </w:rPr>
+        <w:t xml:space="preserve">IN (' </w:t>
+      </w:r>
+      <w:proofErr xmlns:w="http://schemas.openxmlformats.org/wordprocessingml/2006/main" w:type="spellStart"/>
+      <w:r xmlns:w="http://schemas.openxmlformats.org/wordprocessingml/2006/main">
+        <w:rPr>
+          <w:rFonts w:eastAsia="Times New Roman" w:cs="Times New Roman"/>
+          <w:color w:val="188038"/>
+          <w:szCs w:val="24"/>
+        </w:rPr>
+        <w:t xml:space="preserve">Compound </w:t>
+      </w:r>
+      <w:proofErr xmlns:w="http://schemas.openxmlformats.org/wordprocessingml/2006/main" w:type="spellEnd"/>
+      <w:r xmlns:w="http://schemas.openxmlformats.org/wordprocessingml/2006/main">
+        <w:rPr>
+          <w:rFonts w:eastAsia="Times New Roman" w:cs="Times New Roman"/>
+          <w:color w:val="188038"/>
+          <w:szCs w:val="24"/>
+        </w:rPr>
+        <w:t xml:space="preserve">', ' </w:t>
+      </w:r>
+      <w:proofErr xmlns:w="http://schemas.openxmlformats.org/wordprocessingml/2006/main" w:type="spellStart"/>
+      <w:r xmlns:w="http://schemas.openxmlformats.org/wordprocessingml/2006/main">
+        <w:rPr>
+          <w:rFonts w:eastAsia="Times New Roman" w:cs="Times New Roman"/>
+          <w:color w:val="188038"/>
+          <w:szCs w:val="24"/>
+        </w:rPr>
+        <w:t xml:space="preserve">Isolation </w:t>
+      </w:r>
+      <w:proofErr xmlns:w="http://schemas.openxmlformats.org/wordprocessingml/2006/main" w:type="spellEnd"/>
+      <w:r xmlns:w="http://schemas.openxmlformats.org/wordprocessingml/2006/main">
+        <w:rPr>
+          <w:rFonts w:eastAsia="Times New Roman" w:cs="Times New Roman"/>
+          <w:color w:val="188038"/>
+          <w:szCs w:val="24"/>
+        </w:rPr>
+        <w:t xml:space="preserve">'))</w:t>
       </w:r>
     </w:p>
     <w:p>
@@ -4503,9 +5264,14 @@
       </w:pPr>
       <w:bookmarkStart xmlns:w="http://schemas.openxmlformats.org/wordprocessingml/2006/main" w:id="35" w:name="_tjii259n0dta" w:colFirst="0" w:colLast="0"/>
       <w:bookmarkEnd xmlns:w="http://schemas.openxmlformats.org/wordprocessingml/2006/main" w:id="35"/>
+      <w:proofErr xmlns:w="http://schemas.openxmlformats.org/wordprocessingml/2006/main" w:type="spellStart"/>
       <w:r xmlns:w="http://schemas.openxmlformats.org/wordprocessingml/2006/main">
         <w:t xml:space="preserve">sets</w:t>
       </w:r>
+      <w:proofErr xmlns:w="http://schemas.openxmlformats.org/wordprocessingml/2006/main" w:type="spellEnd"/>
+      <w:r xmlns:w="http://schemas.openxmlformats.org/wordprocessingml/2006/main">
+        <w:t xml:space="preserve">​</w:t>
+      </w:r>
     </w:p>
     <w:p>
       <w:pPr xmlns:w="http://schemas.openxmlformats.org/wordprocessingml/2006/main">
@@ -4520,109 +5286,233 @@
           <w:rFonts w:eastAsia="Times New Roman" w:cs="Times New Roman"/>
           <w:szCs w:val="24"/>
         </w:rPr>
-        <w:t xml:space="preserve">It stores sets, reps, and weights for exercises, as well as references to the workout and exercise.</w:t>
-      </w:r>
-    </w:p>
-    <w:p>
-      <w:pPr xmlns:w="http://schemas.openxmlformats.org/wordprocessingml/2006/main">
-        <w:rPr>
-          <w:rFonts w:eastAsia="Times New Roman" w:cs="Times New Roman"/>
-          <w:color w:val="188038"/>
-          <w:szCs w:val="24"/>
-        </w:rPr>
-      </w:pPr>
-      <w:r xmlns:w="http://schemas.openxmlformats.org/wordprocessingml/2006/main">
-        <w:rPr>
-          <w:rFonts w:eastAsia="Times New Roman" w:cs="Times New Roman"/>
-          <w:color w:val="188038"/>
-          <w:szCs w:val="24"/>
-        </w:rPr>
-        <w:t xml:space="preserve">CREATE TABLE sets (</w:t>
-      </w:r>
-    </w:p>
-    <w:p>
-      <w:pPr xmlns:w="http://schemas.openxmlformats.org/wordprocessingml/2006/main">
-        <w:rPr>
-          <w:rFonts w:eastAsia="Times New Roman" w:cs="Times New Roman"/>
-          <w:color w:val="188038"/>
-          <w:szCs w:val="24"/>
-        </w:rPr>
-      </w:pPr>
-      <w:r xmlns:w="http://schemas.openxmlformats.org/wordprocessingml/2006/main">
-        <w:rPr>
-          <w:rFonts w:eastAsia="Times New Roman" w:cs="Times New Roman"/>
-          <w:color w:val="188038"/>
-          <w:szCs w:val="24"/>
-        </w:rPr>
-        <w:t xml:space="preserve">id INTEGER PRIMARY KEY NOT NULL,</w:t>
-      </w:r>
-    </w:p>
-    <w:p>
-      <w:pPr xmlns:w="http://schemas.openxmlformats.org/wordprocessingml/2006/main">
-        <w:rPr>
-          <w:rFonts w:eastAsia="Times New Roman" w:cs="Times New Roman"/>
-          <w:color w:val="188038"/>
-          <w:szCs w:val="24"/>
-        </w:rPr>
-      </w:pPr>
-      <w:r xmlns:w="http://schemas.openxmlformats.org/wordprocessingml/2006/main">
-        <w:rPr>
-          <w:rFonts w:eastAsia="Times New Roman" w:cs="Times New Roman"/>
-          <w:color w:val="188038"/>
-          <w:szCs w:val="24"/>
-        </w:rPr>
-        <w:t xml:space="preserve">workout_id INTEGER NOT NULL,</w:t>
-      </w:r>
-    </w:p>
-    <w:p>
-      <w:pPr xmlns:w="http://schemas.openxmlformats.org/wordprocessingml/2006/main">
-        <w:rPr>
-          <w:rFonts w:eastAsia="Times New Roman" w:cs="Times New Roman"/>
-          <w:color w:val="188038"/>
-          <w:szCs w:val="24"/>
-        </w:rPr>
-      </w:pPr>
-      <w:r xmlns:w="http://schemas.openxmlformats.org/wordprocessingml/2006/main">
-        <w:rPr>
-          <w:rFonts w:eastAsia="Times New Roman" w:cs="Times New Roman"/>
-          <w:color w:val="188038"/>
-          <w:szCs w:val="24"/>
-        </w:rPr>
-        <w:t xml:space="preserve">exercise_id INTEGER,</w:t>
-      </w:r>
-    </w:p>
-    <w:p>
-      <w:pPr xmlns:w="http://schemas.openxmlformats.org/wordprocessingml/2006/main">
-        <w:rPr>
-          <w:rFonts w:eastAsia="Times New Roman" w:cs="Times New Roman"/>
-          <w:color w:val="188038"/>
-          <w:szCs w:val="24"/>
-        </w:rPr>
-      </w:pPr>
-      <w:r xmlns:w="http://schemas.openxmlformats.org/wordprocessingml/2006/main">
-        <w:rPr>
-          <w:rFonts w:eastAsia="Times New Roman" w:cs="Times New Roman"/>
-          <w:color w:val="188038"/>
-          <w:szCs w:val="24"/>
-        </w:rPr>
-        <w:t xml:space="preserve">exercise_name TEXT,</w:t>
-      </w:r>
-    </w:p>
-    <w:p>
-      <w:pPr xmlns:w="http://schemas.openxmlformats.org/wordprocessingml/2006/main">
-        <w:rPr>
-          <w:rFonts w:eastAsia="Times New Roman" w:cs="Times New Roman"/>
-          <w:color w:val="188038"/>
-          <w:szCs w:val="24"/>
-        </w:rPr>
-      </w:pPr>
-      <w:r xmlns:w="http://schemas.openxmlformats.org/wordprocessingml/2006/main">
-        <w:rPr>
-          <w:rFonts w:eastAsia="Times New Roman" w:cs="Times New Roman"/>
-          <w:color w:val="188038"/>
-          <w:szCs w:val="24"/>
-        </w:rPr>
-        <w:t xml:space="preserve">rep INTEGER,</w:t>
+        <w:t xml:space="preserve">sets , reps, and weights </w:t>
+      </w:r>
+      <w:proofErr xmlns:w="http://schemas.openxmlformats.org/wordprocessingml/2006/main" w:type="spellEnd"/>
+      <w:r xmlns:w="http://schemas.openxmlformats.org/wordprocessingml/2006/main">
+        <w:rPr>
+          <w:rFonts w:eastAsia="Times New Roman" w:cs="Times New Roman"/>
+          <w:szCs w:val="24"/>
+        </w:rPr>
+        <w:t xml:space="preserve">for exercises </w:t>
+      </w:r>
+      <w:proofErr xmlns:w="http://schemas.openxmlformats.org/wordprocessingml/2006/main" w:type="spellStart"/>
+      <w:r xmlns:w="http://schemas.openxmlformats.org/wordprocessingml/2006/main">
+        <w:rPr>
+          <w:rFonts w:eastAsia="Times New Roman" w:cs="Times New Roman"/>
+          <w:szCs w:val="24"/>
+        </w:rPr>
+        <w:t xml:space="preserve">, as well as references to the workout and exercise.</w:t>
+      </w:r>
+    </w:p>
+    <w:p>
+      <w:pPr xmlns:w="http://schemas.openxmlformats.org/wordprocessingml/2006/main">
+        <w:rPr>
+          <w:rFonts w:eastAsia="Times New Roman" w:cs="Times New Roman"/>
+          <w:color w:val="188038"/>
+          <w:szCs w:val="24"/>
+        </w:rPr>
+      </w:pPr>
+      <w:r xmlns:w="http://schemas.openxmlformats.org/wordprocessingml/2006/main">
+        <w:rPr>
+          <w:rFonts w:eastAsia="Times New Roman" w:cs="Times New Roman"/>
+          <w:color w:val="188038"/>
+          <w:szCs w:val="24"/>
+        </w:rPr>
+        <w:t xml:space="preserve">CREATE TABLE </w:t>
+      </w:r>
+      <w:proofErr xmlns:w="http://schemas.openxmlformats.org/wordprocessingml/2006/main" w:type="spellStart"/>
+      <w:r xmlns:w="http://schemas.openxmlformats.org/wordprocessingml/2006/main">
+        <w:rPr>
+          <w:rFonts w:eastAsia="Times New Roman" w:cs="Times New Roman"/>
+          <w:color w:val="188038"/>
+          <w:szCs w:val="24"/>
+        </w:rPr>
+        <w:t xml:space="preserve">sets </w:t>
+      </w:r>
+      <w:proofErr xmlns:w="http://schemas.openxmlformats.org/wordprocessingml/2006/main" w:type="spellEnd"/>
+      <w:r xmlns:w="http://schemas.openxmlformats.org/wordprocessingml/2006/main">
+        <w:rPr>
+          <w:rFonts w:eastAsia="Times New Roman" w:cs="Times New Roman"/>
+          <w:color w:val="188038"/>
+          <w:szCs w:val="24"/>
+        </w:rPr>
+        <w:t xml:space="preserve">(</w:t>
+      </w:r>
+    </w:p>
+    <w:p>
+      <w:pPr xmlns:w="http://schemas.openxmlformats.org/wordprocessingml/2006/main">
+        <w:rPr>
+          <w:rFonts w:eastAsia="Times New Roman" w:cs="Times New Roman"/>
+          <w:color w:val="188038"/>
+          <w:szCs w:val="24"/>
+        </w:rPr>
+      </w:pPr>
+      <w:r xmlns:w="http://schemas.openxmlformats.org/wordprocessingml/2006/main">
+        <w:rPr>
+          <w:rFonts w:eastAsia="Times New Roman" w:cs="Times New Roman"/>
+          <w:color w:val="188038"/>
+          <w:szCs w:val="24"/>
+        </w:rPr>
+        <w:t xml:space="preserve">   </w:t>
+      </w:r>
+      <w:proofErr xmlns:w="http://schemas.openxmlformats.org/wordprocessingml/2006/main" w:type="spellStart"/>
+      <w:r xmlns:w="http://schemas.openxmlformats.org/wordprocessingml/2006/main">
+        <w:rPr>
+          <w:rFonts w:eastAsia="Times New Roman" w:cs="Times New Roman"/>
+          <w:color w:val="188038"/>
+          <w:szCs w:val="24"/>
+        </w:rPr>
+        <w:t xml:space="preserve">id </w:t>
+      </w:r>
+      <w:proofErr xmlns:w="http://schemas.openxmlformats.org/wordprocessingml/2006/main" w:type="spellEnd"/>
+      <w:r xmlns:w="http://schemas.openxmlformats.org/wordprocessingml/2006/main">
+        <w:rPr>
+          <w:rFonts w:eastAsia="Times New Roman" w:cs="Times New Roman"/>
+          <w:color w:val="188038"/>
+          <w:szCs w:val="24"/>
+        </w:rPr>
+        <w:t xml:space="preserve">INTEGER PRIMARY KEY NOT NULL,</w:t>
+      </w:r>
+    </w:p>
+    <w:p>
+      <w:pPr xmlns:w="http://schemas.openxmlformats.org/wordprocessingml/2006/main">
+        <w:rPr>
+          <w:rFonts w:eastAsia="Times New Roman" w:cs="Times New Roman"/>
+          <w:color w:val="188038"/>
+          <w:szCs w:val="24"/>
+        </w:rPr>
+      </w:pPr>
+      <w:r xmlns:w="http://schemas.openxmlformats.org/wordprocessingml/2006/main">
+        <w:rPr>
+          <w:rFonts w:eastAsia="Times New Roman" w:cs="Times New Roman"/>
+          <w:color w:val="188038"/>
+          <w:szCs w:val="24"/>
+        </w:rPr>
+        <w:t xml:space="preserve">   </w:t>
+      </w:r>
+      <w:proofErr xmlns:w="http://schemas.openxmlformats.org/wordprocessingml/2006/main" w:type="spellStart"/>
+      <w:r xmlns:w="http://schemas.openxmlformats.org/wordprocessingml/2006/main">
+        <w:rPr>
+          <w:rFonts w:eastAsia="Times New Roman" w:cs="Times New Roman"/>
+          <w:color w:val="188038"/>
+          <w:szCs w:val="24"/>
+        </w:rPr>
+        <w:t xml:space="preserve">workout_id </w:t>
+      </w:r>
+      <w:proofErr xmlns:w="http://schemas.openxmlformats.org/wordprocessingml/2006/main" w:type="spellEnd"/>
+      <w:r xmlns:w="http://schemas.openxmlformats.org/wordprocessingml/2006/main">
+        <w:rPr>
+          <w:rFonts w:eastAsia="Times New Roman" w:cs="Times New Roman"/>
+          <w:color w:val="188038"/>
+          <w:szCs w:val="24"/>
+        </w:rPr>
+        <w:t xml:space="preserve">INTEGER NOT NULL,</w:t>
+      </w:r>
+    </w:p>
+    <w:p>
+      <w:pPr xmlns:w="http://schemas.openxmlformats.org/wordprocessingml/2006/main">
+        <w:rPr>
+          <w:rFonts w:eastAsia="Times New Roman" w:cs="Times New Roman"/>
+          <w:color w:val="188038"/>
+          <w:szCs w:val="24"/>
+        </w:rPr>
+      </w:pPr>
+      <w:r xmlns:w="http://schemas.openxmlformats.org/wordprocessingml/2006/main">
+        <w:rPr>
+          <w:rFonts w:eastAsia="Times New Roman" w:cs="Times New Roman"/>
+          <w:color w:val="188038"/>
+          <w:szCs w:val="24"/>
+        </w:rPr>
+        <w:t xml:space="preserve">   </w:t>
+      </w:r>
+      <w:proofErr xmlns:w="http://schemas.openxmlformats.org/wordprocessingml/2006/main" w:type="spellStart"/>
+      <w:r xmlns:w="http://schemas.openxmlformats.org/wordprocessingml/2006/main">
+        <w:rPr>
+          <w:rFonts w:eastAsia="Times New Roman" w:cs="Times New Roman"/>
+          <w:color w:val="188038"/>
+          <w:szCs w:val="24"/>
+        </w:rPr>
+        <w:t xml:space="preserve">exercise_id </w:t>
+      </w:r>
+      <w:proofErr xmlns:w="http://schemas.openxmlformats.org/wordprocessingml/2006/main" w:type="spellEnd"/>
+      <w:r xmlns:w="http://schemas.openxmlformats.org/wordprocessingml/2006/main">
+        <w:rPr>
+          <w:rFonts w:eastAsia="Times New Roman" w:cs="Times New Roman"/>
+          <w:color w:val="188038"/>
+          <w:szCs w:val="24"/>
+        </w:rPr>
+        <w:t xml:space="preserve">INTEGER,</w:t>
+      </w:r>
+    </w:p>
+    <w:p>
+      <w:pPr xmlns:w="http://schemas.openxmlformats.org/wordprocessingml/2006/main">
+        <w:rPr>
+          <w:rFonts w:eastAsia="Times New Roman" w:cs="Times New Roman"/>
+          <w:color w:val="188038"/>
+          <w:szCs w:val="24"/>
+        </w:rPr>
+      </w:pPr>
+      <w:r xmlns:w="http://schemas.openxmlformats.org/wordprocessingml/2006/main">
+        <w:rPr>
+          <w:rFonts w:eastAsia="Times New Roman" w:cs="Times New Roman"/>
+          <w:color w:val="188038"/>
+          <w:szCs w:val="24"/>
+        </w:rPr>
+        <w:t xml:space="preserve">   </w:t>
+      </w:r>
+      <w:proofErr xmlns:w="http://schemas.openxmlformats.org/wordprocessingml/2006/main" w:type="spellStart"/>
+      <w:r xmlns:w="http://schemas.openxmlformats.org/wordprocessingml/2006/main">
+        <w:rPr>
+          <w:rFonts w:eastAsia="Times New Roman" w:cs="Times New Roman"/>
+          <w:color w:val="188038"/>
+          <w:szCs w:val="24"/>
+        </w:rPr>
+        <w:t xml:space="preserve">exercise_name </w:t>
+      </w:r>
+      <w:proofErr xmlns:w="http://schemas.openxmlformats.org/wordprocessingml/2006/main" w:type="spellEnd"/>
+      <w:r xmlns:w="http://schemas.openxmlformats.org/wordprocessingml/2006/main">
+        <w:rPr>
+          <w:rFonts w:eastAsia="Times New Roman" w:cs="Times New Roman"/>
+          <w:color w:val="188038"/>
+          <w:szCs w:val="24"/>
+        </w:rPr>
+        <w:t xml:space="preserve">TEXT,</w:t>
+      </w:r>
+    </w:p>
+    <w:p>
+      <w:pPr xmlns:w="http://schemas.openxmlformats.org/wordprocessingml/2006/main">
+        <w:rPr>
+          <w:rFonts w:eastAsia="Times New Roman" w:cs="Times New Roman"/>
+          <w:color w:val="188038"/>
+          <w:szCs w:val="24"/>
+        </w:rPr>
+      </w:pPr>
+      <w:r xmlns:w="http://schemas.openxmlformats.org/wordprocessingml/2006/main">
+        <w:rPr>
+          <w:rFonts w:eastAsia="Times New Roman" w:cs="Times New Roman"/>
+          <w:color w:val="188038"/>
+          <w:szCs w:val="24"/>
+        </w:rPr>
+        <w:t xml:space="preserve">   </w:t>
+      </w:r>
+      <w:proofErr xmlns:w="http://schemas.openxmlformats.org/wordprocessingml/2006/main" w:type="spellStart"/>
+      <w:r xmlns:w="http://schemas.openxmlformats.org/wordprocessingml/2006/main">
+        <w:rPr>
+          <w:rFonts w:eastAsia="Times New Roman" w:cs="Times New Roman"/>
+          <w:color w:val="188038"/>
+          <w:szCs w:val="24"/>
+        </w:rPr>
+        <w:t xml:space="preserve">rep </w:t>
+      </w:r>
+      <w:proofErr xmlns:w="http://schemas.openxmlformats.org/wordprocessingml/2006/main" w:type="spellEnd"/>
+      <w:r xmlns:w="http://schemas.openxmlformats.org/wordprocessingml/2006/main">
+        <w:rPr>
+          <w:rFonts w:eastAsia="Times New Roman" w:cs="Times New Roman"/>
+          <w:color w:val="188038"/>
+          <w:szCs w:val="24"/>
+        </w:rPr>
+        <w:t xml:space="preserve">INTEGER,</w:t>
       </w:r>
     </w:p>
     <w:p>
@@ -4647,41 +5537,167 @@
           <w:color w:val="188038"/>
           <w:szCs w:val="24"/>
         </w:rPr>
-        <w:t xml:space="preserve">weight INTEGER,</w:t>
-      </w:r>
-    </w:p>
-    <w:p>
-      <w:pPr xmlns:w="http://schemas.openxmlformats.org/wordprocessingml/2006/main">
-        <w:rPr>
-          <w:rFonts w:eastAsia="Times New Roman" w:cs="Times New Roman"/>
-          <w:color w:val="188038"/>
-          <w:szCs w:val="24"/>
-        </w:rPr>
-      </w:pPr>
-      <w:r xmlns:w="http://schemas.openxmlformats.org/wordprocessingml/2006/main">
-        <w:rPr>
-          <w:rFonts w:eastAsia="Times New Roman" w:cs="Times New Roman"/>
-          <w:color w:val="188038"/>
-          <w:szCs w:val="24"/>
-        </w:rPr>
-        <w:t xml:space="preserve">FOREIGN KEY (workout_id) REFERENCES workouts(id) ON DELETE CASCADE,</w:t>
-      </w:r>
-    </w:p>
-    <w:p>
-      <w:pPr xmlns:w="http://schemas.openxmlformats.org/wordprocessingml/2006/main">
-        <w:rPr>
-          <w:rFonts w:eastAsia="Times New Roman" w:cs="Times New Roman"/>
-          <w:color w:val="188038"/>
-          <w:szCs w:val="24"/>
-        </w:rPr>
-      </w:pPr>
-      <w:r xmlns:w="http://schemas.openxmlformats.org/wordprocessingml/2006/main">
-        <w:rPr>
-          <w:rFonts w:eastAsia="Times New Roman" w:cs="Times New Roman"/>
-          <w:color w:val="188038"/>
-          <w:szCs w:val="24"/>
-        </w:rPr>
-        <w:t xml:space="preserve">FOREIGN KEY (exercise_id) REFERENCES exercises(id) ON DELETE CASCADE,</w:t>
+        <w:t xml:space="preserve">   </w:t>
+      </w:r>
+      <w:proofErr xmlns:w="http://schemas.openxmlformats.org/wordprocessingml/2006/main" w:type="spellStart"/>
+      <w:r xmlns:w="http://schemas.openxmlformats.org/wordprocessingml/2006/main">
+        <w:rPr>
+          <w:rFonts w:eastAsia="Times New Roman" w:cs="Times New Roman"/>
+          <w:color w:val="188038"/>
+          <w:szCs w:val="24"/>
+        </w:rPr>
+        <w:t xml:space="preserve">weight </w:t>
+      </w:r>
+      <w:proofErr xmlns:w="http://schemas.openxmlformats.org/wordprocessingml/2006/main" w:type="spellEnd"/>
+      <w:r xmlns:w="http://schemas.openxmlformats.org/wordprocessingml/2006/main">
+        <w:rPr>
+          <w:rFonts w:eastAsia="Times New Roman" w:cs="Times New Roman"/>
+          <w:color w:val="188038"/>
+          <w:szCs w:val="24"/>
+        </w:rPr>
+        <w:t xml:space="preserve">INTEGER,</w:t>
+      </w:r>
+    </w:p>
+    <w:p>
+      <w:pPr xmlns:w="http://schemas.openxmlformats.org/wordprocessingml/2006/main">
+        <w:rPr>
+          <w:rFonts w:eastAsia="Times New Roman" w:cs="Times New Roman"/>
+          <w:color w:val="188038"/>
+          <w:szCs w:val="24"/>
+        </w:rPr>
+      </w:pPr>
+      <w:r xmlns:w="http://schemas.openxmlformats.org/wordprocessingml/2006/main">
+        <w:rPr>
+          <w:rFonts w:eastAsia="Times New Roman" w:cs="Times New Roman"/>
+          <w:color w:val="188038"/>
+          <w:szCs w:val="24"/>
+        </w:rPr>
+        <w:t xml:space="preserve">FOREIGN KEY ( </w:t>
+      </w:r>
+      <w:proofErr xmlns:w="http://schemas.openxmlformats.org/wordprocessingml/2006/main" w:type="spellStart"/>
+      <w:r xmlns:w="http://schemas.openxmlformats.org/wordprocessingml/2006/main">
+        <w:rPr>
+          <w:rFonts w:eastAsia="Times New Roman" w:cs="Times New Roman"/>
+          <w:color w:val="188038"/>
+          <w:szCs w:val="24"/>
+        </w:rPr>
+        <w:t xml:space="preserve">workout_id </w:t>
+      </w:r>
+      <w:proofErr xmlns:w="http://schemas.openxmlformats.org/wordprocessingml/2006/main" w:type="spellEnd"/>
+      <w:r xmlns:w="http://schemas.openxmlformats.org/wordprocessingml/2006/main">
+        <w:rPr>
+          <w:rFonts w:eastAsia="Times New Roman" w:cs="Times New Roman"/>
+          <w:color w:val="188038"/>
+          <w:szCs w:val="24"/>
+        </w:rPr>
+        <w:t xml:space="preserve">) REFERENCES </w:t>
+      </w:r>
+      <w:proofErr xmlns:w="http://schemas.openxmlformats.org/wordprocessingml/2006/main" w:type="spellStart"/>
+      <w:r xmlns:w="http://schemas.openxmlformats.org/wordprocessingml/2006/main">
+        <w:rPr>
+          <w:rFonts w:eastAsia="Times New Roman" w:cs="Times New Roman"/>
+          <w:color w:val="188038"/>
+          <w:szCs w:val="24"/>
+        </w:rPr>
+        <w:t xml:space="preserve">workouts </w:t>
+      </w:r>
+      <w:proofErr xmlns:w="http://schemas.openxmlformats.org/wordprocessingml/2006/main" w:type="spellEnd"/>
+      <w:r xmlns:w="http://schemas.openxmlformats.org/wordprocessingml/2006/main">
+        <w:rPr>
+          <w:rFonts w:eastAsia="Times New Roman" w:cs="Times New Roman"/>
+          <w:color w:val="188038"/>
+          <w:szCs w:val="24"/>
+        </w:rPr>
+        <w:t xml:space="preserve">( </w:t>
+      </w:r>
+      <w:proofErr xmlns:w="http://schemas.openxmlformats.org/wordprocessingml/2006/main" w:type="spellStart"/>
+      <w:r xmlns:w="http://schemas.openxmlformats.org/wordprocessingml/2006/main">
+        <w:rPr>
+          <w:rFonts w:eastAsia="Times New Roman" w:cs="Times New Roman"/>
+          <w:color w:val="188038"/>
+          <w:szCs w:val="24"/>
+        </w:rPr>
+        <w:t xml:space="preserve">id </w:t>
+      </w:r>
+      <w:proofErr xmlns:w="http://schemas.openxmlformats.org/wordprocessingml/2006/main" w:type="spellEnd"/>
+      <w:r xmlns:w="http://schemas.openxmlformats.org/wordprocessingml/2006/main">
+        <w:rPr>
+          <w:rFonts w:eastAsia="Times New Roman" w:cs="Times New Roman"/>
+          <w:color w:val="188038"/>
+          <w:szCs w:val="24"/>
+        </w:rPr>
+        <w:t xml:space="preserve">) ON DELETE CASCADE,</w:t>
+      </w:r>
+    </w:p>
+    <w:p>
+      <w:pPr xmlns:w="http://schemas.openxmlformats.org/wordprocessingml/2006/main">
+        <w:rPr>
+          <w:rFonts w:eastAsia="Times New Roman" w:cs="Times New Roman"/>
+          <w:color w:val="188038"/>
+          <w:szCs w:val="24"/>
+        </w:rPr>
+      </w:pPr>
+      <w:r xmlns:w="http://schemas.openxmlformats.org/wordprocessingml/2006/main">
+        <w:rPr>
+          <w:rFonts w:eastAsia="Times New Roman" w:cs="Times New Roman"/>
+          <w:color w:val="188038"/>
+          <w:szCs w:val="24"/>
+        </w:rPr>
+        <w:t xml:space="preserve">FOREIGN KEY ( </w:t>
+      </w:r>
+      <w:proofErr xmlns:w="http://schemas.openxmlformats.org/wordprocessingml/2006/main" w:type="spellStart"/>
+      <w:r xmlns:w="http://schemas.openxmlformats.org/wordprocessingml/2006/main">
+        <w:rPr>
+          <w:rFonts w:eastAsia="Times New Roman" w:cs="Times New Roman"/>
+          <w:color w:val="188038"/>
+          <w:szCs w:val="24"/>
+        </w:rPr>
+        <w:t xml:space="preserve">exercise_id </w:t>
+      </w:r>
+      <w:proofErr xmlns:w="http://schemas.openxmlformats.org/wordprocessingml/2006/main" w:type="spellEnd"/>
+      <w:r xmlns:w="http://schemas.openxmlformats.org/wordprocessingml/2006/main">
+        <w:rPr>
+          <w:rFonts w:eastAsia="Times New Roman" w:cs="Times New Roman"/>
+          <w:color w:val="188038"/>
+          <w:szCs w:val="24"/>
+        </w:rPr>
+        <w:t xml:space="preserve">) REFERENCES </w:t>
+      </w:r>
+      <w:proofErr xmlns:w="http://schemas.openxmlformats.org/wordprocessingml/2006/main" w:type="spellStart"/>
+      <w:r xmlns:w="http://schemas.openxmlformats.org/wordprocessingml/2006/main">
+        <w:rPr>
+          <w:rFonts w:eastAsia="Times New Roman" w:cs="Times New Roman"/>
+          <w:color w:val="188038"/>
+          <w:szCs w:val="24"/>
+        </w:rPr>
+        <w:t xml:space="preserve">exercises </w:t>
+      </w:r>
+      <w:proofErr xmlns:w="http://schemas.openxmlformats.org/wordprocessingml/2006/main" w:type="spellEnd"/>
+      <w:r xmlns:w="http://schemas.openxmlformats.org/wordprocessingml/2006/main">
+        <w:rPr>
+          <w:rFonts w:eastAsia="Times New Roman" w:cs="Times New Roman"/>
+          <w:color w:val="188038"/>
+          <w:szCs w:val="24"/>
+        </w:rPr>
+        <w:t xml:space="preserve">( </w:t>
+      </w:r>
+      <w:proofErr xmlns:w="http://schemas.openxmlformats.org/wordprocessingml/2006/main" w:type="spellStart"/>
+      <w:r xmlns:w="http://schemas.openxmlformats.org/wordprocessingml/2006/main">
+        <w:rPr>
+          <w:rFonts w:eastAsia="Times New Roman" w:cs="Times New Roman"/>
+          <w:color w:val="188038"/>
+          <w:szCs w:val="24"/>
+        </w:rPr>
+        <w:t xml:space="preserve">id </w:t>
+      </w:r>
+      <w:proofErr xmlns:w="http://schemas.openxmlformats.org/wordprocessingml/2006/main" w:type="spellEnd"/>
+      <w:r xmlns:w="http://schemas.openxmlformats.org/wordprocessingml/2006/main">
+        <w:rPr>
+          <w:rFonts w:eastAsia="Times New Roman" w:cs="Times New Roman"/>
+          <w:color w:val="188038"/>
+          <w:szCs w:val="24"/>
+        </w:rPr>
+        <w:t xml:space="preserve">) ON DELETE CASCADE,</w:t>
       </w:r>
     </w:p>
     <w:p>
@@ -4737,18 +5753,19 @@
           <w:szCs w:val="24"/>
           <w:lang w:val="hu-HU"/>
         </w:rPr>
-        <w:t xml:space="preserve">(exercise_id IS NOT NULL AND exercise_name IS NULL) OR</w:t>
-      </w:r>
-    </w:p>
-    <w:p>
-      <w:pPr xmlns:w="http://schemas.openxmlformats.org/wordprocessingml/2006/main">
+        <w:t xml:space="preserve">( </w:t>
+      </w:r>
+      <w:proofErr xmlns:w="http://schemas.openxmlformats.org/wordprocessingml/2006/main" w:type="spellStart"/>
+      <w:r xmlns:w="http://schemas.openxmlformats.org/wordprocessingml/2006/main">
         <w:rPr>
           <w:rFonts w:eastAsia="Times New Roman" w:cs="Times New Roman"/>
           <w:color w:val="188038"/>
           <w:szCs w:val="24"/>
           <w:lang w:val="hu-HU"/>
         </w:rPr>
-      </w:pPr>
+        <w:t xml:space="preserve">exercise_id </w:t>
+      </w:r>
+      <w:proofErr xmlns:w="http://schemas.openxmlformats.org/wordprocessingml/2006/main" w:type="spellEnd"/>
       <w:r xmlns:w="http://schemas.openxmlformats.org/wordprocessingml/2006/main">
         <w:rPr>
           <w:rFonts w:eastAsia="Times New Roman" w:cs="Times New Roman"/>
@@ -4756,6 +5773,45 @@
           <w:szCs w:val="24"/>
           <w:lang w:val="hu-HU"/>
         </w:rPr>
+        <w:t xml:space="preserve">IS NOT NULL AND </w:t>
+      </w:r>
+      <w:proofErr xmlns:w="http://schemas.openxmlformats.org/wordprocessingml/2006/main" w:type="spellStart"/>
+      <w:r xmlns:w="http://schemas.openxmlformats.org/wordprocessingml/2006/main">
+        <w:rPr>
+          <w:rFonts w:eastAsia="Times New Roman" w:cs="Times New Roman"/>
+          <w:color w:val="188038"/>
+          <w:szCs w:val="24"/>
+          <w:lang w:val="hu-HU"/>
+        </w:rPr>
+        <w:t xml:space="preserve">exercise_name </w:t>
+      </w:r>
+      <w:proofErr xmlns:w="http://schemas.openxmlformats.org/wordprocessingml/2006/main" w:type="spellEnd"/>
+      <w:r xmlns:w="http://schemas.openxmlformats.org/wordprocessingml/2006/main">
+        <w:rPr>
+          <w:rFonts w:eastAsia="Times New Roman" w:cs="Times New Roman"/>
+          <w:color w:val="188038"/>
+          <w:szCs w:val="24"/>
+          <w:lang w:val="hu-HU"/>
+        </w:rPr>
+        <w:t xml:space="preserve">IS NULL) OR</w:t>
+      </w:r>
+    </w:p>
+    <w:p>
+      <w:pPr xmlns:w="http://schemas.openxmlformats.org/wordprocessingml/2006/main">
+        <w:rPr>
+          <w:rFonts w:eastAsia="Times New Roman" w:cs="Times New Roman"/>
+          <w:color w:val="188038"/>
+          <w:szCs w:val="24"/>
+          <w:lang w:val="hu-HU"/>
+        </w:rPr>
+      </w:pPr>
+      <w:r xmlns:w="http://schemas.openxmlformats.org/wordprocessingml/2006/main">
+        <w:rPr>
+          <w:rFonts w:eastAsia="Times New Roman" w:cs="Times New Roman"/>
+          <w:color w:val="188038"/>
+          <w:szCs w:val="24"/>
+          <w:lang w:val="hu-HU"/>
+        </w:rPr>
         <w:t xml:space="preserve">   </w:t>
       </w:r>
       <w:r xmlns:w="http://schemas.openxmlformats.org/wordprocessingml/2006/main">
@@ -4774,7 +5830,47 @@
           <w:szCs w:val="24"/>
           <w:lang w:val="hu-HU"/>
         </w:rPr>
-        <w:t xml:space="preserve">(exercise_id IS NULL AND exercise_name IS NOT NULL)</w:t>
+        <w:t xml:space="preserve">( </w:t>
+      </w:r>
+      <w:proofErr xmlns:w="http://schemas.openxmlformats.org/wordprocessingml/2006/main" w:type="spellStart"/>
+      <w:r xmlns:w="http://schemas.openxmlformats.org/wordprocessingml/2006/main">
+        <w:rPr>
+          <w:rFonts w:eastAsia="Times New Roman" w:cs="Times New Roman"/>
+          <w:color w:val="188038"/>
+          <w:szCs w:val="24"/>
+          <w:lang w:val="hu-HU"/>
+        </w:rPr>
+        <w:t xml:space="preserve">exercise_id </w:t>
+      </w:r>
+      <w:proofErr xmlns:w="http://schemas.openxmlformats.org/wordprocessingml/2006/main" w:type="spellEnd"/>
+      <w:r xmlns:w="http://schemas.openxmlformats.org/wordprocessingml/2006/main">
+        <w:rPr>
+          <w:rFonts w:eastAsia="Times New Roman" w:cs="Times New Roman"/>
+          <w:color w:val="188038"/>
+          <w:szCs w:val="24"/>
+          <w:lang w:val="hu-HU"/>
+        </w:rPr>
+        <w:t xml:space="preserve">IS NULL AND </w:t>
+      </w:r>
+      <w:proofErr xmlns:w="http://schemas.openxmlformats.org/wordprocessingml/2006/main" w:type="spellStart"/>
+      <w:r xmlns:w="http://schemas.openxmlformats.org/wordprocessingml/2006/main">
+        <w:rPr>
+          <w:rFonts w:eastAsia="Times New Roman" w:cs="Times New Roman"/>
+          <w:color w:val="188038"/>
+          <w:szCs w:val="24"/>
+          <w:lang w:val="hu-HU"/>
+        </w:rPr>
+        <w:t xml:space="preserve">exercise_name </w:t>
+      </w:r>
+      <w:proofErr xmlns:w="http://schemas.openxmlformats.org/wordprocessingml/2006/main" w:type="spellEnd"/>
+      <w:r xmlns:w="http://schemas.openxmlformats.org/wordprocessingml/2006/main">
+        <w:rPr>
+          <w:rFonts w:eastAsia="Times New Roman" w:cs="Times New Roman"/>
+          <w:color w:val="188038"/>
+          <w:szCs w:val="24"/>
+          <w:lang w:val="hu-HU"/>
+        </w:rPr>
+        <w:t xml:space="preserve">IS NOT NULL)</w:t>
       </w:r>
     </w:p>
     <w:p>
@@ -4819,8 +5915,13 @@
       </w:pPr>
       <w:bookmarkStart xmlns:w="http://schemas.openxmlformats.org/wordprocessingml/2006/main" w:id="36" w:name="_np9k4f2skx7c" w:colFirst="0" w:colLast="0"/>
       <w:bookmarkEnd xmlns:w="http://schemas.openxmlformats.org/wordprocessingml/2006/main" w:id="36"/>
-      <w:r xmlns:w="http://schemas.openxmlformats.org/wordprocessingml/2006/main">
-        <w:t xml:space="preserve">muscle_groups (muscle groups)</w:t>
+      <w:proofErr xmlns:w="http://schemas.openxmlformats.org/wordprocessingml/2006/main" w:type="spellStart"/>
+      <w:r xmlns:w="http://schemas.openxmlformats.org/wordprocessingml/2006/main">
+        <w:t xml:space="preserve">muscle_groups </w:t>
+      </w:r>
+      <w:proofErr xmlns:w="http://schemas.openxmlformats.org/wordprocessingml/2006/main" w:type="spellEnd"/>
+      <w:r xmlns:w="http://schemas.openxmlformats.org/wordprocessingml/2006/main">
+        <w:t xml:space="preserve">(muscle groups)</w:t>
       </w:r>
     </w:p>
     <w:p>
@@ -4853,41 +5954,95 @@
           <w:color w:val="188038"/>
           <w:szCs w:val="24"/>
         </w:rPr>
-        <w:t xml:space="preserve">CREATE TABLE muscle_groups (</w:t>
-      </w:r>
-    </w:p>
-    <w:p>
-      <w:pPr xmlns:w="http://schemas.openxmlformats.org/wordprocessingml/2006/main">
-        <w:rPr>
-          <w:rFonts w:eastAsia="Times New Roman" w:cs="Times New Roman"/>
-          <w:color w:val="188038"/>
-          <w:szCs w:val="24"/>
-        </w:rPr>
-      </w:pPr>
-      <w:r xmlns:w="http://schemas.openxmlformats.org/wordprocessingml/2006/main">
-        <w:rPr>
-          <w:rFonts w:eastAsia="Times New Roman" w:cs="Times New Roman"/>
-          <w:color w:val="188038"/>
-          <w:szCs w:val="24"/>
-        </w:rPr>
-        <w:t xml:space="preserve">id INTEGER PRIMARY KEY NOT NULL,</w:t>
-      </w:r>
-    </w:p>
-    <w:p>
-      <w:pPr xmlns:w="http://schemas.openxmlformats.org/wordprocessingml/2006/main">
-        <w:rPr>
-          <w:rFonts w:eastAsia="Times New Roman" w:cs="Times New Roman"/>
-          <w:color w:val="188038"/>
-          <w:szCs w:val="24"/>
-        </w:rPr>
-      </w:pPr>
-      <w:r xmlns:w="http://schemas.openxmlformats.org/wordprocessingml/2006/main">
-        <w:rPr>
-          <w:rFonts w:eastAsia="Times New Roman" w:cs="Times New Roman"/>
-          <w:color w:val="188038"/>
-          <w:szCs w:val="24"/>
-        </w:rPr>
-        <w:t xml:space="preserve">name TEXT NOT NULL</w:t>
+        <w:t xml:space="preserve">CREATE TABLE </w:t>
+      </w:r>
+      <w:proofErr xmlns:w="http://schemas.openxmlformats.org/wordprocessingml/2006/main" w:type="spellStart"/>
+      <w:r xmlns:w="http://schemas.openxmlformats.org/wordprocessingml/2006/main">
+        <w:rPr>
+          <w:rFonts w:eastAsia="Times New Roman" w:cs="Times New Roman"/>
+          <w:color w:val="188038"/>
+          <w:szCs w:val="24"/>
+        </w:rPr>
+        <w:t xml:space="preserve">muscle_groups </w:t>
+      </w:r>
+      <w:proofErr xmlns:w="http://schemas.openxmlformats.org/wordprocessingml/2006/main" w:type="spellEnd"/>
+      <w:r xmlns:w="http://schemas.openxmlformats.org/wordprocessingml/2006/main">
+        <w:rPr>
+          <w:rFonts w:eastAsia="Times New Roman" w:cs="Times New Roman"/>
+          <w:color w:val="188038"/>
+          <w:szCs w:val="24"/>
+        </w:rPr>
+        <w:t xml:space="preserve">(</w:t>
+      </w:r>
+    </w:p>
+    <w:p>
+      <w:pPr xmlns:w="http://schemas.openxmlformats.org/wordprocessingml/2006/main">
+        <w:rPr>
+          <w:rFonts w:eastAsia="Times New Roman" w:cs="Times New Roman"/>
+          <w:color w:val="188038"/>
+          <w:szCs w:val="24"/>
+        </w:rPr>
+      </w:pPr>
+      <w:r xmlns:w="http://schemas.openxmlformats.org/wordprocessingml/2006/main">
+        <w:rPr>
+          <w:rFonts w:eastAsia="Times New Roman" w:cs="Times New Roman"/>
+          <w:color w:val="188038"/>
+          <w:szCs w:val="24"/>
+        </w:rPr>
+        <w:t xml:space="preserve">   </w:t>
+      </w:r>
+      <w:proofErr xmlns:w="http://schemas.openxmlformats.org/wordprocessingml/2006/main" w:type="spellStart"/>
+      <w:r xmlns:w="http://schemas.openxmlformats.org/wordprocessingml/2006/main">
+        <w:rPr>
+          <w:rFonts w:eastAsia="Times New Roman" w:cs="Times New Roman"/>
+          <w:color w:val="188038"/>
+          <w:szCs w:val="24"/>
+        </w:rPr>
+        <w:t xml:space="preserve">id </w:t>
+      </w:r>
+      <w:proofErr xmlns:w="http://schemas.openxmlformats.org/wordprocessingml/2006/main" w:type="spellEnd"/>
+      <w:r xmlns:w="http://schemas.openxmlformats.org/wordprocessingml/2006/main">
+        <w:rPr>
+          <w:rFonts w:eastAsia="Times New Roman" w:cs="Times New Roman"/>
+          <w:color w:val="188038"/>
+          <w:szCs w:val="24"/>
+        </w:rPr>
+        <w:t xml:space="preserve">INTEGER PRIMARY KEY NOT NULL,</w:t>
+      </w:r>
+    </w:p>
+    <w:p>
+      <w:pPr xmlns:w="http://schemas.openxmlformats.org/wordprocessingml/2006/main">
+        <w:rPr>
+          <w:rFonts w:eastAsia="Times New Roman" w:cs="Times New Roman"/>
+          <w:color w:val="188038"/>
+          <w:szCs w:val="24"/>
+        </w:rPr>
+      </w:pPr>
+      <w:r xmlns:w="http://schemas.openxmlformats.org/wordprocessingml/2006/main">
+        <w:rPr>
+          <w:rFonts w:eastAsia="Times New Roman" w:cs="Times New Roman"/>
+          <w:color w:val="188038"/>
+          <w:szCs w:val="24"/>
+        </w:rPr>
+        <w:t xml:space="preserve">   </w:t>
+      </w:r>
+      <w:proofErr xmlns:w="http://schemas.openxmlformats.org/wordprocessingml/2006/main" w:type="spellStart"/>
+      <w:r xmlns:w="http://schemas.openxmlformats.org/wordprocessingml/2006/main">
+        <w:rPr>
+          <w:rFonts w:eastAsia="Times New Roman" w:cs="Times New Roman"/>
+          <w:color w:val="188038"/>
+          <w:szCs w:val="24"/>
+        </w:rPr>
+        <w:t xml:space="preserve">name </w:t>
+      </w:r>
+      <w:proofErr xmlns:w="http://schemas.openxmlformats.org/wordprocessingml/2006/main" w:type="spellEnd"/>
+      <w:r xmlns:w="http://schemas.openxmlformats.org/wordprocessingml/2006/main">
+        <w:rPr>
+          <w:rFonts w:eastAsia="Times New Roman" w:cs="Times New Roman"/>
+          <w:color w:val="188038"/>
+          <w:szCs w:val="24"/>
+        </w:rPr>
+        <w:t xml:space="preserve">TEXT NOT NULL</w:t>
       </w:r>
     </w:p>
     <w:p>
@@ -4913,8 +6068,13 @@
       </w:pPr>
       <w:bookmarkStart xmlns:w="http://schemas.openxmlformats.org/wordprocessingml/2006/main" w:id="37" w:name="_73csb256fpmo" w:colFirst="0" w:colLast="0"/>
       <w:bookmarkEnd xmlns:w="http://schemas.openxmlformats.org/wordprocessingml/2006/main" w:id="37"/>
-      <w:r xmlns:w="http://schemas.openxmlformats.org/wordprocessingml/2006/main">
-        <w:t xml:space="preserve">muscle_groups_exercises (muscle group–exercise relationship)</w:t>
+      <w:proofErr xmlns:w="http://schemas.openxmlformats.org/wordprocessingml/2006/main" w:type="spellStart"/>
+      <w:r xmlns:w="http://schemas.openxmlformats.org/wordprocessingml/2006/main">
+        <w:t xml:space="preserve">muscle_groups_exercises </w:t>
+      </w:r>
+      <w:proofErr xmlns:w="http://schemas.openxmlformats.org/wordprocessingml/2006/main" w:type="spellEnd"/>
+      <w:r xmlns:w="http://schemas.openxmlformats.org/wordprocessingml/2006/main">
+        <w:t xml:space="preserve">(muscle group–exercise relationship)</w:t>
       </w:r>
     </w:p>
     <w:p>
@@ -4947,92 +6107,326 @@
           <w:color w:val="188038"/>
           <w:szCs w:val="24"/>
         </w:rPr>
-        <w:t xml:space="preserve">CREATE TABLE muscle_groups_exercises (</w:t>
-      </w:r>
-    </w:p>
-    <w:p>
-      <w:pPr xmlns:w="http://schemas.openxmlformats.org/wordprocessingml/2006/main">
-        <w:rPr>
-          <w:rFonts w:eastAsia="Times New Roman" w:cs="Times New Roman"/>
-          <w:color w:val="188038"/>
-          <w:szCs w:val="24"/>
-        </w:rPr>
-      </w:pPr>
-      <w:r xmlns:w="http://schemas.openxmlformats.org/wordprocessingml/2006/main">
-        <w:rPr>
-          <w:rFonts w:eastAsia="Times New Roman" w:cs="Times New Roman"/>
-          <w:color w:val="188038"/>
-          <w:szCs w:val="24"/>
-        </w:rPr>
-        <w:t xml:space="preserve">muscle_group_id INTEGER NOT NULL,</w:t>
-      </w:r>
-    </w:p>
-    <w:p>
-      <w:pPr xmlns:w="http://schemas.openxmlformats.org/wordprocessingml/2006/main">
-        <w:rPr>
-          <w:rFonts w:eastAsia="Times New Roman" w:cs="Times New Roman"/>
-          <w:color w:val="188038"/>
-          <w:szCs w:val="24"/>
-        </w:rPr>
-      </w:pPr>
-      <w:r xmlns:w="http://schemas.openxmlformats.org/wordprocessingml/2006/main">
-        <w:rPr>
-          <w:rFonts w:eastAsia="Times New Roman" w:cs="Times New Roman"/>
-          <w:color w:val="188038"/>
-          <w:szCs w:val="24"/>
-        </w:rPr>
-        <w:t xml:space="preserve">exercise_id INTEGER NOT NULL,</w:t>
-      </w:r>
-    </w:p>
-    <w:p>
-      <w:pPr xmlns:w="http://schemas.openxmlformats.org/wordprocessingml/2006/main">
-        <w:rPr>
-          <w:rFonts w:eastAsia="Times New Roman" w:cs="Times New Roman"/>
-          <w:color w:val="188038"/>
-          <w:szCs w:val="24"/>
-        </w:rPr>
-      </w:pPr>
-      <w:r xmlns:w="http://schemas.openxmlformats.org/wordprocessingml/2006/main">
-        <w:rPr>
-          <w:rFonts w:eastAsia="Times New Roman" w:cs="Times New Roman"/>
-          <w:color w:val="188038"/>
-          <w:szCs w:val="24"/>
-        </w:rPr>
-        <w:t xml:space="preserve">role TEXT NOT NULL CHECK (role IN ('Primary', 'Secondary')),</w:t>
-      </w:r>
-    </w:p>
-    <w:p>
-      <w:pPr xmlns:w="http://schemas.openxmlformats.org/wordprocessingml/2006/main">
-        <w:rPr>
-          <w:rFonts w:eastAsia="Times New Roman" w:cs="Times New Roman"/>
-          <w:color w:val="188038"/>
-          <w:szCs w:val="24"/>
-        </w:rPr>
-      </w:pPr>
-      <w:r xmlns:w="http://schemas.openxmlformats.org/wordprocessingml/2006/main">
-        <w:rPr>
-          <w:rFonts w:eastAsia="Times New Roman" w:cs="Times New Roman"/>
-          <w:color w:val="188038"/>
-          <w:szCs w:val="24"/>
-        </w:rPr>
-        <w:t xml:space="preserve">FOREIGN KEY (muscle_group_id) REFERENCES muscle_groups(id) ON DELETE CASCADE,</w:t>
-      </w:r>
-    </w:p>
-    <w:p>
-      <w:pPr xmlns:w="http://schemas.openxmlformats.org/wordprocessingml/2006/main">
-        <w:rPr>
-          <w:rFonts w:eastAsia="Times New Roman" w:cs="Times New Roman"/>
-          <w:color w:val="188038"/>
-          <w:szCs w:val="24"/>
-        </w:rPr>
-      </w:pPr>
-      <w:r xmlns:w="http://schemas.openxmlformats.org/wordprocessingml/2006/main">
-        <w:rPr>
-          <w:rFonts w:eastAsia="Times New Roman" w:cs="Times New Roman"/>
-          <w:color w:val="188038"/>
-          <w:szCs w:val="24"/>
-        </w:rPr>
-        <w:t xml:space="preserve">FOREIGN KEY (exercise_id) REFERENCES exercises(id) ON DELETE CASCADE</w:t>
+        <w:t xml:space="preserve">CREATE TABLE </w:t>
+      </w:r>
+      <w:proofErr xmlns:w="http://schemas.openxmlformats.org/wordprocessingml/2006/main" w:type="spellStart"/>
+      <w:r xmlns:w="http://schemas.openxmlformats.org/wordprocessingml/2006/main">
+        <w:rPr>
+          <w:rFonts w:eastAsia="Times New Roman" w:cs="Times New Roman"/>
+          <w:color w:val="188038"/>
+          <w:szCs w:val="24"/>
+        </w:rPr>
+        <w:t xml:space="preserve">muscle_groups_exercises </w:t>
+      </w:r>
+      <w:proofErr xmlns:w="http://schemas.openxmlformats.org/wordprocessingml/2006/main" w:type="spellEnd"/>
+      <w:r xmlns:w="http://schemas.openxmlformats.org/wordprocessingml/2006/main">
+        <w:rPr>
+          <w:rFonts w:eastAsia="Times New Roman" w:cs="Times New Roman"/>
+          <w:color w:val="188038"/>
+          <w:szCs w:val="24"/>
+        </w:rPr>
+        <w:t xml:space="preserve">(</w:t>
+      </w:r>
+    </w:p>
+    <w:p>
+      <w:pPr xmlns:w="http://schemas.openxmlformats.org/wordprocessingml/2006/main">
+        <w:rPr>
+          <w:rFonts w:eastAsia="Times New Roman" w:cs="Times New Roman"/>
+          <w:color w:val="188038"/>
+          <w:szCs w:val="24"/>
+        </w:rPr>
+      </w:pPr>
+      <w:r xmlns:w="http://schemas.openxmlformats.org/wordprocessingml/2006/main">
+        <w:rPr>
+          <w:rFonts w:eastAsia="Times New Roman" w:cs="Times New Roman"/>
+          <w:color w:val="188038"/>
+          <w:szCs w:val="24"/>
+        </w:rPr>
+        <w:t xml:space="preserve">   </w:t>
+      </w:r>
+      <w:proofErr xmlns:w="http://schemas.openxmlformats.org/wordprocessingml/2006/main" w:type="spellStart"/>
+      <w:r xmlns:w="http://schemas.openxmlformats.org/wordprocessingml/2006/main">
+        <w:rPr>
+          <w:rFonts w:eastAsia="Times New Roman" w:cs="Times New Roman"/>
+          <w:color w:val="188038"/>
+          <w:szCs w:val="24"/>
+        </w:rPr>
+        <w:t xml:space="preserve">muscle_group_id </w:t>
+      </w:r>
+      <w:proofErr xmlns:w="http://schemas.openxmlformats.org/wordprocessingml/2006/main" w:type="spellEnd"/>
+      <w:r xmlns:w="http://schemas.openxmlformats.org/wordprocessingml/2006/main">
+        <w:rPr>
+          <w:rFonts w:eastAsia="Times New Roman" w:cs="Times New Roman"/>
+          <w:color w:val="188038"/>
+          <w:szCs w:val="24"/>
+        </w:rPr>
+        <w:t xml:space="preserve">INTEGER NOT NULL,</w:t>
+      </w:r>
+    </w:p>
+    <w:p>
+      <w:pPr xmlns:w="http://schemas.openxmlformats.org/wordprocessingml/2006/main">
+        <w:rPr>
+          <w:rFonts w:eastAsia="Times New Roman" w:cs="Times New Roman"/>
+          <w:color w:val="188038"/>
+          <w:szCs w:val="24"/>
+        </w:rPr>
+      </w:pPr>
+      <w:r xmlns:w="http://schemas.openxmlformats.org/wordprocessingml/2006/main">
+        <w:rPr>
+          <w:rFonts w:eastAsia="Times New Roman" w:cs="Times New Roman"/>
+          <w:color w:val="188038"/>
+          <w:szCs w:val="24"/>
+        </w:rPr>
+        <w:t xml:space="preserve">   </w:t>
+      </w:r>
+      <w:proofErr xmlns:w="http://schemas.openxmlformats.org/wordprocessingml/2006/main" w:type="spellStart"/>
+      <w:r xmlns:w="http://schemas.openxmlformats.org/wordprocessingml/2006/main">
+        <w:rPr>
+          <w:rFonts w:eastAsia="Times New Roman" w:cs="Times New Roman"/>
+          <w:color w:val="188038"/>
+          <w:szCs w:val="24"/>
+        </w:rPr>
+        <w:t xml:space="preserve">exercise_id </w:t>
+      </w:r>
+      <w:proofErr xmlns:w="http://schemas.openxmlformats.org/wordprocessingml/2006/main" w:type="spellEnd"/>
+      <w:r xmlns:w="http://schemas.openxmlformats.org/wordprocessingml/2006/main">
+        <w:rPr>
+          <w:rFonts w:eastAsia="Times New Roman" w:cs="Times New Roman"/>
+          <w:color w:val="188038"/>
+          <w:szCs w:val="24"/>
+        </w:rPr>
+        <w:t xml:space="preserve">INTEGER NOT NULL,</w:t>
+      </w:r>
+    </w:p>
+    <w:p>
+      <w:pPr xmlns:w="http://schemas.openxmlformats.org/wordprocessingml/2006/main">
+        <w:rPr>
+          <w:rFonts w:eastAsia="Times New Roman" w:cs="Times New Roman"/>
+          <w:color w:val="188038"/>
+          <w:szCs w:val="24"/>
+        </w:rPr>
+      </w:pPr>
+      <w:r xmlns:w="http://schemas.openxmlformats.org/wordprocessingml/2006/main">
+        <w:rPr>
+          <w:rFonts w:eastAsia="Times New Roman" w:cs="Times New Roman"/>
+          <w:color w:val="188038"/>
+          <w:szCs w:val="24"/>
+        </w:rPr>
+        <w:t xml:space="preserve">   </w:t>
+      </w:r>
+      <w:proofErr xmlns:w="http://schemas.openxmlformats.org/wordprocessingml/2006/main" w:type="spellStart"/>
+      <w:r xmlns:w="http://schemas.openxmlformats.org/wordprocessingml/2006/main">
+        <w:rPr>
+          <w:rFonts w:eastAsia="Times New Roman" w:cs="Times New Roman"/>
+          <w:color w:val="188038"/>
+          <w:szCs w:val="24"/>
+        </w:rPr>
+        <w:t xml:space="preserve">role </w:t>
+      </w:r>
+      <w:proofErr xmlns:w="http://schemas.openxmlformats.org/wordprocessingml/2006/main" w:type="spellEnd"/>
+      <w:r xmlns:w="http://schemas.openxmlformats.org/wordprocessingml/2006/main">
+        <w:rPr>
+          <w:rFonts w:eastAsia="Times New Roman" w:cs="Times New Roman"/>
+          <w:color w:val="188038"/>
+          <w:szCs w:val="24"/>
+        </w:rPr>
+        <w:t xml:space="preserve">TEXT NOT NULL CHECK ( </w:t>
+      </w:r>
+      <w:proofErr xmlns:w="http://schemas.openxmlformats.org/wordprocessingml/2006/main" w:type="spellStart"/>
+      <w:r xmlns:w="http://schemas.openxmlformats.org/wordprocessingml/2006/main">
+        <w:rPr>
+          <w:rFonts w:eastAsia="Times New Roman" w:cs="Times New Roman"/>
+          <w:color w:val="188038"/>
+          <w:szCs w:val="24"/>
+        </w:rPr>
+        <w:t xml:space="preserve">role </w:t>
+      </w:r>
+      <w:proofErr xmlns:w="http://schemas.openxmlformats.org/wordprocessingml/2006/main" w:type="spellEnd"/>
+      <w:r xmlns:w="http://schemas.openxmlformats.org/wordprocessingml/2006/main">
+        <w:rPr>
+          <w:rFonts w:eastAsia="Times New Roman" w:cs="Times New Roman"/>
+          <w:color w:val="188038"/>
+          <w:szCs w:val="24"/>
+        </w:rPr>
+        <w:t xml:space="preserve">IN (' </w:t>
+      </w:r>
+      <w:proofErr xmlns:w="http://schemas.openxmlformats.org/wordprocessingml/2006/main" w:type="spellStart"/>
+      <w:r xmlns:w="http://schemas.openxmlformats.org/wordprocessingml/2006/main">
+        <w:rPr>
+          <w:rFonts w:eastAsia="Times New Roman" w:cs="Times New Roman"/>
+          <w:color w:val="188038"/>
+          <w:szCs w:val="24"/>
+        </w:rPr>
+        <w:t xml:space="preserve">Primary </w:t>
+      </w:r>
+      <w:proofErr xmlns:w="http://schemas.openxmlformats.org/wordprocessingml/2006/main" w:type="spellEnd"/>
+      <w:r xmlns:w="http://schemas.openxmlformats.org/wordprocessingml/2006/main">
+        <w:rPr>
+          <w:rFonts w:eastAsia="Times New Roman" w:cs="Times New Roman"/>
+          <w:color w:val="188038"/>
+          <w:szCs w:val="24"/>
+        </w:rPr>
+        <w:t xml:space="preserve">', ' </w:t>
+      </w:r>
+      <w:proofErr xmlns:w="http://schemas.openxmlformats.org/wordprocessingml/2006/main" w:type="spellStart"/>
+      <w:r xmlns:w="http://schemas.openxmlformats.org/wordprocessingml/2006/main">
+        <w:rPr>
+          <w:rFonts w:eastAsia="Times New Roman" w:cs="Times New Roman"/>
+          <w:color w:val="188038"/>
+          <w:szCs w:val="24"/>
+        </w:rPr>
+        <w:t xml:space="preserve">Secondary </w:t>
+      </w:r>
+      <w:proofErr xmlns:w="http://schemas.openxmlformats.org/wordprocessingml/2006/main" w:type="spellEnd"/>
+      <w:r xmlns:w="http://schemas.openxmlformats.org/wordprocessingml/2006/main">
+        <w:rPr>
+          <w:rFonts w:eastAsia="Times New Roman" w:cs="Times New Roman"/>
+          <w:color w:val="188038"/>
+          <w:szCs w:val="24"/>
+        </w:rPr>
+        <w:t xml:space="preserve">')),</w:t>
+      </w:r>
+    </w:p>
+    <w:p>
+      <w:pPr xmlns:w="http://schemas.openxmlformats.org/wordprocessingml/2006/main">
+        <w:rPr>
+          <w:rFonts w:eastAsia="Times New Roman" w:cs="Times New Roman"/>
+          <w:color w:val="188038"/>
+          <w:szCs w:val="24"/>
+        </w:rPr>
+      </w:pPr>
+      <w:r xmlns:w="http://schemas.openxmlformats.org/wordprocessingml/2006/main">
+        <w:rPr>
+          <w:rFonts w:eastAsia="Times New Roman" w:cs="Times New Roman"/>
+          <w:color w:val="188038"/>
+          <w:szCs w:val="24"/>
+        </w:rPr>
+        <w:t xml:space="preserve">FOREIGN KEY ( </w:t>
+      </w:r>
+      <w:proofErr xmlns:w="http://schemas.openxmlformats.org/wordprocessingml/2006/main" w:type="spellStart"/>
+      <w:r xmlns:w="http://schemas.openxmlformats.org/wordprocessingml/2006/main">
+        <w:rPr>
+          <w:rFonts w:eastAsia="Times New Roman" w:cs="Times New Roman"/>
+          <w:color w:val="188038"/>
+          <w:szCs w:val="24"/>
+        </w:rPr>
+        <w:t xml:space="preserve">muscle_group_id </w:t>
+      </w:r>
+      <w:proofErr xmlns:w="http://schemas.openxmlformats.org/wordprocessingml/2006/main" w:type="spellEnd"/>
+      <w:r xmlns:w="http://schemas.openxmlformats.org/wordprocessingml/2006/main">
+        <w:rPr>
+          <w:rFonts w:eastAsia="Times New Roman" w:cs="Times New Roman"/>
+          <w:color w:val="188038"/>
+          <w:szCs w:val="24"/>
+        </w:rPr>
+        <w:t xml:space="preserve">) REFERENCES </w:t>
+      </w:r>
+      <w:proofErr xmlns:w="http://schemas.openxmlformats.org/wordprocessingml/2006/main" w:type="spellStart"/>
+      <w:r xmlns:w="http://schemas.openxmlformats.org/wordprocessingml/2006/main">
+        <w:rPr>
+          <w:rFonts w:eastAsia="Times New Roman" w:cs="Times New Roman"/>
+          <w:color w:val="188038"/>
+          <w:szCs w:val="24"/>
+        </w:rPr>
+        <w:t xml:space="preserve">muscle_groups </w:t>
+      </w:r>
+      <w:proofErr xmlns:w="http://schemas.openxmlformats.org/wordprocessingml/2006/main" w:type="spellEnd"/>
+      <w:r xmlns:w="http://schemas.openxmlformats.org/wordprocessingml/2006/main">
+        <w:rPr>
+          <w:rFonts w:eastAsia="Times New Roman" w:cs="Times New Roman"/>
+          <w:color w:val="188038"/>
+          <w:szCs w:val="24"/>
+        </w:rPr>
+        <w:t xml:space="preserve">( </w:t>
+      </w:r>
+      <w:proofErr xmlns:w="http://schemas.openxmlformats.org/wordprocessingml/2006/main" w:type="spellStart"/>
+      <w:r xmlns:w="http://schemas.openxmlformats.org/wordprocessingml/2006/main">
+        <w:rPr>
+          <w:rFonts w:eastAsia="Times New Roman" w:cs="Times New Roman"/>
+          <w:color w:val="188038"/>
+          <w:szCs w:val="24"/>
+        </w:rPr>
+        <w:t xml:space="preserve">id </w:t>
+      </w:r>
+      <w:proofErr xmlns:w="http://schemas.openxmlformats.org/wordprocessingml/2006/main" w:type="spellEnd"/>
+      <w:r xmlns:w="http://schemas.openxmlformats.org/wordprocessingml/2006/main">
+        <w:rPr>
+          <w:rFonts w:eastAsia="Times New Roman" w:cs="Times New Roman"/>
+          <w:color w:val="188038"/>
+          <w:szCs w:val="24"/>
+        </w:rPr>
+        <w:t xml:space="preserve">) ON DELETE CASCADE,</w:t>
+      </w:r>
+    </w:p>
+    <w:p>
+      <w:pPr xmlns:w="http://schemas.openxmlformats.org/wordprocessingml/2006/main">
+        <w:rPr>
+          <w:rFonts w:eastAsia="Times New Roman" w:cs="Times New Roman"/>
+          <w:color w:val="188038"/>
+          <w:szCs w:val="24"/>
+        </w:rPr>
+      </w:pPr>
+      <w:r xmlns:w="http://schemas.openxmlformats.org/wordprocessingml/2006/main">
+        <w:rPr>
+          <w:rFonts w:eastAsia="Times New Roman" w:cs="Times New Roman"/>
+          <w:color w:val="188038"/>
+          <w:szCs w:val="24"/>
+        </w:rPr>
+        <w:t xml:space="preserve">FOREIGN KEY ( </w:t>
+      </w:r>
+      <w:proofErr xmlns:w="http://schemas.openxmlformats.org/wordprocessingml/2006/main" w:type="spellStart"/>
+      <w:r xmlns:w="http://schemas.openxmlformats.org/wordprocessingml/2006/main">
+        <w:rPr>
+          <w:rFonts w:eastAsia="Times New Roman" w:cs="Times New Roman"/>
+          <w:color w:val="188038"/>
+          <w:szCs w:val="24"/>
+        </w:rPr>
+        <w:t xml:space="preserve">exercise_id </w:t>
+      </w:r>
+      <w:proofErr xmlns:w="http://schemas.openxmlformats.org/wordprocessingml/2006/main" w:type="spellEnd"/>
+      <w:r xmlns:w="http://schemas.openxmlformats.org/wordprocessingml/2006/main">
+        <w:rPr>
+          <w:rFonts w:eastAsia="Times New Roman" w:cs="Times New Roman"/>
+          <w:color w:val="188038"/>
+          <w:szCs w:val="24"/>
+        </w:rPr>
+        <w:t xml:space="preserve">) REFERENCES </w:t>
+      </w:r>
+      <w:proofErr xmlns:w="http://schemas.openxmlformats.org/wordprocessingml/2006/main" w:type="spellStart"/>
+      <w:r xmlns:w="http://schemas.openxmlformats.org/wordprocessingml/2006/main">
+        <w:rPr>
+          <w:rFonts w:eastAsia="Times New Roman" w:cs="Times New Roman"/>
+          <w:color w:val="188038"/>
+          <w:szCs w:val="24"/>
+        </w:rPr>
+        <w:t xml:space="preserve">exercises </w:t>
+      </w:r>
+      <w:proofErr xmlns:w="http://schemas.openxmlformats.org/wordprocessingml/2006/main" w:type="spellEnd"/>
+      <w:r xmlns:w="http://schemas.openxmlformats.org/wordprocessingml/2006/main">
+        <w:rPr>
+          <w:rFonts w:eastAsia="Times New Roman" w:cs="Times New Roman"/>
+          <w:color w:val="188038"/>
+          <w:szCs w:val="24"/>
+        </w:rPr>
+        <w:t xml:space="preserve">( </w:t>
+      </w:r>
+      <w:proofErr xmlns:w="http://schemas.openxmlformats.org/wordprocessingml/2006/main" w:type="spellStart"/>
+      <w:r xmlns:w="http://schemas.openxmlformats.org/wordprocessingml/2006/main">
+        <w:rPr>
+          <w:rFonts w:eastAsia="Times New Roman" w:cs="Times New Roman"/>
+          <w:color w:val="188038"/>
+          <w:szCs w:val="24"/>
+        </w:rPr>
+        <w:t xml:space="preserve">id </w:t>
+      </w:r>
+      <w:proofErr xmlns:w="http://schemas.openxmlformats.org/wordprocessingml/2006/main" w:type="spellEnd"/>
+      <w:r xmlns:w="http://schemas.openxmlformats.org/wordprocessingml/2006/main">
+        <w:rPr>
+          <w:rFonts w:eastAsia="Times New Roman" w:cs="Times New Roman"/>
+          <w:color w:val="188038"/>
+          <w:szCs w:val="24"/>
+        </w:rPr>
+        <w:t xml:space="preserve">) ON DELETE CASCADE</w:t>
       </w:r>
     </w:p>
     <w:p>
@@ -5058,11 +6452,16 @@
       </w:pPr>
       <w:bookmarkStart xmlns:w="http://schemas.openxmlformats.org/wordprocessingml/2006/main" w:id="38" w:name="_w6zvz8bqih6c" w:colFirst="0" w:colLast="0"/>
       <w:bookmarkEnd xmlns:w="http://schemas.openxmlformats.org/wordprocessingml/2006/main" w:id="38"/>
+      <w:proofErr xmlns:w="http://schemas.openxmlformats.org/wordprocessingml/2006/main" w:type="spellStart"/>
       <w:r xmlns:w="http://schemas.openxmlformats.org/wordprocessingml/2006/main">
         <w:lastRenderedPageBreak xmlns:w="http://schemas.openxmlformats.org/wordprocessingml/2006/main"/>
       </w:r>
       <w:r xmlns:w="http://schemas.openxmlformats.org/wordprocessingml/2006/main">
-        <w:t xml:space="preserve">plans (training plans)</w:t>
+        <w:t xml:space="preserve">plans </w:t>
+      </w:r>
+      <w:proofErr xmlns:w="http://schemas.openxmlformats.org/wordprocessingml/2006/main" w:type="spellEnd"/>
+      <w:r xmlns:w="http://schemas.openxmlformats.org/wordprocessingml/2006/main">
+        <w:t xml:space="preserve">(training plans)</w:t>
       </w:r>
     </w:p>
     <w:p>
@@ -5095,75 +6494,201 @@
           <w:color w:val="188038"/>
           <w:szCs w:val="24"/>
         </w:rPr>
-        <w:t xml:space="preserve">CREATE TABLE plans (</w:t>
-      </w:r>
-    </w:p>
-    <w:p>
-      <w:pPr xmlns:w="http://schemas.openxmlformats.org/wordprocessingml/2006/main">
-        <w:rPr>
-          <w:rFonts w:eastAsia="Times New Roman" w:cs="Times New Roman"/>
-          <w:color w:val="188038"/>
-          <w:szCs w:val="24"/>
-        </w:rPr>
-      </w:pPr>
-      <w:r xmlns:w="http://schemas.openxmlformats.org/wordprocessingml/2006/main">
-        <w:rPr>
-          <w:rFonts w:eastAsia="Times New Roman" w:cs="Times New Roman"/>
-          <w:color w:val="188038"/>
-          <w:szCs w:val="24"/>
-        </w:rPr>
-        <w:t xml:space="preserve">id INTEGER PRIMARY KEY NOT NULL,</w:t>
-      </w:r>
-    </w:p>
-    <w:p>
-      <w:pPr xmlns:w="http://schemas.openxmlformats.org/wordprocessingml/2006/main">
-        <w:rPr>
-          <w:rFonts w:eastAsia="Times New Roman" w:cs="Times New Roman"/>
-          <w:color w:val="188038"/>
-          <w:szCs w:val="24"/>
-        </w:rPr>
-      </w:pPr>
-      <w:r xmlns:w="http://schemas.openxmlformats.org/wordprocessingml/2006/main">
-        <w:rPr>
-          <w:rFonts w:eastAsia="Times New Roman" w:cs="Times New Roman"/>
-          <w:color w:val="188038"/>
-          <w:szCs w:val="24"/>
-        </w:rPr>
-        <w:t xml:space="preserve">user_id INTEGER NOT NULL,</w:t>
-      </w:r>
-    </w:p>
-    <w:p>
-      <w:pPr xmlns:w="http://schemas.openxmlformats.org/wordprocessingml/2006/main">
-        <w:rPr>
-          <w:rFonts w:eastAsia="Times New Roman" w:cs="Times New Roman"/>
-          <w:color w:val="188038"/>
-          <w:szCs w:val="24"/>
-        </w:rPr>
-      </w:pPr>
-      <w:r xmlns:w="http://schemas.openxmlformats.org/wordprocessingml/2006/main">
-        <w:rPr>
-          <w:rFonts w:eastAsia="Times New Roman" w:cs="Times New Roman"/>
-          <w:color w:val="188038"/>
-          <w:szCs w:val="24"/>
-        </w:rPr>
-        <w:t xml:space="preserve">name TEXT NOT NULL,</w:t>
-      </w:r>
-    </w:p>
-    <w:p>
-      <w:pPr xmlns:w="http://schemas.openxmlformats.org/wordprocessingml/2006/main">
-        <w:rPr>
-          <w:rFonts w:eastAsia="Times New Roman" w:cs="Times New Roman"/>
-          <w:color w:val="188038"/>
-          <w:szCs w:val="24"/>
-        </w:rPr>
-      </w:pPr>
-      <w:r xmlns:w="http://schemas.openxmlformats.org/wordprocessingml/2006/main">
-        <w:rPr>
-          <w:rFonts w:eastAsia="Times New Roman" w:cs="Times New Roman"/>
-          <w:color w:val="188038"/>
-          <w:szCs w:val="24"/>
-        </w:rPr>
-        <w:t xml:space="preserve">FOREIGN KEY (user_id) REFERENCES users(id) ON DELETE CASCADE</w:t>
+        <w:t xml:space="preserve">CREATE TABLE </w:t>
+      </w:r>
+      <w:proofErr xmlns:w="http://schemas.openxmlformats.org/wordprocessingml/2006/main" w:type="spellStart"/>
+      <w:r xmlns:w="http://schemas.openxmlformats.org/wordprocessingml/2006/main">
+        <w:rPr>
+          <w:rFonts w:eastAsia="Times New Roman" w:cs="Times New Roman"/>
+          <w:color w:val="188038"/>
+          <w:szCs w:val="24"/>
+        </w:rPr>
+        <w:t xml:space="preserve">plans </w:t>
+      </w:r>
+      <w:proofErr xmlns:w="http://schemas.openxmlformats.org/wordprocessingml/2006/main" w:type="spellEnd"/>
+      <w:r xmlns:w="http://schemas.openxmlformats.org/wordprocessingml/2006/main">
+        <w:rPr>
+          <w:rFonts w:eastAsia="Times New Roman" w:cs="Times New Roman"/>
+          <w:color w:val="188038"/>
+          <w:szCs w:val="24"/>
+        </w:rPr>
+        <w:t xml:space="preserve">(</w:t>
+      </w:r>
+    </w:p>
+    <w:p>
+      <w:pPr xmlns:w="http://schemas.openxmlformats.org/wordprocessingml/2006/main">
+        <w:rPr>
+          <w:rFonts w:eastAsia="Times New Roman" w:cs="Times New Roman"/>
+          <w:color w:val="188038"/>
+          <w:szCs w:val="24"/>
+        </w:rPr>
+      </w:pPr>
+      <w:r xmlns:w="http://schemas.openxmlformats.org/wordprocessingml/2006/main">
+        <w:rPr>
+          <w:rFonts w:eastAsia="Times New Roman" w:cs="Times New Roman"/>
+          <w:color w:val="188038"/>
+          <w:szCs w:val="24"/>
+        </w:rPr>
+        <w:t xml:space="preserve">   </w:t>
+      </w:r>
+      <w:proofErr xmlns:w="http://schemas.openxmlformats.org/wordprocessingml/2006/main" w:type="spellStart"/>
+      <w:r xmlns:w="http://schemas.openxmlformats.org/wordprocessingml/2006/main">
+        <w:rPr>
+          <w:rFonts w:eastAsia="Times New Roman" w:cs="Times New Roman"/>
+          <w:color w:val="188038"/>
+          <w:szCs w:val="24"/>
+        </w:rPr>
+        <w:t xml:space="preserve">id </w:t>
+      </w:r>
+      <w:proofErr xmlns:w="http://schemas.openxmlformats.org/wordprocessingml/2006/main" w:type="spellEnd"/>
+      <w:r xmlns:w="http://schemas.openxmlformats.org/wordprocessingml/2006/main">
+        <w:rPr>
+          <w:rFonts w:eastAsia="Times New Roman" w:cs="Times New Roman"/>
+          <w:color w:val="188038"/>
+          <w:szCs w:val="24"/>
+        </w:rPr>
+        <w:t xml:space="preserve">INTEGER PRIMARY KEY NOT NULL,</w:t>
+      </w:r>
+    </w:p>
+    <w:p>
+      <w:pPr xmlns:w="http://schemas.openxmlformats.org/wordprocessingml/2006/main">
+        <w:rPr>
+          <w:rFonts w:eastAsia="Times New Roman" w:cs="Times New Roman"/>
+          <w:color w:val="188038"/>
+          <w:szCs w:val="24"/>
+        </w:rPr>
+      </w:pPr>
+      <w:r xmlns:w="http://schemas.openxmlformats.org/wordprocessingml/2006/main">
+        <w:rPr>
+          <w:rFonts w:eastAsia="Times New Roman" w:cs="Times New Roman"/>
+          <w:color w:val="188038"/>
+          <w:szCs w:val="24"/>
+        </w:rPr>
+        <w:t xml:space="preserve">   </w:t>
+      </w:r>
+      <w:proofErr xmlns:w="http://schemas.openxmlformats.org/wordprocessingml/2006/main" w:type="spellStart"/>
+      <w:r xmlns:w="http://schemas.openxmlformats.org/wordprocessingml/2006/main">
+        <w:rPr>
+          <w:rFonts w:eastAsia="Times New Roman" w:cs="Times New Roman"/>
+          <w:color w:val="188038"/>
+          <w:szCs w:val="24"/>
+        </w:rPr>
+        <w:t xml:space="preserve">user_id </w:t>
+      </w:r>
+      <w:proofErr xmlns:w="http://schemas.openxmlformats.org/wordprocessingml/2006/main" w:type="spellEnd"/>
+      <w:r xmlns:w="http://schemas.openxmlformats.org/wordprocessingml/2006/main">
+        <w:rPr>
+          <w:rFonts w:eastAsia="Times New Roman" w:cs="Times New Roman"/>
+          <w:color w:val="188038"/>
+          <w:szCs w:val="24"/>
+        </w:rPr>
+        <w:t xml:space="preserve">INTEGER NOT NULL,</w:t>
+      </w:r>
+    </w:p>
+    <w:p>
+      <w:pPr xmlns:w="http://schemas.openxmlformats.org/wordprocessingml/2006/main">
+        <w:rPr>
+          <w:rFonts w:eastAsia="Times New Roman" w:cs="Times New Roman"/>
+          <w:color w:val="188038"/>
+          <w:szCs w:val="24"/>
+        </w:rPr>
+      </w:pPr>
+      <w:r xmlns:w="http://schemas.openxmlformats.org/wordprocessingml/2006/main">
+        <w:rPr>
+          <w:rFonts w:eastAsia="Times New Roman" w:cs="Times New Roman"/>
+          <w:color w:val="188038"/>
+          <w:szCs w:val="24"/>
+        </w:rPr>
+        <w:t xml:space="preserve">   </w:t>
+      </w:r>
+      <w:proofErr xmlns:w="http://schemas.openxmlformats.org/wordprocessingml/2006/main" w:type="spellStart"/>
+      <w:r xmlns:w="http://schemas.openxmlformats.org/wordprocessingml/2006/main">
+        <w:rPr>
+          <w:rFonts w:eastAsia="Times New Roman" w:cs="Times New Roman"/>
+          <w:color w:val="188038"/>
+          <w:szCs w:val="24"/>
+        </w:rPr>
+        <w:t xml:space="preserve">name </w:t>
+      </w:r>
+      <w:proofErr xmlns:w="http://schemas.openxmlformats.org/wordprocessingml/2006/main" w:type="spellEnd"/>
+      <w:r xmlns:w="http://schemas.openxmlformats.org/wordprocessingml/2006/main">
+        <w:rPr>
+          <w:rFonts w:eastAsia="Times New Roman" w:cs="Times New Roman"/>
+          <w:color w:val="188038"/>
+          <w:szCs w:val="24"/>
+        </w:rPr>
+        <w:t xml:space="preserve">TEXT NOT NULL,</w:t>
+      </w:r>
+    </w:p>
+    <w:p>
+      <w:pPr xmlns:w="http://schemas.openxmlformats.org/wordprocessingml/2006/main">
+        <w:rPr>
+          <w:rFonts w:eastAsia="Times New Roman" w:cs="Times New Roman"/>
+          <w:color w:val="188038"/>
+          <w:szCs w:val="24"/>
+        </w:rPr>
+      </w:pPr>
+      <w:r xmlns:w="http://schemas.openxmlformats.org/wordprocessingml/2006/main">
+        <w:rPr>
+          <w:rFonts w:eastAsia="Times New Roman" w:cs="Times New Roman"/>
+          <w:color w:val="188038"/>
+          <w:szCs w:val="24"/>
+        </w:rPr>
+        <w:t xml:space="preserve">FOREIGN KEY ( </w:t>
+      </w:r>
+      <w:proofErr xmlns:w="http://schemas.openxmlformats.org/wordprocessingml/2006/main" w:type="spellStart"/>
+      <w:r xmlns:w="http://schemas.openxmlformats.org/wordprocessingml/2006/main">
+        <w:rPr>
+          <w:rFonts w:eastAsia="Times New Roman" w:cs="Times New Roman"/>
+          <w:color w:val="188038"/>
+          <w:szCs w:val="24"/>
+        </w:rPr>
+        <w:t xml:space="preserve">user_id </w:t>
+      </w:r>
+      <w:proofErr xmlns:w="http://schemas.openxmlformats.org/wordprocessingml/2006/main" w:type="spellEnd"/>
+      <w:r xmlns:w="http://schemas.openxmlformats.org/wordprocessingml/2006/main">
+        <w:rPr>
+          <w:rFonts w:eastAsia="Times New Roman" w:cs="Times New Roman"/>
+          <w:color w:val="188038"/>
+          <w:szCs w:val="24"/>
+        </w:rPr>
+        <w:t xml:space="preserve">) REFERENCES </w:t>
+      </w:r>
+      <w:proofErr xmlns:w="http://schemas.openxmlformats.org/wordprocessingml/2006/main" w:type="spellStart"/>
+      <w:r xmlns:w="http://schemas.openxmlformats.org/wordprocessingml/2006/main">
+        <w:rPr>
+          <w:rFonts w:eastAsia="Times New Roman" w:cs="Times New Roman"/>
+          <w:color w:val="188038"/>
+          <w:szCs w:val="24"/>
+        </w:rPr>
+        <w:t xml:space="preserve">users </w:t>
+      </w:r>
+      <w:proofErr xmlns:w="http://schemas.openxmlformats.org/wordprocessingml/2006/main" w:type="spellEnd"/>
+      <w:r xmlns:w="http://schemas.openxmlformats.org/wordprocessingml/2006/main">
+        <w:rPr>
+          <w:rFonts w:eastAsia="Times New Roman" w:cs="Times New Roman"/>
+          <w:color w:val="188038"/>
+          <w:szCs w:val="24"/>
+        </w:rPr>
+        <w:t xml:space="preserve">( </w:t>
+      </w:r>
+      <w:proofErr xmlns:w="http://schemas.openxmlformats.org/wordprocessingml/2006/main" w:type="spellStart"/>
+      <w:r xmlns:w="http://schemas.openxmlformats.org/wordprocessingml/2006/main">
+        <w:rPr>
+          <w:rFonts w:eastAsia="Times New Roman" w:cs="Times New Roman"/>
+          <w:color w:val="188038"/>
+          <w:szCs w:val="24"/>
+        </w:rPr>
+        <w:t xml:space="preserve">id </w:t>
+      </w:r>
+      <w:proofErr xmlns:w="http://schemas.openxmlformats.org/wordprocessingml/2006/main" w:type="spellEnd"/>
+      <w:r xmlns:w="http://schemas.openxmlformats.org/wordprocessingml/2006/main">
+        <w:rPr>
+          <w:rFonts w:eastAsia="Times New Roman" w:cs="Times New Roman"/>
+          <w:color w:val="188038"/>
+          <w:szCs w:val="24"/>
+        </w:rPr>
+        <w:t xml:space="preserve">) ON DELETE CASCADE</w:t>
       </w:r>
     </w:p>
     <w:p>
@@ -5189,8 +6714,13 @@
       </w:pPr>
       <w:bookmarkStart xmlns:w="http://schemas.openxmlformats.org/wordprocessingml/2006/main" w:id="39" w:name="_b07pn5lt4vet" w:colFirst="0" w:colLast="0"/>
       <w:bookmarkEnd xmlns:w="http://schemas.openxmlformats.org/wordprocessingml/2006/main" w:id="39"/>
-      <w:r xmlns:w="http://schemas.openxmlformats.org/wordprocessingml/2006/main">
-        <w:t xml:space="preserve">plans_exercises (plan–exercise relationship)</w:t>
+      <w:proofErr xmlns:w="http://schemas.openxmlformats.org/wordprocessingml/2006/main" w:type="spellStart"/>
+      <w:r xmlns:w="http://schemas.openxmlformats.org/wordprocessingml/2006/main">
+        <w:t xml:space="preserve">plans_exercises </w:t>
+      </w:r>
+      <w:proofErr xmlns:w="http://schemas.openxmlformats.org/wordprocessingml/2006/main" w:type="spellEnd"/>
+      <w:r xmlns:w="http://schemas.openxmlformats.org/wordprocessingml/2006/main">
+        <w:t xml:space="preserve">(plan–exercise relationship)</w:t>
       </w:r>
     </w:p>
     <w:p>
@@ -5206,126 +6736,340 @@
           <w:rFonts w:eastAsia="Times New Roman" w:cs="Times New Roman"/>
           <w:szCs w:val="24"/>
         </w:rPr>
-        <w:t xml:space="preserve">Stores exercises and sets assigned to a training plan.</w:t>
-      </w:r>
-    </w:p>
-    <w:p>
-      <w:pPr xmlns:w="http://schemas.openxmlformats.org/wordprocessingml/2006/main">
-        <w:rPr>
-          <w:rFonts w:eastAsia="Times New Roman" w:cs="Times New Roman"/>
-          <w:color w:val="188038"/>
-          <w:szCs w:val="24"/>
-        </w:rPr>
-      </w:pPr>
-      <w:r xmlns:w="http://schemas.openxmlformats.org/wordprocessingml/2006/main">
-        <w:rPr>
-          <w:rFonts w:eastAsia="Times New Roman" w:cs="Times New Roman"/>
-          <w:color w:val="188038"/>
-          <w:szCs w:val="24"/>
-        </w:rPr>
-        <w:t xml:space="preserve">CREATE TABLE plans_exercises (</w:t>
-      </w:r>
-    </w:p>
-    <w:p>
-      <w:pPr xmlns:w="http://schemas.openxmlformats.org/wordprocessingml/2006/main">
-        <w:rPr>
-          <w:rFonts w:eastAsia="Times New Roman" w:cs="Times New Roman"/>
-          <w:color w:val="188038"/>
-          <w:szCs w:val="24"/>
-        </w:rPr>
-      </w:pPr>
-      <w:r xmlns:w="http://schemas.openxmlformats.org/wordprocessingml/2006/main">
-        <w:rPr>
-          <w:rFonts w:eastAsia="Times New Roman" w:cs="Times New Roman"/>
-          <w:color w:val="188038"/>
-          <w:szCs w:val="24"/>
-        </w:rPr>
-        <w:t xml:space="preserve">plan_id INTEGER NOT NULL,</w:t>
-      </w:r>
-    </w:p>
-    <w:p>
-      <w:pPr xmlns:w="http://schemas.openxmlformats.org/wordprocessingml/2006/main">
-        <w:rPr>
-          <w:rFonts w:eastAsia="Times New Roman" w:cs="Times New Roman"/>
-          <w:color w:val="188038"/>
-          <w:szCs w:val="24"/>
-        </w:rPr>
-      </w:pPr>
-      <w:r xmlns:w="http://schemas.openxmlformats.org/wordprocessingml/2006/main">
-        <w:rPr>
-          <w:rFonts w:eastAsia="Times New Roman" w:cs="Times New Roman"/>
-          <w:color w:val="188038"/>
-          <w:szCs w:val="24"/>
-        </w:rPr>
-        <w:t xml:space="preserve">exercise_id INTEGER,</w:t>
-      </w:r>
-    </w:p>
-    <w:p>
-      <w:pPr xmlns:w="http://schemas.openxmlformats.org/wordprocessingml/2006/main">
-        <w:rPr>
-          <w:rFonts w:eastAsia="Times New Roman" w:cs="Times New Roman"/>
-          <w:color w:val="188038"/>
-          <w:szCs w:val="24"/>
-        </w:rPr>
-      </w:pPr>
-      <w:r xmlns:w="http://schemas.openxmlformats.org/wordprocessingml/2006/main">
-        <w:rPr>
-          <w:rFonts w:eastAsia="Times New Roman" w:cs="Times New Roman"/>
-          <w:color w:val="188038"/>
-          <w:szCs w:val="24"/>
-        </w:rPr>
-        <w:t xml:space="preserve">exercise_name TEXT,</w:t>
-      </w:r>
-    </w:p>
-    <w:p>
-      <w:pPr xmlns:w="http://schemas.openxmlformats.org/wordprocessingml/2006/main">
-        <w:rPr>
-          <w:rFonts w:eastAsia="Times New Roman" w:cs="Times New Roman"/>
-          <w:color w:val="188038"/>
-          <w:szCs w:val="24"/>
-        </w:rPr>
-      </w:pPr>
-      <w:r xmlns:w="http://schemas.openxmlformats.org/wordprocessingml/2006/main">
-        <w:rPr>
-          <w:rFonts w:eastAsia="Times New Roman" w:cs="Times New Roman"/>
-          <w:color w:val="188038"/>
-          <w:szCs w:val="24"/>
-        </w:rPr>
-        <w:t xml:space="preserve">sets INTEGER,</w:t>
-      </w:r>
-    </w:p>
-    <w:p>
-      <w:pPr xmlns:w="http://schemas.openxmlformats.org/wordprocessingml/2006/main">
-        <w:rPr>
-          <w:rFonts w:eastAsia="Times New Roman" w:cs="Times New Roman"/>
-          <w:color w:val="188038"/>
-          <w:szCs w:val="24"/>
-        </w:rPr>
-      </w:pPr>
-      <w:r xmlns:w="http://schemas.openxmlformats.org/wordprocessingml/2006/main">
-        <w:rPr>
-          <w:rFonts w:eastAsia="Times New Roman" w:cs="Times New Roman"/>
-          <w:color w:val="188038"/>
-          <w:szCs w:val="24"/>
-        </w:rPr>
-        <w:t xml:space="preserve">FOREIGN KEY (plan_id) REFERENCES plans(id) ON DELETE CASCADE,</w:t>
-      </w:r>
-    </w:p>
-    <w:p>
-      <w:pPr xmlns:w="http://schemas.openxmlformats.org/wordprocessingml/2006/main">
-        <w:rPr>
-          <w:rFonts w:eastAsia="Times New Roman" w:cs="Times New Roman"/>
-          <w:color w:val="188038"/>
-          <w:szCs w:val="24"/>
-        </w:rPr>
-      </w:pPr>
-      <w:r xmlns:w="http://schemas.openxmlformats.org/wordprocessingml/2006/main">
-        <w:rPr>
-          <w:rFonts w:eastAsia="Times New Roman" w:cs="Times New Roman"/>
-          <w:color w:val="188038"/>
-          <w:szCs w:val="24"/>
-        </w:rPr>
-        <w:t xml:space="preserve">FOREIGN KEY (exercise_id) REFERENCES exercises(id) ON DELETE CASCADE </w:t>
+        <w:t xml:space="preserve">Stores </w:t>
+      </w:r>
+      <w:r xmlns:w="http://schemas.openxmlformats.org/wordprocessingml/2006/main">
+        <w:rPr>
+          <w:rFonts w:eastAsia="Times New Roman" w:cs="Times New Roman"/>
+          <w:szCs w:val="24"/>
+        </w:rPr>
+        <w:t xml:space="preserve">exercises and </w:t>
+      </w:r>
+      <w:proofErr xmlns:w="http://schemas.openxmlformats.org/wordprocessingml/2006/main" w:type="spellStart"/>
+      <w:r xmlns:w="http://schemas.openxmlformats.org/wordprocessingml/2006/main">
+        <w:rPr>
+          <w:rFonts w:eastAsia="Times New Roman" w:cs="Times New Roman"/>
+          <w:szCs w:val="24"/>
+        </w:rPr>
+        <w:t xml:space="preserve">sets assigned to a training plan.</w:t>
+      </w:r>
+      <w:proofErr xmlns:w="http://schemas.openxmlformats.org/wordprocessingml/2006/main" w:type="spellEnd"/>
+    </w:p>
+    <w:p>
+      <w:pPr xmlns:w="http://schemas.openxmlformats.org/wordprocessingml/2006/main">
+        <w:rPr>
+          <w:rFonts w:eastAsia="Times New Roman" w:cs="Times New Roman"/>
+          <w:color w:val="188038"/>
+          <w:szCs w:val="24"/>
+        </w:rPr>
+      </w:pPr>
+      <w:r xmlns:w="http://schemas.openxmlformats.org/wordprocessingml/2006/main">
+        <w:rPr>
+          <w:rFonts w:eastAsia="Times New Roman" w:cs="Times New Roman"/>
+          <w:color w:val="188038"/>
+          <w:szCs w:val="24"/>
+        </w:rPr>
+        <w:t xml:space="preserve">CREATE TABLE </w:t>
+      </w:r>
+      <w:proofErr xmlns:w="http://schemas.openxmlformats.org/wordprocessingml/2006/main" w:type="spellStart"/>
+      <w:r xmlns:w="http://schemas.openxmlformats.org/wordprocessingml/2006/main">
+        <w:rPr>
+          <w:rFonts w:eastAsia="Times New Roman" w:cs="Times New Roman"/>
+          <w:color w:val="188038"/>
+          <w:szCs w:val="24"/>
+        </w:rPr>
+        <w:t xml:space="preserve">plans_exercises </w:t>
+      </w:r>
+      <w:proofErr xmlns:w="http://schemas.openxmlformats.org/wordprocessingml/2006/main" w:type="spellEnd"/>
+      <w:r xmlns:w="http://schemas.openxmlformats.org/wordprocessingml/2006/main">
+        <w:rPr>
+          <w:rFonts w:eastAsia="Times New Roman" w:cs="Times New Roman"/>
+          <w:color w:val="188038"/>
+          <w:szCs w:val="24"/>
+        </w:rPr>
+        <w:t xml:space="preserve">(</w:t>
+      </w:r>
+    </w:p>
+    <w:p>
+      <w:pPr xmlns:w="http://schemas.openxmlformats.org/wordprocessingml/2006/main">
+        <w:rPr>
+          <w:rFonts w:eastAsia="Times New Roman" w:cs="Times New Roman"/>
+          <w:color w:val="188038"/>
+          <w:szCs w:val="24"/>
+        </w:rPr>
+      </w:pPr>
+      <w:r xmlns:w="http://schemas.openxmlformats.org/wordprocessingml/2006/main">
+        <w:rPr>
+          <w:rFonts w:eastAsia="Times New Roman" w:cs="Times New Roman"/>
+          <w:color w:val="188038"/>
+          <w:szCs w:val="24"/>
+        </w:rPr>
+        <w:t xml:space="preserve">   </w:t>
+      </w:r>
+      <w:proofErr xmlns:w="http://schemas.openxmlformats.org/wordprocessingml/2006/main" w:type="spellStart"/>
+      <w:r xmlns:w="http://schemas.openxmlformats.org/wordprocessingml/2006/main">
+        <w:rPr>
+          <w:rFonts w:eastAsia="Times New Roman" w:cs="Times New Roman"/>
+          <w:color w:val="188038"/>
+          <w:szCs w:val="24"/>
+        </w:rPr>
+        <w:t xml:space="preserve">plan_id </w:t>
+      </w:r>
+      <w:proofErr xmlns:w="http://schemas.openxmlformats.org/wordprocessingml/2006/main" w:type="spellEnd"/>
+      <w:r xmlns:w="http://schemas.openxmlformats.org/wordprocessingml/2006/main">
+        <w:rPr>
+          <w:rFonts w:eastAsia="Times New Roman" w:cs="Times New Roman"/>
+          <w:color w:val="188038"/>
+          <w:szCs w:val="24"/>
+        </w:rPr>
+        <w:t xml:space="preserve">INTEGER NOT NULL,</w:t>
+      </w:r>
+    </w:p>
+    <w:p>
+      <w:pPr xmlns:w="http://schemas.openxmlformats.org/wordprocessingml/2006/main">
+        <w:rPr>
+          <w:rFonts w:eastAsia="Times New Roman" w:cs="Times New Roman"/>
+          <w:color w:val="188038"/>
+          <w:szCs w:val="24"/>
+        </w:rPr>
+      </w:pPr>
+      <w:r xmlns:w="http://schemas.openxmlformats.org/wordprocessingml/2006/main">
+        <w:rPr>
+          <w:rFonts w:eastAsia="Times New Roman" w:cs="Times New Roman"/>
+          <w:color w:val="188038"/>
+          <w:szCs w:val="24"/>
+        </w:rPr>
+        <w:t xml:space="preserve">   </w:t>
+      </w:r>
+      <w:proofErr xmlns:w="http://schemas.openxmlformats.org/wordprocessingml/2006/main" w:type="spellStart"/>
+      <w:r xmlns:w="http://schemas.openxmlformats.org/wordprocessingml/2006/main">
+        <w:rPr>
+          <w:rFonts w:eastAsia="Times New Roman" w:cs="Times New Roman"/>
+          <w:color w:val="188038"/>
+          <w:szCs w:val="24"/>
+        </w:rPr>
+        <w:t xml:space="preserve">exercise_id </w:t>
+      </w:r>
+      <w:proofErr xmlns:w="http://schemas.openxmlformats.org/wordprocessingml/2006/main" w:type="spellEnd"/>
+      <w:r xmlns:w="http://schemas.openxmlformats.org/wordprocessingml/2006/main">
+        <w:rPr>
+          <w:rFonts w:eastAsia="Times New Roman" w:cs="Times New Roman"/>
+          <w:color w:val="188038"/>
+          <w:szCs w:val="24"/>
+        </w:rPr>
+        <w:t xml:space="preserve">INTEGER,</w:t>
+      </w:r>
+    </w:p>
+    <w:p>
+      <w:pPr xmlns:w="http://schemas.openxmlformats.org/wordprocessingml/2006/main">
+        <w:rPr>
+          <w:rFonts w:eastAsia="Times New Roman" w:cs="Times New Roman"/>
+          <w:color w:val="188038"/>
+          <w:szCs w:val="24"/>
+        </w:rPr>
+      </w:pPr>
+      <w:r xmlns:w="http://schemas.openxmlformats.org/wordprocessingml/2006/main">
+        <w:rPr>
+          <w:rFonts w:eastAsia="Times New Roman" w:cs="Times New Roman"/>
+          <w:color w:val="188038"/>
+          <w:szCs w:val="24"/>
+        </w:rPr>
+        <w:t xml:space="preserve">   </w:t>
+      </w:r>
+      <w:proofErr xmlns:w="http://schemas.openxmlformats.org/wordprocessingml/2006/main" w:type="spellStart"/>
+      <w:r xmlns:w="http://schemas.openxmlformats.org/wordprocessingml/2006/main">
+        <w:rPr>
+          <w:rFonts w:eastAsia="Times New Roman" w:cs="Times New Roman"/>
+          <w:color w:val="188038"/>
+          <w:szCs w:val="24"/>
+        </w:rPr>
+        <w:t xml:space="preserve">exercise_name </w:t>
+      </w:r>
+      <w:proofErr xmlns:w="http://schemas.openxmlformats.org/wordprocessingml/2006/main" w:type="spellEnd"/>
+      <w:r xmlns:w="http://schemas.openxmlformats.org/wordprocessingml/2006/main">
+        <w:rPr>
+          <w:rFonts w:eastAsia="Times New Roman" w:cs="Times New Roman"/>
+          <w:color w:val="188038"/>
+          <w:szCs w:val="24"/>
+        </w:rPr>
+        <w:t xml:space="preserve">TEXT,</w:t>
+      </w:r>
+    </w:p>
+    <w:p>
+      <w:pPr xmlns:w="http://schemas.openxmlformats.org/wordprocessingml/2006/main">
+        <w:rPr>
+          <w:rFonts w:eastAsia="Times New Roman" w:cs="Times New Roman"/>
+          <w:color w:val="188038"/>
+          <w:szCs w:val="24"/>
+        </w:rPr>
+      </w:pPr>
+      <w:r xmlns:w="http://schemas.openxmlformats.org/wordprocessingml/2006/main">
+        <w:rPr>
+          <w:rFonts w:eastAsia="Times New Roman" w:cs="Times New Roman"/>
+          <w:color w:val="188038"/>
+          <w:szCs w:val="24"/>
+        </w:rPr>
+        <w:t xml:space="preserve">   </w:t>
+      </w:r>
+      <w:proofErr xmlns:w="http://schemas.openxmlformats.org/wordprocessingml/2006/main" w:type="spellStart"/>
+      <w:r xmlns:w="http://schemas.openxmlformats.org/wordprocessingml/2006/main">
+        <w:rPr>
+          <w:rFonts w:eastAsia="Times New Roman" w:cs="Times New Roman"/>
+          <w:color w:val="188038"/>
+          <w:szCs w:val="24"/>
+        </w:rPr>
+        <w:t xml:space="preserve">sets </w:t>
+      </w:r>
+      <w:proofErr xmlns:w="http://schemas.openxmlformats.org/wordprocessingml/2006/main" w:type="spellEnd"/>
+      <w:r xmlns:w="http://schemas.openxmlformats.org/wordprocessingml/2006/main">
+        <w:rPr>
+          <w:rFonts w:eastAsia="Times New Roman" w:cs="Times New Roman"/>
+          <w:color w:val="188038"/>
+          <w:szCs w:val="24"/>
+        </w:rPr>
+        <w:t xml:space="preserve">INTEGER,</w:t>
+      </w:r>
+    </w:p>
+    <w:p>
+      <w:pPr xmlns:w="http://schemas.openxmlformats.org/wordprocessingml/2006/main">
+        <w:rPr>
+          <w:rFonts w:eastAsia="Times New Roman" w:cs="Times New Roman"/>
+          <w:color w:val="188038"/>
+          <w:szCs w:val="24"/>
+        </w:rPr>
+      </w:pPr>
+      <w:r xmlns:w="http://schemas.openxmlformats.org/wordprocessingml/2006/main">
+        <w:rPr>
+          <w:rFonts w:eastAsia="Times New Roman" w:cs="Times New Roman"/>
+          <w:color w:val="188038"/>
+          <w:szCs w:val="24"/>
+        </w:rPr>
+        <w:t xml:space="preserve">FOREIGN KEY ( </w:t>
+      </w:r>
+      <w:proofErr xmlns:w="http://schemas.openxmlformats.org/wordprocessingml/2006/main" w:type="spellStart"/>
+      <w:r xmlns:w="http://schemas.openxmlformats.org/wordprocessingml/2006/main">
+        <w:rPr>
+          <w:rFonts w:eastAsia="Times New Roman" w:cs="Times New Roman"/>
+          <w:color w:val="188038"/>
+          <w:szCs w:val="24"/>
+        </w:rPr>
+        <w:t xml:space="preserve">plan_id </w:t>
+      </w:r>
+      <w:proofErr xmlns:w="http://schemas.openxmlformats.org/wordprocessingml/2006/main" w:type="spellEnd"/>
+      <w:r xmlns:w="http://schemas.openxmlformats.org/wordprocessingml/2006/main">
+        <w:rPr>
+          <w:rFonts w:eastAsia="Times New Roman" w:cs="Times New Roman"/>
+          <w:color w:val="188038"/>
+          <w:szCs w:val="24"/>
+        </w:rPr>
+        <w:t xml:space="preserve">) REFERENCES </w:t>
+      </w:r>
+      <w:proofErr xmlns:w="http://schemas.openxmlformats.org/wordprocessingml/2006/main" w:type="spellStart"/>
+      <w:r xmlns:w="http://schemas.openxmlformats.org/wordprocessingml/2006/main">
+        <w:rPr>
+          <w:rFonts w:eastAsia="Times New Roman" w:cs="Times New Roman"/>
+          <w:color w:val="188038"/>
+          <w:szCs w:val="24"/>
+        </w:rPr>
+        <w:t xml:space="preserve">plans </w:t>
+      </w:r>
+      <w:proofErr xmlns:w="http://schemas.openxmlformats.org/wordprocessingml/2006/main" w:type="spellEnd"/>
+      <w:r xmlns:w="http://schemas.openxmlformats.org/wordprocessingml/2006/main">
+        <w:rPr>
+          <w:rFonts w:eastAsia="Times New Roman" w:cs="Times New Roman"/>
+          <w:color w:val="188038"/>
+          <w:szCs w:val="24"/>
+        </w:rPr>
+        <w:t xml:space="preserve">( </w:t>
+      </w:r>
+      <w:proofErr xmlns:w="http://schemas.openxmlformats.org/wordprocessingml/2006/main" w:type="spellStart"/>
+      <w:r xmlns:w="http://schemas.openxmlformats.org/wordprocessingml/2006/main">
+        <w:rPr>
+          <w:rFonts w:eastAsia="Times New Roman" w:cs="Times New Roman"/>
+          <w:color w:val="188038"/>
+          <w:szCs w:val="24"/>
+        </w:rPr>
+        <w:t xml:space="preserve">id </w:t>
+      </w:r>
+      <w:proofErr xmlns:w="http://schemas.openxmlformats.org/wordprocessingml/2006/main" w:type="spellEnd"/>
+      <w:r xmlns:w="http://schemas.openxmlformats.org/wordprocessingml/2006/main">
+        <w:rPr>
+          <w:rFonts w:eastAsia="Times New Roman" w:cs="Times New Roman"/>
+          <w:color w:val="188038"/>
+          <w:szCs w:val="24"/>
+        </w:rPr>
+        <w:t xml:space="preserve">) ON DELETE CASCADE,</w:t>
+      </w:r>
+    </w:p>
+    <w:p>
+      <w:pPr xmlns:w="http://schemas.openxmlformats.org/wordprocessingml/2006/main">
+        <w:rPr>
+          <w:rFonts w:eastAsia="Times New Roman" w:cs="Times New Roman"/>
+          <w:color w:val="188038"/>
+          <w:szCs w:val="24"/>
+        </w:rPr>
+      </w:pPr>
+      <w:r xmlns:w="http://schemas.openxmlformats.org/wordprocessingml/2006/main">
+        <w:rPr>
+          <w:rFonts w:eastAsia="Times New Roman" w:cs="Times New Roman"/>
+          <w:color w:val="188038"/>
+          <w:szCs w:val="24"/>
+        </w:rPr>
+        <w:t xml:space="preserve">FOREIGN KEY ( </w:t>
+      </w:r>
+      <w:proofErr xmlns:w="http://schemas.openxmlformats.org/wordprocessingml/2006/main" w:type="spellStart"/>
+      <w:r xmlns:w="http://schemas.openxmlformats.org/wordprocessingml/2006/main">
+        <w:rPr>
+          <w:rFonts w:eastAsia="Times New Roman" w:cs="Times New Roman"/>
+          <w:color w:val="188038"/>
+          <w:szCs w:val="24"/>
+        </w:rPr>
+        <w:t xml:space="preserve">exercise_id </w:t>
+      </w:r>
+      <w:proofErr xmlns:w="http://schemas.openxmlformats.org/wordprocessingml/2006/main" w:type="spellEnd"/>
+      <w:r xmlns:w="http://schemas.openxmlformats.org/wordprocessingml/2006/main">
+        <w:rPr>
+          <w:rFonts w:eastAsia="Times New Roman" w:cs="Times New Roman"/>
+          <w:color w:val="188038"/>
+          <w:szCs w:val="24"/>
+        </w:rPr>
+        <w:t xml:space="preserve">) REFERENCES </w:t>
+      </w:r>
+      <w:proofErr xmlns:w="http://schemas.openxmlformats.org/wordprocessingml/2006/main" w:type="spellStart"/>
+      <w:r xmlns:w="http://schemas.openxmlformats.org/wordprocessingml/2006/main">
+        <w:rPr>
+          <w:rFonts w:eastAsia="Times New Roman" w:cs="Times New Roman"/>
+          <w:color w:val="188038"/>
+          <w:szCs w:val="24"/>
+        </w:rPr>
+        <w:t xml:space="preserve">exercises </w:t>
+      </w:r>
+      <w:proofErr xmlns:w="http://schemas.openxmlformats.org/wordprocessingml/2006/main" w:type="spellEnd"/>
+      <w:r xmlns:w="http://schemas.openxmlformats.org/wordprocessingml/2006/main">
+        <w:rPr>
+          <w:rFonts w:eastAsia="Times New Roman" w:cs="Times New Roman"/>
+          <w:color w:val="188038"/>
+          <w:szCs w:val="24"/>
+        </w:rPr>
+        <w:t xml:space="preserve">( </w:t>
+      </w:r>
+      <w:proofErr xmlns:w="http://schemas.openxmlformats.org/wordprocessingml/2006/main" w:type="spellStart"/>
+      <w:r xmlns:w="http://schemas.openxmlformats.org/wordprocessingml/2006/main">
+        <w:rPr>
+          <w:rFonts w:eastAsia="Times New Roman" w:cs="Times New Roman"/>
+          <w:color w:val="188038"/>
+          <w:szCs w:val="24"/>
+        </w:rPr>
+        <w:t xml:space="preserve">id </w:t>
+      </w:r>
+      <w:proofErr xmlns:w="http://schemas.openxmlformats.org/wordprocessingml/2006/main" w:type="spellEnd"/>
+      <w:r xmlns:w="http://schemas.openxmlformats.org/wordprocessingml/2006/main">
+        <w:rPr>
+          <w:rFonts w:eastAsia="Times New Roman" w:cs="Times New Roman"/>
+          <w:color w:val="188038"/>
+          <w:szCs w:val="24"/>
+        </w:rPr>
+        <w:t xml:space="preserve">) ON DELETE CASCADE </w:t>
       </w:r>
       <w:r xmlns:w="http://schemas.openxmlformats.org/wordprocessingml/2006/main">
         <w:rPr>
@@ -5390,18 +7134,19 @@
           <w:szCs w:val="24"/>
           <w:lang w:val="hu-HU"/>
         </w:rPr>
-        <w:t xml:space="preserve">(exercise_id IS NOT NULL AND exercise_name IS NULL) OR</w:t>
-      </w:r>
-    </w:p>
-    <w:p>
-      <w:pPr xmlns:w="http://schemas.openxmlformats.org/wordprocessingml/2006/main">
+        <w:t xml:space="preserve">( </w:t>
+      </w:r>
+      <w:proofErr xmlns:w="http://schemas.openxmlformats.org/wordprocessingml/2006/main" w:type="spellStart"/>
+      <w:r xmlns:w="http://schemas.openxmlformats.org/wordprocessingml/2006/main">
         <w:rPr>
           <w:rFonts w:eastAsia="Times New Roman" w:cs="Times New Roman"/>
           <w:color w:val="188038"/>
           <w:szCs w:val="24"/>
           <w:lang w:val="hu-HU"/>
         </w:rPr>
-      </w:pPr>
+        <w:t xml:space="preserve">exercise_id </w:t>
+      </w:r>
+      <w:proofErr xmlns:w="http://schemas.openxmlformats.org/wordprocessingml/2006/main" w:type="spellEnd"/>
       <w:r xmlns:w="http://schemas.openxmlformats.org/wordprocessingml/2006/main">
         <w:rPr>
           <w:rFonts w:eastAsia="Times New Roman" w:cs="Times New Roman"/>
@@ -5409,6 +7154,45 @@
           <w:szCs w:val="24"/>
           <w:lang w:val="hu-HU"/>
         </w:rPr>
+        <w:t xml:space="preserve">IS NOT NULL AND </w:t>
+      </w:r>
+      <w:proofErr xmlns:w="http://schemas.openxmlformats.org/wordprocessingml/2006/main" w:type="spellStart"/>
+      <w:r xmlns:w="http://schemas.openxmlformats.org/wordprocessingml/2006/main">
+        <w:rPr>
+          <w:rFonts w:eastAsia="Times New Roman" w:cs="Times New Roman"/>
+          <w:color w:val="188038"/>
+          <w:szCs w:val="24"/>
+          <w:lang w:val="hu-HU"/>
+        </w:rPr>
+        <w:t xml:space="preserve">exercise_name </w:t>
+      </w:r>
+      <w:proofErr xmlns:w="http://schemas.openxmlformats.org/wordprocessingml/2006/main" w:type="spellEnd"/>
+      <w:r xmlns:w="http://schemas.openxmlformats.org/wordprocessingml/2006/main">
+        <w:rPr>
+          <w:rFonts w:eastAsia="Times New Roman" w:cs="Times New Roman"/>
+          <w:color w:val="188038"/>
+          <w:szCs w:val="24"/>
+          <w:lang w:val="hu-HU"/>
+        </w:rPr>
+        <w:t xml:space="preserve">IS NULL) OR</w:t>
+      </w:r>
+    </w:p>
+    <w:p>
+      <w:pPr xmlns:w="http://schemas.openxmlformats.org/wordprocessingml/2006/main">
+        <w:rPr>
+          <w:rFonts w:eastAsia="Times New Roman" w:cs="Times New Roman"/>
+          <w:color w:val="188038"/>
+          <w:szCs w:val="24"/>
+          <w:lang w:val="hu-HU"/>
+        </w:rPr>
+      </w:pPr>
+      <w:r xmlns:w="http://schemas.openxmlformats.org/wordprocessingml/2006/main">
+        <w:rPr>
+          <w:rFonts w:eastAsia="Times New Roman" w:cs="Times New Roman"/>
+          <w:color w:val="188038"/>
+          <w:szCs w:val="24"/>
+          <w:lang w:val="hu-HU"/>
+        </w:rPr>
         <w:t xml:space="preserve">   </w:t>
       </w:r>
       <w:r xmlns:w="http://schemas.openxmlformats.org/wordprocessingml/2006/main">
@@ -5427,7 +7211,47 @@
           <w:szCs w:val="24"/>
           <w:lang w:val="hu-HU"/>
         </w:rPr>
-        <w:t xml:space="preserve">(exercise_id IS NULL AND exercise_name IS NOT NULL)</w:t>
+        <w:t xml:space="preserve">( </w:t>
+      </w:r>
+      <w:proofErr xmlns:w="http://schemas.openxmlformats.org/wordprocessingml/2006/main" w:type="spellStart"/>
+      <w:r xmlns:w="http://schemas.openxmlformats.org/wordprocessingml/2006/main">
+        <w:rPr>
+          <w:rFonts w:eastAsia="Times New Roman" w:cs="Times New Roman"/>
+          <w:color w:val="188038"/>
+          <w:szCs w:val="24"/>
+          <w:lang w:val="hu-HU"/>
+        </w:rPr>
+        <w:t xml:space="preserve">exercise_id </w:t>
+      </w:r>
+      <w:proofErr xmlns:w="http://schemas.openxmlformats.org/wordprocessingml/2006/main" w:type="spellEnd"/>
+      <w:r xmlns:w="http://schemas.openxmlformats.org/wordprocessingml/2006/main">
+        <w:rPr>
+          <w:rFonts w:eastAsia="Times New Roman" w:cs="Times New Roman"/>
+          <w:color w:val="188038"/>
+          <w:szCs w:val="24"/>
+          <w:lang w:val="hu-HU"/>
+        </w:rPr>
+        <w:t xml:space="preserve">IS NULL AND </w:t>
+      </w:r>
+      <w:proofErr xmlns:w="http://schemas.openxmlformats.org/wordprocessingml/2006/main" w:type="spellStart"/>
+      <w:r xmlns:w="http://schemas.openxmlformats.org/wordprocessingml/2006/main">
+        <w:rPr>
+          <w:rFonts w:eastAsia="Times New Roman" w:cs="Times New Roman"/>
+          <w:color w:val="188038"/>
+          <w:szCs w:val="24"/>
+          <w:lang w:val="hu-HU"/>
+        </w:rPr>
+        <w:t xml:space="preserve">exercise_name </w:t>
+      </w:r>
+      <w:proofErr xmlns:w="http://schemas.openxmlformats.org/wordprocessingml/2006/main" w:type="spellEnd"/>
+      <w:r xmlns:w="http://schemas.openxmlformats.org/wordprocessingml/2006/main">
+        <w:rPr>
+          <w:rFonts w:eastAsia="Times New Roman" w:cs="Times New Roman"/>
+          <w:color w:val="188038"/>
+          <w:szCs w:val="24"/>
+          <w:lang w:val="hu-HU"/>
+        </w:rPr>
+        <w:t xml:space="preserve">IS NOT NULL)</w:t>
       </w:r>
     </w:p>
     <w:p>
@@ -5471,8 +7295,13 @@
       </w:pPr>
       <w:bookmarkStart xmlns:w="http://schemas.openxmlformats.org/wordprocessingml/2006/main" w:id="40" w:name="_8000yakdv4cn" w:colFirst="0" w:colLast="0"/>
       <w:bookmarkEnd xmlns:w="http://schemas.openxmlformats.org/wordprocessingml/2006/main" w:id="40"/>
-      <w:r xmlns:w="http://schemas.openxmlformats.org/wordprocessingml/2006/main">
-        <w:t xml:space="preserve">codes (confirmation codes)</w:t>
+      <w:proofErr xmlns:w="http://schemas.openxmlformats.org/wordprocessingml/2006/main" w:type="spellStart"/>
+      <w:r xmlns:w="http://schemas.openxmlformats.org/wordprocessingml/2006/main">
+        <w:t xml:space="preserve">codes </w:t>
+      </w:r>
+      <w:proofErr xmlns:w="http://schemas.openxmlformats.org/wordprocessingml/2006/main" w:type="spellEnd"/>
+      <w:r xmlns:w="http://schemas.openxmlformats.org/wordprocessingml/2006/main">
+        <w:t xml:space="preserve">(confirmation codes)</w:t>
       </w:r>
     </w:p>
     <w:p>
@@ -5512,75 +7341,255 @@
           <w:color w:val="188038"/>
           <w:szCs w:val="24"/>
         </w:rPr>
-        <w:t xml:space="preserve">CREATE TABLE IF NOT EXISTS codes (</w:t>
-      </w:r>
-    </w:p>
-    <w:p>
-      <w:pPr xmlns:w="http://schemas.openxmlformats.org/wordprocessingml/2006/main">
-        <w:rPr>
-          <w:rFonts w:eastAsia="Times New Roman" w:cs="Times New Roman"/>
-          <w:color w:val="188038"/>
-          <w:szCs w:val="24"/>
-        </w:rPr>
-      </w:pPr>
-      <w:r xmlns:w="http://schemas.openxmlformats.org/wordprocessingml/2006/main">
-        <w:rPr>
-          <w:rFonts w:eastAsia="Times New Roman" w:cs="Times New Roman"/>
-          <w:color w:val="188038"/>
-          <w:szCs w:val="24"/>
-        </w:rPr>
-        <w:t xml:space="preserve">code TEXT PRIMARY KEY NOT NULL,</w:t>
-      </w:r>
-    </w:p>
-    <w:p>
-      <w:pPr xmlns:w="http://schemas.openxmlformats.org/wordprocessingml/2006/main">
-        <w:rPr>
-          <w:rFonts w:eastAsia="Times New Roman" w:cs="Times New Roman"/>
-          <w:color w:val="188038"/>
-          <w:szCs w:val="24"/>
-        </w:rPr>
-      </w:pPr>
-      <w:r xmlns:w="http://schemas.openxmlformats.org/wordprocessingml/2006/main">
-        <w:rPr>
-          <w:rFonts w:eastAsia="Times New Roman" w:cs="Times New Roman"/>
-          <w:color w:val="188038"/>
-          <w:szCs w:val="24"/>
-        </w:rPr>
-        <w:t xml:space="preserve">user_id INTEGER NOT NULL,</w:t>
-      </w:r>
-    </w:p>
-    <w:p>
-      <w:pPr xmlns:w="http://schemas.openxmlformats.org/wordprocessingml/2006/main">
-        <w:rPr>
-          <w:rFonts w:eastAsia="Times New Roman" w:cs="Times New Roman"/>
-          <w:color w:val="188038"/>
-          <w:szCs w:val="24"/>
-        </w:rPr>
-      </w:pPr>
-      <w:r xmlns:w="http://schemas.openxmlformats.org/wordprocessingml/2006/main">
-        <w:rPr>
-          <w:rFonts w:eastAsia="Times New Roman" w:cs="Times New Roman"/>
-          <w:color w:val="188038"/>
-          <w:szCs w:val="24"/>
-        </w:rPr>
-        <w:t xml:space="preserve">expiry DATETIME DEFAULT (DATETIME('now', '+10 minutes')),</w:t>
-      </w:r>
-    </w:p>
-    <w:p>
-      <w:pPr xmlns:w="http://schemas.openxmlformats.org/wordprocessingml/2006/main">
-        <w:rPr>
-          <w:rFonts w:eastAsia="Times New Roman" w:cs="Times New Roman"/>
-          <w:color w:val="188038"/>
-          <w:szCs w:val="24"/>
-        </w:rPr>
-      </w:pPr>
-      <w:r xmlns:w="http://schemas.openxmlformats.org/wordprocessingml/2006/main">
-        <w:rPr>
-          <w:rFonts w:eastAsia="Times New Roman" w:cs="Times New Roman"/>
-          <w:color w:val="188038"/>
-          <w:szCs w:val="24"/>
-        </w:rPr>
-        <w:t xml:space="preserve">FOREIGN KEY (user_id) REFERENCES users(id)</w:t>
+        <w:t xml:space="preserve">CREATE TABLE IF NOT EXISTS </w:t>
+      </w:r>
+      <w:proofErr xmlns:w="http://schemas.openxmlformats.org/wordprocessingml/2006/main" w:type="spellStart"/>
+      <w:r xmlns:w="http://schemas.openxmlformats.org/wordprocessingml/2006/main">
+        <w:rPr>
+          <w:rFonts w:eastAsia="Times New Roman" w:cs="Times New Roman"/>
+          <w:color w:val="188038"/>
+          <w:szCs w:val="24"/>
+        </w:rPr>
+        <w:t xml:space="preserve">codes </w:t>
+      </w:r>
+      <w:proofErr xmlns:w="http://schemas.openxmlformats.org/wordprocessingml/2006/main" w:type="spellEnd"/>
+      <w:r xmlns:w="http://schemas.openxmlformats.org/wordprocessingml/2006/main">
+        <w:rPr>
+          <w:rFonts w:eastAsia="Times New Roman" w:cs="Times New Roman"/>
+          <w:color w:val="188038"/>
+          <w:szCs w:val="24"/>
+        </w:rPr>
+        <w:t xml:space="preserve">(</w:t>
+      </w:r>
+    </w:p>
+    <w:p>
+      <w:pPr xmlns:w="http://schemas.openxmlformats.org/wordprocessingml/2006/main">
+        <w:rPr>
+          <w:rFonts w:eastAsia="Times New Roman" w:cs="Times New Roman"/>
+          <w:color w:val="188038"/>
+          <w:szCs w:val="24"/>
+        </w:rPr>
+      </w:pPr>
+      <w:r xmlns:w="http://schemas.openxmlformats.org/wordprocessingml/2006/main">
+        <w:rPr>
+          <w:rFonts w:eastAsia="Times New Roman" w:cs="Times New Roman"/>
+          <w:color w:val="188038"/>
+          <w:szCs w:val="24"/>
+        </w:rPr>
+        <w:t xml:space="preserve">    </w:t>
+      </w:r>
+      <w:proofErr xmlns:w="http://schemas.openxmlformats.org/wordprocessingml/2006/main" w:type="spellStart"/>
+      <w:r xmlns:w="http://schemas.openxmlformats.org/wordprocessingml/2006/main">
+        <w:rPr>
+          <w:rFonts w:eastAsia="Times New Roman" w:cs="Times New Roman"/>
+          <w:color w:val="188038"/>
+          <w:szCs w:val="24"/>
+        </w:rPr>
+        <w:t xml:space="preserve">code </w:t>
+      </w:r>
+      <w:proofErr xmlns:w="http://schemas.openxmlformats.org/wordprocessingml/2006/main" w:type="spellEnd"/>
+      <w:r xmlns:w="http://schemas.openxmlformats.org/wordprocessingml/2006/main">
+        <w:rPr>
+          <w:rFonts w:eastAsia="Times New Roman" w:cs="Times New Roman"/>
+          <w:color w:val="188038"/>
+          <w:szCs w:val="24"/>
+        </w:rPr>
+        <w:t xml:space="preserve">TEXT PRIMARY KEY NOT NULL,</w:t>
+      </w:r>
+    </w:p>
+    <w:p>
+      <w:pPr xmlns:w="http://schemas.openxmlformats.org/wordprocessingml/2006/main">
+        <w:rPr>
+          <w:rFonts w:eastAsia="Times New Roman" w:cs="Times New Roman"/>
+          <w:color w:val="188038"/>
+          <w:szCs w:val="24"/>
+        </w:rPr>
+      </w:pPr>
+      <w:r xmlns:w="http://schemas.openxmlformats.org/wordprocessingml/2006/main">
+        <w:rPr>
+          <w:rFonts w:eastAsia="Times New Roman" w:cs="Times New Roman"/>
+          <w:color w:val="188038"/>
+          <w:szCs w:val="24"/>
+        </w:rPr>
+        <w:t xml:space="preserve">    </w:t>
+      </w:r>
+      <w:proofErr xmlns:w="http://schemas.openxmlformats.org/wordprocessingml/2006/main" w:type="spellStart"/>
+      <w:r xmlns:w="http://schemas.openxmlformats.org/wordprocessingml/2006/main">
+        <w:rPr>
+          <w:rFonts w:eastAsia="Times New Roman" w:cs="Times New Roman"/>
+          <w:color w:val="188038"/>
+          <w:szCs w:val="24"/>
+        </w:rPr>
+        <w:t xml:space="preserve">user_id </w:t>
+      </w:r>
+      <w:proofErr xmlns:w="http://schemas.openxmlformats.org/wordprocessingml/2006/main" w:type="spellEnd"/>
+      <w:r xmlns:w="http://schemas.openxmlformats.org/wordprocessingml/2006/main">
+        <w:rPr>
+          <w:rFonts w:eastAsia="Times New Roman" w:cs="Times New Roman"/>
+          <w:color w:val="188038"/>
+          <w:szCs w:val="24"/>
+        </w:rPr>
+        <w:t xml:space="preserve">INTEGER NOT NULL,</w:t>
+      </w:r>
+    </w:p>
+    <w:p>
+      <w:pPr xmlns:w="http://schemas.openxmlformats.org/wordprocessingml/2006/main">
+        <w:rPr>
+          <w:rFonts w:eastAsia="Times New Roman" w:cs="Times New Roman"/>
+          <w:color w:val="188038"/>
+          <w:szCs w:val="24"/>
+        </w:rPr>
+      </w:pPr>
+      <w:r xmlns:w="http://schemas.openxmlformats.org/wordprocessingml/2006/main">
+        <w:rPr>
+          <w:rFonts w:eastAsia="Times New Roman" w:cs="Times New Roman"/>
+          <w:color w:val="188038"/>
+          <w:szCs w:val="24"/>
+        </w:rPr>
+        <w:t xml:space="preserve">    </w:t>
+      </w:r>
+      <w:proofErr xmlns:w="http://schemas.openxmlformats.org/wordprocessingml/2006/main" w:type="spellStart"/>
+      <w:r xmlns:w="http://schemas.openxmlformats.org/wordprocessingml/2006/main">
+        <w:rPr>
+          <w:rFonts w:eastAsia="Times New Roman" w:cs="Times New Roman"/>
+          <w:color w:val="188038"/>
+          <w:szCs w:val="24"/>
+        </w:rPr>
+        <w:t xml:space="preserve">expiry </w:t>
+      </w:r>
+      <w:proofErr xmlns:w="http://schemas.openxmlformats.org/wordprocessingml/2006/main" w:type="spellEnd"/>
+      <w:r xmlns:w="http://schemas.openxmlformats.org/wordprocessingml/2006/main">
+        <w:rPr>
+          <w:rFonts w:eastAsia="Times New Roman" w:cs="Times New Roman"/>
+          <w:color w:val="188038"/>
+          <w:szCs w:val="24"/>
+        </w:rPr>
+        <w:t xml:space="preserve">DATETIME DEFAULT ( </w:t>
+      </w:r>
+      <w:proofErr xmlns:w="http://schemas.openxmlformats.org/wordprocessingml/2006/main" w:type="gramStart"/>
+      <w:r xmlns:w="http://schemas.openxmlformats.org/wordprocessingml/2006/main">
+        <w:rPr>
+          <w:rFonts w:eastAsia="Times New Roman" w:cs="Times New Roman"/>
+          <w:color w:val="188038"/>
+          <w:szCs w:val="24"/>
+        </w:rPr>
+        <w:t xml:space="preserve">DATETIME( </w:t>
+      </w:r>
+      <w:proofErr xmlns:w="http://schemas.openxmlformats.org/wordprocessingml/2006/main" w:type="gramEnd"/>
+      <w:r xmlns:w="http://schemas.openxmlformats.org/wordprocessingml/2006/main">
+        <w:rPr>
+          <w:rFonts w:eastAsia="Times New Roman" w:cs="Times New Roman"/>
+          <w:color w:val="188038"/>
+          <w:szCs w:val="24"/>
+        </w:rPr>
+        <w:t xml:space="preserve">' </w:t>
+      </w:r>
+      <w:proofErr xmlns:w="http://schemas.openxmlformats.org/wordprocessingml/2006/main" w:type="spellStart"/>
+      <w:r xmlns:w="http://schemas.openxmlformats.org/wordprocessingml/2006/main">
+        <w:rPr>
+          <w:rFonts w:eastAsia="Times New Roman" w:cs="Times New Roman"/>
+          <w:color w:val="188038"/>
+          <w:szCs w:val="24"/>
+        </w:rPr>
+        <w:t xml:space="preserve">now </w:t>
+      </w:r>
+      <w:proofErr xmlns:w="http://schemas.openxmlformats.org/wordprocessingml/2006/main" w:type="spellEnd"/>
+      <w:r xmlns:w="http://schemas.openxmlformats.org/wordprocessingml/2006/main">
+        <w:rPr>
+          <w:rFonts w:eastAsia="Times New Roman" w:cs="Times New Roman"/>
+          <w:color w:val="188038"/>
+          <w:szCs w:val="24"/>
+        </w:rPr>
+        <w:t xml:space="preserve">', '+10 </w:t>
+      </w:r>
+      <w:proofErr xmlns:w="http://schemas.openxmlformats.org/wordprocessingml/2006/main" w:type="spellStart"/>
+      <w:r xmlns:w="http://schemas.openxmlformats.org/wordprocessingml/2006/main">
+        <w:rPr>
+          <w:rFonts w:eastAsia="Times New Roman" w:cs="Times New Roman"/>
+          <w:color w:val="188038"/>
+          <w:szCs w:val="24"/>
+        </w:rPr>
+        <w:t xml:space="preserve">minutes </w:t>
+      </w:r>
+      <w:proofErr xmlns:w="http://schemas.openxmlformats.org/wordprocessingml/2006/main" w:type="spellEnd"/>
+      <w:r xmlns:w="http://schemas.openxmlformats.org/wordprocessingml/2006/main">
+        <w:rPr>
+          <w:rFonts w:eastAsia="Times New Roman" w:cs="Times New Roman"/>
+          <w:color w:val="188038"/>
+          <w:szCs w:val="24"/>
+        </w:rPr>
+        <w:t xml:space="preserve">')),</w:t>
+      </w:r>
+    </w:p>
+    <w:p>
+      <w:pPr xmlns:w="http://schemas.openxmlformats.org/wordprocessingml/2006/main">
+        <w:rPr>
+          <w:rFonts w:eastAsia="Times New Roman" w:cs="Times New Roman"/>
+          <w:color w:val="188038"/>
+          <w:szCs w:val="24"/>
+        </w:rPr>
+      </w:pPr>
+      <w:r xmlns:w="http://schemas.openxmlformats.org/wordprocessingml/2006/main">
+        <w:rPr>
+          <w:rFonts w:eastAsia="Times New Roman" w:cs="Times New Roman"/>
+          <w:color w:val="188038"/>
+          <w:szCs w:val="24"/>
+        </w:rPr>
+        <w:t xml:space="preserve">FOREIGN KEY ( </w:t>
+      </w:r>
+      <w:proofErr xmlns:w="http://schemas.openxmlformats.org/wordprocessingml/2006/main" w:type="spellStart"/>
+      <w:r xmlns:w="http://schemas.openxmlformats.org/wordprocessingml/2006/main">
+        <w:rPr>
+          <w:rFonts w:eastAsia="Times New Roman" w:cs="Times New Roman"/>
+          <w:color w:val="188038"/>
+          <w:szCs w:val="24"/>
+        </w:rPr>
+        <w:t xml:space="preserve">user_id </w:t>
+      </w:r>
+      <w:proofErr xmlns:w="http://schemas.openxmlformats.org/wordprocessingml/2006/main" w:type="spellEnd"/>
+      <w:r xmlns:w="http://schemas.openxmlformats.org/wordprocessingml/2006/main">
+        <w:rPr>
+          <w:rFonts w:eastAsia="Times New Roman" w:cs="Times New Roman"/>
+          <w:color w:val="188038"/>
+          <w:szCs w:val="24"/>
+        </w:rPr>
+        <w:t xml:space="preserve">) REFERENCES </w:t>
+      </w:r>
+      <w:proofErr xmlns:w="http://schemas.openxmlformats.org/wordprocessingml/2006/main" w:type="spellStart"/>
+      <w:r xmlns:w="http://schemas.openxmlformats.org/wordprocessingml/2006/main">
+        <w:rPr>
+          <w:rFonts w:eastAsia="Times New Roman" w:cs="Times New Roman"/>
+          <w:color w:val="188038"/>
+          <w:szCs w:val="24"/>
+        </w:rPr>
+        <w:t xml:space="preserve">users </w:t>
+      </w:r>
+      <w:proofErr xmlns:w="http://schemas.openxmlformats.org/wordprocessingml/2006/main" w:type="spellEnd"/>
+      <w:r xmlns:w="http://schemas.openxmlformats.org/wordprocessingml/2006/main">
+        <w:rPr>
+          <w:rFonts w:eastAsia="Times New Roman" w:cs="Times New Roman"/>
+          <w:color w:val="188038"/>
+          <w:szCs w:val="24"/>
+        </w:rPr>
+        <w:t xml:space="preserve">( </w:t>
+      </w:r>
+      <w:proofErr xmlns:w="http://schemas.openxmlformats.org/wordprocessingml/2006/main" w:type="spellStart"/>
+      <w:r xmlns:w="http://schemas.openxmlformats.org/wordprocessingml/2006/main">
+        <w:rPr>
+          <w:rFonts w:eastAsia="Times New Roman" w:cs="Times New Roman"/>
+          <w:color w:val="188038"/>
+          <w:szCs w:val="24"/>
+        </w:rPr>
+        <w:t xml:space="preserve">id </w:t>
+      </w:r>
+      <w:proofErr xmlns:w="http://schemas.openxmlformats.org/wordprocessingml/2006/main" w:type="spellEnd"/>
+      <w:r xmlns:w="http://schemas.openxmlformats.org/wordprocessingml/2006/main">
+        <w:rPr>
+          <w:rFonts w:eastAsia="Times New Roman" w:cs="Times New Roman"/>
+          <w:color w:val="188038"/>
+          <w:szCs w:val="24"/>
+        </w:rPr>
+        <w:t xml:space="preserve">)</w:t>
       </w:r>
     </w:p>
     <w:p>
@@ -5623,8 +7632,21 @@
       </w:pPr>
       <w:bookmarkStart xmlns:w="http://schemas.openxmlformats.org/wordprocessingml/2006/main" w:id="41" w:name="_r833xeln80sc" w:colFirst="0" w:colLast="0"/>
       <w:bookmarkEnd xmlns:w="http://schemas.openxmlformats.org/wordprocessingml/2006/main" w:id="41"/>
-      <w:r xmlns:w="http://schemas.openxmlformats.org/wordprocessingml/2006/main">
-        <w:t xml:space="preserve">refresh_tokens (refresh tokens)</w:t>
+      <w:proofErr xmlns:w="http://schemas.openxmlformats.org/wordprocessingml/2006/main" w:type="spellStart"/>
+      <w:r xmlns:w="http://schemas.openxmlformats.org/wordprocessingml/2006/main">
+        <w:t xml:space="preserve">refresh_tokens </w:t>
+      </w:r>
+      <w:proofErr xmlns:w="http://schemas.openxmlformats.org/wordprocessingml/2006/main" w:type="spellEnd"/>
+      <w:r xmlns:w="http://schemas.openxmlformats.org/wordprocessingml/2006/main">
+        <w:t xml:space="preserve">(refresh </w:t>
+      </w:r>
+      <w:proofErr xmlns:w="http://schemas.openxmlformats.org/wordprocessingml/2006/main" w:type="spellStart"/>
+      <w:r xmlns:w="http://schemas.openxmlformats.org/wordprocessingml/2006/main">
+        <w:t xml:space="preserve">tokens </w:t>
+      </w:r>
+      <w:proofErr xmlns:w="http://schemas.openxmlformats.org/wordprocessingml/2006/main" w:type="spellEnd"/>
+      <w:r xmlns:w="http://schemas.openxmlformats.org/wordprocessingml/2006/main">
+        <w:t xml:space="preserve">)</w:t>
       </w:r>
     </w:p>
     <w:p>
@@ -5656,75 +7678,201 @@
           <w:color w:val="188038"/>
           <w:szCs w:val="24"/>
         </w:rPr>
-        <w:t xml:space="preserve">CREATE TABLE IF NOT EXISTS refresh_tokens (</w:t>
-      </w:r>
-    </w:p>
-    <w:p>
-      <w:pPr xmlns:w="http://schemas.openxmlformats.org/wordprocessingml/2006/main">
-        <w:rPr>
-          <w:rFonts w:eastAsia="Times New Roman" w:cs="Times New Roman"/>
-          <w:color w:val="188038"/>
-          <w:szCs w:val="24"/>
-        </w:rPr>
-      </w:pPr>
-      <w:r xmlns:w="http://schemas.openxmlformats.org/wordprocessingml/2006/main">
-        <w:rPr>
-          <w:rFonts w:eastAsia="Times New Roman" w:cs="Times New Roman"/>
-          <w:color w:val="188038"/>
-          <w:szCs w:val="24"/>
-        </w:rPr>
-        <w:t xml:space="preserve">token TEXT PRIMARY KEY NOT NULL,</w:t>
-      </w:r>
-    </w:p>
-    <w:p>
-      <w:pPr xmlns:w="http://schemas.openxmlformats.org/wordprocessingml/2006/main">
-        <w:rPr>
-          <w:rFonts w:eastAsia="Times New Roman" w:cs="Times New Roman"/>
-          <w:color w:val="188038"/>
-          <w:szCs w:val="24"/>
-        </w:rPr>
-      </w:pPr>
-      <w:r xmlns:w="http://schemas.openxmlformats.org/wordprocessingml/2006/main">
-        <w:rPr>
-          <w:rFonts w:eastAsia="Times New Roman" w:cs="Times New Roman"/>
-          <w:color w:val="188038"/>
-          <w:szCs w:val="24"/>
-        </w:rPr>
-        <w:t xml:space="preserve">user_id INTEGER NOT NULL,</w:t>
-      </w:r>
-    </w:p>
-    <w:p>
-      <w:pPr xmlns:w="http://schemas.openxmlformats.org/wordprocessingml/2006/main">
-        <w:rPr>
-          <w:rFonts w:eastAsia="Times New Roman" w:cs="Times New Roman"/>
-          <w:color w:val="188038"/>
-          <w:szCs w:val="24"/>
-        </w:rPr>
-      </w:pPr>
-      <w:r xmlns:w="http://schemas.openxmlformats.org/wordprocessingml/2006/main">
-        <w:rPr>
-          <w:rFonts w:eastAsia="Times New Roman" w:cs="Times New Roman"/>
-          <w:color w:val="188038"/>
-          <w:szCs w:val="24"/>
-        </w:rPr>
-        <w:t xml:space="preserve">expiration INT NOT NULL</w:t>
-      </w:r>
-    </w:p>
-    <w:p>
-      <w:pPr xmlns:w="http://schemas.openxmlformats.org/wordprocessingml/2006/main">
-        <w:rPr>
-          <w:rFonts w:eastAsia="Times New Roman" w:cs="Times New Roman"/>
-          <w:color w:val="188038"/>
-          <w:szCs w:val="24"/>
-        </w:rPr>
-      </w:pPr>
-      <w:r xmlns:w="http://schemas.openxmlformats.org/wordprocessingml/2006/main">
-        <w:rPr>
-          <w:rFonts w:eastAsia="Times New Roman" w:cs="Times New Roman"/>
-          <w:color w:val="188038"/>
-          <w:szCs w:val="24"/>
-        </w:rPr>
-        <w:t xml:space="preserve">FOREIGN KEY (user_id) REFERENCES users(id)</w:t>
+        <w:t xml:space="preserve">CREATE TABLE IF NOT EXISTS </w:t>
+      </w:r>
+      <w:proofErr xmlns:w="http://schemas.openxmlformats.org/wordprocessingml/2006/main" w:type="spellStart"/>
+      <w:r xmlns:w="http://schemas.openxmlformats.org/wordprocessingml/2006/main">
+        <w:rPr>
+          <w:rFonts w:eastAsia="Times New Roman" w:cs="Times New Roman"/>
+          <w:color w:val="188038"/>
+          <w:szCs w:val="24"/>
+        </w:rPr>
+        <w:t xml:space="preserve">refresh_tokens </w:t>
+      </w:r>
+      <w:proofErr xmlns:w="http://schemas.openxmlformats.org/wordprocessingml/2006/main" w:type="spellEnd"/>
+      <w:r xmlns:w="http://schemas.openxmlformats.org/wordprocessingml/2006/main">
+        <w:rPr>
+          <w:rFonts w:eastAsia="Times New Roman" w:cs="Times New Roman"/>
+          <w:color w:val="188038"/>
+          <w:szCs w:val="24"/>
+        </w:rPr>
+        <w:t xml:space="preserve">(</w:t>
+      </w:r>
+    </w:p>
+    <w:p>
+      <w:pPr xmlns:w="http://schemas.openxmlformats.org/wordprocessingml/2006/main">
+        <w:rPr>
+          <w:rFonts w:eastAsia="Times New Roman" w:cs="Times New Roman"/>
+          <w:color w:val="188038"/>
+          <w:szCs w:val="24"/>
+        </w:rPr>
+      </w:pPr>
+      <w:r xmlns:w="http://schemas.openxmlformats.org/wordprocessingml/2006/main">
+        <w:rPr>
+          <w:rFonts w:eastAsia="Times New Roman" w:cs="Times New Roman"/>
+          <w:color w:val="188038"/>
+          <w:szCs w:val="24"/>
+        </w:rPr>
+        <w:t xml:space="preserve">    </w:t>
+      </w:r>
+      <w:proofErr xmlns:w="http://schemas.openxmlformats.org/wordprocessingml/2006/main" w:type="spellStart"/>
+      <w:r xmlns:w="http://schemas.openxmlformats.org/wordprocessingml/2006/main">
+        <w:rPr>
+          <w:rFonts w:eastAsia="Times New Roman" w:cs="Times New Roman"/>
+          <w:color w:val="188038"/>
+          <w:szCs w:val="24"/>
+        </w:rPr>
+        <w:t xml:space="preserve">token </w:t>
+      </w:r>
+      <w:proofErr xmlns:w="http://schemas.openxmlformats.org/wordprocessingml/2006/main" w:type="spellEnd"/>
+      <w:r xmlns:w="http://schemas.openxmlformats.org/wordprocessingml/2006/main">
+        <w:rPr>
+          <w:rFonts w:eastAsia="Times New Roman" w:cs="Times New Roman"/>
+          <w:color w:val="188038"/>
+          <w:szCs w:val="24"/>
+        </w:rPr>
+        <w:t xml:space="preserve">TEXT PRIMARY KEY NOT NULL,</w:t>
+      </w:r>
+    </w:p>
+    <w:p>
+      <w:pPr xmlns:w="http://schemas.openxmlformats.org/wordprocessingml/2006/main">
+        <w:rPr>
+          <w:rFonts w:eastAsia="Times New Roman" w:cs="Times New Roman"/>
+          <w:color w:val="188038"/>
+          <w:szCs w:val="24"/>
+        </w:rPr>
+      </w:pPr>
+      <w:r xmlns:w="http://schemas.openxmlformats.org/wordprocessingml/2006/main">
+        <w:rPr>
+          <w:rFonts w:eastAsia="Times New Roman" w:cs="Times New Roman"/>
+          <w:color w:val="188038"/>
+          <w:szCs w:val="24"/>
+        </w:rPr>
+        <w:t xml:space="preserve">    </w:t>
+      </w:r>
+      <w:proofErr xmlns:w="http://schemas.openxmlformats.org/wordprocessingml/2006/main" w:type="spellStart"/>
+      <w:r xmlns:w="http://schemas.openxmlformats.org/wordprocessingml/2006/main">
+        <w:rPr>
+          <w:rFonts w:eastAsia="Times New Roman" w:cs="Times New Roman"/>
+          <w:color w:val="188038"/>
+          <w:szCs w:val="24"/>
+        </w:rPr>
+        <w:t xml:space="preserve">user_id </w:t>
+      </w:r>
+      <w:proofErr xmlns:w="http://schemas.openxmlformats.org/wordprocessingml/2006/main" w:type="spellEnd"/>
+      <w:r xmlns:w="http://schemas.openxmlformats.org/wordprocessingml/2006/main">
+        <w:rPr>
+          <w:rFonts w:eastAsia="Times New Roman" w:cs="Times New Roman"/>
+          <w:color w:val="188038"/>
+          <w:szCs w:val="24"/>
+        </w:rPr>
+        <w:t xml:space="preserve">INTEGER NOT NULL,</w:t>
+      </w:r>
+    </w:p>
+    <w:p>
+      <w:pPr xmlns:w="http://schemas.openxmlformats.org/wordprocessingml/2006/main">
+        <w:rPr>
+          <w:rFonts w:eastAsia="Times New Roman" w:cs="Times New Roman"/>
+          <w:color w:val="188038"/>
+          <w:szCs w:val="24"/>
+        </w:rPr>
+      </w:pPr>
+      <w:r xmlns:w="http://schemas.openxmlformats.org/wordprocessingml/2006/main">
+        <w:rPr>
+          <w:rFonts w:eastAsia="Times New Roman" w:cs="Times New Roman"/>
+          <w:color w:val="188038"/>
+          <w:szCs w:val="24"/>
+        </w:rPr>
+        <w:t xml:space="preserve">    </w:t>
+      </w:r>
+      <w:proofErr xmlns:w="http://schemas.openxmlformats.org/wordprocessingml/2006/main" w:type="spellStart"/>
+      <w:r xmlns:w="http://schemas.openxmlformats.org/wordprocessingml/2006/main">
+        <w:rPr>
+          <w:rFonts w:eastAsia="Times New Roman" w:cs="Times New Roman"/>
+          <w:color w:val="188038"/>
+          <w:szCs w:val="24"/>
+        </w:rPr>
+        <w:t xml:space="preserve">expiration </w:t>
+      </w:r>
+      <w:proofErr xmlns:w="http://schemas.openxmlformats.org/wordprocessingml/2006/main" w:type="spellEnd"/>
+      <w:r xmlns:w="http://schemas.openxmlformats.org/wordprocessingml/2006/main">
+        <w:rPr>
+          <w:rFonts w:eastAsia="Times New Roman" w:cs="Times New Roman"/>
+          <w:color w:val="188038"/>
+          <w:szCs w:val="24"/>
+        </w:rPr>
+        <w:t xml:space="preserve">INT NOT NULL</w:t>
+      </w:r>
+    </w:p>
+    <w:p>
+      <w:pPr xmlns:w="http://schemas.openxmlformats.org/wordprocessingml/2006/main">
+        <w:rPr>
+          <w:rFonts w:eastAsia="Times New Roman" w:cs="Times New Roman"/>
+          <w:color w:val="188038"/>
+          <w:szCs w:val="24"/>
+        </w:rPr>
+      </w:pPr>
+      <w:r xmlns:w="http://schemas.openxmlformats.org/wordprocessingml/2006/main">
+        <w:rPr>
+          <w:rFonts w:eastAsia="Times New Roman" w:cs="Times New Roman"/>
+          <w:color w:val="188038"/>
+          <w:szCs w:val="24"/>
+        </w:rPr>
+        <w:t xml:space="preserve">FOREIGN KEY ( </w:t>
+      </w:r>
+      <w:proofErr xmlns:w="http://schemas.openxmlformats.org/wordprocessingml/2006/main" w:type="spellStart"/>
+      <w:r xmlns:w="http://schemas.openxmlformats.org/wordprocessingml/2006/main">
+        <w:rPr>
+          <w:rFonts w:eastAsia="Times New Roman" w:cs="Times New Roman"/>
+          <w:color w:val="188038"/>
+          <w:szCs w:val="24"/>
+        </w:rPr>
+        <w:t xml:space="preserve">user_id </w:t>
+      </w:r>
+      <w:proofErr xmlns:w="http://schemas.openxmlformats.org/wordprocessingml/2006/main" w:type="spellEnd"/>
+      <w:r xmlns:w="http://schemas.openxmlformats.org/wordprocessingml/2006/main">
+        <w:rPr>
+          <w:rFonts w:eastAsia="Times New Roman" w:cs="Times New Roman"/>
+          <w:color w:val="188038"/>
+          <w:szCs w:val="24"/>
+        </w:rPr>
+        <w:t xml:space="preserve">) REFERENCES </w:t>
+      </w:r>
+      <w:proofErr xmlns:w="http://schemas.openxmlformats.org/wordprocessingml/2006/main" w:type="spellStart"/>
+      <w:r xmlns:w="http://schemas.openxmlformats.org/wordprocessingml/2006/main">
+        <w:rPr>
+          <w:rFonts w:eastAsia="Times New Roman" w:cs="Times New Roman"/>
+          <w:color w:val="188038"/>
+          <w:szCs w:val="24"/>
+        </w:rPr>
+        <w:t xml:space="preserve">users </w:t>
+      </w:r>
+      <w:proofErr xmlns:w="http://schemas.openxmlformats.org/wordprocessingml/2006/main" w:type="spellEnd"/>
+      <w:r xmlns:w="http://schemas.openxmlformats.org/wordprocessingml/2006/main">
+        <w:rPr>
+          <w:rFonts w:eastAsia="Times New Roman" w:cs="Times New Roman"/>
+          <w:color w:val="188038"/>
+          <w:szCs w:val="24"/>
+        </w:rPr>
+        <w:t xml:space="preserve">( </w:t>
+      </w:r>
+      <w:proofErr xmlns:w="http://schemas.openxmlformats.org/wordprocessingml/2006/main" w:type="spellStart"/>
+      <w:r xmlns:w="http://schemas.openxmlformats.org/wordprocessingml/2006/main">
+        <w:rPr>
+          <w:rFonts w:eastAsia="Times New Roman" w:cs="Times New Roman"/>
+          <w:color w:val="188038"/>
+          <w:szCs w:val="24"/>
+        </w:rPr>
+        <w:t xml:space="preserve">id </w:t>
+      </w:r>
+      <w:proofErr xmlns:w="http://schemas.openxmlformats.org/wordprocessingml/2006/main" w:type="spellEnd"/>
+      <w:r xmlns:w="http://schemas.openxmlformats.org/wordprocessingml/2006/main">
+        <w:rPr>
+          <w:rFonts w:eastAsia="Times New Roman" w:cs="Times New Roman"/>
+          <w:color w:val="188038"/>
+          <w:szCs w:val="24"/>
+        </w:rPr>
+        <w:t xml:space="preserve">)</w:t>
       </w:r>
     </w:p>
     <w:p>
@@ -5765,108 +7913,263 @@
       <w:pPr xmlns:w="http://schemas.openxmlformats.org/wordprocessingml/2006/main">
         <w:pStyle w:val="Cmsor4"/>
       </w:pPr>
-      <w:r xmlns:w="http://schemas.openxmlformats.org/wordprocessingml/2006/main">
-        <w:t xml:space="preserve">access_tokens (access tokens)</w:t>
-      </w:r>
-    </w:p>
-    <w:p>
-      <w:pPr xmlns:w="http://schemas.openxmlformats.org/wordprocessingml/2006/main">
-        <w:rPr>
-          <w:rFonts w:eastAsia="Times New Roman" w:cs="Times New Roman"/>
-          <w:szCs w:val="24"/>
-        </w:rPr>
-      </w:pPr>
-      <w:r xmlns:w="http://schemas.openxmlformats.org/wordprocessingml/2006/main">
-        <w:rPr>
-          <w:rFonts w:eastAsia="Times New Roman" w:cs="Times New Roman"/>
-          <w:szCs w:val="24"/>
-        </w:rPr>
-        <w:t xml:space="preserve">A code received upon login that can be used to validate API requests.</w:t>
-      </w:r>
-    </w:p>
-    <w:p>
-      <w:pPr xmlns:w="http://schemas.openxmlformats.org/wordprocessingml/2006/main">
-        <w:rPr>
-          <w:rFonts w:eastAsia="Times New Roman" w:cs="Times New Roman"/>
-          <w:color w:val="188038"/>
-          <w:szCs w:val="24"/>
-        </w:rPr>
-      </w:pPr>
-      <w:r xmlns:w="http://schemas.openxmlformats.org/wordprocessingml/2006/main">
-        <w:rPr>
-          <w:rFonts w:eastAsia="Times New Roman" w:cs="Times New Roman"/>
-          <w:color w:val="188038"/>
-          <w:szCs w:val="24"/>
-        </w:rPr>
-        <w:t xml:space="preserve">CREATE TABLE IF NOT EXISTS access_tokens (</w:t>
-      </w:r>
-    </w:p>
-    <w:p>
-      <w:pPr xmlns:w="http://schemas.openxmlformats.org/wordprocessingml/2006/main">
-        <w:rPr>
-          <w:rFonts w:eastAsia="Times New Roman" w:cs="Times New Roman"/>
-          <w:color w:val="188038"/>
-          <w:szCs w:val="24"/>
-        </w:rPr>
-      </w:pPr>
-      <w:r xmlns:w="http://schemas.openxmlformats.org/wordprocessingml/2006/main">
-        <w:rPr>
-          <w:rFonts w:eastAsia="Times New Roman" w:cs="Times New Roman"/>
-          <w:color w:val="188038"/>
-          <w:szCs w:val="24"/>
-        </w:rPr>
-        <w:t xml:space="preserve">token TEXT PRIMARY KEY NOT NULL,</w:t>
-      </w:r>
-    </w:p>
-    <w:p>
-      <w:pPr xmlns:w="http://schemas.openxmlformats.org/wordprocessingml/2006/main">
-        <w:rPr>
-          <w:rFonts w:eastAsia="Times New Roman" w:cs="Times New Roman"/>
-          <w:color w:val="188038"/>
-          <w:szCs w:val="24"/>
-        </w:rPr>
-      </w:pPr>
-      <w:r xmlns:w="http://schemas.openxmlformats.org/wordprocessingml/2006/main">
-        <w:rPr>
-          <w:rFonts w:eastAsia="Times New Roman" w:cs="Times New Roman"/>
-          <w:color w:val="188038"/>
-          <w:szCs w:val="24"/>
-        </w:rPr>
-        <w:t xml:space="preserve">user_id INTEGER NOT NULL,</w:t>
-      </w:r>
-    </w:p>
-    <w:p>
-      <w:pPr xmlns:w="http://schemas.openxmlformats.org/wordprocessingml/2006/main">
-        <w:rPr>
-          <w:rFonts w:eastAsia="Times New Roman" w:cs="Times New Roman"/>
-          <w:color w:val="188038"/>
-          <w:szCs w:val="24"/>
-        </w:rPr>
-      </w:pPr>
-      <w:r xmlns:w="http://schemas.openxmlformats.org/wordprocessingml/2006/main">
-        <w:rPr>
-          <w:rFonts w:eastAsia="Times New Roman" w:cs="Times New Roman"/>
-          <w:color w:val="188038"/>
-          <w:szCs w:val="24"/>
-        </w:rPr>
-        <w:t xml:space="preserve">expiration INT NOT NULL,</w:t>
-      </w:r>
-    </w:p>
-    <w:p>
-      <w:pPr xmlns:w="http://schemas.openxmlformats.org/wordprocessingml/2006/main">
-        <w:rPr>
-          <w:rFonts w:eastAsia="Times New Roman" w:cs="Times New Roman"/>
-          <w:color w:val="188038"/>
-          <w:szCs w:val="24"/>
-        </w:rPr>
-      </w:pPr>
-      <w:r xmlns:w="http://schemas.openxmlformats.org/wordprocessingml/2006/main">
-        <w:rPr>
-          <w:rFonts w:eastAsia="Times New Roman" w:cs="Times New Roman"/>
-          <w:color w:val="188038"/>
-          <w:szCs w:val="24"/>
-        </w:rPr>
-        <w:t xml:space="preserve">FOREIGN KEY (user_id) REFERENCES users(id)</w:t>
+      <w:proofErr xmlns:w="http://schemas.openxmlformats.org/wordprocessingml/2006/main" w:type="spellStart"/>
+      <w:r xmlns:w="http://schemas.openxmlformats.org/wordprocessingml/2006/main">
+        <w:t xml:space="preserve">access_tokens </w:t>
+      </w:r>
+      <w:proofErr xmlns:w="http://schemas.openxmlformats.org/wordprocessingml/2006/main" w:type="spellEnd"/>
+      <w:r xmlns:w="http://schemas.openxmlformats.org/wordprocessingml/2006/main">
+        <w:t xml:space="preserve">(access </w:t>
+      </w:r>
+      <w:proofErr xmlns:w="http://schemas.openxmlformats.org/wordprocessingml/2006/main" w:type="spellStart"/>
+      <w:r xmlns:w="http://schemas.openxmlformats.org/wordprocessingml/2006/main">
+        <w:t xml:space="preserve">tokens </w:t>
+      </w:r>
+      <w:proofErr xmlns:w="http://schemas.openxmlformats.org/wordprocessingml/2006/main" w:type="spellEnd"/>
+      <w:r xmlns:w="http://schemas.openxmlformats.org/wordprocessingml/2006/main">
+        <w:t xml:space="preserve">)</w:t>
+      </w:r>
+    </w:p>
+    <w:p>
+      <w:pPr xmlns:w="http://schemas.openxmlformats.org/wordprocessingml/2006/main">
+        <w:rPr>
+          <w:rFonts w:eastAsia="Times New Roman" w:cs="Times New Roman"/>
+          <w:szCs w:val="24"/>
+        </w:rPr>
+      </w:pPr>
+      <w:r xmlns:w="http://schemas.openxmlformats.org/wordprocessingml/2006/main">
+        <w:rPr>
+          <w:rFonts w:eastAsia="Times New Roman" w:cs="Times New Roman"/>
+          <w:szCs w:val="24"/>
+        </w:rPr>
+        <w:t xml:space="preserve">A code received upon login that can be used to validate </w:t>
+      </w:r>
+      <w:proofErr xmlns:w="http://schemas.openxmlformats.org/wordprocessingml/2006/main" w:type="spellStart"/>
+      <w:r xmlns:w="http://schemas.openxmlformats.org/wordprocessingml/2006/main">
+        <w:rPr>
+          <w:rFonts w:eastAsia="Times New Roman" w:cs="Times New Roman"/>
+          <w:szCs w:val="24"/>
+        </w:rPr>
+        <w:t xml:space="preserve">API </w:t>
+      </w:r>
+      <w:proofErr xmlns:w="http://schemas.openxmlformats.org/wordprocessingml/2006/main" w:type="spellEnd"/>
+      <w:r xmlns:w="http://schemas.openxmlformats.org/wordprocessingml/2006/main">
+        <w:rPr>
+          <w:rFonts w:eastAsia="Times New Roman" w:cs="Times New Roman"/>
+          <w:szCs w:val="24"/>
+        </w:rPr>
+        <w:t xml:space="preserve">requests.</w:t>
+      </w:r>
+    </w:p>
+    <w:p>
+      <w:pPr xmlns:w="http://schemas.openxmlformats.org/wordprocessingml/2006/main">
+        <w:rPr>
+          <w:rFonts w:eastAsia="Times New Roman" w:cs="Times New Roman"/>
+          <w:color w:val="188038"/>
+          <w:szCs w:val="24"/>
+        </w:rPr>
+      </w:pPr>
+      <w:r xmlns:w="http://schemas.openxmlformats.org/wordprocessingml/2006/main">
+        <w:rPr>
+          <w:rFonts w:eastAsia="Times New Roman" w:cs="Times New Roman"/>
+          <w:color w:val="188038"/>
+          <w:szCs w:val="24"/>
+        </w:rPr>
+        <w:t xml:space="preserve">CREATE TABLE IF NOT EXISTS </w:t>
+      </w:r>
+      <w:proofErr xmlns:w="http://schemas.openxmlformats.org/wordprocessingml/2006/main" w:type="spellStart"/>
+      <w:r xmlns:w="http://schemas.openxmlformats.org/wordprocessingml/2006/main">
+        <w:rPr>
+          <w:rFonts w:eastAsia="Times New Roman" w:cs="Times New Roman"/>
+          <w:color w:val="188038"/>
+          <w:szCs w:val="24"/>
+        </w:rPr>
+        <w:t xml:space="preserve">access_tokens </w:t>
+      </w:r>
+      <w:proofErr xmlns:w="http://schemas.openxmlformats.org/wordprocessingml/2006/main" w:type="spellEnd"/>
+      <w:r xmlns:w="http://schemas.openxmlformats.org/wordprocessingml/2006/main">
+        <w:rPr>
+          <w:rFonts w:eastAsia="Times New Roman" w:cs="Times New Roman"/>
+          <w:color w:val="188038"/>
+          <w:szCs w:val="24"/>
+        </w:rPr>
+        <w:t xml:space="preserve">(</w:t>
+      </w:r>
+    </w:p>
+    <w:p>
+      <w:pPr xmlns:w="http://schemas.openxmlformats.org/wordprocessingml/2006/main">
+        <w:rPr>
+          <w:rFonts w:eastAsia="Times New Roman" w:cs="Times New Roman"/>
+          <w:color w:val="188038"/>
+          <w:szCs w:val="24"/>
+        </w:rPr>
+      </w:pPr>
+      <w:r xmlns:w="http://schemas.openxmlformats.org/wordprocessingml/2006/main">
+        <w:rPr>
+          <w:rFonts w:eastAsia="Times New Roman" w:cs="Times New Roman"/>
+          <w:color w:val="188038"/>
+          <w:szCs w:val="24"/>
+        </w:rPr>
+        <w:t xml:space="preserve">    </w:t>
+      </w:r>
+      <w:proofErr xmlns:w="http://schemas.openxmlformats.org/wordprocessingml/2006/main" w:type="spellStart"/>
+      <w:r xmlns:w="http://schemas.openxmlformats.org/wordprocessingml/2006/main">
+        <w:rPr>
+          <w:rFonts w:eastAsia="Times New Roman" w:cs="Times New Roman"/>
+          <w:color w:val="188038"/>
+          <w:szCs w:val="24"/>
+        </w:rPr>
+        <w:t xml:space="preserve">token </w:t>
+      </w:r>
+      <w:proofErr xmlns:w="http://schemas.openxmlformats.org/wordprocessingml/2006/main" w:type="spellEnd"/>
+      <w:r xmlns:w="http://schemas.openxmlformats.org/wordprocessingml/2006/main">
+        <w:rPr>
+          <w:rFonts w:eastAsia="Times New Roman" w:cs="Times New Roman"/>
+          <w:color w:val="188038"/>
+          <w:szCs w:val="24"/>
+        </w:rPr>
+        <w:t xml:space="preserve">TEXT PRIMARY KEY NOT NULL,</w:t>
+      </w:r>
+    </w:p>
+    <w:p>
+      <w:pPr xmlns:w="http://schemas.openxmlformats.org/wordprocessingml/2006/main">
+        <w:rPr>
+          <w:rFonts w:eastAsia="Times New Roman" w:cs="Times New Roman"/>
+          <w:color w:val="188038"/>
+          <w:szCs w:val="24"/>
+        </w:rPr>
+      </w:pPr>
+      <w:r xmlns:w="http://schemas.openxmlformats.org/wordprocessingml/2006/main">
+        <w:rPr>
+          <w:rFonts w:eastAsia="Times New Roman" w:cs="Times New Roman"/>
+          <w:color w:val="188038"/>
+          <w:szCs w:val="24"/>
+        </w:rPr>
+        <w:t xml:space="preserve">    </w:t>
+      </w:r>
+      <w:proofErr xmlns:w="http://schemas.openxmlformats.org/wordprocessingml/2006/main" w:type="spellStart"/>
+      <w:r xmlns:w="http://schemas.openxmlformats.org/wordprocessingml/2006/main">
+        <w:rPr>
+          <w:rFonts w:eastAsia="Times New Roman" w:cs="Times New Roman"/>
+          <w:color w:val="188038"/>
+          <w:szCs w:val="24"/>
+        </w:rPr>
+        <w:t xml:space="preserve">user_id </w:t>
+      </w:r>
+      <w:proofErr xmlns:w="http://schemas.openxmlformats.org/wordprocessingml/2006/main" w:type="spellEnd"/>
+      <w:r xmlns:w="http://schemas.openxmlformats.org/wordprocessingml/2006/main">
+        <w:rPr>
+          <w:rFonts w:eastAsia="Times New Roman" w:cs="Times New Roman"/>
+          <w:color w:val="188038"/>
+          <w:szCs w:val="24"/>
+        </w:rPr>
+        <w:t xml:space="preserve">INTEGER NOT NULL,</w:t>
+      </w:r>
+    </w:p>
+    <w:p>
+      <w:pPr xmlns:w="http://schemas.openxmlformats.org/wordprocessingml/2006/main">
+        <w:rPr>
+          <w:rFonts w:eastAsia="Times New Roman" w:cs="Times New Roman"/>
+          <w:color w:val="188038"/>
+          <w:szCs w:val="24"/>
+        </w:rPr>
+      </w:pPr>
+      <w:r xmlns:w="http://schemas.openxmlformats.org/wordprocessingml/2006/main">
+        <w:rPr>
+          <w:rFonts w:eastAsia="Times New Roman" w:cs="Times New Roman"/>
+          <w:color w:val="188038"/>
+          <w:szCs w:val="24"/>
+        </w:rPr>
+        <w:t xml:space="preserve">    </w:t>
+      </w:r>
+      <w:proofErr xmlns:w="http://schemas.openxmlformats.org/wordprocessingml/2006/main" w:type="spellStart"/>
+      <w:r xmlns:w="http://schemas.openxmlformats.org/wordprocessingml/2006/main">
+        <w:rPr>
+          <w:rFonts w:eastAsia="Times New Roman" w:cs="Times New Roman"/>
+          <w:color w:val="188038"/>
+          <w:szCs w:val="24"/>
+        </w:rPr>
+        <w:t xml:space="preserve">expiration </w:t>
+      </w:r>
+      <w:proofErr xmlns:w="http://schemas.openxmlformats.org/wordprocessingml/2006/main" w:type="spellEnd"/>
+      <w:r xmlns:w="http://schemas.openxmlformats.org/wordprocessingml/2006/main">
+        <w:rPr>
+          <w:rFonts w:eastAsia="Times New Roman" w:cs="Times New Roman"/>
+          <w:color w:val="188038"/>
+          <w:szCs w:val="24"/>
+        </w:rPr>
+        <w:t xml:space="preserve">INT NOT NULL,</w:t>
+      </w:r>
+    </w:p>
+    <w:p>
+      <w:pPr xmlns:w="http://schemas.openxmlformats.org/wordprocessingml/2006/main">
+        <w:rPr>
+          <w:rFonts w:eastAsia="Times New Roman" w:cs="Times New Roman"/>
+          <w:color w:val="188038"/>
+          <w:szCs w:val="24"/>
+        </w:rPr>
+      </w:pPr>
+      <w:r xmlns:w="http://schemas.openxmlformats.org/wordprocessingml/2006/main">
+        <w:rPr>
+          <w:rFonts w:eastAsia="Times New Roman" w:cs="Times New Roman"/>
+          <w:color w:val="188038"/>
+          <w:szCs w:val="24"/>
+        </w:rPr>
+        <w:t xml:space="preserve">FOREIGN KEY ( </w:t>
+      </w:r>
+      <w:proofErr xmlns:w="http://schemas.openxmlformats.org/wordprocessingml/2006/main" w:type="spellStart"/>
+      <w:r xmlns:w="http://schemas.openxmlformats.org/wordprocessingml/2006/main">
+        <w:rPr>
+          <w:rFonts w:eastAsia="Times New Roman" w:cs="Times New Roman"/>
+          <w:color w:val="188038"/>
+          <w:szCs w:val="24"/>
+        </w:rPr>
+        <w:t xml:space="preserve">user_id </w:t>
+      </w:r>
+      <w:proofErr xmlns:w="http://schemas.openxmlformats.org/wordprocessingml/2006/main" w:type="spellEnd"/>
+      <w:r xmlns:w="http://schemas.openxmlformats.org/wordprocessingml/2006/main">
+        <w:rPr>
+          <w:rFonts w:eastAsia="Times New Roman" w:cs="Times New Roman"/>
+          <w:color w:val="188038"/>
+          <w:szCs w:val="24"/>
+        </w:rPr>
+        <w:t xml:space="preserve">) REFERENCES </w:t>
+      </w:r>
+      <w:proofErr xmlns:w="http://schemas.openxmlformats.org/wordprocessingml/2006/main" w:type="spellStart"/>
+      <w:r xmlns:w="http://schemas.openxmlformats.org/wordprocessingml/2006/main">
+        <w:rPr>
+          <w:rFonts w:eastAsia="Times New Roman" w:cs="Times New Roman"/>
+          <w:color w:val="188038"/>
+          <w:szCs w:val="24"/>
+        </w:rPr>
+        <w:t xml:space="preserve">users </w:t>
+      </w:r>
+      <w:proofErr xmlns:w="http://schemas.openxmlformats.org/wordprocessingml/2006/main" w:type="spellEnd"/>
+      <w:r xmlns:w="http://schemas.openxmlformats.org/wordprocessingml/2006/main">
+        <w:rPr>
+          <w:rFonts w:eastAsia="Times New Roman" w:cs="Times New Roman"/>
+          <w:color w:val="188038"/>
+          <w:szCs w:val="24"/>
+        </w:rPr>
+        <w:t xml:space="preserve">( </w:t>
+      </w:r>
+      <w:proofErr xmlns:w="http://schemas.openxmlformats.org/wordprocessingml/2006/main" w:type="spellStart"/>
+      <w:r xmlns:w="http://schemas.openxmlformats.org/wordprocessingml/2006/main">
+        <w:rPr>
+          <w:rFonts w:eastAsia="Times New Roman" w:cs="Times New Roman"/>
+          <w:color w:val="188038"/>
+          <w:szCs w:val="24"/>
+        </w:rPr>
+        <w:t xml:space="preserve">id </w:t>
+      </w:r>
+      <w:proofErr xmlns:w="http://schemas.openxmlformats.org/wordprocessingml/2006/main" w:type="spellEnd"/>
+      <w:r xmlns:w="http://schemas.openxmlformats.org/wordprocessingml/2006/main">
+        <w:rPr>
+          <w:rFonts w:eastAsia="Times New Roman" w:cs="Times New Roman"/>
+          <w:color w:val="188038"/>
+          <w:szCs w:val="24"/>
+        </w:rPr>
+        <w:t xml:space="preserve">)</w:t>
       </w:r>
     </w:p>
     <w:p>
@@ -5907,7 +8210,7 @@
       <w:pPr xmlns:w="http://schemas.openxmlformats.org/wordprocessingml/2006/main">
         <w:pStyle w:val="Cmsor3"/>
       </w:pPr>
-      <w:bookmarkStart xmlns:w="http://schemas.openxmlformats.org/wordprocessingml/2006/main" w:id="42" w:name="_Toc228972055"/>
+      <w:bookmarkStart xmlns:w="http://schemas.openxmlformats.org/wordprocessingml/2006/main" w:id="42" w:name="_Toc229058145"/>
       <w:r xmlns:w="http://schemas.openxmlformats.org/wordprocessingml/2006/main">
         <w:lastRenderedPageBreak xmlns:w="http://schemas.openxmlformats.org/wordprocessingml/2006/main"/>
       </w:r>
@@ -5964,7 +8267,21 @@
         <w:rPr>
           <w:lang w:val="hu-HU"/>
         </w:rPr>
-        <w:t xml:space="preserve">Each record is uniquely identified by a primary key (id or composite key).</w:t>
+        <w:t xml:space="preserve">Each record is uniquely identified by a primary key ( </w:t>
+      </w:r>
+      <w:proofErr xmlns:w="http://schemas.openxmlformats.org/wordprocessingml/2006/main" w:type="spellStart"/>
+      <w:r xmlns:w="http://schemas.openxmlformats.org/wordprocessingml/2006/main">
+        <w:rPr>
+          <w:lang w:val="hu-HU"/>
+        </w:rPr>
+        <w:t xml:space="preserve">id </w:t>
+      </w:r>
+      <w:proofErr xmlns:w="http://schemas.openxmlformats.org/wordprocessingml/2006/main" w:type="spellEnd"/>
+      <w:r xmlns:w="http://schemas.openxmlformats.org/wordprocessingml/2006/main">
+        <w:rPr>
+          <w:lang w:val="hu-HU"/>
+        </w:rPr>
+        <w:t xml:space="preserve">or composite key).</w:t>
       </w:r>
     </w:p>
     <w:p>
@@ -6041,7 +8358,35 @@
         <w:rPr>
           <w:lang w:val="hu-HU"/>
         </w:rPr>
-        <w:t xml:space="preserve">Relationships were placed in separate tables (e.g. muscle_groups_exercises, plans_exercises), thus eliminating partial dependencies.</w:t>
+        <w:t xml:space="preserve">Relationships were moved to separate tables (e.g. </w:t>
+      </w:r>
+      <w:proofErr xmlns:w="http://schemas.openxmlformats.org/wordprocessingml/2006/main" w:type="spellStart"/>
+      <w:r xmlns:w="http://schemas.openxmlformats.org/wordprocessingml/2006/main">
+        <w:rPr>
+          <w:lang w:val="hu-HU"/>
+        </w:rPr>
+        <w:t xml:space="preserve">muscle_groups_exercises </w:t>
+      </w:r>
+      <w:proofErr xmlns:w="http://schemas.openxmlformats.org/wordprocessingml/2006/main" w:type="spellEnd"/>
+      <w:r xmlns:w="http://schemas.openxmlformats.org/wordprocessingml/2006/main">
+        <w:rPr>
+          <w:lang w:val="hu-HU"/>
+        </w:rPr>
+        <w:t xml:space="preserve">, </w:t>
+      </w:r>
+      <w:proofErr xmlns:w="http://schemas.openxmlformats.org/wordprocessingml/2006/main" w:type="spellStart"/>
+      <w:r xmlns:w="http://schemas.openxmlformats.org/wordprocessingml/2006/main">
+        <w:rPr>
+          <w:lang w:val="hu-HU"/>
+        </w:rPr>
+        <w:t xml:space="preserve">plans_exercises </w:t>
+      </w:r>
+      <w:proofErr xmlns:w="http://schemas.openxmlformats.org/wordprocessingml/2006/main" w:type="spellEnd"/>
+      <w:r xmlns:w="http://schemas.openxmlformats.org/wordprocessingml/2006/main">
+        <w:rPr>
+          <w:lang w:val="hu-HU"/>
+        </w:rPr>
+        <w:t xml:space="preserve">), thus eliminating partial dependencies.</w:t>
       </w:r>
     </w:p>
     <w:p>
@@ -6082,19 +8427,33 @@
         <w:rPr>
           <w:lang w:val="hu-HU"/>
         </w:rPr>
-        <w:t xml:space="preserve">For example, user data is in a separate table (users), and other tables just reference it with a foreign key.</w:t>
-      </w:r>
-    </w:p>
-    <w:p>
-      <w:pPr xmlns:w="http://schemas.openxmlformats.org/wordprocessingml/2006/main">
+        <w:t xml:space="preserve">For example, user data is in a separate table ( </w:t>
+      </w:r>
+      <w:proofErr xmlns:w="http://schemas.openxmlformats.org/wordprocessingml/2006/main" w:type="spellStart"/>
+      <w:r xmlns:w="http://schemas.openxmlformats.org/wordprocessingml/2006/main">
         <w:rPr>
           <w:lang w:val="hu-HU"/>
         </w:rPr>
-      </w:pPr>
+        <w:t xml:space="preserve">users </w:t>
+      </w:r>
+      <w:proofErr xmlns:w="http://schemas.openxmlformats.org/wordprocessingml/2006/main" w:type="spellEnd"/>
       <w:r xmlns:w="http://schemas.openxmlformats.org/wordprocessingml/2006/main">
         <w:rPr>
           <w:lang w:val="hu-HU"/>
         </w:rPr>
+        <w:t xml:space="preserve">), and other tables just reference it with a foreign key.</w:t>
+      </w:r>
+    </w:p>
+    <w:p>
+      <w:pPr xmlns:w="http://schemas.openxmlformats.org/wordprocessingml/2006/main">
+        <w:rPr>
+          <w:lang w:val="hu-HU"/>
+        </w:rPr>
+      </w:pPr>
+      <w:r xmlns:w="http://schemas.openxmlformats.org/wordprocessingml/2006/main">
+        <w:rPr>
+          <w:lang w:val="hu-HU"/>
+        </w:rPr>
         <w:t xml:space="preserve">Repetitive data (e.g. exercises, muscle groups) has been organized into separate entities.</w:t>
       </w:r>
     </w:p>
@@ -6102,7 +8461,7 @@
       <w:pPr xmlns:w="http://schemas.openxmlformats.org/wordprocessingml/2006/main">
         <w:pStyle w:val="Cmsor3"/>
       </w:pPr>
-      <w:bookmarkStart xmlns:w="http://schemas.openxmlformats.org/wordprocessingml/2006/main" w:id="43" w:name="_Toc228972056"/>
+      <w:bookmarkStart xmlns:w="http://schemas.openxmlformats.org/wordprocessingml/2006/main" w:id="43" w:name="_Toc229058146"/>
       <w:r xmlns:w="http://schemas.openxmlformats.org/wordprocessingml/2006/main">
         <w:lastRenderedPageBreak xmlns:w="http://schemas.openxmlformats.org/wordprocessingml/2006/main"/>
       </w:r>
@@ -6193,7 +8552,7 @@
       <w:pPr xmlns:w="http://schemas.openxmlformats.org/wordprocessingml/2006/main">
         <w:pStyle w:val="Cmsor2"/>
       </w:pPr>
-      <w:bookmarkStart xmlns:w="http://schemas.openxmlformats.org/wordprocessingml/2006/main" w:id="44" w:name="_Toc228972057"/>
+      <w:bookmarkStart xmlns:w="http://schemas.openxmlformats.org/wordprocessingml/2006/main" w:id="44" w:name="_Toc229058147"/>
       <w:bookmarkEnd xmlns:w="http://schemas.openxmlformats.org/wordprocessingml/2006/main" w:id="27"/>
       <w:r xmlns:w="http://schemas.openxmlformats.org/wordprocessingml/2006/main">
         <w:lastRenderedPageBreak xmlns:w="http://schemas.openxmlformats.org/wordprocessingml/2006/main"/>
@@ -6217,7 +8576,7 @@
         </w:rPr>
       </w:pPr>
       <w:bookmarkStart xmlns:w="http://schemas.openxmlformats.org/wordprocessingml/2006/main" w:id="45" w:name="_dn6y8wxsuvuf" w:colFirst="0" w:colLast="0"/>
-      <w:bookmarkStart xmlns:w="http://schemas.openxmlformats.org/wordprocessingml/2006/main" w:id="46" w:name="_Toc228972058"/>
+      <w:bookmarkStart xmlns:w="http://schemas.openxmlformats.org/wordprocessingml/2006/main" w:id="46" w:name="_Toc229058148"/>
       <w:bookmarkEnd xmlns:w="http://schemas.openxmlformats.org/wordprocessingml/2006/main" w:id="45"/>
       <w:r xmlns:w="http://schemas.openxmlformats.org/wordprocessingml/2006/main">
         <w:rPr>
@@ -6258,7 +8617,7 @@
         </w:rPr>
       </w:pPr>
       <w:bookmarkStart xmlns:w="http://schemas.openxmlformats.org/wordprocessingml/2006/main" w:id="47" w:name="_d51w6wtpaiv1" w:colFirst="0" w:colLast="0"/>
-      <w:bookmarkStart xmlns:w="http://schemas.openxmlformats.org/wordprocessingml/2006/main" w:id="48" w:name="_Toc228972059"/>
+      <w:bookmarkStart xmlns:w="http://schemas.openxmlformats.org/wordprocessingml/2006/main" w:id="48" w:name="_Toc229058149"/>
       <w:bookmarkEnd xmlns:w="http://schemas.openxmlformats.org/wordprocessingml/2006/main" w:id="47"/>
       <w:r xmlns:w="http://schemas.openxmlformats.org/wordprocessingml/2006/main">
         <w:rPr>
@@ -6286,7 +8645,23 @@
           <w:rFonts w:eastAsia="Times New Roman" w:cs="Times New Roman"/>
           <w:szCs w:val="24"/>
         </w:rPr>
-        <w:t xml:space="preserve">API endpoints use token-based authentication.</w:t>
+        <w:t xml:space="preserve">API endpoints use </w:t>
+      </w:r>
+      <w:proofErr xmlns:w="http://schemas.openxmlformats.org/wordprocessingml/2006/main" w:type="spellStart"/>
+      <w:r xmlns:w="http://schemas.openxmlformats.org/wordprocessingml/2006/main">
+        <w:rPr>
+          <w:rFonts w:eastAsia="Times New Roman" w:cs="Times New Roman"/>
+          <w:szCs w:val="24"/>
+        </w:rPr>
+        <w:t xml:space="preserve">token </w:t>
+      </w:r>
+      <w:proofErr xmlns:w="http://schemas.openxmlformats.org/wordprocessingml/2006/main" w:type="spellEnd"/>
+      <w:r xmlns:w="http://schemas.openxmlformats.org/wordprocessingml/2006/main">
+        <w:rPr>
+          <w:rFonts w:eastAsia="Times New Roman" w:cs="Times New Roman"/>
+          <w:szCs w:val="24"/>
+        </w:rPr>
+        <w:t xml:space="preserve">-based authentication.</w:t>
       </w:r>
     </w:p>
     <w:p>
@@ -6305,7 +8680,23 @@
           <w:rFonts w:eastAsia="Times New Roman" w:cs="Times New Roman"/>
           <w:szCs w:val="24"/>
         </w:rPr>
-        <w:t xml:space="preserve">There are two types of tokens, a refresh token and an access token.</w:t>
+        <w:t xml:space="preserve">two types </w:t>
+      </w:r>
+      <w:proofErr xmlns:w="http://schemas.openxmlformats.org/wordprocessingml/2006/main" w:type="spellStart"/>
+      <w:r xmlns:w="http://schemas.openxmlformats.org/wordprocessingml/2006/main">
+        <w:rPr>
+          <w:rFonts w:eastAsia="Times New Roman" w:cs="Times New Roman"/>
+          <w:szCs w:val="24"/>
+        </w:rPr>
+        <w:t xml:space="preserve">of tokens </w:t>
+      </w:r>
+      <w:proofErr xmlns:w="http://schemas.openxmlformats.org/wordprocessingml/2006/main" w:type="spellEnd"/>
+      <w:r xmlns:w="http://schemas.openxmlformats.org/wordprocessingml/2006/main">
+        <w:rPr>
+          <w:rFonts w:eastAsia="Times New Roman" w:cs="Times New Roman"/>
+          <w:szCs w:val="24"/>
+        </w:rPr>
+        <w:t xml:space="preserve">, a refresh token and an access token.</w:t>
       </w:r>
     </w:p>
     <w:p>
@@ -6324,7 +8715,39 @@
           <w:rFonts w:eastAsia="Times New Roman" w:cs="Times New Roman"/>
           <w:szCs w:val="24"/>
         </w:rPr>
-        <w:t xml:space="preserve">The access token is valid for 10 minutes, after which the user receives a new one of both, after validating the refresh token.</w:t>
+        <w:t xml:space="preserve">The access token is valid for 10 minutes, after which the user receives a new one of both, the refresh </w:t>
+      </w:r>
+      <w:proofErr xmlns:w="http://schemas.openxmlformats.org/wordprocessingml/2006/main" w:type="spellStart"/>
+      <w:r xmlns:w="http://schemas.openxmlformats.org/wordprocessingml/2006/main">
+        <w:rPr>
+          <w:rFonts w:eastAsia="Times New Roman" w:cs="Times New Roman"/>
+          <w:szCs w:val="24"/>
+        </w:rPr>
+        <w:t xml:space="preserve">token.</w:t>
+      </w:r>
+      <w:proofErr xmlns:w="http://schemas.openxmlformats.org/wordprocessingml/2006/main" w:type="spellEnd"/>
+      <w:r xmlns:w="http://schemas.openxmlformats.org/wordprocessingml/2006/main">
+        <w:rPr>
+          <w:rFonts w:eastAsia="Times New Roman" w:cs="Times New Roman"/>
+          <w:szCs w:val="24"/>
+        </w:rPr>
+        <w:t xml:space="preserve"> after </w:t>
+      </w:r>
+      <w:proofErr xmlns:w="http://schemas.openxmlformats.org/wordprocessingml/2006/main" w:type="spellStart"/>
+      <w:r xmlns:w="http://schemas.openxmlformats.org/wordprocessingml/2006/main">
+        <w:rPr>
+          <w:rFonts w:eastAsia="Times New Roman" w:cs="Times New Roman"/>
+          <w:szCs w:val="24"/>
+        </w:rPr>
+        <w:t xml:space="preserve">validation </w:t>
+      </w:r>
+      <w:proofErr xmlns:w="http://schemas.openxmlformats.org/wordprocessingml/2006/main" w:type="spellEnd"/>
+      <w:r xmlns:w="http://schemas.openxmlformats.org/wordprocessingml/2006/main">
+        <w:rPr>
+          <w:rFonts w:eastAsia="Times New Roman" w:cs="Times New Roman"/>
+          <w:szCs w:val="24"/>
+        </w:rPr>
+        <w:t xml:space="preserve">.</w:t>
       </w:r>
       <w:r xmlns:w="http://schemas.openxmlformats.org/wordprocessingml/2006/main">
         <w:rPr>
@@ -6365,7 +8788,7 @@
         </w:rPr>
       </w:pPr>
       <w:bookmarkStart xmlns:w="http://schemas.openxmlformats.org/wordprocessingml/2006/main" w:id="49" w:name="_uz2bp9515jlv" w:colFirst="0" w:colLast="0"/>
-      <w:bookmarkStart xmlns:w="http://schemas.openxmlformats.org/wordprocessingml/2006/main" w:id="50" w:name="_Toc228972060"/>
+      <w:bookmarkStart xmlns:w="http://schemas.openxmlformats.org/wordprocessingml/2006/main" w:id="50" w:name="_Toc229058150"/>
       <w:bookmarkEnd xmlns:w="http://schemas.openxmlformats.org/wordprocessingml/2006/main" w:id="49"/>
       <w:r xmlns:w="http://schemas.openxmlformats.org/wordprocessingml/2006/main">
         <w:rPr>
@@ -6391,6 +8814,7 @@
       </w:pPr>
       <w:bookmarkStart xmlns:w="http://schemas.openxmlformats.org/wordprocessingml/2006/main" w:id="51" w:name="_ryn3mdlfmw4d" w:colFirst="0" w:colLast="0"/>
       <w:bookmarkEnd xmlns:w="http://schemas.openxmlformats.org/wordprocessingml/2006/main" w:id="51"/>
+      <w:proofErr xmlns:w="http://schemas.openxmlformats.org/wordprocessingml/2006/main" w:type="spellStart"/>
       <w:r xmlns:w="http://schemas.openxmlformats.org/wordprocessingml/2006/main">
         <w:rPr>
           <w:rFonts w:eastAsia="Times New Roman" w:cs="Times New Roman"/>
@@ -6399,6 +8823,7 @@
         </w:rPr>
         <w:t xml:space="preserve">Authentication</w:t>
       </w:r>
+      <w:proofErr xmlns:w="http://schemas.openxmlformats.org/wordprocessingml/2006/main" w:type="spellEnd"/>
     </w:p>
     <w:tbl>
       <w:tblPr>
@@ -6568,8 +8993,18 @@
                 <w:color w:val="188038"/>
                 <w:szCs w:val="24"/>
               </w:rPr>
-              <w:t xml:space="preserve">/register</w:t>
-            </w:r>
+              <w:t xml:space="preserve">/ </w:t>
+            </w:r>
+            <w:proofErr xmlns:w="http://schemas.openxmlformats.org/wordprocessingml/2006/main" w:type="spellStart"/>
+            <w:r xmlns:w="http://schemas.openxmlformats.org/wordprocessingml/2006/main">
+              <w:rPr>
+                <w:rFonts w:eastAsia="Times New Roman" w:cs="Times New Roman"/>
+                <w:color w:val="188038"/>
+                <w:szCs w:val="24"/>
+              </w:rPr>
+              <w:t xml:space="preserve">register</w:t>
+            </w:r>
+            <w:proofErr xmlns:w="http://schemas.openxmlformats.org/wordprocessingml/2006/main" w:type="spellEnd"/>
           </w:p>
         </w:tc>
         <w:tc>
@@ -6788,8 +9223,18 @@
                 <w:color w:val="188038"/>
                 <w:szCs w:val="24"/>
               </w:rPr>
-              <w:t xml:space="preserve">/forgot-password</w:t>
-            </w:r>
+              <w:t xml:space="preserve">/ </w:t>
+            </w:r>
+            <w:proofErr xmlns:w="http://schemas.openxmlformats.org/wordprocessingml/2006/main" w:type="spellStart"/>
+            <w:r xmlns:w="http://schemas.openxmlformats.org/wordprocessingml/2006/main">
+              <w:rPr>
+                <w:rFonts w:eastAsia="Times New Roman" w:cs="Times New Roman"/>
+                <w:color w:val="188038"/>
+                <w:szCs w:val="24"/>
+              </w:rPr>
+              <w:t xml:space="preserve">forgot-password</w:t>
+            </w:r>
+            <w:proofErr xmlns:w="http://schemas.openxmlformats.org/wordprocessingml/2006/main" w:type="spellEnd"/>
           </w:p>
         </w:tc>
         <w:tc>
@@ -6898,8 +9343,18 @@
                 <w:color w:val="188038"/>
                 <w:szCs w:val="24"/>
               </w:rPr>
-              <w:t xml:space="preserve">/reset-password</w:t>
-            </w:r>
+              <w:t xml:space="preserve">/ </w:t>
+            </w:r>
+            <w:proofErr xmlns:w="http://schemas.openxmlformats.org/wordprocessingml/2006/main" w:type="spellStart"/>
+            <w:r xmlns:w="http://schemas.openxmlformats.org/wordprocessingml/2006/main">
+              <w:rPr>
+                <w:rFonts w:eastAsia="Times New Roman" w:cs="Times New Roman"/>
+                <w:color w:val="188038"/>
+                <w:szCs w:val="24"/>
+              </w:rPr>
+              <w:t xml:space="preserve">reset-password</w:t>
+            </w:r>
+            <w:proofErr xmlns:w="http://schemas.openxmlformats.org/wordprocessingml/2006/main" w:type="spellEnd"/>
           </w:p>
         </w:tc>
         <w:tc>
@@ -7008,8 +9463,18 @@
                 <w:color w:val="188038"/>
                 <w:szCs w:val="24"/>
               </w:rPr>
-              <w:t xml:space="preserve">/verify-code</w:t>
-            </w:r>
+              <w:t xml:space="preserve">/ </w:t>
+            </w:r>
+            <w:proofErr xmlns:w="http://schemas.openxmlformats.org/wordprocessingml/2006/main" w:type="spellStart"/>
+            <w:r xmlns:w="http://schemas.openxmlformats.org/wordprocessingml/2006/main">
+              <w:rPr>
+                <w:rFonts w:eastAsia="Times New Roman" w:cs="Times New Roman"/>
+                <w:color w:val="188038"/>
+                <w:szCs w:val="24"/>
+              </w:rPr>
+              <w:t xml:space="preserve">verify-code</w:t>
+            </w:r>
+            <w:proofErr xmlns:w="http://schemas.openxmlformats.org/wordprocessingml/2006/main" w:type="spellEnd"/>
           </w:p>
         </w:tc>
         <w:tc>
@@ -7060,7 +9525,7 @@
                 <w:rFonts w:eastAsia="Times New Roman" w:cs="Times New Roman"/>
                 <w:szCs w:val="24"/>
               </w:rPr>
-              <w:t xml:space="preserve">Check password reset code</w:t>
+              <w:t xml:space="preserve">Verify password reset code</w:t>
             </w:r>
           </w:p>
         </w:tc>
@@ -7163,8 +9628,18 @@
                 <w:color w:val="188038"/>
                 <w:szCs w:val="24"/>
               </w:rPr>
-              <w:t xml:space="preserve">/user</w:t>
-            </w:r>
+              <w:t xml:space="preserve">/ </w:t>
+            </w:r>
+            <w:proofErr xmlns:w="http://schemas.openxmlformats.org/wordprocessingml/2006/main" w:type="spellStart"/>
+            <w:r xmlns:w="http://schemas.openxmlformats.org/wordprocessingml/2006/main">
+              <w:rPr>
+                <w:rFonts w:eastAsia="Times New Roman" w:cs="Times New Roman"/>
+                <w:color w:val="188038"/>
+                <w:szCs w:val="24"/>
+              </w:rPr>
+              <w:t xml:space="preserve">user</w:t>
+            </w:r>
+            <w:proofErr xmlns:w="http://schemas.openxmlformats.org/wordprocessingml/2006/main" w:type="spellEnd"/>
           </w:p>
         </w:tc>
         <w:tc>
@@ -7241,7 +9716,23 @@
                 <w:rFonts w:eastAsia="Times New Roman" w:cs="Times New Roman"/>
                 <w:szCs w:val="24"/>
               </w:rPr>
-              <w:t xml:space="preserve">Yes (User)</w:t>
+              <w:t xml:space="preserve">Yes ( </w:t>
+            </w:r>
+            <w:proofErr xmlns:w="http://schemas.openxmlformats.org/wordprocessingml/2006/main" w:type="spellStart"/>
+            <w:r xmlns:w="http://schemas.openxmlformats.org/wordprocessingml/2006/main">
+              <w:rPr>
+                <w:rFonts w:eastAsia="Times New Roman" w:cs="Times New Roman"/>
+                <w:szCs w:val="24"/>
+              </w:rPr>
+              <w:t xml:space="preserve">User </w:t>
+            </w:r>
+            <w:proofErr xmlns:w="http://schemas.openxmlformats.org/wordprocessingml/2006/main" w:type="spellEnd"/>
+            <w:r xmlns:w="http://schemas.openxmlformats.org/wordprocessingml/2006/main">
+              <w:rPr>
+                <w:rFonts w:eastAsia="Times New Roman" w:cs="Times New Roman"/>
+                <w:szCs w:val="24"/>
+              </w:rPr>
+              <w:t xml:space="preserve">)</w:t>
             </w:r>
           </w:p>
         </w:tc>
@@ -7273,8 +9764,18 @@
                 <w:color w:val="188038"/>
                 <w:szCs w:val="24"/>
               </w:rPr>
-              <w:t xml:space="preserve">/user</w:t>
-            </w:r>
+              <w:t xml:space="preserve">/ </w:t>
+            </w:r>
+            <w:proofErr xmlns:w="http://schemas.openxmlformats.org/wordprocessingml/2006/main" w:type="spellStart"/>
+            <w:r xmlns:w="http://schemas.openxmlformats.org/wordprocessingml/2006/main">
+              <w:rPr>
+                <w:rFonts w:eastAsia="Times New Roman" w:cs="Times New Roman"/>
+                <w:color w:val="188038"/>
+                <w:szCs w:val="24"/>
+              </w:rPr>
+              <w:t xml:space="preserve">user</w:t>
+            </w:r>
+            <w:proofErr xmlns:w="http://schemas.openxmlformats.org/wordprocessingml/2006/main" w:type="spellEnd"/>
           </w:p>
         </w:tc>
         <w:tc>
@@ -7351,7 +9852,23 @@
                 <w:rFonts w:eastAsia="Times New Roman" w:cs="Times New Roman"/>
                 <w:szCs w:val="24"/>
               </w:rPr>
-              <w:t xml:space="preserve">Yes (User)</w:t>
+              <w:t xml:space="preserve">Yes ( </w:t>
+            </w:r>
+            <w:proofErr xmlns:w="http://schemas.openxmlformats.org/wordprocessingml/2006/main" w:type="spellStart"/>
+            <w:r xmlns:w="http://schemas.openxmlformats.org/wordprocessingml/2006/main">
+              <w:rPr>
+                <w:rFonts w:eastAsia="Times New Roman" w:cs="Times New Roman"/>
+                <w:szCs w:val="24"/>
+              </w:rPr>
+              <w:t xml:space="preserve">User </w:t>
+            </w:r>
+            <w:proofErr xmlns:w="http://schemas.openxmlformats.org/wordprocessingml/2006/main" w:type="spellEnd"/>
+            <w:r xmlns:w="http://schemas.openxmlformats.org/wordprocessingml/2006/main">
+              <w:rPr>
+                <w:rFonts w:eastAsia="Times New Roman" w:cs="Times New Roman"/>
+                <w:szCs w:val="24"/>
+              </w:rPr>
+              <w:t xml:space="preserve">)</w:t>
             </w:r>
           </w:p>
         </w:tc>
@@ -7391,7 +9908,25 @@
                 <w:color w:val="188038"/>
                 <w:szCs w:val="24"/>
               </w:rPr>
-              <w:t xml:space="preserve">/user/admin</w:t>
+              <w:t xml:space="preserve">/ </w:t>
+            </w:r>
+            <w:proofErr xmlns:w="http://schemas.openxmlformats.org/wordprocessingml/2006/main" w:type="spellStart"/>
+            <w:r xmlns:w="http://schemas.openxmlformats.org/wordprocessingml/2006/main">
+              <w:rPr>
+                <w:rFonts w:eastAsia="Times New Roman" w:cs="Times New Roman"/>
+                <w:color w:val="188038"/>
+                <w:szCs w:val="24"/>
+              </w:rPr>
+              <w:t xml:space="preserve">user </w:t>
+            </w:r>
+            <w:proofErr xmlns:w="http://schemas.openxmlformats.org/wordprocessingml/2006/main" w:type="spellEnd"/>
+            <w:r xmlns:w="http://schemas.openxmlformats.org/wordprocessingml/2006/main">
+              <w:rPr>
+                <w:rFonts w:eastAsia="Times New Roman" w:cs="Times New Roman"/>
+                <w:color w:val="188038"/>
+                <w:szCs w:val="24"/>
+              </w:rPr>
+              <w:t xml:space="preserve">/admin</w:t>
             </w:r>
           </w:p>
         </w:tc>
@@ -7501,7 +10036,25 @@
                 <w:color w:val="188038"/>
                 <w:szCs w:val="24"/>
               </w:rPr>
-              <w:t xml:space="preserve">/user/admin</w:t>
+              <w:t xml:space="preserve">/ </w:t>
+            </w:r>
+            <w:proofErr xmlns:w="http://schemas.openxmlformats.org/wordprocessingml/2006/main" w:type="spellStart"/>
+            <w:r xmlns:w="http://schemas.openxmlformats.org/wordprocessingml/2006/main">
+              <w:rPr>
+                <w:rFonts w:eastAsia="Times New Roman" w:cs="Times New Roman"/>
+                <w:color w:val="188038"/>
+                <w:szCs w:val="24"/>
+              </w:rPr>
+              <w:t xml:space="preserve">user </w:t>
+            </w:r>
+            <w:proofErr xmlns:w="http://schemas.openxmlformats.org/wordprocessingml/2006/main" w:type="spellEnd"/>
+            <w:r xmlns:w="http://schemas.openxmlformats.org/wordprocessingml/2006/main">
+              <w:rPr>
+                <w:rFonts w:eastAsia="Times New Roman" w:cs="Times New Roman"/>
+                <w:color w:val="188038"/>
+                <w:szCs w:val="24"/>
+              </w:rPr>
+              <w:t xml:space="preserve">/admin</w:t>
             </w:r>
           </w:p>
         </w:tc>
@@ -7611,7 +10164,25 @@
                 <w:color w:val="188038"/>
                 <w:szCs w:val="24"/>
               </w:rPr>
-              <w:t xml:space="preserve">/user/admin</w:t>
+              <w:t xml:space="preserve">/ </w:t>
+            </w:r>
+            <w:proofErr xmlns:w="http://schemas.openxmlformats.org/wordprocessingml/2006/main" w:type="spellStart"/>
+            <w:r xmlns:w="http://schemas.openxmlformats.org/wordprocessingml/2006/main">
+              <w:rPr>
+                <w:rFonts w:eastAsia="Times New Roman" w:cs="Times New Roman"/>
+                <w:color w:val="188038"/>
+                <w:szCs w:val="24"/>
+              </w:rPr>
+              <w:t xml:space="preserve">user </w:t>
+            </w:r>
+            <w:proofErr xmlns:w="http://schemas.openxmlformats.org/wordprocessingml/2006/main" w:type="spellEnd"/>
+            <w:r xmlns:w="http://schemas.openxmlformats.org/wordprocessingml/2006/main">
+              <w:rPr>
+                <w:rFonts w:eastAsia="Times New Roman" w:cs="Times New Roman"/>
+                <w:color w:val="188038"/>
+                <w:szCs w:val="24"/>
+              </w:rPr>
+              <w:t xml:space="preserve">/admin</w:t>
             </w:r>
           </w:p>
         </w:tc>
@@ -7721,8 +10292,36 @@
                 <w:color w:val="188038"/>
                 <w:szCs w:val="24"/>
               </w:rPr>
-              <w:t xml:space="preserve">/user/admin/:id</w:t>
-            </w:r>
+              <w:t xml:space="preserve">/ </w:t>
+            </w:r>
+            <w:proofErr xmlns:w="http://schemas.openxmlformats.org/wordprocessingml/2006/main" w:type="spellStart"/>
+            <w:r xmlns:w="http://schemas.openxmlformats.org/wordprocessingml/2006/main">
+              <w:rPr>
+                <w:rFonts w:eastAsia="Times New Roman" w:cs="Times New Roman"/>
+                <w:color w:val="188038"/>
+                <w:szCs w:val="24"/>
+              </w:rPr>
+              <w:t xml:space="preserve">user </w:t>
+            </w:r>
+            <w:proofErr xmlns:w="http://schemas.openxmlformats.org/wordprocessingml/2006/main" w:type="spellEnd"/>
+            <w:r xmlns:w="http://schemas.openxmlformats.org/wordprocessingml/2006/main">
+              <w:rPr>
+                <w:rFonts w:eastAsia="Times New Roman" w:cs="Times New Roman"/>
+                <w:color w:val="188038"/>
+                <w:szCs w:val="24"/>
+              </w:rPr>
+              <w:t xml:space="preserve">/admin/: </w:t>
+            </w:r>
+            <w:proofErr xmlns:w="http://schemas.openxmlformats.org/wordprocessingml/2006/main" w:type="spellStart"/>
+            <w:r xmlns:w="http://schemas.openxmlformats.org/wordprocessingml/2006/main">
+              <w:rPr>
+                <w:rFonts w:eastAsia="Times New Roman" w:cs="Times New Roman"/>
+                <w:color w:val="188038"/>
+                <w:szCs w:val="24"/>
+              </w:rPr>
+              <w:t xml:space="preserve">id</w:t>
+            </w:r>
+            <w:proofErr xmlns:w="http://schemas.openxmlformats.org/wordprocessingml/2006/main" w:type="spellEnd"/>
           </w:p>
         </w:tc>
         <w:tc>
@@ -7999,8 +10598,18 @@
                 <w:color w:val="188038"/>
                 <w:szCs w:val="24"/>
               </w:rPr>
-              <w:t xml:space="preserve">/workouts</w:t>
-            </w:r>
+              <w:t xml:space="preserve">/ </w:t>
+            </w:r>
+            <w:proofErr xmlns:w="http://schemas.openxmlformats.org/wordprocessingml/2006/main" w:type="spellStart"/>
+            <w:r xmlns:w="http://schemas.openxmlformats.org/wordprocessingml/2006/main">
+              <w:rPr>
+                <w:rFonts w:eastAsia="Times New Roman" w:cs="Times New Roman"/>
+                <w:color w:val="188038"/>
+                <w:szCs w:val="24"/>
+              </w:rPr>
+              <w:t xml:space="preserve">workouts</w:t>
+            </w:r>
+            <w:proofErr xmlns:w="http://schemas.openxmlformats.org/wordprocessingml/2006/main" w:type="spellEnd"/>
           </w:p>
         </w:tc>
         <w:tc>
@@ -8077,7 +10686,23 @@
                 <w:rFonts w:eastAsia="Times New Roman" w:cs="Times New Roman"/>
                 <w:szCs w:val="24"/>
               </w:rPr>
-              <w:t xml:space="preserve">Yes (User)</w:t>
+              <w:t xml:space="preserve">Yes ( </w:t>
+            </w:r>
+            <w:proofErr xmlns:w="http://schemas.openxmlformats.org/wordprocessingml/2006/main" w:type="spellStart"/>
+            <w:r xmlns:w="http://schemas.openxmlformats.org/wordprocessingml/2006/main">
+              <w:rPr>
+                <w:rFonts w:eastAsia="Times New Roman" w:cs="Times New Roman"/>
+                <w:szCs w:val="24"/>
+              </w:rPr>
+              <w:t xml:space="preserve">User </w:t>
+            </w:r>
+            <w:proofErr xmlns:w="http://schemas.openxmlformats.org/wordprocessingml/2006/main" w:type="spellEnd"/>
+            <w:r xmlns:w="http://schemas.openxmlformats.org/wordprocessingml/2006/main">
+              <w:rPr>
+                <w:rFonts w:eastAsia="Times New Roman" w:cs="Times New Roman"/>
+                <w:szCs w:val="24"/>
+              </w:rPr>
+              <w:t xml:space="preserve">)</w:t>
             </w:r>
           </w:p>
         </w:tc>
@@ -8109,8 +10734,36 @@
                 <w:color w:val="188038"/>
                 <w:szCs w:val="24"/>
               </w:rPr>
-              <w:t xml:space="preserve">/workouts/:id</w:t>
-            </w:r>
+              <w:t xml:space="preserve">/ </w:t>
+            </w:r>
+            <w:proofErr xmlns:w="http://schemas.openxmlformats.org/wordprocessingml/2006/main" w:type="spellStart"/>
+            <w:r xmlns:w="http://schemas.openxmlformats.org/wordprocessingml/2006/main">
+              <w:rPr>
+                <w:rFonts w:eastAsia="Times New Roman" w:cs="Times New Roman"/>
+                <w:color w:val="188038"/>
+                <w:szCs w:val="24"/>
+              </w:rPr>
+              <w:t xml:space="preserve">workouts </w:t>
+            </w:r>
+            <w:proofErr xmlns:w="http://schemas.openxmlformats.org/wordprocessingml/2006/main" w:type="spellEnd"/>
+            <w:r xmlns:w="http://schemas.openxmlformats.org/wordprocessingml/2006/main">
+              <w:rPr>
+                <w:rFonts w:eastAsia="Times New Roman" w:cs="Times New Roman"/>
+                <w:color w:val="188038"/>
+                <w:szCs w:val="24"/>
+              </w:rPr>
+              <w:t xml:space="preserve">/: </w:t>
+            </w:r>
+            <w:proofErr xmlns:w="http://schemas.openxmlformats.org/wordprocessingml/2006/main" w:type="spellStart"/>
+            <w:r xmlns:w="http://schemas.openxmlformats.org/wordprocessingml/2006/main">
+              <w:rPr>
+                <w:rFonts w:eastAsia="Times New Roman" w:cs="Times New Roman"/>
+                <w:color w:val="188038"/>
+                <w:szCs w:val="24"/>
+              </w:rPr>
+              <w:t xml:space="preserve">time</w:t>
+            </w:r>
+            <w:proofErr xmlns:w="http://schemas.openxmlformats.org/wordprocessingml/2006/main" w:type="spellEnd"/>
           </w:p>
         </w:tc>
         <w:tc>
@@ -8187,7 +10840,23 @@
                 <w:rFonts w:eastAsia="Times New Roman" w:cs="Times New Roman"/>
                 <w:szCs w:val="24"/>
               </w:rPr>
-              <w:t xml:space="preserve">Yes (User)</w:t>
+              <w:t xml:space="preserve">Yes ( </w:t>
+            </w:r>
+            <w:proofErr xmlns:w="http://schemas.openxmlformats.org/wordprocessingml/2006/main" w:type="spellStart"/>
+            <w:r xmlns:w="http://schemas.openxmlformats.org/wordprocessingml/2006/main">
+              <w:rPr>
+                <w:rFonts w:eastAsia="Times New Roman" w:cs="Times New Roman"/>
+                <w:szCs w:val="24"/>
+              </w:rPr>
+              <w:t xml:space="preserve">User </w:t>
+            </w:r>
+            <w:proofErr xmlns:w="http://schemas.openxmlformats.org/wordprocessingml/2006/main" w:type="spellEnd"/>
+            <w:r xmlns:w="http://schemas.openxmlformats.org/wordprocessingml/2006/main">
+              <w:rPr>
+                <w:rFonts w:eastAsia="Times New Roman" w:cs="Times New Roman"/>
+                <w:szCs w:val="24"/>
+              </w:rPr>
+              <w:t xml:space="preserve">)</w:t>
             </w:r>
           </w:p>
         </w:tc>
@@ -8219,8 +10888,18 @@
                 <w:color w:val="188038"/>
                 <w:szCs w:val="24"/>
               </w:rPr>
-              <w:t xml:space="preserve">/workouts</w:t>
-            </w:r>
+              <w:t xml:space="preserve">/ </w:t>
+            </w:r>
+            <w:proofErr xmlns:w="http://schemas.openxmlformats.org/wordprocessingml/2006/main" w:type="spellStart"/>
+            <w:r xmlns:w="http://schemas.openxmlformats.org/wordprocessingml/2006/main">
+              <w:rPr>
+                <w:rFonts w:eastAsia="Times New Roman" w:cs="Times New Roman"/>
+                <w:color w:val="188038"/>
+                <w:szCs w:val="24"/>
+              </w:rPr>
+              <w:t xml:space="preserve">workouts</w:t>
+            </w:r>
+            <w:proofErr xmlns:w="http://schemas.openxmlformats.org/wordprocessingml/2006/main" w:type="spellEnd"/>
           </w:p>
         </w:tc>
         <w:tc>
@@ -8297,7 +10976,23 @@
                 <w:rFonts w:eastAsia="Times New Roman" w:cs="Times New Roman"/>
                 <w:szCs w:val="24"/>
               </w:rPr>
-              <w:t xml:space="preserve">Yes (User)</w:t>
+              <w:t xml:space="preserve">Yes ( </w:t>
+            </w:r>
+            <w:proofErr xmlns:w="http://schemas.openxmlformats.org/wordprocessingml/2006/main" w:type="spellStart"/>
+            <w:r xmlns:w="http://schemas.openxmlformats.org/wordprocessingml/2006/main">
+              <w:rPr>
+                <w:rFonts w:eastAsia="Times New Roman" w:cs="Times New Roman"/>
+                <w:szCs w:val="24"/>
+              </w:rPr>
+              <w:t xml:space="preserve">User </w:t>
+            </w:r>
+            <w:proofErr xmlns:w="http://schemas.openxmlformats.org/wordprocessingml/2006/main" w:type="spellEnd"/>
+            <w:r xmlns:w="http://schemas.openxmlformats.org/wordprocessingml/2006/main">
+              <w:rPr>
+                <w:rFonts w:eastAsia="Times New Roman" w:cs="Times New Roman"/>
+                <w:szCs w:val="24"/>
+              </w:rPr>
+              <w:t xml:space="preserve">)</w:t>
             </w:r>
           </w:p>
         </w:tc>
@@ -8329,8 +11024,36 @@
                 <w:color w:val="188038"/>
                 <w:szCs w:val="24"/>
               </w:rPr>
-              <w:t xml:space="preserve">/workouts/:id</w:t>
-            </w:r>
+              <w:t xml:space="preserve">/ </w:t>
+            </w:r>
+            <w:proofErr xmlns:w="http://schemas.openxmlformats.org/wordprocessingml/2006/main" w:type="spellStart"/>
+            <w:r xmlns:w="http://schemas.openxmlformats.org/wordprocessingml/2006/main">
+              <w:rPr>
+                <w:rFonts w:eastAsia="Times New Roman" w:cs="Times New Roman"/>
+                <w:color w:val="188038"/>
+                <w:szCs w:val="24"/>
+              </w:rPr>
+              <w:t xml:space="preserve">workouts </w:t>
+            </w:r>
+            <w:proofErr xmlns:w="http://schemas.openxmlformats.org/wordprocessingml/2006/main" w:type="spellEnd"/>
+            <w:r xmlns:w="http://schemas.openxmlformats.org/wordprocessingml/2006/main">
+              <w:rPr>
+                <w:rFonts w:eastAsia="Times New Roman" w:cs="Times New Roman"/>
+                <w:color w:val="188038"/>
+                <w:szCs w:val="24"/>
+              </w:rPr>
+              <w:t xml:space="preserve">/: </w:t>
+            </w:r>
+            <w:proofErr xmlns:w="http://schemas.openxmlformats.org/wordprocessingml/2006/main" w:type="spellStart"/>
+            <w:r xmlns:w="http://schemas.openxmlformats.org/wordprocessingml/2006/main">
+              <w:rPr>
+                <w:rFonts w:eastAsia="Times New Roman" w:cs="Times New Roman"/>
+                <w:color w:val="188038"/>
+                <w:szCs w:val="24"/>
+              </w:rPr>
+              <w:t xml:space="preserve">time</w:t>
+            </w:r>
+            <w:proofErr xmlns:w="http://schemas.openxmlformats.org/wordprocessingml/2006/main" w:type="spellEnd"/>
           </w:p>
         </w:tc>
         <w:tc>
@@ -8407,7 +11130,23 @@
                 <w:rFonts w:eastAsia="Times New Roman" w:cs="Times New Roman"/>
                 <w:szCs w:val="24"/>
               </w:rPr>
-              <w:t xml:space="preserve">Yes (User)</w:t>
+              <w:t xml:space="preserve">Yes ( </w:t>
+            </w:r>
+            <w:proofErr xmlns:w="http://schemas.openxmlformats.org/wordprocessingml/2006/main" w:type="spellStart"/>
+            <w:r xmlns:w="http://schemas.openxmlformats.org/wordprocessingml/2006/main">
+              <w:rPr>
+                <w:rFonts w:eastAsia="Times New Roman" w:cs="Times New Roman"/>
+                <w:szCs w:val="24"/>
+              </w:rPr>
+              <w:t xml:space="preserve">User </w:t>
+            </w:r>
+            <w:proofErr xmlns:w="http://schemas.openxmlformats.org/wordprocessingml/2006/main" w:type="spellEnd"/>
+            <w:r xmlns:w="http://schemas.openxmlformats.org/wordprocessingml/2006/main">
+              <w:rPr>
+                <w:rFonts w:eastAsia="Times New Roman" w:cs="Times New Roman"/>
+                <w:szCs w:val="24"/>
+              </w:rPr>
+              <w:t xml:space="preserve">)</w:t>
             </w:r>
           </w:p>
         </w:tc>
@@ -8607,8 +11346,18 @@
                 <w:color w:val="188038"/>
                 <w:szCs w:val="24"/>
               </w:rPr>
-              <w:t xml:space="preserve">/plans</w:t>
-            </w:r>
+              <w:t xml:space="preserve">/ </w:t>
+            </w:r>
+            <w:proofErr xmlns:w="http://schemas.openxmlformats.org/wordprocessingml/2006/main" w:type="spellStart"/>
+            <w:r xmlns:w="http://schemas.openxmlformats.org/wordprocessingml/2006/main">
+              <w:rPr>
+                <w:rFonts w:eastAsia="Times New Roman" w:cs="Times New Roman"/>
+                <w:color w:val="188038"/>
+                <w:szCs w:val="24"/>
+              </w:rPr>
+              <w:t xml:space="preserve">plans</w:t>
+            </w:r>
+            <w:proofErr xmlns:w="http://schemas.openxmlformats.org/wordprocessingml/2006/main" w:type="spellEnd"/>
           </w:p>
         </w:tc>
         <w:tc>
@@ -8685,7 +11434,23 @@
                 <w:rFonts w:eastAsia="Times New Roman" w:cs="Times New Roman"/>
                 <w:szCs w:val="24"/>
               </w:rPr>
-              <w:t xml:space="preserve">Yes (User)</w:t>
+              <w:t xml:space="preserve">Yes ( </w:t>
+            </w:r>
+            <w:proofErr xmlns:w="http://schemas.openxmlformats.org/wordprocessingml/2006/main" w:type="spellStart"/>
+            <w:r xmlns:w="http://schemas.openxmlformats.org/wordprocessingml/2006/main">
+              <w:rPr>
+                <w:rFonts w:eastAsia="Times New Roman" w:cs="Times New Roman"/>
+                <w:szCs w:val="24"/>
+              </w:rPr>
+              <w:t xml:space="preserve">User </w:t>
+            </w:r>
+            <w:proofErr xmlns:w="http://schemas.openxmlformats.org/wordprocessingml/2006/main" w:type="spellEnd"/>
+            <w:r xmlns:w="http://schemas.openxmlformats.org/wordprocessingml/2006/main">
+              <w:rPr>
+                <w:rFonts w:eastAsia="Times New Roman" w:cs="Times New Roman"/>
+                <w:szCs w:val="24"/>
+              </w:rPr>
+              <w:t xml:space="preserve">)</w:t>
             </w:r>
           </w:p>
         </w:tc>
@@ -8717,8 +11482,54 @@
                 <w:color w:val="188038"/>
                 <w:szCs w:val="24"/>
               </w:rPr>
-              <w:t xml:space="preserve">/plans/info/:id</w:t>
-            </w:r>
+              <w:t xml:space="preserve">/ </w:t>
+            </w:r>
+            <w:proofErr xmlns:w="http://schemas.openxmlformats.org/wordprocessingml/2006/main" w:type="spellStart"/>
+            <w:r xmlns:w="http://schemas.openxmlformats.org/wordprocessingml/2006/main">
+              <w:rPr>
+                <w:rFonts w:eastAsia="Times New Roman" w:cs="Times New Roman"/>
+                <w:color w:val="188038"/>
+                <w:szCs w:val="24"/>
+              </w:rPr>
+              <w:t xml:space="preserve">plans </w:t>
+            </w:r>
+            <w:proofErr xmlns:w="http://schemas.openxmlformats.org/wordprocessingml/2006/main" w:type="spellEnd"/>
+            <w:r xmlns:w="http://schemas.openxmlformats.org/wordprocessingml/2006/main">
+              <w:rPr>
+                <w:rFonts w:eastAsia="Times New Roman" w:cs="Times New Roman"/>
+                <w:color w:val="188038"/>
+                <w:szCs w:val="24"/>
+              </w:rPr>
+              <w:t xml:space="preserve">/ </w:t>
+            </w:r>
+            <w:proofErr xmlns:w="http://schemas.openxmlformats.org/wordprocessingml/2006/main" w:type="spellStart"/>
+            <w:r xmlns:w="http://schemas.openxmlformats.org/wordprocessingml/2006/main">
+              <w:rPr>
+                <w:rFonts w:eastAsia="Times New Roman" w:cs="Times New Roman"/>
+                <w:color w:val="188038"/>
+                <w:szCs w:val="24"/>
+              </w:rPr>
+              <w:t xml:space="preserve">info </w:t>
+            </w:r>
+            <w:proofErr xmlns:w="http://schemas.openxmlformats.org/wordprocessingml/2006/main" w:type="spellEnd"/>
+            <w:r xmlns:w="http://schemas.openxmlformats.org/wordprocessingml/2006/main">
+              <w:rPr>
+                <w:rFonts w:eastAsia="Times New Roman" w:cs="Times New Roman"/>
+                <w:color w:val="188038"/>
+                <w:szCs w:val="24"/>
+              </w:rPr>
+              <w:t xml:space="preserve">/: </w:t>
+            </w:r>
+            <w:proofErr xmlns:w="http://schemas.openxmlformats.org/wordprocessingml/2006/main" w:type="spellStart"/>
+            <w:r xmlns:w="http://schemas.openxmlformats.org/wordprocessingml/2006/main">
+              <w:rPr>
+                <w:rFonts w:eastAsia="Times New Roman" w:cs="Times New Roman"/>
+                <w:color w:val="188038"/>
+                <w:szCs w:val="24"/>
+              </w:rPr>
+              <w:t xml:space="preserve">id</w:t>
+            </w:r>
+            <w:proofErr xmlns:w="http://schemas.openxmlformats.org/wordprocessingml/2006/main" w:type="spellEnd"/>
           </w:p>
         </w:tc>
         <w:tc>
@@ -8795,7 +11606,23 @@
                 <w:rFonts w:eastAsia="Times New Roman" w:cs="Times New Roman"/>
                 <w:szCs w:val="24"/>
               </w:rPr>
-              <w:t xml:space="preserve">Yes (User)</w:t>
+              <w:t xml:space="preserve">Yes ( </w:t>
+            </w:r>
+            <w:proofErr xmlns:w="http://schemas.openxmlformats.org/wordprocessingml/2006/main" w:type="spellStart"/>
+            <w:r xmlns:w="http://schemas.openxmlformats.org/wordprocessingml/2006/main">
+              <w:rPr>
+                <w:rFonts w:eastAsia="Times New Roman" w:cs="Times New Roman"/>
+                <w:szCs w:val="24"/>
+              </w:rPr>
+              <w:t xml:space="preserve">User </w:t>
+            </w:r>
+            <w:proofErr xmlns:w="http://schemas.openxmlformats.org/wordprocessingml/2006/main" w:type="spellEnd"/>
+            <w:r xmlns:w="http://schemas.openxmlformats.org/wordprocessingml/2006/main">
+              <w:rPr>
+                <w:rFonts w:eastAsia="Times New Roman" w:cs="Times New Roman"/>
+                <w:szCs w:val="24"/>
+              </w:rPr>
+              <w:t xml:space="preserve">)</w:t>
             </w:r>
           </w:p>
         </w:tc>
@@ -8827,8 +11654,36 @@
                 <w:color w:val="188038"/>
                 <w:szCs w:val="24"/>
               </w:rPr>
-              <w:t xml:space="preserve">/plans/:id</w:t>
-            </w:r>
+              <w:t xml:space="preserve">/ </w:t>
+            </w:r>
+            <w:proofErr xmlns:w="http://schemas.openxmlformats.org/wordprocessingml/2006/main" w:type="spellStart"/>
+            <w:r xmlns:w="http://schemas.openxmlformats.org/wordprocessingml/2006/main">
+              <w:rPr>
+                <w:rFonts w:eastAsia="Times New Roman" w:cs="Times New Roman"/>
+                <w:color w:val="188038"/>
+                <w:szCs w:val="24"/>
+              </w:rPr>
+              <w:t xml:space="preserve">plans </w:t>
+            </w:r>
+            <w:proofErr xmlns:w="http://schemas.openxmlformats.org/wordprocessingml/2006/main" w:type="spellEnd"/>
+            <w:r xmlns:w="http://schemas.openxmlformats.org/wordprocessingml/2006/main">
+              <w:rPr>
+                <w:rFonts w:eastAsia="Times New Roman" w:cs="Times New Roman"/>
+                <w:color w:val="188038"/>
+                <w:szCs w:val="24"/>
+              </w:rPr>
+              <w:t xml:space="preserve">/: </w:t>
+            </w:r>
+            <w:proofErr xmlns:w="http://schemas.openxmlformats.org/wordprocessingml/2006/main" w:type="spellStart"/>
+            <w:r xmlns:w="http://schemas.openxmlformats.org/wordprocessingml/2006/main">
+              <w:rPr>
+                <w:rFonts w:eastAsia="Times New Roman" w:cs="Times New Roman"/>
+                <w:color w:val="188038"/>
+                <w:szCs w:val="24"/>
+              </w:rPr>
+              <w:t xml:space="preserve">id</w:t>
+            </w:r>
+            <w:proofErr xmlns:w="http://schemas.openxmlformats.org/wordprocessingml/2006/main" w:type="spellEnd"/>
           </w:p>
         </w:tc>
         <w:tc>
@@ -8905,7 +11760,23 @@
                 <w:rFonts w:eastAsia="Times New Roman" w:cs="Times New Roman"/>
                 <w:szCs w:val="24"/>
               </w:rPr>
-              <w:t xml:space="preserve">Yes (User)</w:t>
+              <w:t xml:space="preserve">Yes ( </w:t>
+            </w:r>
+            <w:proofErr xmlns:w="http://schemas.openxmlformats.org/wordprocessingml/2006/main" w:type="spellStart"/>
+            <w:r xmlns:w="http://schemas.openxmlformats.org/wordprocessingml/2006/main">
+              <w:rPr>
+                <w:rFonts w:eastAsia="Times New Roman" w:cs="Times New Roman"/>
+                <w:szCs w:val="24"/>
+              </w:rPr>
+              <w:t xml:space="preserve">User </w:t>
+            </w:r>
+            <w:proofErr xmlns:w="http://schemas.openxmlformats.org/wordprocessingml/2006/main" w:type="spellEnd"/>
+            <w:r xmlns:w="http://schemas.openxmlformats.org/wordprocessingml/2006/main">
+              <w:rPr>
+                <w:rFonts w:eastAsia="Times New Roman" w:cs="Times New Roman"/>
+                <w:szCs w:val="24"/>
+              </w:rPr>
+              <w:t xml:space="preserve">)</w:t>
             </w:r>
           </w:p>
         </w:tc>
@@ -8937,8 +11808,18 @@
                 <w:color w:val="188038"/>
                 <w:szCs w:val="24"/>
               </w:rPr>
-              <w:t xml:space="preserve">/plans</w:t>
-            </w:r>
+              <w:t xml:space="preserve">/ </w:t>
+            </w:r>
+            <w:proofErr xmlns:w="http://schemas.openxmlformats.org/wordprocessingml/2006/main" w:type="spellStart"/>
+            <w:r xmlns:w="http://schemas.openxmlformats.org/wordprocessingml/2006/main">
+              <w:rPr>
+                <w:rFonts w:eastAsia="Times New Roman" w:cs="Times New Roman"/>
+                <w:color w:val="188038"/>
+                <w:szCs w:val="24"/>
+              </w:rPr>
+              <w:t xml:space="preserve">plans</w:t>
+            </w:r>
+            <w:proofErr xmlns:w="http://schemas.openxmlformats.org/wordprocessingml/2006/main" w:type="spellEnd"/>
           </w:p>
         </w:tc>
         <w:tc>
@@ -9015,7 +11896,23 @@
                 <w:rFonts w:eastAsia="Times New Roman" w:cs="Times New Roman"/>
                 <w:szCs w:val="24"/>
               </w:rPr>
-              <w:t xml:space="preserve">Yes (User)</w:t>
+              <w:t xml:space="preserve">Yes ( </w:t>
+            </w:r>
+            <w:proofErr xmlns:w="http://schemas.openxmlformats.org/wordprocessingml/2006/main" w:type="spellStart"/>
+            <w:r xmlns:w="http://schemas.openxmlformats.org/wordprocessingml/2006/main">
+              <w:rPr>
+                <w:rFonts w:eastAsia="Times New Roman" w:cs="Times New Roman"/>
+                <w:szCs w:val="24"/>
+              </w:rPr>
+              <w:t xml:space="preserve">User </w:t>
+            </w:r>
+            <w:proofErr xmlns:w="http://schemas.openxmlformats.org/wordprocessingml/2006/main" w:type="spellEnd"/>
+            <w:r xmlns:w="http://schemas.openxmlformats.org/wordprocessingml/2006/main">
+              <w:rPr>
+                <w:rFonts w:eastAsia="Times New Roman" w:cs="Times New Roman"/>
+                <w:szCs w:val="24"/>
+              </w:rPr>
+              <w:t xml:space="preserve">)</w:t>
             </w:r>
           </w:p>
         </w:tc>
@@ -9055,8 +11952,36 @@
                 <w:color w:val="188038"/>
                 <w:szCs w:val="24"/>
               </w:rPr>
-              <w:t xml:space="preserve">/plans/:id</w:t>
-            </w:r>
+              <w:t xml:space="preserve">/ </w:t>
+            </w:r>
+            <w:proofErr xmlns:w="http://schemas.openxmlformats.org/wordprocessingml/2006/main" w:type="spellStart"/>
+            <w:r xmlns:w="http://schemas.openxmlformats.org/wordprocessingml/2006/main">
+              <w:rPr>
+                <w:rFonts w:eastAsia="Times New Roman" w:cs="Times New Roman"/>
+                <w:color w:val="188038"/>
+                <w:szCs w:val="24"/>
+              </w:rPr>
+              <w:t xml:space="preserve">plans </w:t>
+            </w:r>
+            <w:proofErr xmlns:w="http://schemas.openxmlformats.org/wordprocessingml/2006/main" w:type="spellEnd"/>
+            <w:r xmlns:w="http://schemas.openxmlformats.org/wordprocessingml/2006/main">
+              <w:rPr>
+                <w:rFonts w:eastAsia="Times New Roman" w:cs="Times New Roman"/>
+                <w:color w:val="188038"/>
+                <w:szCs w:val="24"/>
+              </w:rPr>
+              <w:t xml:space="preserve">/: </w:t>
+            </w:r>
+            <w:proofErr xmlns:w="http://schemas.openxmlformats.org/wordprocessingml/2006/main" w:type="spellStart"/>
+            <w:r xmlns:w="http://schemas.openxmlformats.org/wordprocessingml/2006/main">
+              <w:rPr>
+                <w:rFonts w:eastAsia="Times New Roman" w:cs="Times New Roman"/>
+                <w:color w:val="188038"/>
+                <w:szCs w:val="24"/>
+              </w:rPr>
+              <w:t xml:space="preserve">id</w:t>
+            </w:r>
+            <w:proofErr xmlns:w="http://schemas.openxmlformats.org/wordprocessingml/2006/main" w:type="spellEnd"/>
           </w:p>
         </w:tc>
         <w:tc>
@@ -9133,7 +12058,23 @@
                 <w:rFonts w:eastAsia="Times New Roman" w:cs="Times New Roman"/>
                 <w:szCs w:val="24"/>
               </w:rPr>
-              <w:t xml:space="preserve">Yes (User)</w:t>
+              <w:t xml:space="preserve">Yes ( </w:t>
+            </w:r>
+            <w:proofErr xmlns:w="http://schemas.openxmlformats.org/wordprocessingml/2006/main" w:type="spellStart"/>
+            <w:r xmlns:w="http://schemas.openxmlformats.org/wordprocessingml/2006/main">
+              <w:rPr>
+                <w:rFonts w:eastAsia="Times New Roman" w:cs="Times New Roman"/>
+                <w:szCs w:val="24"/>
+              </w:rPr>
+              <w:t xml:space="preserve">User </w:t>
+            </w:r>
+            <w:proofErr xmlns:w="http://schemas.openxmlformats.org/wordprocessingml/2006/main" w:type="spellEnd"/>
+            <w:r xmlns:w="http://schemas.openxmlformats.org/wordprocessingml/2006/main">
+              <w:rPr>
+                <w:rFonts w:eastAsia="Times New Roman" w:cs="Times New Roman"/>
+                <w:szCs w:val="24"/>
+              </w:rPr>
+              <w:t xml:space="preserve">)</w:t>
             </w:r>
           </w:p>
         </w:tc>
@@ -9165,8 +12106,36 @@
                 <w:color w:val="188038"/>
                 <w:szCs w:val="24"/>
               </w:rPr>
-              <w:t xml:space="preserve">/plans/:id</w:t>
-            </w:r>
+              <w:t xml:space="preserve">/ </w:t>
+            </w:r>
+            <w:proofErr xmlns:w="http://schemas.openxmlformats.org/wordprocessingml/2006/main" w:type="spellStart"/>
+            <w:r xmlns:w="http://schemas.openxmlformats.org/wordprocessingml/2006/main">
+              <w:rPr>
+                <w:rFonts w:eastAsia="Times New Roman" w:cs="Times New Roman"/>
+                <w:color w:val="188038"/>
+                <w:szCs w:val="24"/>
+              </w:rPr>
+              <w:t xml:space="preserve">plans </w:t>
+            </w:r>
+            <w:proofErr xmlns:w="http://schemas.openxmlformats.org/wordprocessingml/2006/main" w:type="spellEnd"/>
+            <w:r xmlns:w="http://schemas.openxmlformats.org/wordprocessingml/2006/main">
+              <w:rPr>
+                <w:rFonts w:eastAsia="Times New Roman" w:cs="Times New Roman"/>
+                <w:color w:val="188038"/>
+                <w:szCs w:val="24"/>
+              </w:rPr>
+              <w:t xml:space="preserve">/: </w:t>
+            </w:r>
+            <w:proofErr xmlns:w="http://schemas.openxmlformats.org/wordprocessingml/2006/main" w:type="spellStart"/>
+            <w:r xmlns:w="http://schemas.openxmlformats.org/wordprocessingml/2006/main">
+              <w:rPr>
+                <w:rFonts w:eastAsia="Times New Roman" w:cs="Times New Roman"/>
+                <w:color w:val="188038"/>
+                <w:szCs w:val="24"/>
+              </w:rPr>
+              <w:t xml:space="preserve">id</w:t>
+            </w:r>
+            <w:proofErr xmlns:w="http://schemas.openxmlformats.org/wordprocessingml/2006/main" w:type="spellEnd"/>
           </w:p>
         </w:tc>
         <w:tc>
@@ -9243,7 +12212,23 @@
                 <w:rFonts w:eastAsia="Times New Roman" w:cs="Times New Roman"/>
                 <w:szCs w:val="24"/>
               </w:rPr>
-              <w:t xml:space="preserve">Yes (User)</w:t>
+              <w:t xml:space="preserve">Yes ( </w:t>
+            </w:r>
+            <w:proofErr xmlns:w="http://schemas.openxmlformats.org/wordprocessingml/2006/main" w:type="spellStart"/>
+            <w:r xmlns:w="http://schemas.openxmlformats.org/wordprocessingml/2006/main">
+              <w:rPr>
+                <w:rFonts w:eastAsia="Times New Roman" w:cs="Times New Roman"/>
+                <w:szCs w:val="24"/>
+              </w:rPr>
+              <w:t xml:space="preserve">User </w:t>
+            </w:r>
+            <w:proofErr xmlns:w="http://schemas.openxmlformats.org/wordprocessingml/2006/main" w:type="spellEnd"/>
+            <w:r xmlns:w="http://schemas.openxmlformats.org/wordprocessingml/2006/main">
+              <w:rPr>
+                <w:rFonts w:eastAsia="Times New Roman" w:cs="Times New Roman"/>
+                <w:szCs w:val="24"/>
+              </w:rPr>
+              <w:t xml:space="preserve">)</w:t>
             </w:r>
           </w:p>
         </w:tc>
@@ -9443,8 +12428,18 @@
                 <w:color w:val="188038"/>
                 <w:szCs w:val="24"/>
               </w:rPr>
-              <w:t xml:space="preserve">/statistics</w:t>
-            </w:r>
+              <w:t xml:space="preserve">/ </w:t>
+            </w:r>
+            <w:proofErr xmlns:w="http://schemas.openxmlformats.org/wordprocessingml/2006/main" w:type="spellStart"/>
+            <w:r xmlns:w="http://schemas.openxmlformats.org/wordprocessingml/2006/main">
+              <w:rPr>
+                <w:rFonts w:eastAsia="Times New Roman" w:cs="Times New Roman"/>
+                <w:color w:val="188038"/>
+                <w:szCs w:val="24"/>
+              </w:rPr>
+              <w:t xml:space="preserve">statistics</w:t>
+            </w:r>
+            <w:proofErr xmlns:w="http://schemas.openxmlformats.org/wordprocessingml/2006/main" w:type="spellEnd"/>
           </w:p>
         </w:tc>
         <w:tc>
@@ -9521,7 +12516,23 @@
                 <w:rFonts w:eastAsia="Times New Roman" w:cs="Times New Roman"/>
                 <w:szCs w:val="24"/>
               </w:rPr>
-              <w:t xml:space="preserve">Yes (User)</w:t>
+              <w:t xml:space="preserve">Yes ( </w:t>
+            </w:r>
+            <w:proofErr xmlns:w="http://schemas.openxmlformats.org/wordprocessingml/2006/main" w:type="spellStart"/>
+            <w:r xmlns:w="http://schemas.openxmlformats.org/wordprocessingml/2006/main">
+              <w:rPr>
+                <w:rFonts w:eastAsia="Times New Roman" w:cs="Times New Roman"/>
+                <w:szCs w:val="24"/>
+              </w:rPr>
+              <w:t xml:space="preserve">User </w:t>
+            </w:r>
+            <w:proofErr xmlns:w="http://schemas.openxmlformats.org/wordprocessingml/2006/main" w:type="spellEnd"/>
+            <w:r xmlns:w="http://schemas.openxmlformats.org/wordprocessingml/2006/main">
+              <w:rPr>
+                <w:rFonts w:eastAsia="Times New Roman" w:cs="Times New Roman"/>
+                <w:szCs w:val="24"/>
+              </w:rPr>
+              <w:t xml:space="preserve">)</w:t>
             </w:r>
           </w:p>
         </w:tc>
@@ -9721,8 +12732,18 @@
                 <w:color w:val="188038"/>
                 <w:szCs w:val="24"/>
               </w:rPr>
-              <w:t xml:space="preserve">/exercises</w:t>
-            </w:r>
+              <w:t xml:space="preserve">/ </w:t>
+            </w:r>
+            <w:proofErr xmlns:w="http://schemas.openxmlformats.org/wordprocessingml/2006/main" w:type="spellStart"/>
+            <w:r xmlns:w="http://schemas.openxmlformats.org/wordprocessingml/2006/main">
+              <w:rPr>
+                <w:rFonts w:eastAsia="Times New Roman" w:cs="Times New Roman"/>
+                <w:color w:val="188038"/>
+                <w:szCs w:val="24"/>
+              </w:rPr>
+              <w:t xml:space="preserve">exercises</w:t>
+            </w:r>
+            <w:proofErr xmlns:w="http://schemas.openxmlformats.org/wordprocessingml/2006/main" w:type="spellEnd"/>
           </w:p>
         </w:tc>
         <w:tc>
@@ -9831,8 +12852,36 @@
                 <w:color w:val="188038"/>
                 <w:szCs w:val="24"/>
               </w:rPr>
-              <w:t xml:space="preserve">/exercises/:id</w:t>
-            </w:r>
+              <w:t xml:space="preserve">/ </w:t>
+            </w:r>
+            <w:proofErr xmlns:w="http://schemas.openxmlformats.org/wordprocessingml/2006/main" w:type="spellStart"/>
+            <w:r xmlns:w="http://schemas.openxmlformats.org/wordprocessingml/2006/main">
+              <w:rPr>
+                <w:rFonts w:eastAsia="Times New Roman" w:cs="Times New Roman"/>
+                <w:color w:val="188038"/>
+                <w:szCs w:val="24"/>
+              </w:rPr>
+              <w:t xml:space="preserve">exercises </w:t>
+            </w:r>
+            <w:proofErr xmlns:w="http://schemas.openxmlformats.org/wordprocessingml/2006/main" w:type="spellEnd"/>
+            <w:r xmlns:w="http://schemas.openxmlformats.org/wordprocessingml/2006/main">
+              <w:rPr>
+                <w:rFonts w:eastAsia="Times New Roman" w:cs="Times New Roman"/>
+                <w:color w:val="188038"/>
+                <w:szCs w:val="24"/>
+              </w:rPr>
+              <w:t xml:space="preserve">/: </w:t>
+            </w:r>
+            <w:proofErr xmlns:w="http://schemas.openxmlformats.org/wordprocessingml/2006/main" w:type="spellStart"/>
+            <w:r xmlns:w="http://schemas.openxmlformats.org/wordprocessingml/2006/main">
+              <w:rPr>
+                <w:rFonts w:eastAsia="Times New Roman" w:cs="Times New Roman"/>
+                <w:color w:val="188038"/>
+                <w:szCs w:val="24"/>
+              </w:rPr>
+              <w:t xml:space="preserve">id</w:t>
+            </w:r>
+            <w:proofErr xmlns:w="http://schemas.openxmlformats.org/wordprocessingml/2006/main" w:type="spellEnd"/>
           </w:p>
         </w:tc>
         <w:tc>
@@ -9941,7 +12990,25 @@
                 <w:color w:val="188038"/>
                 <w:szCs w:val="24"/>
               </w:rPr>
-              <w:t xml:space="preserve">/exercises/admin</w:t>
+              <w:t xml:space="preserve">/ </w:t>
+            </w:r>
+            <w:proofErr xmlns:w="http://schemas.openxmlformats.org/wordprocessingml/2006/main" w:type="spellStart"/>
+            <w:r xmlns:w="http://schemas.openxmlformats.org/wordprocessingml/2006/main">
+              <w:rPr>
+                <w:rFonts w:eastAsia="Times New Roman" w:cs="Times New Roman"/>
+                <w:color w:val="188038"/>
+                <w:szCs w:val="24"/>
+              </w:rPr>
+              <w:t xml:space="preserve">exercises </w:t>
+            </w:r>
+            <w:proofErr xmlns:w="http://schemas.openxmlformats.org/wordprocessingml/2006/main" w:type="spellEnd"/>
+            <w:r xmlns:w="http://schemas.openxmlformats.org/wordprocessingml/2006/main">
+              <w:rPr>
+                <w:rFonts w:eastAsia="Times New Roman" w:cs="Times New Roman"/>
+                <w:color w:val="188038"/>
+                <w:szCs w:val="24"/>
+              </w:rPr>
+              <w:t xml:space="preserve">/admin</w:t>
             </w:r>
           </w:p>
         </w:tc>
@@ -10051,7 +13118,25 @@
                 <w:color w:val="188038"/>
                 <w:szCs w:val="24"/>
               </w:rPr>
-              <w:t xml:space="preserve">/exercises/admin</w:t>
+              <w:t xml:space="preserve">/ </w:t>
+            </w:r>
+            <w:proofErr xmlns:w="http://schemas.openxmlformats.org/wordprocessingml/2006/main" w:type="spellStart"/>
+            <w:r xmlns:w="http://schemas.openxmlformats.org/wordprocessingml/2006/main">
+              <w:rPr>
+                <w:rFonts w:eastAsia="Times New Roman" w:cs="Times New Roman"/>
+                <w:color w:val="188038"/>
+                <w:szCs w:val="24"/>
+              </w:rPr>
+              <w:t xml:space="preserve">exercises </w:t>
+            </w:r>
+            <w:proofErr xmlns:w="http://schemas.openxmlformats.org/wordprocessingml/2006/main" w:type="spellEnd"/>
+            <w:r xmlns:w="http://schemas.openxmlformats.org/wordprocessingml/2006/main">
+              <w:rPr>
+                <w:rFonts w:eastAsia="Times New Roman" w:cs="Times New Roman"/>
+                <w:color w:val="188038"/>
+                <w:szCs w:val="24"/>
+              </w:rPr>
+              <w:t xml:space="preserve">/admin</w:t>
             </w:r>
           </w:p>
         </w:tc>
@@ -10161,7 +13246,25 @@
                 <w:color w:val="188038"/>
                 <w:szCs w:val="24"/>
               </w:rPr>
-              <w:t xml:space="preserve">/exercises/admin</w:t>
+              <w:t xml:space="preserve">/ </w:t>
+            </w:r>
+            <w:proofErr xmlns:w="http://schemas.openxmlformats.org/wordprocessingml/2006/main" w:type="spellStart"/>
+            <w:r xmlns:w="http://schemas.openxmlformats.org/wordprocessingml/2006/main">
+              <w:rPr>
+                <w:rFonts w:eastAsia="Times New Roman" w:cs="Times New Roman"/>
+                <w:color w:val="188038"/>
+                <w:szCs w:val="24"/>
+              </w:rPr>
+              <w:t xml:space="preserve">exercises </w:t>
+            </w:r>
+            <w:proofErr xmlns:w="http://schemas.openxmlformats.org/wordprocessingml/2006/main" w:type="spellEnd"/>
+            <w:r xmlns:w="http://schemas.openxmlformats.org/wordprocessingml/2006/main">
+              <w:rPr>
+                <w:rFonts w:eastAsia="Times New Roman" w:cs="Times New Roman"/>
+                <w:color w:val="188038"/>
+                <w:szCs w:val="24"/>
+              </w:rPr>
+              <w:t xml:space="preserve">/admin</w:t>
             </w:r>
           </w:p>
         </w:tc>
@@ -10271,8 +13374,36 @@
                 <w:color w:val="188038"/>
                 <w:szCs w:val="24"/>
               </w:rPr>
-              <w:t xml:space="preserve">/exercises/admin/:id</w:t>
-            </w:r>
+              <w:t xml:space="preserve">/ </w:t>
+            </w:r>
+            <w:proofErr xmlns:w="http://schemas.openxmlformats.org/wordprocessingml/2006/main" w:type="spellStart"/>
+            <w:r xmlns:w="http://schemas.openxmlformats.org/wordprocessingml/2006/main">
+              <w:rPr>
+                <w:rFonts w:eastAsia="Times New Roman" w:cs="Times New Roman"/>
+                <w:color w:val="188038"/>
+                <w:szCs w:val="24"/>
+              </w:rPr>
+              <w:t xml:space="preserve">exercises </w:t>
+            </w:r>
+            <w:proofErr xmlns:w="http://schemas.openxmlformats.org/wordprocessingml/2006/main" w:type="spellEnd"/>
+            <w:r xmlns:w="http://schemas.openxmlformats.org/wordprocessingml/2006/main">
+              <w:rPr>
+                <w:rFonts w:eastAsia="Times New Roman" w:cs="Times New Roman"/>
+                <w:color w:val="188038"/>
+                <w:szCs w:val="24"/>
+              </w:rPr>
+              <w:t xml:space="preserve">/admin/: </w:t>
+            </w:r>
+            <w:proofErr xmlns:w="http://schemas.openxmlformats.org/wordprocessingml/2006/main" w:type="spellStart"/>
+            <w:r xmlns:w="http://schemas.openxmlformats.org/wordprocessingml/2006/main">
+              <w:rPr>
+                <w:rFonts w:eastAsia="Times New Roman" w:cs="Times New Roman"/>
+                <w:color w:val="188038"/>
+                <w:szCs w:val="24"/>
+              </w:rPr>
+              <w:t xml:space="preserve">id</w:t>
+            </w:r>
+            <w:proofErr xmlns:w="http://schemas.openxmlformats.org/wordprocessingml/2006/main" w:type="spellEnd"/>
           </w:p>
         </w:tc>
         <w:tc>
@@ -10549,8 +13680,18 @@
                 <w:color w:val="188038"/>
                 <w:szCs w:val="24"/>
               </w:rPr>
-              <w:t xml:space="preserve">/muscle_groups</w:t>
-            </w:r>
+              <w:t xml:space="preserve">/ </w:t>
+            </w:r>
+            <w:proofErr xmlns:w="http://schemas.openxmlformats.org/wordprocessingml/2006/main" w:type="spellStart"/>
+            <w:r xmlns:w="http://schemas.openxmlformats.org/wordprocessingml/2006/main">
+              <w:rPr>
+                <w:rFonts w:eastAsia="Times New Roman" w:cs="Times New Roman"/>
+                <w:color w:val="188038"/>
+                <w:szCs w:val="24"/>
+              </w:rPr>
+              <w:t xml:space="preserve">muscle_groups</w:t>
+            </w:r>
+            <w:proofErr xmlns:w="http://schemas.openxmlformats.org/wordprocessingml/2006/main" w:type="spellEnd"/>
           </w:p>
         </w:tc>
         <w:tc>
@@ -10667,7 +13808,25 @@
                 <w:color w:val="188038"/>
                 <w:szCs w:val="24"/>
               </w:rPr>
-              <w:t xml:space="preserve">/muscle_groups/admin</w:t>
+              <w:t xml:space="preserve">/ </w:t>
+            </w:r>
+            <w:proofErr xmlns:w="http://schemas.openxmlformats.org/wordprocessingml/2006/main" w:type="spellStart"/>
+            <w:r xmlns:w="http://schemas.openxmlformats.org/wordprocessingml/2006/main">
+              <w:rPr>
+                <w:rFonts w:eastAsia="Times New Roman" w:cs="Times New Roman"/>
+                <w:color w:val="188038"/>
+                <w:szCs w:val="24"/>
+              </w:rPr>
+              <w:t xml:space="preserve">muscle_groups </w:t>
+            </w:r>
+            <w:proofErr xmlns:w="http://schemas.openxmlformats.org/wordprocessingml/2006/main" w:type="spellEnd"/>
+            <w:r xmlns:w="http://schemas.openxmlformats.org/wordprocessingml/2006/main">
+              <w:rPr>
+                <w:rFonts w:eastAsia="Times New Roman" w:cs="Times New Roman"/>
+                <w:color w:val="188038"/>
+                <w:szCs w:val="24"/>
+              </w:rPr>
+              <w:t xml:space="preserve">/admin</w:t>
             </w:r>
           </w:p>
         </w:tc>
@@ -10777,7 +13936,25 @@
                 <w:color w:val="188038"/>
                 <w:szCs w:val="24"/>
               </w:rPr>
-              <w:t xml:space="preserve">/muscle_groups/admin</w:t>
+              <w:t xml:space="preserve">/ </w:t>
+            </w:r>
+            <w:proofErr xmlns:w="http://schemas.openxmlformats.org/wordprocessingml/2006/main" w:type="spellStart"/>
+            <w:r xmlns:w="http://schemas.openxmlformats.org/wordprocessingml/2006/main">
+              <w:rPr>
+                <w:rFonts w:eastAsia="Times New Roman" w:cs="Times New Roman"/>
+                <w:color w:val="188038"/>
+                <w:szCs w:val="24"/>
+              </w:rPr>
+              <w:t xml:space="preserve">muscle_groups </w:t>
+            </w:r>
+            <w:proofErr xmlns:w="http://schemas.openxmlformats.org/wordprocessingml/2006/main" w:type="spellEnd"/>
+            <w:r xmlns:w="http://schemas.openxmlformats.org/wordprocessingml/2006/main">
+              <w:rPr>
+                <w:rFonts w:eastAsia="Times New Roman" w:cs="Times New Roman"/>
+                <w:color w:val="188038"/>
+                <w:szCs w:val="24"/>
+              </w:rPr>
+              <w:t xml:space="preserve">/admin</w:t>
             </w:r>
           </w:p>
         </w:tc>
@@ -10887,8 +14064,36 @@
                 <w:color w:val="188038"/>
                 <w:szCs w:val="24"/>
               </w:rPr>
-              <w:t xml:space="preserve">/muscle_groups/admin/:id</w:t>
-            </w:r>
+              <w:t xml:space="preserve">/ </w:t>
+            </w:r>
+            <w:proofErr xmlns:w="http://schemas.openxmlformats.org/wordprocessingml/2006/main" w:type="spellStart"/>
+            <w:r xmlns:w="http://schemas.openxmlformats.org/wordprocessingml/2006/main">
+              <w:rPr>
+                <w:rFonts w:eastAsia="Times New Roman" w:cs="Times New Roman"/>
+                <w:color w:val="188038"/>
+                <w:szCs w:val="24"/>
+              </w:rPr>
+              <w:t xml:space="preserve">muscle_groups </w:t>
+            </w:r>
+            <w:proofErr xmlns:w="http://schemas.openxmlformats.org/wordprocessingml/2006/main" w:type="spellEnd"/>
+            <w:r xmlns:w="http://schemas.openxmlformats.org/wordprocessingml/2006/main">
+              <w:rPr>
+                <w:rFonts w:eastAsia="Times New Roman" w:cs="Times New Roman"/>
+                <w:color w:val="188038"/>
+                <w:szCs w:val="24"/>
+              </w:rPr>
+              <w:t xml:space="preserve">/admin/: </w:t>
+            </w:r>
+            <w:proofErr xmlns:w="http://schemas.openxmlformats.org/wordprocessingml/2006/main" w:type="spellStart"/>
+            <w:r xmlns:w="http://schemas.openxmlformats.org/wordprocessingml/2006/main">
+              <w:rPr>
+                <w:rFonts w:eastAsia="Times New Roman" w:cs="Times New Roman"/>
+                <w:color w:val="188038"/>
+                <w:szCs w:val="24"/>
+              </w:rPr>
+              <w:t xml:space="preserve">id</w:t>
+            </w:r>
+            <w:proofErr xmlns:w="http://schemas.openxmlformats.org/wordprocessingml/2006/main" w:type="spellEnd"/>
           </w:p>
         </w:tc>
         <w:tc>
@@ -10991,7 +14196,7 @@
       <w:pPr xmlns:w="http://schemas.openxmlformats.org/wordprocessingml/2006/main">
         <w:pStyle w:val="Cmsor2"/>
       </w:pPr>
-      <w:bookmarkStart xmlns:w="http://schemas.openxmlformats.org/wordprocessingml/2006/main" w:id="59" w:name="_Toc228972061"/>
+      <w:bookmarkStart xmlns:w="http://schemas.openxmlformats.org/wordprocessingml/2006/main" w:id="59" w:name="_Toc229058151"/>
       <w:r xmlns:w="http://schemas.openxmlformats.org/wordprocessingml/2006/main">
         <w:lastRenderedPageBreak xmlns:w="http://schemas.openxmlformats.org/wordprocessingml/2006/main"/>
       </w:r>
@@ -11004,7 +14209,7 @@
       <w:pPr xmlns:w="http://schemas.openxmlformats.org/wordprocessingml/2006/main">
         <w:pStyle w:val="Cmsor3"/>
       </w:pPr>
-      <w:bookmarkStart xmlns:w="http://schemas.openxmlformats.org/wordprocessingml/2006/main" w:id="60" w:name="_Toc228972062"/>
+      <w:bookmarkStart xmlns:w="http://schemas.openxmlformats.org/wordprocessingml/2006/main" w:id="60" w:name="_Toc229058152"/>
       <w:r xmlns:w="http://schemas.openxmlformats.org/wordprocessingml/2006/main">
         <w:t xml:space="preserve">Test user details</w:t>
       </w:r>
@@ -11084,9 +14289,25 @@
       <w:pPr xmlns:w="http://schemas.openxmlformats.org/wordprocessingml/2006/main">
         <w:pStyle w:val="Cmsor3"/>
       </w:pPr>
-      <w:bookmarkStart xmlns:w="http://schemas.openxmlformats.org/wordprocessingml/2006/main" w:id="61" w:name="_Toc228972063"/>
-      <w:r xmlns:w="http://schemas.openxmlformats.org/wordprocessingml/2006/main">
-        <w:t xml:space="preserve">Unit tests (Thunder Client)</w:t>
+      <w:bookmarkStart xmlns:w="http://schemas.openxmlformats.org/wordprocessingml/2006/main" w:id="61" w:name="_Toc229058153"/>
+      <w:r xmlns:w="http://schemas.openxmlformats.org/wordprocessingml/2006/main">
+        <w:t xml:space="preserve">Unit tests ( </w:t>
+      </w:r>
+      <w:proofErr xmlns:w="http://schemas.openxmlformats.org/wordprocessingml/2006/main" w:type="spellStart"/>
+      <w:r xmlns:w="http://schemas.openxmlformats.org/wordprocessingml/2006/main">
+        <w:t xml:space="preserve">Thunder</w:t>
+      </w:r>
+      <w:proofErr xmlns:w="http://schemas.openxmlformats.org/wordprocessingml/2006/main" w:type="spellEnd"/>
+      <w:r xmlns:w="http://schemas.openxmlformats.org/wordprocessingml/2006/main">
+        <w:t xml:space="preserve"> </w:t>
+      </w:r>
+      <w:proofErr xmlns:w="http://schemas.openxmlformats.org/wordprocessingml/2006/main" w:type="spellStart"/>
+      <w:r xmlns:w="http://schemas.openxmlformats.org/wordprocessingml/2006/main">
+        <w:t xml:space="preserve">Client </w:t>
+      </w:r>
+      <w:proofErr xmlns:w="http://schemas.openxmlformats.org/wordprocessingml/2006/main" w:type="spellEnd"/>
+      <w:r xmlns:w="http://schemas.openxmlformats.org/wordprocessingml/2006/main">
+        <w:t xml:space="preserve">)</w:t>
       </w:r>
       <w:bookmarkEnd xmlns:w="http://schemas.openxmlformats.org/wordprocessingml/2006/main" w:id="61"/>
     </w:p>
@@ -11094,9 +14315,11 @@
       <w:pPr xmlns:w="http://schemas.openxmlformats.org/wordprocessingml/2006/main">
         <w:pStyle w:val="Cmsor4"/>
       </w:pPr>
+      <w:proofErr xmlns:w="http://schemas.openxmlformats.org/wordprocessingml/2006/main" w:type="spellStart"/>
       <w:r xmlns:w="http://schemas.openxmlformats.org/wordprocessingml/2006/main">
         <w:t xml:space="preserve">Authentication</w:t>
       </w:r>
+      <w:proofErr xmlns:w="http://schemas.openxmlformats.org/wordprocessingml/2006/main" w:type="spellEnd"/>
     </w:p>
     <w:tbl>
       <w:tblPr>
@@ -11374,8 +14597,17 @@
                 <w:rFonts w:eastAsia="Times New Roman" w:cs="Times New Roman"/>
                 <w:szCs w:val="24"/>
               </w:rPr>
-              <w:t xml:space="preserve">Secure API request with live token</w:t>
-            </w:r>
+              <w:t xml:space="preserve">Secure API request with live </w:t>
+            </w:r>
+            <w:proofErr xmlns:w="http://schemas.openxmlformats.org/wordprocessingml/2006/main" w:type="spellStart"/>
+            <w:r xmlns:w="http://schemas.openxmlformats.org/wordprocessingml/2006/main">
+              <w:rPr>
+                <w:rFonts w:eastAsia="Times New Roman" w:cs="Times New Roman"/>
+                <w:szCs w:val="24"/>
+              </w:rPr>
+              <w:t xml:space="preserve">token</w:t>
+            </w:r>
+            <w:proofErr xmlns:w="http://schemas.openxmlformats.org/wordprocessingml/2006/main" w:type="spellEnd"/>
           </w:p>
         </w:tc>
         <w:tc>
@@ -11400,8 +14632,24 @@
                 <w:rFonts w:eastAsia="Times New Roman" w:cs="Times New Roman"/>
                 <w:szCs w:val="24"/>
               </w:rPr>
-              <w:t xml:space="preserve">User has a live access token</w:t>
-            </w:r>
+              <w:t xml:space="preserve">User </w:t>
+            </w:r>
+            <w:proofErr xmlns:w="http://schemas.openxmlformats.org/wordprocessingml/2006/main" w:type="spellStart"/>
+            <w:r xmlns:w="http://schemas.openxmlformats.org/wordprocessingml/2006/main">
+              <w:rPr>
+                <w:rFonts w:eastAsia="Times New Roman" w:cs="Times New Roman"/>
+                <w:szCs w:val="24"/>
+              </w:rPr>
+              <w:t xml:space="preserve">has a live access </w:t>
+            </w:r>
+            <w:r xmlns:w="http://schemas.openxmlformats.org/wordprocessingml/2006/main">
+              <w:rPr>
+                <w:rFonts w:eastAsia="Times New Roman" w:cs="Times New Roman"/>
+                <w:szCs w:val="24"/>
+              </w:rPr>
+              <w:t xml:space="preserve">token</w:t>
+            </w:r>
+            <w:proofErr xmlns:w="http://schemas.openxmlformats.org/wordprocessingml/2006/main" w:type="spellEnd"/>
           </w:p>
         </w:tc>
         <w:tc>
@@ -11483,8 +14731,17 @@
                 <w:rFonts w:eastAsia="Times New Roman" w:cs="Times New Roman"/>
                 <w:szCs w:val="24"/>
               </w:rPr>
-              <w:t xml:space="preserve">Protected API request with expired token</w:t>
-            </w:r>
+              <w:t xml:space="preserve">Protected API request with expired </w:t>
+            </w:r>
+            <w:proofErr xmlns:w="http://schemas.openxmlformats.org/wordprocessingml/2006/main" w:type="spellStart"/>
+            <w:r xmlns:w="http://schemas.openxmlformats.org/wordprocessingml/2006/main">
+              <w:rPr>
+                <w:rFonts w:eastAsia="Times New Roman" w:cs="Times New Roman"/>
+                <w:szCs w:val="24"/>
+              </w:rPr>
+              <w:t xml:space="preserve">token</w:t>
+            </w:r>
+            <w:proofErr xmlns:w="http://schemas.openxmlformats.org/wordprocessingml/2006/main" w:type="spellEnd"/>
           </w:p>
         </w:tc>
         <w:tc>
@@ -11509,8 +14766,24 @@
                 <w:rFonts w:eastAsia="Times New Roman" w:cs="Times New Roman"/>
                 <w:szCs w:val="24"/>
               </w:rPr>
-              <w:t xml:space="preserve">User has an expired access token</w:t>
-            </w:r>
+              <w:t xml:space="preserve">User </w:t>
+            </w:r>
+            <w:proofErr xmlns:w="http://schemas.openxmlformats.org/wordprocessingml/2006/main" w:type="spellStart"/>
+            <w:r xmlns:w="http://schemas.openxmlformats.org/wordprocessingml/2006/main">
+              <w:rPr>
+                <w:rFonts w:eastAsia="Times New Roman" w:cs="Times New Roman"/>
+                <w:szCs w:val="24"/>
+              </w:rPr>
+              <w:t xml:space="preserve">has an expired access </w:t>
+            </w:r>
+            <w:r xmlns:w="http://schemas.openxmlformats.org/wordprocessingml/2006/main">
+              <w:rPr>
+                <w:rFonts w:eastAsia="Times New Roman" w:cs="Times New Roman"/>
+                <w:szCs w:val="24"/>
+              </w:rPr>
+              <w:t xml:space="preserve">token</w:t>
+            </w:r>
+            <w:proofErr xmlns:w="http://schemas.openxmlformats.org/wordprocessingml/2006/main" w:type="spellEnd"/>
           </w:p>
         </w:tc>
         <w:tc>
@@ -11561,7 +14834,39 @@
                 <w:rFonts w:eastAsia="Times New Roman" w:cs="Times New Roman"/>
                 <w:szCs w:val="24"/>
               </w:rPr>
-              <w:t xml:space="preserve">"Expired token" error</w:t>
+              <w:t xml:space="preserve">" </w:t>
+            </w:r>
+            <w:proofErr xmlns:w="http://schemas.openxmlformats.org/wordprocessingml/2006/main" w:type="spellStart"/>
+            <w:r xmlns:w="http://schemas.openxmlformats.org/wordprocessingml/2006/main">
+              <w:rPr>
+                <w:rFonts w:eastAsia="Times New Roman" w:cs="Times New Roman"/>
+                <w:szCs w:val="24"/>
+              </w:rPr>
+              <w:t xml:space="preserve">Expired"</w:t>
+            </w:r>
+            <w:proofErr xmlns:w="http://schemas.openxmlformats.org/wordprocessingml/2006/main" w:type="spellEnd"/>
+            <w:r xmlns:w="http://schemas.openxmlformats.org/wordprocessingml/2006/main">
+              <w:rPr>
+                <w:rFonts w:eastAsia="Times New Roman" w:cs="Times New Roman"/>
+                <w:szCs w:val="24"/>
+              </w:rPr>
+              <w:t xml:space="preserve"> </w:t>
+            </w:r>
+            <w:proofErr xmlns:w="http://schemas.openxmlformats.org/wordprocessingml/2006/main" w:type="spellStart"/>
+            <w:r xmlns:w="http://schemas.openxmlformats.org/wordprocessingml/2006/main">
+              <w:rPr>
+                <w:rFonts w:eastAsia="Times New Roman" w:cs="Times New Roman"/>
+                <w:szCs w:val="24"/>
+              </w:rPr>
+              <w:t xml:space="preserve">token </w:t>
+            </w:r>
+            <w:proofErr xmlns:w="http://schemas.openxmlformats.org/wordprocessingml/2006/main" w:type="spellEnd"/>
+            <w:r xmlns:w="http://schemas.openxmlformats.org/wordprocessingml/2006/main">
+              <w:rPr>
+                <w:rFonts w:eastAsia="Times New Roman" w:cs="Times New Roman"/>
+                <w:szCs w:val="24"/>
+              </w:rPr>
+              <w:t xml:space="preserve">” error</w:t>
             </w:r>
           </w:p>
         </w:tc>
@@ -11587,13 +14892,31 @@
                 <w:szCs w:val="24"/>
               </w:rPr>
             </w:pPr>
-            <w:r xmlns:w="http://schemas.openxmlformats.org/wordprocessingml/2006/main">
-              <w:rPr>
-                <w:rFonts w:eastAsia="Times New Roman" w:cs="Times New Roman"/>
-                <w:szCs w:val="24"/>
-              </w:rPr>
-              <w:t xml:space="preserve">Token refresh with live refresh token</w:t>
-            </w:r>
+            <w:proofErr xmlns:w="http://schemas.openxmlformats.org/wordprocessingml/2006/main" w:type="spellStart"/>
+            <w:r xmlns:w="http://schemas.openxmlformats.org/wordprocessingml/2006/main">
+              <w:rPr>
+                <w:rFonts w:eastAsia="Times New Roman" w:cs="Times New Roman"/>
+                <w:szCs w:val="24"/>
+              </w:rPr>
+              <w:t xml:space="preserve">Token </w:t>
+            </w:r>
+            <w:proofErr xmlns:w="http://schemas.openxmlformats.org/wordprocessingml/2006/main" w:type="spellEnd"/>
+            <w:r xmlns:w="http://schemas.openxmlformats.org/wordprocessingml/2006/main">
+              <w:rPr>
+                <w:rFonts w:eastAsia="Times New Roman" w:cs="Times New Roman"/>
+                <w:szCs w:val="24"/>
+              </w:rPr>
+              <w:t xml:space="preserve">refresh with live refresh </w:t>
+            </w:r>
+            <w:proofErr xmlns:w="http://schemas.openxmlformats.org/wordprocessingml/2006/main" w:type="spellStart"/>
+            <w:r xmlns:w="http://schemas.openxmlformats.org/wordprocessingml/2006/main">
+              <w:rPr>
+                <w:rFonts w:eastAsia="Times New Roman" w:cs="Times New Roman"/>
+                <w:szCs w:val="24"/>
+              </w:rPr>
+              <w:t xml:space="preserve">token</w:t>
+            </w:r>
+            <w:proofErr xmlns:w="http://schemas.openxmlformats.org/wordprocessingml/2006/main" w:type="spellEnd"/>
           </w:p>
         </w:tc>
         <w:tc>
@@ -11618,8 +14941,24 @@
                 <w:rFonts w:eastAsia="Times New Roman" w:cs="Times New Roman"/>
                 <w:szCs w:val="24"/>
               </w:rPr>
-              <w:t xml:space="preserve">User has a live refresh token</w:t>
-            </w:r>
+              <w:t xml:space="preserve">User </w:t>
+            </w:r>
+            <w:proofErr xmlns:w="http://schemas.openxmlformats.org/wordprocessingml/2006/main" w:type="spellStart"/>
+            <w:r xmlns:w="http://schemas.openxmlformats.org/wordprocessingml/2006/main">
+              <w:rPr>
+                <w:rFonts w:eastAsia="Times New Roman" w:cs="Times New Roman"/>
+                <w:szCs w:val="24"/>
+              </w:rPr>
+              <w:t xml:space="preserve">has a live refresh </w:t>
+            </w:r>
+            <w:r xmlns:w="http://schemas.openxmlformats.org/wordprocessingml/2006/main">
+              <w:rPr>
+                <w:rFonts w:eastAsia="Times New Roman" w:cs="Times New Roman"/>
+                <w:szCs w:val="24"/>
+              </w:rPr>
+              <w:t xml:space="preserve">token</w:t>
+            </w:r>
+            <w:proofErr xmlns:w="http://schemas.openxmlformats.org/wordprocessingml/2006/main" w:type="spellEnd"/>
           </w:p>
         </w:tc>
         <w:tc>
@@ -11633,9 +14972,19 @@
             </w:tcBorders>
           </w:tcPr>
           <w:p>
-            <w:r xmlns:w="http://schemas.openxmlformats.org/wordprocessingml/2006/main">
-              <w:t xml:space="preserve">Calling a token refresh path with the refresh token</w:t>
-            </w:r>
+            <w:proofErr xmlns:w="http://schemas.openxmlformats.org/wordprocessingml/2006/main" w:type="spellStart"/>
+            <w:r xmlns:w="http://schemas.openxmlformats.org/wordprocessingml/2006/main">
+              <w:t xml:space="preserve">a token </w:t>
+            </w:r>
+            <w:proofErr xmlns:w="http://schemas.openxmlformats.org/wordprocessingml/2006/main" w:type="spellEnd"/>
+            <w:r xmlns:w="http://schemas.openxmlformats.org/wordprocessingml/2006/main">
+              <w:t xml:space="preserve">refresh path with the refresh </w:t>
+            </w:r>
+            <w:proofErr xmlns:w="http://schemas.openxmlformats.org/wordprocessingml/2006/main" w:type="spellStart"/>
+            <w:r xmlns:w="http://schemas.openxmlformats.org/wordprocessingml/2006/main">
+              <w:t xml:space="preserve">token</w:t>
+            </w:r>
+            <w:proofErr xmlns:w="http://schemas.openxmlformats.org/wordprocessingml/2006/main" w:type="spellEnd"/>
           </w:p>
         </w:tc>
         <w:tc>
@@ -11686,13 +15035,31 @@
                 <w:szCs w:val="24"/>
               </w:rPr>
             </w:pPr>
-            <w:r xmlns:w="http://schemas.openxmlformats.org/wordprocessingml/2006/main">
-              <w:rPr>
-                <w:rFonts w:eastAsia="Times New Roman" w:cs="Times New Roman"/>
-                <w:szCs w:val="24"/>
-              </w:rPr>
-              <w:t xml:space="preserve">Token refresh with expired refresh token</w:t>
-            </w:r>
+            <w:proofErr xmlns:w="http://schemas.openxmlformats.org/wordprocessingml/2006/main" w:type="spellStart"/>
+            <w:r xmlns:w="http://schemas.openxmlformats.org/wordprocessingml/2006/main">
+              <w:rPr>
+                <w:rFonts w:eastAsia="Times New Roman" w:cs="Times New Roman"/>
+                <w:szCs w:val="24"/>
+              </w:rPr>
+              <w:t xml:space="preserve">Token </w:t>
+            </w:r>
+            <w:proofErr xmlns:w="http://schemas.openxmlformats.org/wordprocessingml/2006/main" w:type="spellEnd"/>
+            <w:r xmlns:w="http://schemas.openxmlformats.org/wordprocessingml/2006/main">
+              <w:rPr>
+                <w:rFonts w:eastAsia="Times New Roman" w:cs="Times New Roman"/>
+                <w:szCs w:val="24"/>
+              </w:rPr>
+              <w:t xml:space="preserve">refresh with expired refresh </w:t>
+            </w:r>
+            <w:proofErr xmlns:w="http://schemas.openxmlformats.org/wordprocessingml/2006/main" w:type="spellStart"/>
+            <w:r xmlns:w="http://schemas.openxmlformats.org/wordprocessingml/2006/main">
+              <w:rPr>
+                <w:rFonts w:eastAsia="Times New Roman" w:cs="Times New Roman"/>
+                <w:szCs w:val="24"/>
+              </w:rPr>
+              <w:t xml:space="preserve">token</w:t>
+            </w:r>
+            <w:proofErr xmlns:w="http://schemas.openxmlformats.org/wordprocessingml/2006/main" w:type="spellEnd"/>
           </w:p>
         </w:tc>
         <w:tc>
@@ -11717,8 +15084,24 @@
                 <w:rFonts w:eastAsia="Times New Roman" w:cs="Times New Roman"/>
                 <w:szCs w:val="24"/>
               </w:rPr>
-              <w:t xml:space="preserve">User has an expired refresh token</w:t>
-            </w:r>
+              <w:t xml:space="preserve">User </w:t>
+            </w:r>
+            <w:proofErr xmlns:w="http://schemas.openxmlformats.org/wordprocessingml/2006/main" w:type="spellStart"/>
+            <w:r xmlns:w="http://schemas.openxmlformats.org/wordprocessingml/2006/main">
+              <w:rPr>
+                <w:rFonts w:eastAsia="Times New Roman" w:cs="Times New Roman"/>
+                <w:szCs w:val="24"/>
+              </w:rPr>
+              <w:t xml:space="preserve">has an expired refresh </w:t>
+            </w:r>
+            <w:r xmlns:w="http://schemas.openxmlformats.org/wordprocessingml/2006/main">
+              <w:rPr>
+                <w:rFonts w:eastAsia="Times New Roman" w:cs="Times New Roman"/>
+                <w:szCs w:val="24"/>
+              </w:rPr>
+              <w:t xml:space="preserve">token</w:t>
+            </w:r>
+            <w:proofErr xmlns:w="http://schemas.openxmlformats.org/wordprocessingml/2006/main" w:type="spellEnd"/>
           </w:p>
         </w:tc>
         <w:tc>
@@ -11732,9 +15115,19 @@
             </w:tcBorders>
           </w:tcPr>
           <w:p>
-            <w:r xmlns:w="http://schemas.openxmlformats.org/wordprocessingml/2006/main">
-              <w:t xml:space="preserve">Calling a token refresh path with the refresh token</w:t>
-            </w:r>
+            <w:proofErr xmlns:w="http://schemas.openxmlformats.org/wordprocessingml/2006/main" w:type="spellStart"/>
+            <w:r xmlns:w="http://schemas.openxmlformats.org/wordprocessingml/2006/main">
+              <w:t xml:space="preserve">a token </w:t>
+            </w:r>
+            <w:proofErr xmlns:w="http://schemas.openxmlformats.org/wordprocessingml/2006/main" w:type="spellEnd"/>
+            <w:r xmlns:w="http://schemas.openxmlformats.org/wordprocessingml/2006/main">
+              <w:t xml:space="preserve">refresh path with the refresh </w:t>
+            </w:r>
+            <w:proofErr xmlns:w="http://schemas.openxmlformats.org/wordprocessingml/2006/main" w:type="spellStart"/>
+            <w:r xmlns:w="http://schemas.openxmlformats.org/wordprocessingml/2006/main">
+              <w:t xml:space="preserve">token</w:t>
+            </w:r>
+            <w:proofErr xmlns:w="http://schemas.openxmlformats.org/wordprocessingml/2006/main" w:type="spellEnd"/>
           </w:p>
         </w:tc>
         <w:tc>
@@ -11759,7 +15152,23 @@
                 <w:rFonts w:eastAsia="Times New Roman" w:cs="Times New Roman"/>
                 <w:szCs w:val="24"/>
               </w:rPr>
-              <w:t xml:space="preserve">"Unauthorized" error</w:t>
+              <w:t xml:space="preserve">" </w:t>
+            </w:r>
+            <w:proofErr xmlns:w="http://schemas.openxmlformats.org/wordprocessingml/2006/main" w:type="spellStart"/>
+            <w:r xmlns:w="http://schemas.openxmlformats.org/wordprocessingml/2006/main">
+              <w:rPr>
+                <w:rFonts w:eastAsia="Times New Roman" w:cs="Times New Roman"/>
+                <w:szCs w:val="24"/>
+              </w:rPr>
+              <w:t xml:space="preserve">Unauthorized </w:t>
+            </w:r>
+            <w:proofErr xmlns:w="http://schemas.openxmlformats.org/wordprocessingml/2006/main" w:type="spellEnd"/>
+            <w:r xmlns:w="http://schemas.openxmlformats.org/wordprocessingml/2006/main">
+              <w:rPr>
+                <w:rFonts w:eastAsia="Times New Roman" w:cs="Times New Roman"/>
+                <w:szCs w:val="24"/>
+              </w:rPr>
+              <w:t xml:space="preserve">" error</w:t>
             </w:r>
           </w:p>
         </w:tc>
@@ -11769,7 +15178,7 @@
       <w:pPr xmlns:w="http://schemas.openxmlformats.org/wordprocessingml/2006/main">
         <w:pStyle w:val="Cmsor3"/>
       </w:pPr>
-      <w:bookmarkStart xmlns:w="http://schemas.openxmlformats.org/wordprocessingml/2006/main" w:id="62" w:name="_Toc228972064"/>
+      <w:bookmarkStart xmlns:w="http://schemas.openxmlformats.org/wordprocessingml/2006/main" w:id="62" w:name="_Toc229058154"/>
       <w:r xmlns:w="http://schemas.openxmlformats.org/wordprocessingml/2006/main">
         <w:lastRenderedPageBreak xmlns:w="http://schemas.openxmlformats.org/wordprocessingml/2006/main"/>
       </w:r>
@@ -12035,7 +15444,23 @@
                 <w:rFonts w:eastAsia="Times New Roman" w:cs="Times New Roman"/>
                 <w:szCs w:val="24"/>
               </w:rPr>
-              <w:t xml:space="preserve">Redirect to dashboard, data saved</w:t>
+              <w:t xml:space="preserve">Redirect </w:t>
+            </w:r>
+            <w:proofErr xmlns:w="http://schemas.openxmlformats.org/wordprocessingml/2006/main" w:type="spellStart"/>
+            <w:r xmlns:w="http://schemas.openxmlformats.org/wordprocessingml/2006/main">
+              <w:rPr>
+                <w:rFonts w:eastAsia="Times New Roman" w:cs="Times New Roman"/>
+                <w:szCs w:val="24"/>
+              </w:rPr>
+              <w:t xml:space="preserve">to dashboard </w:t>
+            </w:r>
+            <w:proofErr xmlns:w="http://schemas.openxmlformats.org/wordprocessingml/2006/main" w:type="spellEnd"/>
+            <w:r xmlns:w="http://schemas.openxmlformats.org/wordprocessingml/2006/main">
+              <w:rPr>
+                <w:rFonts w:eastAsia="Times New Roman" w:cs="Times New Roman"/>
+                <w:szCs w:val="24"/>
+              </w:rPr>
+              <w:t xml:space="preserve">, data saved</w:t>
             </w:r>
           </w:p>
         </w:tc>
@@ -12144,7 +15569,39 @@
                 <w:rFonts w:eastAsia="Times New Roman" w:cs="Times New Roman"/>
                 <w:szCs w:val="24"/>
               </w:rPr>
-              <w:t xml:space="preserve">"Invalid credentials" error</w:t>
+              <w:t xml:space="preserve">" </w:t>
+            </w:r>
+            <w:proofErr xmlns:w="http://schemas.openxmlformats.org/wordprocessingml/2006/main" w:type="spellStart"/>
+            <w:r xmlns:w="http://schemas.openxmlformats.org/wordprocessingml/2006/main">
+              <w:rPr>
+                <w:rFonts w:eastAsia="Times New Roman" w:cs="Times New Roman"/>
+                <w:szCs w:val="24"/>
+              </w:rPr>
+              <w:t xml:space="preserve">Invalid"</w:t>
+            </w:r>
+            <w:proofErr xmlns:w="http://schemas.openxmlformats.org/wordprocessingml/2006/main" w:type="spellEnd"/>
+            <w:r xmlns:w="http://schemas.openxmlformats.org/wordprocessingml/2006/main">
+              <w:rPr>
+                <w:rFonts w:eastAsia="Times New Roman" w:cs="Times New Roman"/>
+                <w:szCs w:val="24"/>
+              </w:rPr>
+              <w:t xml:space="preserve"> " </w:t>
+            </w:r>
+            <w:proofErr xmlns:w="http://schemas.openxmlformats.org/wordprocessingml/2006/main" w:type="spellStart"/>
+            <w:r xmlns:w="http://schemas.openxmlformats.org/wordprocessingml/2006/main">
+              <w:rPr>
+                <w:rFonts w:eastAsia="Times New Roman" w:cs="Times New Roman"/>
+                <w:szCs w:val="24"/>
+              </w:rPr>
+              <w:t xml:space="preserve">credentials </w:t>
+            </w:r>
+            <w:proofErr xmlns:w="http://schemas.openxmlformats.org/wordprocessingml/2006/main" w:type="spellEnd"/>
+            <w:r xmlns:w="http://schemas.openxmlformats.org/wordprocessingml/2006/main">
+              <w:rPr>
+                <w:rFonts w:eastAsia="Times New Roman" w:cs="Times New Roman"/>
+                <w:szCs w:val="24"/>
+              </w:rPr>
+              <w:t xml:space="preserve">" error</w:t>
             </w:r>
           </w:p>
         </w:tc>
@@ -12362,7 +15819,23 @@
                 <w:rFonts w:eastAsia="Times New Roman" w:cs="Times New Roman"/>
                 <w:szCs w:val="24"/>
               </w:rPr>
-              <w:t xml:space="preserve">"Invalid email" error</w:t>
+              <w:t xml:space="preserve">" </w:t>
+            </w:r>
+            <w:proofErr xmlns:w="http://schemas.openxmlformats.org/wordprocessingml/2006/main" w:type="spellStart"/>
+            <w:r xmlns:w="http://schemas.openxmlformats.org/wordprocessingml/2006/main">
+              <w:rPr>
+                <w:rFonts w:eastAsia="Times New Roman" w:cs="Times New Roman"/>
+                <w:szCs w:val="24"/>
+              </w:rPr>
+              <w:t xml:space="preserve">Invalid </w:t>
+            </w:r>
+            <w:proofErr xmlns:w="http://schemas.openxmlformats.org/wordprocessingml/2006/main" w:type="spellEnd"/>
+            <w:r xmlns:w="http://schemas.openxmlformats.org/wordprocessingml/2006/main">
+              <w:rPr>
+                <w:rFonts w:eastAsia="Times New Roman" w:cs="Times New Roman"/>
+                <w:szCs w:val="24"/>
+              </w:rPr>
+              <w:t xml:space="preserve">email" error</w:t>
             </w:r>
           </w:p>
         </w:tc>
@@ -12599,7 +16072,23 @@
                 <w:rFonts w:ascii="Cardo" w:eastAsia="Cardo" w:hAnsi="Cardo" w:cs="Cardo"/>
                 <w:szCs w:val="24"/>
               </w:rPr>
-              <w:t xml:space="preserve">Select exercises → “Save”</w:t>
+              <w:t xml:space="preserve">Select exercises → “ </w:t>
+            </w:r>
+            <w:proofErr xmlns:w="http://schemas.openxmlformats.org/wordprocessingml/2006/main" w:type="spellStart"/>
+            <w:r xmlns:w="http://schemas.openxmlformats.org/wordprocessingml/2006/main">
+              <w:rPr>
+                <w:rFonts w:ascii="Cardo" w:eastAsia="Cardo" w:hAnsi="Cardo" w:cs="Cardo"/>
+                <w:szCs w:val="24"/>
+              </w:rPr>
+              <w:t xml:space="preserve">Save </w:t>
+            </w:r>
+            <w:proofErr xmlns:w="http://schemas.openxmlformats.org/wordprocessingml/2006/main" w:type="spellEnd"/>
+            <w:r xmlns:w="http://schemas.openxmlformats.org/wordprocessingml/2006/main">
+              <w:rPr>
+                <w:rFonts w:ascii="Cardo" w:eastAsia="Cardo" w:hAnsi="Cardo" w:cs="Cardo"/>
+                <w:szCs w:val="24"/>
+              </w:rPr>
+              <w:t xml:space="preserve">”</w:t>
             </w:r>
           </w:p>
         </w:tc>
@@ -12708,7 +16197,39 @@
                 <w:rFonts w:ascii="Cardo" w:eastAsia="Cardo" w:hAnsi="Cardo" w:cs="Cardo"/>
                 <w:szCs w:val="24"/>
               </w:rPr>
-              <w:t xml:space="preserve">“Edit plan” → Edit → “Save”</w:t>
+              <w:t xml:space="preserve">“Edit </w:t>
+            </w:r>
+            <w:proofErr xmlns:w="http://schemas.openxmlformats.org/wordprocessingml/2006/main" w:type="spellStart"/>
+            <w:r xmlns:w="http://schemas.openxmlformats.org/wordprocessingml/2006/main">
+              <w:rPr>
+                <w:rFonts w:ascii="Cardo" w:eastAsia="Cardo" w:hAnsi="Cardo" w:cs="Cardo"/>
+                <w:szCs w:val="24"/>
+              </w:rPr>
+              <w:t xml:space="preserve">plan </w:t>
+            </w:r>
+            <w:proofErr xmlns:w="http://schemas.openxmlformats.org/wordprocessingml/2006/main" w:type="spellEnd"/>
+            <w:r xmlns:w="http://schemas.openxmlformats.org/wordprocessingml/2006/main">
+              <w:rPr>
+                <w:rFonts w:ascii="Cardo" w:eastAsia="Cardo" w:hAnsi="Cardo" w:cs="Cardo"/>
+                <w:szCs w:val="24"/>
+              </w:rPr>
+              <w:t xml:space="preserve">” → Edit → “ </w:t>
+            </w:r>
+            <w:proofErr xmlns:w="http://schemas.openxmlformats.org/wordprocessingml/2006/main" w:type="spellStart"/>
+            <w:r xmlns:w="http://schemas.openxmlformats.org/wordprocessingml/2006/main">
+              <w:rPr>
+                <w:rFonts w:ascii="Cardo" w:eastAsia="Cardo" w:hAnsi="Cardo" w:cs="Cardo"/>
+                <w:szCs w:val="24"/>
+              </w:rPr>
+              <w:t xml:space="preserve">Save </w:t>
+            </w:r>
+            <w:proofErr xmlns:w="http://schemas.openxmlformats.org/wordprocessingml/2006/main" w:type="spellEnd"/>
+            <w:r xmlns:w="http://schemas.openxmlformats.org/wordprocessingml/2006/main">
+              <w:rPr>
+                <w:rFonts w:ascii="Cardo" w:eastAsia="Cardo" w:hAnsi="Cardo" w:cs="Cardo"/>
+                <w:szCs w:val="24"/>
+              </w:rPr>
+              <w:t xml:space="preserve">”</w:t>
             </w:r>
           </w:p>
         </w:tc>
@@ -13782,8 +17303,24 @@
                 <w:rFonts w:eastAsia="Times New Roman" w:cs="Times New Roman"/>
                 <w:szCs w:val="24"/>
               </w:rPr>
-              <w:t xml:space="preserve">Enter "Bench"</w:t>
-            </w:r>
+              <w:t xml:space="preserve">Enter </w:t>
+            </w:r>
+            <w:r xmlns:w="http://schemas.openxmlformats.org/wordprocessingml/2006/main">
+              <w:rPr>
+                <w:rFonts w:eastAsia="Times New Roman" w:cs="Times New Roman"/>
+                <w:szCs w:val="24"/>
+              </w:rPr>
+              <w:t xml:space="preserve">" </w:t>
+            </w:r>
+            <w:proofErr xmlns:w="http://schemas.openxmlformats.org/wordprocessingml/2006/main" w:type="spellStart"/>
+            <w:r xmlns:w="http://schemas.openxmlformats.org/wordprocessingml/2006/main">
+              <w:rPr>
+                <w:rFonts w:eastAsia="Times New Roman" w:cs="Times New Roman"/>
+                <w:szCs w:val="24"/>
+              </w:rPr>
+              <w:t xml:space="preserve">Bench "</w:t>
+            </w:r>
+            <w:proofErr xmlns:w="http://schemas.openxmlformats.org/wordprocessingml/2006/main" w:type="spellEnd"/>
           </w:p>
         </w:tc>
         <w:tc>
@@ -14266,8 +17803,24 @@
                 <w:rFonts w:eastAsia="Times New Roman" w:cs="Times New Roman"/>
                 <w:szCs w:val="24"/>
               </w:rPr>
-              <w:t xml:space="preserve">Checking "Best lifts"</w:t>
-            </w:r>
+              <w:t xml:space="preserve">Checking </w:t>
+            </w:r>
+            <w:r xmlns:w="http://schemas.openxmlformats.org/wordprocessingml/2006/main">
+              <w:rPr>
+                <w:rFonts w:eastAsia="Times New Roman" w:cs="Times New Roman"/>
+                <w:szCs w:val="24"/>
+              </w:rPr>
+              <w:t xml:space="preserve">“Best </w:t>
+            </w:r>
+            <w:proofErr xmlns:w="http://schemas.openxmlformats.org/wordprocessingml/2006/main" w:type="spellStart"/>
+            <w:r xmlns:w="http://schemas.openxmlformats.org/wordprocessingml/2006/main">
+              <w:rPr>
+                <w:rFonts w:eastAsia="Times New Roman" w:cs="Times New Roman"/>
+                <w:szCs w:val="24"/>
+              </w:rPr>
+              <w:t xml:space="preserve">lifts ”</w:t>
+            </w:r>
+            <w:proofErr xmlns:w="http://schemas.openxmlformats.org/wordprocessingml/2006/main" w:type="spellEnd"/>
           </w:p>
         </w:tc>
         <w:tc>
@@ -14323,8 +17876,17 @@
                 <w:rFonts w:eastAsia="Times New Roman" w:cs="Times New Roman"/>
                 <w:szCs w:val="24"/>
               </w:rPr>
-              <w:t xml:space="preserve">Monthly streak</w:t>
-            </w:r>
+              <w:t xml:space="preserve">Monthly </w:t>
+            </w:r>
+            <w:proofErr xmlns:w="http://schemas.openxmlformats.org/wordprocessingml/2006/main" w:type="spellStart"/>
+            <w:r xmlns:w="http://schemas.openxmlformats.org/wordprocessingml/2006/main">
+              <w:rPr>
+                <w:rFonts w:eastAsia="Times New Roman" w:cs="Times New Roman"/>
+                <w:szCs w:val="24"/>
+              </w:rPr>
+              <w:t xml:space="preserve">streak</w:t>
+            </w:r>
+            <w:proofErr xmlns:w="http://schemas.openxmlformats.org/wordprocessingml/2006/main" w:type="spellEnd"/>
           </w:p>
         </w:tc>
         <w:tc>
@@ -14375,7 +17937,23 @@
                 <w:rFonts w:eastAsia="Times New Roman" w:cs="Times New Roman"/>
                 <w:szCs w:val="24"/>
               </w:rPr>
-              <w:t xml:space="preserve">Checking for a “streak”</w:t>
+              <w:t xml:space="preserve">“ </w:t>
+            </w:r>
+            <w:proofErr xmlns:w="http://schemas.openxmlformats.org/wordprocessingml/2006/main" w:type="spellStart"/>
+            <w:r xmlns:w="http://schemas.openxmlformats.org/wordprocessingml/2006/main">
+              <w:rPr>
+                <w:rFonts w:eastAsia="Times New Roman" w:cs="Times New Roman"/>
+                <w:szCs w:val="24"/>
+              </w:rPr>
+              <w:t xml:space="preserve">Strake </w:t>
+            </w:r>
+            <w:proofErr xmlns:w="http://schemas.openxmlformats.org/wordprocessingml/2006/main" w:type="spellEnd"/>
+            <w:r xmlns:w="http://schemas.openxmlformats.org/wordprocessingml/2006/main">
+              <w:rPr>
+                <w:rFonts w:eastAsia="Times New Roman" w:cs="Times New Roman"/>
+                <w:szCs w:val="24"/>
+              </w:rPr>
+              <w:t xml:space="preserve">”</w:t>
             </w:r>
           </w:p>
         </w:tc>
@@ -14638,7 +18216,23 @@
                 <w:rFonts w:ascii="Cardo" w:eastAsia="Cardo" w:hAnsi="Cardo" w:cs="Cardo"/>
                 <w:szCs w:val="24"/>
               </w:rPr>
-              <w:t xml:space="preserve">“Add User” → save</w:t>
+              <w:t xml:space="preserve">“Add </w:t>
+            </w:r>
+            <w:proofErr xmlns:w="http://schemas.openxmlformats.org/wordprocessingml/2006/main" w:type="spellStart"/>
+            <w:r xmlns:w="http://schemas.openxmlformats.org/wordprocessingml/2006/main">
+              <w:rPr>
+                <w:rFonts w:ascii="Cardo" w:eastAsia="Cardo" w:hAnsi="Cardo" w:cs="Cardo"/>
+                <w:szCs w:val="24"/>
+              </w:rPr>
+              <w:t xml:space="preserve">User </w:t>
+            </w:r>
+            <w:proofErr xmlns:w="http://schemas.openxmlformats.org/wordprocessingml/2006/main" w:type="spellEnd"/>
+            <w:r xmlns:w="http://schemas.openxmlformats.org/wordprocessingml/2006/main">
+              <w:rPr>
+                <w:rFonts w:ascii="Cardo" w:eastAsia="Cardo" w:hAnsi="Cardo" w:cs="Cardo"/>
+                <w:szCs w:val="24"/>
+              </w:rPr>
+              <w:t xml:space="preserve">” → save</w:t>
             </w:r>
           </w:p>
         </w:tc>
@@ -14797,7 +18391,7 @@
       <w:pPr xmlns:w="http://schemas.openxmlformats.org/wordprocessingml/2006/main">
         <w:pStyle w:val="Cmsor2"/>
       </w:pPr>
-      <w:bookmarkStart xmlns:w="http://schemas.openxmlformats.org/wordprocessingml/2006/main" w:id="70" w:name="_Toc228972065"/>
+      <w:bookmarkStart xmlns:w="http://schemas.openxmlformats.org/wordprocessingml/2006/main" w:id="70" w:name="_Toc229058155"/>
       <w:r xmlns:w="http://schemas.openxmlformats.org/wordprocessingml/2006/main">
         <w:lastRenderedPageBreak xmlns:w="http://schemas.openxmlformats.org/wordprocessingml/2006/main"/>
       </w:r>
@@ -14810,7 +18404,7 @@
       <w:pPr xmlns:w="http://schemas.openxmlformats.org/wordprocessingml/2006/main">
         <w:pStyle w:val="Cmsor3"/>
       </w:pPr>
-      <w:bookmarkStart xmlns:w="http://schemas.openxmlformats.org/wordprocessingml/2006/main" w:id="71" w:name="_Toc228972066"/>
+      <w:bookmarkStart xmlns:w="http://schemas.openxmlformats.org/wordprocessingml/2006/main" w:id="71" w:name="_Toc229058156"/>
       <w:r xmlns:w="http://schemas.openxmlformats.org/wordprocessingml/2006/main">
         <w:t xml:space="preserve">Release 0.2</w:t>
       </w:r>
@@ -14872,7 +18466,7 @@
       <w:pPr xmlns:w="http://schemas.openxmlformats.org/wordprocessingml/2006/main">
         <w:pStyle w:val="Cmsor3"/>
       </w:pPr>
-      <w:bookmarkStart xmlns:w="http://schemas.openxmlformats.org/wordprocessingml/2006/main" w:id="72" w:name="_Toc228972067"/>
+      <w:bookmarkStart xmlns:w="http://schemas.openxmlformats.org/wordprocessingml/2006/main" w:id="72" w:name="_Toc229058157"/>
       <w:r xmlns:w="http://schemas.openxmlformats.org/wordprocessingml/2006/main">
         <w:t xml:space="preserve">Release 1.0</w:t>
       </w:r>
@@ -14917,12 +18511,21 @@
           <w:szCs w:val="24"/>
         </w:rPr>
       </w:pPr>
-      <w:r xmlns:w="http://schemas.openxmlformats.org/wordprocessingml/2006/main">
-        <w:rPr>
-          <w:rFonts w:eastAsia="Times New Roman" w:cs="Times New Roman"/>
-          <w:szCs w:val="24"/>
-        </w:rPr>
-        <w:t xml:space="preserve">Introducing swipe-based navigation for faster handling</w:t>
+      <w:proofErr xmlns:w="http://schemas.openxmlformats.org/wordprocessingml/2006/main" w:type="spellStart"/>
+      <w:r xmlns:w="http://schemas.openxmlformats.org/wordprocessingml/2006/main">
+        <w:rPr>
+          <w:rFonts w:eastAsia="Times New Roman" w:cs="Times New Roman"/>
+          <w:szCs w:val="24"/>
+        </w:rPr>
+        <w:t xml:space="preserve">swipe </w:t>
+      </w:r>
+      <w:proofErr xmlns:w="http://schemas.openxmlformats.org/wordprocessingml/2006/main" w:type="spellEnd"/>
+      <w:r xmlns:w="http://schemas.openxmlformats.org/wordprocessingml/2006/main">
+        <w:rPr>
+          <w:rFonts w:eastAsia="Times New Roman" w:cs="Times New Roman"/>
+          <w:szCs w:val="24"/>
+        </w:rPr>
+        <w:t xml:space="preserve">-based navigation for faster handling</w:t>
       </w:r>
     </w:p>
     <w:p>
@@ -15199,7 +18802,7 @@
       <w:pPr xmlns:w="http://schemas.openxmlformats.org/wordprocessingml/2006/main">
         <w:pStyle w:val="Cmsor1"/>
       </w:pPr>
-      <w:bookmarkStart xmlns:w="http://schemas.openxmlformats.org/wordprocessingml/2006/main" w:id="75" w:name="_Toc228972068"/>
+      <w:bookmarkStart xmlns:w="http://schemas.openxmlformats.org/wordprocessingml/2006/main" w:id="75" w:name="_Toc229058158"/>
       <w:r xmlns:w="http://schemas.openxmlformats.org/wordprocessingml/2006/main">
         <w:lastRenderedPageBreak xmlns:w="http://schemas.openxmlformats.org/wordprocessingml/2006/main"/>
       </w:r>
@@ -15228,7 +18831,7 @@
       <w:pPr xmlns:w="http://schemas.openxmlformats.org/wordprocessingml/2006/main">
         <w:pStyle w:val="Cmsor2"/>
       </w:pPr>
-      <w:bookmarkStart xmlns:w="http://schemas.openxmlformats.org/wordprocessingml/2006/main" w:id="76" w:name="_Toc228972069"/>
+      <w:bookmarkStart xmlns:w="http://schemas.openxmlformats.org/wordprocessingml/2006/main" w:id="76" w:name="_Toc229058159"/>
       <w:r xmlns:w="http://schemas.openxmlformats.org/wordprocessingml/2006/main">
         <w:t xml:space="preserve">Basic user functions</w:t>
       </w:r>
@@ -15397,7 +19000,23 @@
           <w:rFonts w:eastAsia="Times New Roman" w:cs="Times New Roman"/>
           <w:szCs w:val="24"/>
         </w:rPr>
-        <w:t xml:space="preserve">Track metrics such as total weight lifted, average workout time, and streaks.</w:t>
+        <w:t xml:space="preserve">Track metrics such as total weight lifted, average workout time, and </w:t>
+      </w:r>
+      <w:proofErr xmlns:w="http://schemas.openxmlformats.org/wordprocessingml/2006/main" w:type="spellStart"/>
+      <w:r xmlns:w="http://schemas.openxmlformats.org/wordprocessingml/2006/main">
+        <w:rPr>
+          <w:rFonts w:eastAsia="Times New Roman" w:cs="Times New Roman"/>
+          <w:szCs w:val="24"/>
+        </w:rPr>
+        <w:t xml:space="preserve">streaks </w:t>
+      </w:r>
+      <w:proofErr xmlns:w="http://schemas.openxmlformats.org/wordprocessingml/2006/main" w:type="spellEnd"/>
+      <w:r xmlns:w="http://schemas.openxmlformats.org/wordprocessingml/2006/main">
+        <w:rPr>
+          <w:rFonts w:eastAsia="Times New Roman" w:cs="Times New Roman"/>
+          <w:szCs w:val="24"/>
+        </w:rPr>
+        <w:t xml:space="preserve">.</w:t>
       </w:r>
     </w:p>
     <w:p>
@@ -15419,12 +19038,21 @@
           <w:szCs w:val="24"/>
         </w:rPr>
       </w:pPr>
-      <w:r xmlns:w="http://schemas.openxmlformats.org/wordprocessingml/2006/main">
-        <w:rPr>
-          <w:rFonts w:eastAsia="Times New Roman" w:cs="Times New Roman"/>
-          <w:szCs w:val="24"/>
-        </w:rPr>
-        <w:t xml:space="preserve">Push notifications when rest time is up.</w:t>
+      <w:proofErr xmlns:w="http://schemas.openxmlformats.org/wordprocessingml/2006/main" w:type="spellStart"/>
+      <w:r xmlns:w="http://schemas.openxmlformats.org/wordprocessingml/2006/main">
+        <w:rPr>
+          <w:rFonts w:eastAsia="Times New Roman" w:cs="Times New Roman"/>
+          <w:szCs w:val="24"/>
+        </w:rPr>
+        <w:t xml:space="preserve">Push </w:t>
+      </w:r>
+      <w:proofErr xmlns:w="http://schemas.openxmlformats.org/wordprocessingml/2006/main" w:type="spellEnd"/>
+      <w:r xmlns:w="http://schemas.openxmlformats.org/wordprocessingml/2006/main">
+        <w:rPr>
+          <w:rFonts w:eastAsia="Times New Roman" w:cs="Times New Roman"/>
+          <w:szCs w:val="24"/>
+        </w:rPr>
+        <w:t xml:space="preserve">notifications when rest time is up.</w:t>
       </w:r>
     </w:p>
     <w:p>
@@ -15497,7 +19125,7 @@
       <w:pPr xmlns:w="http://schemas.openxmlformats.org/wordprocessingml/2006/main">
         <w:pStyle w:val="Cmsor2"/>
       </w:pPr>
-      <w:bookmarkStart xmlns:w="http://schemas.openxmlformats.org/wordprocessingml/2006/main" w:id="77" w:name="_Toc228972070"/>
+      <w:bookmarkStart xmlns:w="http://schemas.openxmlformats.org/wordprocessingml/2006/main" w:id="77" w:name="_Toc229058160"/>
       <w:r xmlns:w="http://schemas.openxmlformats.org/wordprocessingml/2006/main">
         <w:lastRenderedPageBreak xmlns:w="http://schemas.openxmlformats.org/wordprocessingml/2006/main"/>
       </w:r>
@@ -15512,8 +19140,13 @@
       </w:pPr>
       <w:bookmarkStart xmlns:w="http://schemas.openxmlformats.org/wordprocessingml/2006/main" w:id="78" w:name="_oeyol87aa881" w:colFirst="0" w:colLast="0"/>
       <w:bookmarkEnd xmlns:w="http://schemas.openxmlformats.org/wordprocessingml/2006/main" w:id="78"/>
-      <w:r xmlns:w="http://schemas.openxmlformats.org/wordprocessingml/2006/main">
-        <w:t xml:space="preserve">Fitness enthusiasts</w:t>
+      <w:proofErr xmlns:w="http://schemas.openxmlformats.org/wordprocessingml/2006/main" w:type="spellStart"/>
+      <w:r xmlns:w="http://schemas.openxmlformats.org/wordprocessingml/2006/main">
+        <w:t xml:space="preserve">Fitness </w:t>
+      </w:r>
+      <w:proofErr xmlns:w="http://schemas.openxmlformats.org/wordprocessingml/2006/main" w:type="spellEnd"/>
+      <w:r xmlns:w="http://schemas.openxmlformats.org/wordprocessingml/2006/main">
+        <w:t xml:space="preserve">enthusiasts</w:t>
       </w:r>
     </w:p>
     <w:p>
@@ -15606,7 +19239,7 @@
       <w:pPr xmlns:w="http://schemas.openxmlformats.org/wordprocessingml/2006/main">
         <w:pStyle w:val="Cmsor2"/>
       </w:pPr>
-      <w:bookmarkStart xmlns:w="http://schemas.openxmlformats.org/wordprocessingml/2006/main" w:id="79" w:name="_Toc228972071"/>
+      <w:bookmarkStart xmlns:w="http://schemas.openxmlformats.org/wordprocessingml/2006/main" w:id="79" w:name="_Toc229058161"/>
       <w:r xmlns:w="http://schemas.openxmlformats.org/wordprocessingml/2006/main">
         <w:t xml:space="preserve">Main use cases</w:t>
       </w:r>
@@ -15859,7 +19492,7 @@
       <w:pPr xmlns:w="http://schemas.openxmlformats.org/wordprocessingml/2006/main">
         <w:pStyle w:val="Cmsor1"/>
       </w:pPr>
-      <w:bookmarkStart xmlns:w="http://schemas.openxmlformats.org/wordprocessingml/2006/main" w:id="84" w:name="_Toc228972072"/>
+      <w:bookmarkStart xmlns:w="http://schemas.openxmlformats.org/wordprocessingml/2006/main" w:id="84" w:name="_Toc229058162"/>
       <w:r xmlns:w="http://schemas.openxmlformats.org/wordprocessingml/2006/main">
         <w:lastRenderedPageBreak xmlns:w="http://schemas.openxmlformats.org/wordprocessingml/2006/main"/>
       </w:r>
@@ -15884,8 +19517,28 @@
           <w:bCs/>
           <w:szCs w:val="24"/>
         </w:rPr>
-        <w:t xml:space="preserve">Installing a React Native environment</w:t>
-      </w:r>
+        <w:t xml:space="preserve">Installing a </w:t>
+      </w:r>
+      <w:r xmlns:w="http://schemas.openxmlformats.org/wordprocessingml/2006/main">
+        <w:rPr>
+          <w:rFonts w:eastAsia="Times New Roman" w:cs="Times New Roman"/>
+          <w:b/>
+          <w:bCs/>
+          <w:szCs w:val="24"/>
+        </w:rPr>
+        <w:t xml:space="preserve">React </w:t>
+      </w:r>
+      <w:proofErr xmlns:w="http://schemas.openxmlformats.org/wordprocessingml/2006/main" w:type="spellStart"/>
+      <w:r xmlns:w="http://schemas.openxmlformats.org/wordprocessingml/2006/main">
+        <w:rPr>
+          <w:rFonts w:eastAsia="Times New Roman" w:cs="Times New Roman"/>
+          <w:b/>
+          <w:bCs/>
+          <w:szCs w:val="24"/>
+        </w:rPr>
+        <w:t xml:space="preserve">Native environment</w:t>
+      </w:r>
+      <w:proofErr xmlns:w="http://schemas.openxmlformats.org/wordprocessingml/2006/main" w:type="spellEnd"/>
     </w:p>
     <w:p>
       <w:pPr xmlns:w="http://schemas.openxmlformats.org/wordprocessingml/2006/main">
@@ -15921,7 +19574,47 @@
           <w:bCs/>
           <w:szCs w:val="24"/>
         </w:rPr>
-        <w:t xml:space="preserve">React Native push notification</w:t>
+        <w:t xml:space="preserve">React </w:t>
+      </w:r>
+      <w:proofErr xmlns:w="http://schemas.openxmlformats.org/wordprocessingml/2006/main" w:type="spellStart"/>
+      <w:r xmlns:w="http://schemas.openxmlformats.org/wordprocessingml/2006/main">
+        <w:rPr>
+          <w:rFonts w:eastAsia="Times New Roman" w:cs="Times New Roman"/>
+          <w:b/>
+          <w:bCs/>
+          <w:szCs w:val="24"/>
+        </w:rPr>
+        <w:t xml:space="preserve">Native</w:t>
+      </w:r>
+      <w:proofErr xmlns:w="http://schemas.openxmlformats.org/wordprocessingml/2006/main" w:type="spellEnd"/>
+      <w:r xmlns:w="http://schemas.openxmlformats.org/wordprocessingml/2006/main">
+        <w:rPr>
+          <w:rFonts w:eastAsia="Times New Roman" w:cs="Times New Roman"/>
+          <w:b/>
+          <w:bCs/>
+          <w:szCs w:val="24"/>
+        </w:rPr>
+        <w:t xml:space="preserve"> </w:t>
+      </w:r>
+      <w:proofErr xmlns:w="http://schemas.openxmlformats.org/wordprocessingml/2006/main" w:type="spellStart"/>
+      <w:r xmlns:w="http://schemas.openxmlformats.org/wordprocessingml/2006/main">
+        <w:rPr>
+          <w:rFonts w:eastAsia="Times New Roman" w:cs="Times New Roman"/>
+          <w:b/>
+          <w:bCs/>
+          <w:szCs w:val="24"/>
+        </w:rPr>
+        <w:t xml:space="preserve">push </w:t>
+      </w:r>
+      <w:proofErr xmlns:w="http://schemas.openxmlformats.org/wordprocessingml/2006/main" w:type="spellEnd"/>
+      <w:r xmlns:w="http://schemas.openxmlformats.org/wordprocessingml/2006/main">
+        <w:rPr>
+          <w:rFonts w:eastAsia="Times New Roman" w:cs="Times New Roman"/>
+          <w:b/>
+          <w:bCs/>
+          <w:szCs w:val="24"/>
+        </w:rPr>
+        <w:t xml:space="preserve">notification</w:t>
       </w:r>
     </w:p>
     <w:p>
@@ -15951,6 +19644,7 @@
           <w:szCs w:val="24"/>
         </w:rPr>
       </w:pPr>
+      <w:proofErr xmlns:w="http://schemas.openxmlformats.org/wordprocessingml/2006/main" w:type="spellStart"/>
       <w:r xmlns:w="http://schemas.openxmlformats.org/wordprocessingml/2006/main">
         <w:rPr>
           <w:rFonts w:eastAsia="Times New Roman" w:cs="Times New Roman"/>
@@ -15958,8 +19652,18 @@
           <w:bCs/>
           <w:szCs w:val="24"/>
         </w:rPr>
-        <w:t xml:space="preserve">Using Async Storage</w:t>
-      </w:r>
+        <w:t xml:space="preserve">Using </w:t>
+      </w:r>
+      <w:r xmlns:w="http://schemas.openxmlformats.org/wordprocessingml/2006/main">
+        <w:rPr>
+          <w:rFonts w:eastAsia="Times New Roman" w:cs="Times New Roman"/>
+          <w:b/>
+          <w:bCs/>
+          <w:szCs w:val="24"/>
+        </w:rPr>
+        <w:t xml:space="preserve">Async Storage</w:t>
+      </w:r>
+      <w:proofErr xmlns:w="http://schemas.openxmlformats.org/wordprocessingml/2006/main" w:type="spellEnd"/>
     </w:p>
     <w:p>
       <w:pPr xmlns:w="http://schemas.openxmlformats.org/wordprocessingml/2006/main">
@@ -15988,6 +19692,7 @@
           <w:szCs w:val="24"/>
         </w:rPr>
       </w:pPr>
+      <w:proofErr xmlns:w="http://schemas.openxmlformats.org/wordprocessingml/2006/main" w:type="spellStart"/>
       <w:r xmlns:w="http://schemas.openxmlformats.org/wordprocessingml/2006/main">
         <w:rPr>
           <w:rFonts w:eastAsia="Times New Roman" w:cs="Times New Roman"/>
@@ -15995,7 +19700,17 @@
           <w:bCs/>
           <w:szCs w:val="24"/>
         </w:rPr>
-        <w:t xml:space="preserve">Javascript array mutation</w:t>
+        <w:t xml:space="preserve">Javascript </w:t>
+      </w:r>
+      <w:proofErr xmlns:w="http://schemas.openxmlformats.org/wordprocessingml/2006/main" w:type="spellEnd"/>
+      <w:r xmlns:w="http://schemas.openxmlformats.org/wordprocessingml/2006/main">
+        <w:rPr>
+          <w:rFonts w:eastAsia="Times New Roman" w:cs="Times New Roman"/>
+          <w:b/>
+          <w:bCs/>
+          <w:szCs w:val="24"/>
+        </w:rPr>
+        <w:t xml:space="preserve">array mutation</w:t>
       </w:r>
     </w:p>
     <w:p>
@@ -16025,6 +19740,7 @@
           <w:szCs w:val="24"/>
         </w:rPr>
       </w:pPr>
+      <w:proofErr xmlns:w="http://schemas.openxmlformats.org/wordprocessingml/2006/main" w:type="spellStart"/>
       <w:r xmlns:w="http://schemas.openxmlformats.org/wordprocessingml/2006/main">
         <w:rPr>
           <w:rFonts w:eastAsia="Times New Roman" w:cs="Times New Roman"/>
@@ -16032,8 +19748,38 @@
           <w:bCs/>
           <w:szCs w:val="24"/>
         </w:rPr>
-        <w:t xml:space="preserve">Nodejs dotenv environment variable read</w:t>
-      </w:r>
+        <w:t xml:space="preserve">Nodejs</w:t>
+      </w:r>
+      <w:proofErr xmlns:w="http://schemas.openxmlformats.org/wordprocessingml/2006/main" w:type="spellEnd"/>
+      <w:r xmlns:w="http://schemas.openxmlformats.org/wordprocessingml/2006/main">
+        <w:rPr>
+          <w:rFonts w:eastAsia="Times New Roman" w:cs="Times New Roman"/>
+          <w:b/>
+          <w:bCs/>
+          <w:szCs w:val="24"/>
+        </w:rPr>
+        <w:t xml:space="preserve"> </w:t>
+      </w:r>
+      <w:proofErr xmlns:w="http://schemas.openxmlformats.org/wordprocessingml/2006/main" w:type="spellStart"/>
+      <w:r xmlns:w="http://schemas.openxmlformats.org/wordprocessingml/2006/main">
+        <w:rPr>
+          <w:rFonts w:eastAsia="Times New Roman" w:cs="Times New Roman"/>
+          <w:b/>
+          <w:bCs/>
+          <w:szCs w:val="24"/>
+        </w:rPr>
+        <w:t xml:space="preserve">Read </w:t>
+      </w:r>
+      <w:r xmlns:w="http://schemas.openxmlformats.org/wordprocessingml/2006/main">
+        <w:rPr>
+          <w:rFonts w:eastAsia="Times New Roman" w:cs="Times New Roman"/>
+          <w:b/>
+          <w:bCs/>
+          <w:szCs w:val="24"/>
+        </w:rPr>
+        <w:t xml:space="preserve">dotenv environment variable</w:t>
+      </w:r>
+      <w:proofErr xmlns:w="http://schemas.openxmlformats.org/wordprocessingml/2006/main" w:type="spellEnd"/>
     </w:p>
     <w:p>
       <w:pPr xmlns:w="http://schemas.openxmlformats.org/wordprocessingml/2006/main">
@@ -16069,8 +19815,28 @@
           <w:bCs/>
           <w:szCs w:val="24"/>
         </w:rPr>
-        <w:t xml:space="preserve">Using Expo constants</w:t>
-      </w:r>
+        <w:t xml:space="preserve">Using </w:t>
+      </w:r>
+      <w:r xmlns:w="http://schemas.openxmlformats.org/wordprocessingml/2006/main">
+        <w:rPr>
+          <w:rFonts w:eastAsia="Times New Roman" w:cs="Times New Roman"/>
+          <w:b/>
+          <w:bCs/>
+          <w:szCs w:val="24"/>
+        </w:rPr>
+        <w:t xml:space="preserve">Exponential </w:t>
+      </w:r>
+      <w:proofErr xmlns:w="http://schemas.openxmlformats.org/wordprocessingml/2006/main" w:type="spellStart"/>
+      <w:r xmlns:w="http://schemas.openxmlformats.org/wordprocessingml/2006/main">
+        <w:rPr>
+          <w:rFonts w:eastAsia="Times New Roman" w:cs="Times New Roman"/>
+          <w:b/>
+          <w:bCs/>
+          <w:szCs w:val="24"/>
+        </w:rPr>
+        <w:t xml:space="preserve">Constants</w:t>
+      </w:r>
+      <w:proofErr xmlns:w="http://schemas.openxmlformats.org/wordprocessingml/2006/main" w:type="spellEnd"/>
     </w:p>
     <w:p>
       <w:pPr xmlns:w="http://schemas.openxmlformats.org/wordprocessingml/2006/main">
@@ -16106,7 +19872,27 @@
           <w:bCs/>
           <w:szCs w:val="24"/>
         </w:rPr>
-        <w:t xml:space="preserve">React Native calendar package</w:t>
+        <w:t xml:space="preserve">React </w:t>
+      </w:r>
+      <w:proofErr xmlns:w="http://schemas.openxmlformats.org/wordprocessingml/2006/main" w:type="spellStart"/>
+      <w:r xmlns:w="http://schemas.openxmlformats.org/wordprocessingml/2006/main">
+        <w:rPr>
+          <w:rFonts w:eastAsia="Times New Roman" w:cs="Times New Roman"/>
+          <w:b/>
+          <w:bCs/>
+          <w:szCs w:val="24"/>
+        </w:rPr>
+        <w:t xml:space="preserve">Native </w:t>
+      </w:r>
+      <w:proofErr xmlns:w="http://schemas.openxmlformats.org/wordprocessingml/2006/main" w:type="spellEnd"/>
+      <w:r xmlns:w="http://schemas.openxmlformats.org/wordprocessingml/2006/main">
+        <w:rPr>
+          <w:rFonts w:eastAsia="Times New Roman" w:cs="Times New Roman"/>
+          <w:b/>
+          <w:bCs/>
+          <w:szCs w:val="24"/>
+        </w:rPr>
+        <w:t xml:space="preserve">calendar package</w:t>
       </w:r>
     </w:p>
     <w:p>
@@ -16143,7 +19929,27 @@
           <w:bCs/>
           <w:szCs w:val="24"/>
         </w:rPr>
-        <w:t xml:space="preserve">React Native navigation</w:t>
+        <w:t xml:space="preserve">React </w:t>
+      </w:r>
+      <w:proofErr xmlns:w="http://schemas.openxmlformats.org/wordprocessingml/2006/main" w:type="spellStart"/>
+      <w:r xmlns:w="http://schemas.openxmlformats.org/wordprocessingml/2006/main">
+        <w:rPr>
+          <w:rFonts w:eastAsia="Times New Roman" w:cs="Times New Roman"/>
+          <w:b/>
+          <w:bCs/>
+          <w:szCs w:val="24"/>
+        </w:rPr>
+        <w:t xml:space="preserve">Native </w:t>
+      </w:r>
+      <w:proofErr xmlns:w="http://schemas.openxmlformats.org/wordprocessingml/2006/main" w:type="spellEnd"/>
+      <w:r xmlns:w="http://schemas.openxmlformats.org/wordprocessingml/2006/main">
+        <w:rPr>
+          <w:rFonts w:eastAsia="Times New Roman" w:cs="Times New Roman"/>
+          <w:b/>
+          <w:bCs/>
+          <w:szCs w:val="24"/>
+        </w:rPr>
+        <w:t xml:space="preserve">navigation</w:t>
       </w:r>
     </w:p>
     <w:p>
@@ -16291,8 +20097,28 @@
           <w:bCs/>
           <w:szCs w:val="24"/>
         </w:rPr>
-        <w:t xml:space="preserve">Using React Native context</w:t>
-      </w:r>
+        <w:t xml:space="preserve">Using </w:t>
+      </w:r>
+      <w:r xmlns:w="http://schemas.openxmlformats.org/wordprocessingml/2006/main">
+        <w:rPr>
+          <w:rFonts w:eastAsia="Times New Roman" w:cs="Times New Roman"/>
+          <w:b/>
+          <w:bCs/>
+          <w:szCs w:val="24"/>
+        </w:rPr>
+        <w:t xml:space="preserve">React </w:t>
+      </w:r>
+      <w:proofErr xmlns:w="http://schemas.openxmlformats.org/wordprocessingml/2006/main" w:type="spellStart"/>
+      <w:r xmlns:w="http://schemas.openxmlformats.org/wordprocessingml/2006/main">
+        <w:rPr>
+          <w:rFonts w:eastAsia="Times New Roman" w:cs="Times New Roman"/>
+          <w:b/>
+          <w:bCs/>
+          <w:szCs w:val="24"/>
+        </w:rPr>
+        <w:t xml:space="preserve">Native context</w:t>
+      </w:r>
+      <w:proofErr xmlns:w="http://schemas.openxmlformats.org/wordprocessingml/2006/main" w:type="spellEnd"/>
     </w:p>
     <w:p>
       <w:pPr xmlns:w="http://schemas.openxmlformats.org/wordprocessingml/2006/main">
@@ -20102,9 +23928,12 @@
     <w:autoRedefine/>
     <w:uiPriority w:val="39"/>
     <w:unhideWhenUsed/>
-    <w:rsid w:val="00FA1180"/>
+    <w:rsid w:val="003F4C8E"/>
     <w:pPr>
-      <w:spacing w:after="100"/>
+      <w:tabs>
+        <w:tab w:val="right" w:leader="dot" w:pos="9019"/>
+      </w:tabs>
+      <w:spacing w:after="100" w:line="240" w:lineRule="auto"/>
     </w:pPr>
   </w:style>
   <w:style w:type="paragraph" w:styleId="TJ3">
